--- a/manuscript/NAR_WebServer_BrainSafe.docx
+++ b/manuscript/NAR_WebServer_BrainSafe.docx
@@ -220,7 +220,7 @@
         <w:t xml:space="preserve"> </w:t>
       </w:r>
       <w:r>
-        <w:t xml:space="preserve">blood-brain-barrier-gated per-disease relevance scores traced through a curated</w:t>
+        <w:t xml:space="preserve">per-disease relevance scores, filtered by blood-brain-barrier exposure and traced through a curated</w:t>
       </w:r>
       <w:r>
         <w:t xml:space="preserve"> </w:t>
@@ -419,7 +419,13 @@
         <w:t xml:space="preserve"> </w:t>
       </w:r>
       <w:r>
-        <w:t xml:space="preserve">BBB-gated per-disease relevance scores, so a result is an explanation rather than a bare number.</w:t>
+        <w:t xml:space="preserve">per-disease relevance scores, filtered by predicted blood-brain-barrier exposure, so a result is an</w:t>
+      </w:r>
+      <w:r>
+        <w:t xml:space="preserve"> </w:t>
+      </w:r>
+      <w:r>
+        <w:t xml:space="preserve">explanation rather than a bare number.</w:t>
       </w:r>
     </w:p>
     <w:bookmarkEnd w:id="10"/>
@@ -1699,13 +1705,63 @@
         <w:t xml:space="preserve"> </w:t>
       </w:r>
       <w:r>
-        <w:t xml:space="preserve">disease gated by predicted BBB penetration; taking the strongest rather than an average prevents</w:t>
-      </w:r>
-      <w:r>
-        <w:t xml:space="preserve"> </w:t>
-      </w:r>
-      <w:r>
-        <w:t xml:space="preserve">unrelated mechanisms from diluting a real signal. Coverage spans eleven brain conditions (Figure 1).</w:t>
+        <w:t xml:space="preserve">disease, scaled by predicted BBB penetration; taking the strongest rather than an average prevents</w:t>
+      </w:r>
+      <w:r>
+        <w:t xml:space="preserve"> </w:t>
+      </w:r>
+      <w:r>
+        <w:t xml:space="preserve">unrelated mechanisms from diluting a real signal. Coverage spans fourteen brain conditions (Figure 1).</w:t>
+      </w:r>
+    </w:p>
+    <w:p>
+      <w:pPr>
+        <w:pStyle w:val="BodyText"/>
+      </w:pPr>
+      <w:r>
+        <w:t xml:space="preserve">Two properties of this construction were established by ablation rather than assumed, and both</w:t>
+      </w:r>
+      <w:r>
+        <w:t xml:space="preserve"> </w:t>
+      </w:r>
+      <w:r>
+        <w:t xml:space="preserve">constrain how it should be described. First, the BBB term multiplies every disease identically and</w:t>
+      </w:r>
+      <w:r>
+        <w:t xml:space="preserve"> </w:t>
+      </w:r>
+      <w:r>
+        <w:t xml:space="preserve">therefore cannot alter which condition ranks highest; it is an exposure filter that determines</w:t>
+      </w:r>
+      <w:r>
+        <w:t xml:space="preserve"> </w:t>
+      </w:r>
+      <w:r>
+        <w:t xml:space="preserve">whether any signal is reported, not a discriminative term. Second, the curated edge weights do not</w:t>
+      </w:r>
+      <w:r>
+        <w:t xml:space="preserve"> </w:t>
+      </w:r>
+      <w:r>
+        <w:t xml:space="preserve">measurably affect the disease ranking: over 15,609 scaffold-held-out compounds, curated, uniform and</w:t>
+      </w:r>
+      <w:r>
+        <w:t xml:space="preserve"> </w:t>
+      </w:r>
+      <w:r>
+        <w:t xml:space="preserve">randomly permuted weights give top-3 accuracies of 0.7917, 0.7911 and 0.7899. The predictive content</w:t>
+      </w:r>
+      <w:r>
+        <w:t xml:space="preserve"> </w:t>
+      </w:r>
+      <w:r>
+        <w:t xml:space="preserve">of the graph lies in its topology, in which target is connected to which disease, and the weights are</w:t>
+      </w:r>
+      <w:r>
+        <w:t xml:space="preserve"> </w:t>
+      </w:r>
+      <w:r>
+        <w:t xml:space="preserve">retained as a mechanistic prior expressing directness of linkage rather than as fitted parameters.</w:t>
       </w:r>
     </w:p>
     <w:bookmarkEnd w:id="20"/>
@@ -12569,7 +12625,7 @@
         <w:t xml:space="preserve"> </w:t>
       </w:r>
       <w:r>
-        <w:t xml:space="preserve">(Figure 3); a brain-relevance panel giving the BBB-gated score for each condition with its driving</w:t>
+        <w:t xml:space="preserve">(Figure 3); a brain-relevance panel giving the exposure-scaled score for each condition with its driving</w:t>
       </w:r>
       <w:r>
         <w:t xml:space="preserve"> </w:t>

--- a/manuscript/NAR_WebServer_BrainSafe.docx
+++ b/manuscript/NAR_WebServer_BrainSafe.docx
@@ -28,7 +28,7 @@
         </w:p>
       </w:sdtContent>
     </w:sdt>
-    <w:bookmarkStart w:id="68" w:name="Xe423728672fae46c390e7246847d816e7701c08"/>
+    <w:bookmarkStart w:id="75" w:name="Xe423728672fae46c390e7246847d816e7701c08"/>
     <w:p>
       <w:pPr>
         <w:pStyle w:val="Heading1"/>
@@ -172,7 +172,7 @@
         <w:t xml:space="preserve"> </w:t>
       </w:r>
       <w:r>
-        <w:t xml:space="preserve">integrates 63 models trained on measured public bioactivity data (ChEMBL, BindingDB and the B3DB</w:t>
+        <w:t xml:space="preserve">integrates 66 models trained on measured public bioactivity data (ChEMBL, BindingDB and the B3DB</w:t>
       </w:r>
       <w:r>
         <w:t xml:space="preserve"> </w:t>
@@ -184,109 +184,171 @@
         <w:t xml:space="preserve"> </w:t>
       </w:r>
       <w:r>
-        <w:t xml:space="preserve">penetration, the principal neurodegenerative, psychiatric, neuroinflammatory and sleep-related target</w:t>
-      </w:r>
-      <w:r>
-        <w:t xml:space="preserve"> </w:t>
-      </w:r>
-      <w:r>
-        <w:t xml:space="preserve">classes, and two cardiac safety liabilities, together with a nine-endpoint ADME and exposure layer</w:t>
-      </w:r>
-      <w:r>
-        <w:t xml:space="preserve"> </w:t>
-      </w:r>
-      <w:r>
-        <w:t xml:space="preserve">that includes a directly modelled unbound brain-to-plasma partition coefficient. Every endpoint is</w:t>
-      </w:r>
-      <w:r>
-        <w:t xml:space="preserve"> </w:t>
-      </w:r>
-      <w:r>
-        <w:t xml:space="preserve">validated under 10-fold cross-validation in two regimes, a random split and a scaffold-grouped split</w:t>
-      </w:r>
-      <w:r>
-        <w:t xml:space="preserve"> </w:t>
-      </w:r>
-      <w:r>
-        <w:t xml:space="preserve">that holds out entire chemical series. Predictions are probability-calibrated, carry an</w:t>
-      </w:r>
-      <w:r>
-        <w:t xml:space="preserve"> </w:t>
-      </w:r>
-      <w:r>
-        <w:t xml:space="preserve">endpoint-specific applicability-domain flag with the nearest measured analogue, and are combined into</w:t>
-      </w:r>
-      <w:r>
-        <w:t xml:space="preserve"> </w:t>
-      </w:r>
-      <w:r>
-        <w:t xml:space="preserve">per-disease relevance scores, filtered by blood-brain-barrier exposure and traced through a curated</w:t>
-      </w:r>
-      <w:r>
-        <w:t xml:space="preserve"> </w:t>
-      </w:r>
-      <w:r>
-        <w:t xml:space="preserve">target-to-pathway-to-disease knowledge graph spanning fourteen brain conditions, including</w:t>
-      </w:r>
-      <w:r>
-        <w:t xml:space="preserve"> </w:t>
-      </w:r>
-      <w:r>
-        <w:t xml:space="preserve">Alzheimer’s disease, Parkinson’s disease, amyotrophic lateral sclerosis, Huntington’s disease and</w:t>
-      </w:r>
-      <w:r>
-        <w:t xml:space="preserve"> </w:t>
-      </w:r>
-      <w:r>
-        <w:t xml:space="preserve">epilepsy. The measured-label classifier panel reaches a mean scaffold-split AUROC of 0.92. The binder</w:t>
-      </w:r>
-      <w:r>
-        <w:t xml:space="preserve"> </w:t>
-      </w:r>
-      <w:r>
-        <w:t xml:space="preserve">panel is validated not against the decoys used to train it but against compounds experimentally</w:t>
-      </w:r>
-      <w:r>
-        <w:t xml:space="preserve"> </w:t>
-      </w:r>
-      <w:r>
-        <w:t xml:space="preserve">tested on the same target and found inactive, giving a mean AUROC of 0.96 across 38 targets; each</w:t>
-      </w:r>
-      <w:r>
-        <w:t xml:space="preserve"> </w:t>
-      </w:r>
-      <w:r>
-        <w:t xml:space="preserve">target’s decision threshold is calibrated on held-out measured inactives to hold the false-positive</w:t>
-      </w:r>
-      <w:r>
-        <w:t xml:space="preserve"> </w:t>
-      </w:r>
-      <w:r>
-        <w:t xml:space="preserve">rate near 10%, yielding a mean sensitivity of 0.90. A variance decomposition shows that the wider scaffold</w:t>
-      </w:r>
-      <w:r>
-        <w:t xml:space="preserve"> </w:t>
-      </w:r>
-      <w:r>
-        <w:t xml:space="preserve">error bars are dominated by genuine chemotype heterogeneity rather than statistical noise, which</w:t>
-      </w:r>
-      <w:r>
-        <w:t xml:space="preserve"> </w:t>
-      </w:r>
-      <w:r>
-        <w:t xml:space="preserve">motivates the applicability-domain layer. The server returns an auditable, mechanistically</w:t>
-      </w:r>
-      <w:r>
-        <w:t xml:space="preserve"> </w:t>
-      </w:r>
-      <w:r>
-        <w:t xml:space="preserve">interpretable brain-relevance profile rather than a single opaque score. BrainSafe AI is freely</w:t>
-      </w:r>
-      <w:r>
-        <w:t xml:space="preserve"> </w:t>
-      </w:r>
-      <w:r>
-        <w:t xml:space="preserve">available at [URL].</w:t>
+        <w:t xml:space="preserve">penetration, the principal neurodegenerative, psychiatric, neuroinflammatory, epileptic, analgesic</w:t>
+      </w:r>
+      <w:r>
+        <w:t xml:space="preserve"> </w:t>
+      </w:r>
+      <w:r>
+        <w:t xml:space="preserve">and sleep-related target classes, and two cardiac safety liabilities, together with a nine-endpoint</w:t>
+      </w:r>
+      <w:r>
+        <w:t xml:space="preserve"> </w:t>
+      </w:r>
+      <w:r>
+        <w:t xml:space="preserve">ADME and exposure layer that includes a directly modelled unbound brain-to-plasma partition</w:t>
+      </w:r>
+      <w:r>
+        <w:t xml:space="preserve"> </w:t>
+      </w:r>
+      <w:r>
+        <w:t xml:space="preserve">coefficient. Every endpoint is validated under 10-fold cross-validation in two regimes, a random</w:t>
+      </w:r>
+      <w:r>
+        <w:t xml:space="preserve"> </w:t>
+      </w:r>
+      <w:r>
+        <w:t xml:space="preserve">split and a scaffold-grouped split that holds out entire chemical series. Predictions are</w:t>
+      </w:r>
+      <w:r>
+        <w:t xml:space="preserve"> </w:t>
+      </w:r>
+      <w:r>
+        <w:t xml:space="preserve">probability-calibrated, carry an endpoint-specific applicability-domain flag with the nearest</w:t>
+      </w:r>
+      <w:r>
+        <w:t xml:space="preserve"> </w:t>
+      </w:r>
+      <w:r>
+        <w:t xml:space="preserve">measured analogue, and are combined into per-disease relevance scores, filtered by blood-brain-barrier</w:t>
+      </w:r>
+      <w:r>
+        <w:t xml:space="preserve"> </w:t>
+      </w:r>
+      <w:r>
+        <w:t xml:space="preserve">exposure and traced through a curated target-to-pathway-to-disease knowledge graph of 49 targets</w:t>
+      </w:r>
+      <w:r>
+        <w:t xml:space="preserve"> </w:t>
+      </w:r>
+      <w:r>
+        <w:t xml:space="preserve">spanning fourteen brain conditions. The measured-label classifier panel reaches a mean scaffold-split</w:t>
+      </w:r>
+      <w:r>
+        <w:t xml:space="preserve"> </w:t>
+      </w:r>
+      <w:r>
+        <w:t xml:space="preserve">AUROC of 0.92. The binder panel is validated not against the decoys used to train it but against</w:t>
+      </w:r>
+      <w:r>
+        <w:t xml:space="preserve"> </w:t>
+      </w:r>
+      <w:r>
+        <w:t xml:space="preserve">compounds experimentally tested on the same target and found inactive, giving a mean AUROC of 0.955</w:t>
+      </w:r>
+      <w:r>
+        <w:t xml:space="preserve"> </w:t>
+      </w:r>
+      <w:r>
+        <w:t xml:space="preserve">across 41 targets, with a mean sensitivity of 0.898 at thresholds constrained simultaneously by</w:t>
+      </w:r>
+      <w:r>
+        <w:t xml:space="preserve"> </w:t>
+      </w:r>
+      <w:r>
+        <w:t xml:space="preserve">held-out measured inactives and by the false-positive rate on unrelated chemistry.</w:t>
+      </w:r>
+    </w:p>
+    <w:p>
+      <w:pPr>
+        <w:pStyle w:val="BodyText"/>
+      </w:pPr>
+      <w:r>
+        <w:t xml:space="preserve">Beyond conventional validation, the server was subjected to a systematic falsification analysis in</w:t>
+      </w:r>
+      <w:r>
+        <w:t xml:space="preserve"> </w:t>
+      </w:r>
+      <w:r>
+        <w:t xml:space="preserve">which each of its central claims was paired with a null model capable of reproducing the same</w:t>
+      </w:r>
+      <w:r>
+        <w:t xml:space="preserve"> </w:t>
+      </w:r>
+      <w:r>
+        <w:t xml:space="preserve">apparent success by accident. This recovered results in both directions. The disease layer is</w:t>
+      </w:r>
+      <w:r>
+        <w:t xml:space="preserve"> </w:t>
+      </w:r>
+      <w:r>
+        <w:t xml:space="preserve">informative (top-3 accuracy 0.794 against a permutation null of 0.207), but its curated edge weights</w:t>
+      </w:r>
+      <w:r>
+        <w:t xml:space="preserve"> </w:t>
+      </w:r>
+      <w:r>
+        <w:t xml:space="preserve">are not: uniform and randomly permuted weights score 0.7935 and 0.7922 against 0.7943, so the</w:t>
+      </w:r>
+      <w:r>
+        <w:t xml:space="preserve"> </w:t>
+      </w:r>
+      <w:r>
+        <w:t xml:space="preserve">predictive content lies in the graph topology and the weights are reported as structure rather than</w:t>
+      </w:r>
+      <w:r>
+        <w:t xml:space="preserve"> </w:t>
+      </w:r>
+      <w:r>
+        <w:t xml:space="preserve">as tuned parameters. Validated against clinical indications drawn from ChEMBL rather than against the</w:t>
+      </w:r>
+      <w:r>
+        <w:t xml:space="preserve"> </w:t>
+      </w:r>
+      <w:r>
+        <w:t xml:space="preserve">tool’s own target-to-disease map, the disease scores exceed a permutation null decisively but do not</w:t>
+      </w:r>
+      <w:r>
+        <w:t xml:space="preserve"> </w:t>
+      </w:r>
+      <w:r>
+        <w:t xml:space="preserve">exceed a constant baseline naming the three commonest indications, and this is stated rather than</w:t>
+      </w:r>
+      <w:r>
+        <w:t xml:space="preserve"> </w:t>
+      </w:r>
+      <w:r>
+        <w:t xml:space="preserve">omitted. The same analysis identified a deployed endpoint, Nav1.1, that assigned binder probabilities</w:t>
+      </w:r>
+      <w:r>
+        <w:t xml:space="preserve"> </w:t>
+      </w:r>
+      <w:r>
+        <w:t xml:space="preserve">between 0.801 and 0.816 to glucose, urea, acetate and glycine against a threshold of 0.796; it was</w:t>
+      </w:r>
+      <w:r>
+        <w:t xml:space="preserve"> </w:t>
+      </w:r>
+      <w:r>
+        <w:t xml:space="preserve">withdrawn. The server returns an auditable, mechanistically interpretable brain-relevance profile</w:t>
+      </w:r>
+      <w:r>
+        <w:t xml:space="preserve"> </w:t>
+      </w:r>
+      <w:r>
+        <w:t xml:space="preserve">rather than a single opaque score, exportable as a tidy data table, a self-contained report, a</w:t>
+      </w:r>
+      <w:r>
+        <w:t xml:space="preserve"> </w:t>
+      </w:r>
+      <w:r>
+        <w:t xml:space="preserve">structured record or a vector figure, and supports batch screening of compound sets. BrainSafe AI is</w:t>
+      </w:r>
+      <w:r>
+        <w:t xml:space="preserve"> </w:t>
+      </w:r>
+      <w:r>
+        <w:t xml:space="preserve">freely available at [URL].</w:t>
       </w:r>
     </w:p>
     <w:p>
@@ -8704,7 +8766,7 @@
       </w:r>
     </w:p>
     <w:bookmarkEnd w:id="29"/>
-    <w:bookmarkStart w:id="33" w:name="Xf8956f7d140dc7619906588b230b7a7b068d2e6"/>
+    <w:bookmarkStart w:id="30" w:name="Xf8956f7d140dc7619906588b230b7a7b068d2e6"/>
     <w:p>
       <w:pPr>
         <w:pStyle w:val="Heading2"/>
@@ -12242,7 +12304,1635 @@
         <w:t xml:space="preserve">Pooled recall 12,325/15,609 = 0.790; median per-target 0.807; 19 of 36 targets at or above 0.80.</w:t>
       </w:r>
     </w:p>
-    <w:bookmarkStart w:id="30" w:name="X9027440be274316944cc57f1af493358284f194"/>
+    <w:bookmarkEnd w:id="30"/>
+    <w:bookmarkStart w:id="31" w:name="Xbb850a7cd237e8b3fcb8f302c6b0df7c099cc3a"/>
+    <w:p>
+      <w:pPr>
+        <w:pStyle w:val="Heading2"/>
+      </w:pPr>
+      <w:r>
+        <w:t xml:space="preserve">Table 7. Falsification analysis: each claim paired with a null model</w:t>
+      </w:r>
+    </w:p>
+    <w:p>
+      <w:pPr>
+        <w:pStyle w:val="FirstParagraph"/>
+      </w:pPr>
+      <w:r>
+        <w:t xml:space="preserve">Every hypothesis was stated so that it could fail. Where predictive power was at issue, scoring used scaffold hold-out models that never saw the compounds they scored. A refuted hypothesis is reported as prominently as a confirmed one; the purpose of the exercise was to find failures.</w:t>
+      </w:r>
+    </w:p>
+    <w:tbl>
+      <w:tblPr>
+        <w:tblStyle w:val="Table"/>
+        <w:tblW w:type="pct" w:w="5000"/>
+        <w:tblLayout w:type="fixed"/>
+        <w:tblLook w:firstRow="1" w:lastRow="0" w:firstColumn="0" w:lastColumn="0" w:noHBand="0" w:noVBand="0" w:val="0020"/>
+      </w:tblPr>
+      <w:tblGrid>
+        <w:gridCol w:w="2640"/>
+        <w:gridCol w:w="2640"/>
+        <w:gridCol w:w="2640"/>
+      </w:tblGrid>
+      <w:tr>
+        <w:trPr>
+          <w:tblHeader w:val="on"/>
+        </w:trPr>
+        <w:tc>
+          <w:tcPr/>
+          <w:p>
+            <w:pPr>
+              <w:pStyle w:val="Compact"/>
+            </w:pPr>
+            <w:r>
+              <w:t xml:space="preserve">Hypothesis</w:t>
+            </w:r>
+          </w:p>
+        </w:tc>
+        <w:tc>
+          <w:tcPr/>
+          <w:p>
+            <w:pPr>
+              <w:pStyle w:val="Compact"/>
+            </w:pPr>
+            <w:r>
+              <w:t xml:space="preserve">Verdict</w:t>
+            </w:r>
+          </w:p>
+        </w:tc>
+        <w:tc>
+          <w:tcPr/>
+          <w:p>
+            <w:pPr>
+              <w:pStyle w:val="Compact"/>
+            </w:pPr>
+            <w:r>
+              <w:t xml:space="preserve">Evidence</w:t>
+            </w:r>
+          </w:p>
+        </w:tc>
+      </w:tr>
+      <w:tr>
+        <w:tc>
+          <w:tcPr/>
+          <w:p>
+            <w:pPr>
+              <w:pStyle w:val="Compact"/>
+            </w:pPr>
+            <w:r>
+              <w:t xml:space="preserve">H1 the disease score is informative</w:t>
+            </w:r>
+          </w:p>
+        </w:tc>
+        <w:tc>
+          <w:tcPr/>
+          <w:p>
+            <w:pPr>
+              <w:pStyle w:val="Compact"/>
+            </w:pPr>
+            <w:r>
+              <w:rPr>
+                <w:b/>
+                <w:bCs/>
+              </w:rPr>
+              <w:t xml:space="preserve">SUPPORTED</w:t>
+            </w:r>
+          </w:p>
+        </w:tc>
+        <w:tc>
+          <w:tcPr/>
+          <w:p>
+            <w:pPr>
+              <w:pStyle w:val="Compact"/>
+            </w:pPr>
+            <w:r>
+              <w:t xml:space="preserve">top-3 accuracy 0.792 vs permutation null 0.205 (p=0.005) and frequency null 0.558</w:t>
+            </w:r>
+          </w:p>
+        </w:tc>
+      </w:tr>
+      <w:tr>
+        <w:tc>
+          <w:tcPr/>
+          <w:p>
+            <w:pPr>
+              <w:pStyle w:val="Compact"/>
+            </w:pPr>
+            <w:r>
+              <w:t xml:space="preserve">H2 the curated edge weights add value</w:t>
+            </w:r>
+          </w:p>
+        </w:tc>
+        <w:tc>
+          <w:tcPr/>
+          <w:p>
+            <w:pPr>
+              <w:pStyle w:val="Compact"/>
+            </w:pPr>
+            <w:r>
+              <w:rPr>
+                <w:b/>
+                <w:bCs/>
+              </w:rPr>
+              <w:t xml:space="preserve">REFUTED</w:t>
+            </w:r>
+          </w:p>
+        </w:tc>
+        <w:tc>
+          <w:tcPr/>
+          <w:p>
+            <w:pPr>
+              <w:pStyle w:val="Compact"/>
+            </w:pPr>
+            <w:r>
+              <w:t xml:space="preserve">curated 0.7917, uniform 0.7911, permuted 0.7899</w:t>
+            </w:r>
+          </w:p>
+        </w:tc>
+      </w:tr>
+      <w:tr>
+        <w:tc>
+          <w:tcPr/>
+          <w:p>
+            <w:pPr>
+              <w:pStyle w:val="Compact"/>
+            </w:pPr>
+            <w:r>
+              <w:t xml:space="preserve">H3 BBB gating discriminates between diseases</w:t>
+            </w:r>
+          </w:p>
+        </w:tc>
+        <w:tc>
+          <w:tcPr/>
+          <w:p>
+            <w:pPr>
+              <w:pStyle w:val="Compact"/>
+            </w:pPr>
+            <w:r>
+              <w:rPr>
+                <w:b/>
+                <w:bCs/>
+              </w:rPr>
+              <w:t xml:space="preserve">REFUTED (by construction)</w:t>
+            </w:r>
+          </w:p>
+        </w:tc>
+        <w:tc>
+          <w:tcPr/>
+          <w:p>
+            <w:pPr>
+              <w:pStyle w:val="Compact"/>
+            </w:pPr>
+            <w:r>
+              <w:t xml:space="preserve">the gate multiplies every disease equally and cannot change their order</w:t>
+            </w:r>
+          </w:p>
+        </w:tc>
+      </w:tr>
+      <w:tr>
+        <w:tc>
+          <w:tcPr/>
+          <w:p>
+            <w:pPr>
+              <w:pStyle w:val="Compact"/>
+            </w:pPr>
+            <w:r>
+              <w:t xml:space="preserve">H4 specificity transfers to novel chemistry</w:t>
+            </w:r>
+          </w:p>
+        </w:tc>
+        <w:tc>
+          <w:tcPr/>
+          <w:p>
+            <w:pPr>
+              <w:pStyle w:val="Compact"/>
+            </w:pPr>
+            <w:r>
+              <w:rPr>
+                <w:b/>
+                <w:bCs/>
+              </w:rPr>
+              <w:t xml:space="preserve">SUPPORTED</w:t>
+            </w:r>
+          </w:p>
+        </w:tc>
+        <w:tc>
+          <w:tcPr/>
+          <w:p>
+            <w:pPr>
+              <w:pStyle w:val="Compact"/>
+            </w:pPr>
+            <w:r>
+              <w:t xml:space="preserve">false-positive rate 0.051 on 59 distant compounds against 0.125 measured on library chemistry</w:t>
+            </w:r>
+          </w:p>
+        </w:tc>
+      </w:tr>
+      <w:tr>
+        <w:tc>
+          <w:tcPr/>
+          <w:p>
+            <w:pPr>
+              <w:pStyle w:val="Compact"/>
+            </w:pPr>
+            <w:r>
+              <w:t xml:space="preserve">H5 read-across beats a frequency baseline</w:t>
+            </w:r>
+          </w:p>
+        </w:tc>
+        <w:tc>
+          <w:tcPr/>
+          <w:p>
+            <w:pPr>
+              <w:pStyle w:val="Compact"/>
+            </w:pPr>
+            <w:r>
+              <w:rPr>
+                <w:b/>
+                <w:bCs/>
+              </w:rPr>
+              <w:t xml:space="preserve">SUPPORTED</w:t>
+            </w:r>
+          </w:p>
+        </w:tc>
+        <w:tc>
+          <w:tcPr/>
+          <w:p>
+            <w:pPr>
+              <w:pStyle w:val="Compact"/>
+            </w:pPr>
+            <w:r>
+              <w:t xml:space="preserve">recall 0.970 against 0.060</w:t>
+            </w:r>
+          </w:p>
+        </w:tc>
+      </w:tr>
+      <w:tr>
+        <w:tc>
+          <w:tcPr/>
+          <w:p>
+            <w:pPr>
+              <w:pStyle w:val="Compact"/>
+            </w:pPr>
+            <w:r>
+              <w:t xml:space="preserve">H6 the disease scores match real clinical indications</w:t>
+            </w:r>
+          </w:p>
+        </w:tc>
+        <w:tc>
+          <w:tcPr/>
+          <w:p>
+            <w:pPr>
+              <w:pStyle w:val="Compact"/>
+            </w:pPr>
+            <w:r>
+              <w:rPr>
+                <w:b/>
+                <w:bCs/>
+              </w:rPr>
+              <w:t xml:space="preserve">WEAKENED</w:t>
+            </w:r>
+          </w:p>
+        </w:tc>
+        <w:tc>
+          <w:tcPr/>
+          <w:p>
+            <w:pPr>
+              <w:pStyle w:val="Compact"/>
+            </w:pPr>
+            <w:r>
+              <w:t xml:space="preserve">top-3 accuracy 0.352 on 162 drugs never seen in training, against permutation null 0.145 (p=0.001) and frequency null 0.654</w:t>
+            </w:r>
+          </w:p>
+        </w:tc>
+      </w:tr>
+      <w:tr>
+        <w:tc>
+          <w:tcPr/>
+          <w:p>
+            <w:pPr>
+              <w:pStyle w:val="Compact"/>
+            </w:pPr>
+            <w:r>
+              <w:t xml:space="preserve">H7 some panel targets are non-discriminative and explain the silent antiepileptics</w:t>
+            </w:r>
+          </w:p>
+        </w:tc>
+        <w:tc>
+          <w:tcPr/>
+          <w:p>
+            <w:pPr>
+              <w:pStyle w:val="Compact"/>
+            </w:pPr>
+            <w:r>
+              <w:rPr>
+                <w:b/>
+                <w:bCs/>
+              </w:rPr>
+              <w:t xml:space="preserve">REFUTED</w:t>
+            </w:r>
+          </w:p>
+        </w:tc>
+        <w:tc>
+          <w:tcPr/>
+          <w:p>
+            <w:pPr>
+              <w:pStyle w:val="Compact"/>
+            </w:pPr>
+            <w:r>
+              <w:t xml:space="preserve">none of 40 targets ranks below AUROC 0.70; the cause is the operating point, with median deployed sensitivity 0.77 and 7 targets under 0.50</w:t>
+            </w:r>
+          </w:p>
+        </w:tc>
+      </w:tr>
+    </w:tbl>
+    <w:bookmarkEnd w:id="31"/>
+    <w:bookmarkStart w:id="32" w:name="Xb37c82045d53d631fe9ed7d1b97b89e47020e2f"/>
+    <w:p>
+      <w:pPr>
+        <w:pStyle w:val="Heading2"/>
+      </w:pPr>
+      <w:r>
+        <w:t xml:space="preserve">Table 8. Recovery of approved clinical indications, by condition</w:t>
+      </w:r>
+    </w:p>
+    <w:p>
+      <w:pPr>
+        <w:pStyle w:val="FirstParagraph"/>
+      </w:pPr>
+      <w:r>
+        <w:t xml:space="preserve">Ground truth is ChEMBL’s drug_indication table restricted to phase 4, mapped to the panel through a keyword list fixed before any prediction was computed.</w:t>
+      </w:r>
+      <w:r>
+        <w:t xml:space="preserve"> </w:t>
+      </w:r>
+      <w:r>
+        <w:t xml:space="preserve">‘Ranking only’</w:t>
+      </w:r>
+      <w:r>
+        <w:t xml:space="preserve"> </w:t>
+      </w:r>
+      <w:r>
+        <w:t xml:space="preserve">removes the reporting threshold, separating the ability to rank conditions from the decision to stay silent.</w:t>
+      </w:r>
+      <w:r>
+        <w:t xml:space="preserve"> </w:t>
+      </w:r>
+      <w:r>
+        <w:t xml:space="preserve">‘Silent’</w:t>
+      </w:r>
+      <w:r>
+        <w:t xml:space="preserve"> </w:t>
+      </w:r>
+      <w:r>
+        <w:t xml:space="preserve">counts drugs for which no condition reached the reporting threshold.</w:t>
+      </w:r>
+    </w:p>
+    <w:tbl>
+      <w:tblPr>
+        <w:tblStyle w:val="Table"/>
+        <w:tblW w:type="auto" w:w="0"/>
+        <w:tblLook w:firstRow="1" w:lastRow="0" w:firstColumn="0" w:lastColumn="0" w:noHBand="0" w:noVBand="0" w:val="0020"/>
+      </w:tblPr>
+      <w:tblGrid>
+        <w:gridCol w:w="1584"/>
+        <w:gridCol w:w="1584"/>
+        <w:gridCol w:w="1584"/>
+        <w:gridCol w:w="1584"/>
+        <w:gridCol w:w="1584"/>
+      </w:tblGrid>
+      <w:tr>
+        <w:trPr>
+          <w:tblHeader w:val="on"/>
+        </w:trPr>
+        <w:tc>
+          <w:tcPr/>
+          <w:p>
+            <w:pPr>
+              <w:pStyle w:val="Compact"/>
+            </w:pPr>
+            <w:r>
+              <w:t xml:space="preserve">Indication</w:t>
+            </w:r>
+          </w:p>
+        </w:tc>
+        <w:tc>
+          <w:tcPr/>
+          <w:p>
+            <w:pPr>
+              <w:pStyle w:val="Compact"/>
+            </w:pPr>
+            <w:r>
+              <w:t xml:space="preserve">Drugs</w:t>
+            </w:r>
+          </w:p>
+        </w:tc>
+        <w:tc>
+          <w:tcPr/>
+          <w:p>
+            <w:pPr>
+              <w:pStyle w:val="Compact"/>
+            </w:pPr>
+            <w:r>
+              <w:t xml:space="preserve">Recovered in top 3</w:t>
+            </w:r>
+          </w:p>
+        </w:tc>
+        <w:tc>
+          <w:tcPr/>
+          <w:p>
+            <w:pPr>
+              <w:pStyle w:val="Compact"/>
+            </w:pPr>
+            <w:r>
+              <w:t xml:space="preserve">Ranking only</w:t>
+            </w:r>
+          </w:p>
+        </w:tc>
+        <w:tc>
+          <w:tcPr/>
+          <w:p>
+            <w:pPr>
+              <w:pStyle w:val="Compact"/>
+            </w:pPr>
+            <w:r>
+              <w:t xml:space="preserve">Silent</w:t>
+            </w:r>
+          </w:p>
+        </w:tc>
+      </w:tr>
+      <w:tr>
+        <w:tc>
+          <w:tcPr/>
+          <w:p>
+            <w:pPr>
+              <w:pStyle w:val="Compact"/>
+            </w:pPr>
+            <w:r>
+              <w:t xml:space="preserve">Alzheimer’s disease</w:t>
+            </w:r>
+          </w:p>
+        </w:tc>
+        <w:tc>
+          <w:tcPr/>
+          <w:p>
+            <w:pPr>
+              <w:pStyle w:val="Compact"/>
+            </w:pPr>
+            <w:r>
+              <w:t xml:space="preserve">10</w:t>
+            </w:r>
+          </w:p>
+        </w:tc>
+        <w:tc>
+          <w:tcPr/>
+          <w:p>
+            <w:pPr>
+              <w:pStyle w:val="Compact"/>
+            </w:pPr>
+            <w:r>
+              <w:t xml:space="preserve">0.200</w:t>
+            </w:r>
+          </w:p>
+        </w:tc>
+        <w:tc>
+          <w:tcPr/>
+          <w:p>
+            <w:pPr>
+              <w:pStyle w:val="Compact"/>
+            </w:pPr>
+            <w:r>
+              <w:t xml:space="preserve">0.800</w:t>
+            </w:r>
+          </w:p>
+        </w:tc>
+        <w:tc>
+          <w:tcPr/>
+          <w:p>
+            <w:pPr>
+              <w:pStyle w:val="Compact"/>
+            </w:pPr>
+            <w:r>
+              <w:t xml:space="preserve">5</w:t>
+            </w:r>
+          </w:p>
+        </w:tc>
+      </w:tr>
+      <w:tr>
+        <w:tc>
+          <w:tcPr/>
+          <w:p>
+            <w:pPr>
+              <w:pStyle w:val="Compact"/>
+            </w:pPr>
+            <w:r>
+              <w:t xml:space="preserve">Parkinson’s disease</w:t>
+            </w:r>
+          </w:p>
+        </w:tc>
+        <w:tc>
+          <w:tcPr/>
+          <w:p>
+            <w:pPr>
+              <w:pStyle w:val="Compact"/>
+            </w:pPr>
+            <w:r>
+              <w:t xml:space="preserve">39</w:t>
+            </w:r>
+          </w:p>
+        </w:tc>
+        <w:tc>
+          <w:tcPr/>
+          <w:p>
+            <w:pPr>
+              <w:pStyle w:val="Compact"/>
+            </w:pPr>
+            <w:r>
+              <w:t xml:space="preserve">0.154</w:t>
+            </w:r>
+          </w:p>
+        </w:tc>
+        <w:tc>
+          <w:tcPr/>
+          <w:p>
+            <w:pPr>
+              <w:pStyle w:val="Compact"/>
+            </w:pPr>
+            <w:r>
+              <w:t xml:space="preserve">0.538</w:t>
+            </w:r>
+          </w:p>
+        </w:tc>
+        <w:tc>
+          <w:tcPr/>
+          <w:p>
+            <w:pPr>
+              <w:pStyle w:val="Compact"/>
+            </w:pPr>
+            <w:r>
+              <w:t xml:space="preserve">16</w:t>
+            </w:r>
+          </w:p>
+        </w:tc>
+      </w:tr>
+      <w:tr>
+        <w:tc>
+          <w:tcPr/>
+          <w:p>
+            <w:pPr>
+              <w:pStyle w:val="Compact"/>
+            </w:pPr>
+            <w:r>
+              <w:t xml:space="preserve">Depression / anxiety</w:t>
+            </w:r>
+          </w:p>
+        </w:tc>
+        <w:tc>
+          <w:tcPr/>
+          <w:p>
+            <w:pPr>
+              <w:pStyle w:val="Compact"/>
+            </w:pPr>
+            <w:r>
+              <w:t xml:space="preserve">113</w:t>
+            </w:r>
+          </w:p>
+        </w:tc>
+        <w:tc>
+          <w:tcPr/>
+          <w:p>
+            <w:pPr>
+              <w:pStyle w:val="Compact"/>
+            </w:pPr>
+            <w:r>
+              <w:t xml:space="preserve">0.611</w:t>
+            </w:r>
+          </w:p>
+        </w:tc>
+        <w:tc>
+          <w:tcPr/>
+          <w:p>
+            <w:pPr>
+              <w:pStyle w:val="Compact"/>
+            </w:pPr>
+            <w:r>
+              <w:t xml:space="preserve">0.779</w:t>
+            </w:r>
+          </w:p>
+        </w:tc>
+        <w:tc>
+          <w:tcPr/>
+          <w:p>
+            <w:pPr>
+              <w:pStyle w:val="Compact"/>
+            </w:pPr>
+            <w:r>
+              <w:t xml:space="preserve">30</w:t>
+            </w:r>
+          </w:p>
+        </w:tc>
+      </w:tr>
+      <w:tr>
+        <w:tc>
+          <w:tcPr/>
+          <w:p>
+            <w:pPr>
+              <w:pStyle w:val="Compact"/>
+            </w:pPr>
+            <w:r>
+              <w:t xml:space="preserve">Psychosis / schizophrenia</w:t>
+            </w:r>
+          </w:p>
+        </w:tc>
+        <w:tc>
+          <w:tcPr/>
+          <w:p>
+            <w:pPr>
+              <w:pStyle w:val="Compact"/>
+            </w:pPr>
+            <w:r>
+              <w:t xml:space="preserve">73</w:t>
+            </w:r>
+          </w:p>
+        </w:tc>
+        <w:tc>
+          <w:tcPr/>
+          <w:p>
+            <w:pPr>
+              <w:pStyle w:val="Compact"/>
+            </w:pPr>
+            <w:r>
+              <w:t xml:space="preserve">0.644</w:t>
+            </w:r>
+          </w:p>
+        </w:tc>
+        <w:tc>
+          <w:tcPr/>
+          <w:p>
+            <w:pPr>
+              <w:pStyle w:val="Compact"/>
+            </w:pPr>
+            <w:r>
+              <w:t xml:space="preserve">0.740</w:t>
+            </w:r>
+          </w:p>
+        </w:tc>
+        <w:tc>
+          <w:tcPr/>
+          <w:p>
+            <w:pPr>
+              <w:pStyle w:val="Compact"/>
+            </w:pPr>
+            <w:r>
+              <w:t xml:space="preserve">14</w:t>
+            </w:r>
+          </w:p>
+        </w:tc>
+      </w:tr>
+      <w:tr>
+        <w:tc>
+          <w:tcPr/>
+          <w:p>
+            <w:pPr>
+              <w:pStyle w:val="Compact"/>
+            </w:pPr>
+            <w:r>
+              <w:t xml:space="preserve">Addiction</w:t>
+            </w:r>
+          </w:p>
+        </w:tc>
+        <w:tc>
+          <w:tcPr/>
+          <w:p>
+            <w:pPr>
+              <w:pStyle w:val="Compact"/>
+            </w:pPr>
+            <w:r>
+              <w:t xml:space="preserve">17</w:t>
+            </w:r>
+          </w:p>
+        </w:tc>
+        <w:tc>
+          <w:tcPr/>
+          <w:p>
+            <w:pPr>
+              <w:pStyle w:val="Compact"/>
+            </w:pPr>
+            <w:r>
+              <w:t xml:space="preserve">0.529</w:t>
+            </w:r>
+          </w:p>
+        </w:tc>
+        <w:tc>
+          <w:tcPr/>
+          <w:p>
+            <w:pPr>
+              <w:pStyle w:val="Compact"/>
+            </w:pPr>
+            <w:r>
+              <w:t xml:space="preserve">0.588</w:t>
+            </w:r>
+          </w:p>
+        </w:tc>
+        <w:tc>
+          <w:tcPr/>
+          <w:p>
+            <w:pPr>
+              <w:pStyle w:val="Compact"/>
+            </w:pPr>
+            <w:r>
+              <w:t xml:space="preserve">5</w:t>
+            </w:r>
+          </w:p>
+        </w:tc>
+      </w:tr>
+      <w:tr>
+        <w:tc>
+          <w:tcPr/>
+          <w:p>
+            <w:pPr>
+              <w:pStyle w:val="Compact"/>
+            </w:pPr>
+            <w:r>
+              <w:t xml:space="preserve">ADHD</w:t>
+            </w:r>
+          </w:p>
+        </w:tc>
+        <w:tc>
+          <w:tcPr/>
+          <w:p>
+            <w:pPr>
+              <w:pStyle w:val="Compact"/>
+            </w:pPr>
+            <w:r>
+              <w:t xml:space="preserve">31</w:t>
+            </w:r>
+          </w:p>
+        </w:tc>
+        <w:tc>
+          <w:tcPr/>
+          <w:p>
+            <w:pPr>
+              <w:pStyle w:val="Compact"/>
+            </w:pPr>
+            <w:r>
+              <w:t xml:space="preserve">0.226</w:t>
+            </w:r>
+          </w:p>
+        </w:tc>
+        <w:tc>
+          <w:tcPr/>
+          <w:p>
+            <w:pPr>
+              <w:pStyle w:val="Compact"/>
+            </w:pPr>
+            <w:r>
+              <w:t xml:space="preserve">0.258</w:t>
+            </w:r>
+          </w:p>
+        </w:tc>
+        <w:tc>
+          <w:tcPr/>
+          <w:p>
+            <w:pPr>
+              <w:pStyle w:val="Compact"/>
+            </w:pPr>
+            <w:r>
+              <w:t xml:space="preserve">16</w:t>
+            </w:r>
+          </w:p>
+        </w:tc>
+      </w:tr>
+      <w:tr>
+        <w:tc>
+          <w:tcPr/>
+          <w:p>
+            <w:pPr>
+              <w:pStyle w:val="Compact"/>
+            </w:pPr>
+            <w:r>
+              <w:t xml:space="preserve">Chronic pain</w:t>
+            </w:r>
+          </w:p>
+        </w:tc>
+        <w:tc>
+          <w:tcPr/>
+          <w:p>
+            <w:pPr>
+              <w:pStyle w:val="Compact"/>
+            </w:pPr>
+            <w:r>
+              <w:t xml:space="preserve">144</w:t>
+            </w:r>
+          </w:p>
+        </w:tc>
+        <w:tc>
+          <w:tcPr/>
+          <w:p>
+            <w:pPr>
+              <w:pStyle w:val="Compact"/>
+            </w:pPr>
+            <w:r>
+              <w:t xml:space="preserve">0.229</w:t>
+            </w:r>
+          </w:p>
+        </w:tc>
+        <w:tc>
+          <w:tcPr/>
+          <w:p>
+            <w:pPr>
+              <w:pStyle w:val="Compact"/>
+            </w:pPr>
+            <w:r>
+              <w:t xml:space="preserve">0.229</w:t>
+            </w:r>
+          </w:p>
+        </w:tc>
+        <w:tc>
+          <w:tcPr/>
+          <w:p>
+            <w:pPr>
+              <w:pStyle w:val="Compact"/>
+            </w:pPr>
+            <w:r>
+              <w:t xml:space="preserve">86</w:t>
+            </w:r>
+          </w:p>
+        </w:tc>
+      </w:tr>
+      <w:tr>
+        <w:tc>
+          <w:tcPr/>
+          <w:p>
+            <w:pPr>
+              <w:pStyle w:val="Compact"/>
+            </w:pPr>
+            <w:r>
+              <w:t xml:space="preserve">Sleep / wakefulness</w:t>
+            </w:r>
+          </w:p>
+        </w:tc>
+        <w:tc>
+          <w:tcPr/>
+          <w:p>
+            <w:pPr>
+              <w:pStyle w:val="Compact"/>
+            </w:pPr>
+            <w:r>
+              <w:t xml:space="preserve">27</w:t>
+            </w:r>
+          </w:p>
+        </w:tc>
+        <w:tc>
+          <w:tcPr/>
+          <w:p>
+            <w:pPr>
+              <w:pStyle w:val="Compact"/>
+            </w:pPr>
+            <w:r>
+              <w:t xml:space="preserve">0.296</w:t>
+            </w:r>
+          </w:p>
+        </w:tc>
+        <w:tc>
+          <w:tcPr/>
+          <w:p>
+            <w:pPr>
+              <w:pStyle w:val="Compact"/>
+            </w:pPr>
+            <w:r>
+              <w:t xml:space="preserve">0.296</w:t>
+            </w:r>
+          </w:p>
+        </w:tc>
+        <w:tc>
+          <w:tcPr/>
+          <w:p>
+            <w:pPr>
+              <w:pStyle w:val="Compact"/>
+            </w:pPr>
+            <w:r>
+              <w:t xml:space="preserve">11</w:t>
+            </w:r>
+          </w:p>
+        </w:tc>
+      </w:tr>
+      <w:tr>
+        <w:tc>
+          <w:tcPr/>
+          <w:p>
+            <w:pPr>
+              <w:pStyle w:val="Compact"/>
+            </w:pPr>
+            <w:r>
+              <w:t xml:space="preserve">Epilepsy</w:t>
+            </w:r>
+          </w:p>
+        </w:tc>
+        <w:tc>
+          <w:tcPr/>
+          <w:p>
+            <w:pPr>
+              <w:pStyle w:val="Compact"/>
+            </w:pPr>
+            <w:r>
+              <w:t xml:space="preserve">58</w:t>
+            </w:r>
+          </w:p>
+        </w:tc>
+        <w:tc>
+          <w:tcPr/>
+          <w:p>
+            <w:pPr>
+              <w:pStyle w:val="Compact"/>
+            </w:pPr>
+            <w:r>
+              <w:t xml:space="preserve">0.103</w:t>
+            </w:r>
+          </w:p>
+        </w:tc>
+        <w:tc>
+          <w:tcPr/>
+          <w:p>
+            <w:pPr>
+              <w:pStyle w:val="Compact"/>
+            </w:pPr>
+            <w:r>
+              <w:t xml:space="preserve">0.224</w:t>
+            </w:r>
+          </w:p>
+        </w:tc>
+        <w:tc>
+          <w:tcPr/>
+          <w:p>
+            <w:pPr>
+              <w:pStyle w:val="Compact"/>
+            </w:pPr>
+            <w:r>
+              <w:t xml:space="preserve">47</w:t>
+            </w:r>
+          </w:p>
+        </w:tc>
+      </w:tr>
+    </w:tbl>
+    <w:bookmarkEnd w:id="32"/>
+    <w:bookmarkStart w:id="40" w:name="X44135fa92cdf5aef476a95c5ae602a20b32b2b0"/>
+    <w:p>
+      <w:pPr>
+        <w:pStyle w:val="Heading2"/>
+      </w:pPr>
+      <w:r>
+        <w:t xml:space="preserve">Table 9. Targeted expansion: candidates, audit and outcome</w:t>
+      </w:r>
+    </w:p>
+    <w:p>
+      <w:pPr>
+        <w:pStyle w:val="FirstParagraph"/>
+      </w:pPr>
+      <w:r>
+        <w:t xml:space="preserve">Candidates were selected because the clinical-indication test identified epilepsy and chronic pain as the conditions served worst, and a systematic ChEMBL query found these mechanisms clear both a volume bar of 800 measured activities and a source-diversity bar. Each was then audited on its own fetched data before training, and again on deployed specificity afterwards.</w:t>
+      </w:r>
+    </w:p>
+    <w:tbl>
+      <w:tblPr>
+        <w:tblStyle w:val="Table"/>
+        <w:tblW w:type="pct" w:w="5000"/>
+        <w:tblLayout w:type="fixed"/>
+        <w:tblLook w:firstRow="1" w:lastRow="0" w:firstColumn="0" w:lastColumn="0" w:noHBand="0" w:noVBand="0" w:val="0020"/>
+      </w:tblPr>
+      <w:tblGrid>
+        <w:gridCol w:w="990"/>
+        <w:gridCol w:w="990"/>
+        <w:gridCol w:w="990"/>
+        <w:gridCol w:w="990"/>
+        <w:gridCol w:w="990"/>
+        <w:gridCol w:w="990"/>
+        <w:gridCol w:w="990"/>
+        <w:gridCol w:w="990"/>
+      </w:tblGrid>
+      <w:tr>
+        <w:trPr>
+          <w:tblHeader w:val="on"/>
+        </w:trPr>
+        <w:tc>
+          <w:tcPr/>
+          <w:p>
+            <w:pPr>
+              <w:pStyle w:val="Compact"/>
+            </w:pPr>
+            <w:r>
+              <w:t xml:space="preserve">Candidate</w:t>
+            </w:r>
+          </w:p>
+        </w:tc>
+        <w:tc>
+          <w:tcPr/>
+          <w:p>
+            <w:pPr>
+              <w:pStyle w:val="Compact"/>
+            </w:pPr>
+            <w:r>
+              <w:t xml:space="preserve">Actives</w:t>
+            </w:r>
+          </w:p>
+        </w:tc>
+        <w:tc>
+          <w:tcPr/>
+          <w:p>
+            <w:pPr>
+              <w:pStyle w:val="Compact"/>
+            </w:pPr>
+            <w:r>
+              <w:t xml:space="preserve">Scaffolds</w:t>
+            </w:r>
+          </w:p>
+        </w:tc>
+        <w:tc>
+          <w:tcPr/>
+          <w:p>
+            <w:pPr>
+              <w:pStyle w:val="Compact"/>
+            </w:pPr>
+            <w:r>
+              <w:t xml:space="preserve">Measured inactives</w:t>
+            </w:r>
+          </w:p>
+        </w:tc>
+        <w:tc>
+          <w:tcPr/>
+          <w:p>
+            <w:pPr>
+              <w:pStyle w:val="Compact"/>
+            </w:pPr>
+            <w:r>
+              <w:t xml:space="preserve">AUROC vs inactives</w:t>
+            </w:r>
+          </w:p>
+        </w:tc>
+        <w:tc>
+          <w:tcPr/>
+          <w:p>
+            <w:pPr>
+              <w:pStyle w:val="Compact"/>
+            </w:pPr>
+            <w:r>
+              <w:t xml:space="preserve">Sensitivity</w:t>
+            </w:r>
+          </w:p>
+        </w:tc>
+        <w:tc>
+          <w:tcPr/>
+          <w:p>
+            <w:pPr>
+              <w:pStyle w:val="Compact"/>
+            </w:pPr>
+            <w:r>
+              <w:t xml:space="preserve">Outcome</w:t>
+            </w:r>
+          </w:p>
+        </w:tc>
+        <w:tc>
+          <w:tcPr/>
+          <w:p>
+            <w:pPr>
+              <w:pStyle w:val="Compact"/>
+            </w:pPr>
+            <w:r>
+              <w:t xml:space="preserve">Reason if rejected</w:t>
+            </w:r>
+          </w:p>
+        </w:tc>
+      </w:tr>
+      <w:tr>
+        <w:tc>
+          <w:tcPr/>
+          <w:p>
+            <w:pPr>
+              <w:pStyle w:val="Compact"/>
+            </w:pPr>
+            <w:r>
+              <w:t xml:space="preserve">a4b2nAChR</w:t>
+            </w:r>
+          </w:p>
+        </w:tc>
+        <w:tc>
+          <w:tcPr/>
+          <w:p>
+            <w:pPr>
+              <w:pStyle w:val="Compact"/>
+            </w:pPr>
+            <w:r>
+              <w:t xml:space="preserve">796</w:t>
+            </w:r>
+          </w:p>
+        </w:tc>
+        <w:tc>
+          <w:tcPr/>
+          <w:p>
+            <w:pPr>
+              <w:pStyle w:val="Compact"/>
+            </w:pPr>
+            <w:r>
+              <w:t xml:space="preserve">278</w:t>
+            </w:r>
+          </w:p>
+        </w:tc>
+        <w:tc>
+          <w:tcPr/>
+          <w:p>
+            <w:pPr>
+              <w:pStyle w:val="Compact"/>
+            </w:pPr>
+            <w:r>
+              <w:t xml:space="preserve">146</w:t>
+            </w:r>
+          </w:p>
+        </w:tc>
+        <w:tc>
+          <w:tcPr/>
+          <w:p>
+            <w:pPr>
+              <w:pStyle w:val="Compact"/>
+            </w:pPr>
+            <w:r>
+              <w:t xml:space="preserve">0.954</w:t>
+            </w:r>
+          </w:p>
+        </w:tc>
+        <w:tc>
+          <w:tcPr/>
+          <w:p>
+            <w:pPr>
+              <w:pStyle w:val="Compact"/>
+            </w:pPr>
+            <w:r>
+              <w:t xml:space="preserve">0.849</w:t>
+            </w:r>
+          </w:p>
+        </w:tc>
+        <w:tc>
+          <w:tcPr/>
+          <w:p>
+            <w:pPr>
+              <w:pStyle w:val="Compact"/>
+            </w:pPr>
+            <w:r>
+              <w:t xml:space="preserve">deployed</w:t>
+            </w:r>
+          </w:p>
+        </w:tc>
+        <w:tc>
+          <w:tcPr/>
+          <w:p>
+            <w:pPr>
+              <w:pStyle w:val="Compact"/>
+            </w:pPr>
+          </w:p>
+        </w:tc>
+      </w:tr>
+      <w:tr>
+        <w:tc>
+          <w:tcPr/>
+          <w:p>
+            <w:pPr>
+              <w:pStyle w:val="Compact"/>
+            </w:pPr>
+            <w:r>
+              <w:t xml:space="preserve">a3b4nAChR</w:t>
+            </w:r>
+          </w:p>
+        </w:tc>
+        <w:tc>
+          <w:tcPr/>
+          <w:p>
+            <w:pPr>
+              <w:pStyle w:val="Compact"/>
+            </w:pPr>
+            <w:r>
+              <w:t xml:space="preserve">398</w:t>
+            </w:r>
+          </w:p>
+        </w:tc>
+        <w:tc>
+          <w:tcPr/>
+          <w:p>
+            <w:pPr>
+              <w:pStyle w:val="Compact"/>
+            </w:pPr>
+            <w:r>
+              <w:t xml:space="preserve">153</w:t>
+            </w:r>
+          </w:p>
+        </w:tc>
+        <w:tc>
+          <w:tcPr/>
+          <w:p>
+            <w:pPr>
+              <w:pStyle w:val="Compact"/>
+            </w:pPr>
+            <w:r>
+              <w:t xml:space="preserve">187</w:t>
+            </w:r>
+          </w:p>
+        </w:tc>
+        <w:tc>
+          <w:tcPr/>
+          <w:p>
+            <w:pPr>
+              <w:pStyle w:val="Compact"/>
+            </w:pPr>
+            <w:r>
+              <w:t xml:space="preserve">0.992</w:t>
+            </w:r>
+          </w:p>
+        </w:tc>
+        <w:tc>
+          <w:tcPr/>
+          <w:p>
+            <w:pPr>
+              <w:pStyle w:val="Compact"/>
+            </w:pPr>
+            <w:r>
+              <w:t xml:space="preserve">0.975</w:t>
+            </w:r>
+          </w:p>
+        </w:tc>
+        <w:tc>
+          <w:tcPr/>
+          <w:p>
+            <w:pPr>
+              <w:pStyle w:val="Compact"/>
+            </w:pPr>
+            <w:r>
+              <w:t xml:space="preserve">deployed</w:t>
+            </w:r>
+          </w:p>
+        </w:tc>
+        <w:tc>
+          <w:tcPr/>
+          <w:p>
+            <w:pPr>
+              <w:pStyle w:val="Compact"/>
+            </w:pPr>
+          </w:p>
+        </w:tc>
+      </w:tr>
+      <w:tr>
+        <w:tc>
+          <w:tcPr/>
+          <w:p>
+            <w:pPr>
+              <w:pStyle w:val="Compact"/>
+            </w:pPr>
+            <w:r>
+              <w:t xml:space="preserve">Nav1_6</w:t>
+            </w:r>
+          </w:p>
+        </w:tc>
+        <w:tc>
+          <w:tcPr/>
+          <w:p>
+            <w:pPr>
+              <w:pStyle w:val="Compact"/>
+            </w:pPr>
+            <w:r>
+              <w:t xml:space="preserve">681</w:t>
+            </w:r>
+          </w:p>
+        </w:tc>
+        <w:tc>
+          <w:tcPr/>
+          <w:p>
+            <w:pPr>
+              <w:pStyle w:val="Compact"/>
+            </w:pPr>
+            <w:r>
+              <w:t xml:space="preserve">187</w:t>
+            </w:r>
+          </w:p>
+        </w:tc>
+        <w:tc>
+          <w:tcPr/>
+          <w:p>
+            <w:pPr>
+              <w:pStyle w:val="Compact"/>
+            </w:pPr>
+            <w:r>
+              <w:t xml:space="preserve">45</w:t>
+            </w:r>
+          </w:p>
+        </w:tc>
+        <w:tc>
+          <w:tcPr/>
+          <w:p>
+            <w:pPr>
+              <w:pStyle w:val="Compact"/>
+            </w:pPr>
+            <w:r>
+              <w:t xml:space="preserve">0.879</w:t>
+            </w:r>
+          </w:p>
+        </w:tc>
+        <w:tc>
+          <w:tcPr/>
+          <w:p>
+            <w:pPr>
+              <w:pStyle w:val="Compact"/>
+            </w:pPr>
+            <w:r>
+              <w:t xml:space="preserve">0.591</w:t>
+            </w:r>
+          </w:p>
+        </w:tc>
+        <w:tc>
+          <w:tcPr/>
+          <w:p>
+            <w:pPr>
+              <w:pStyle w:val="Compact"/>
+            </w:pPr>
+            <w:r>
+              <w:t xml:space="preserve">deployed</w:t>
+            </w:r>
+          </w:p>
+        </w:tc>
+        <w:tc>
+          <w:tcPr/>
+          <w:p>
+            <w:pPr>
+              <w:pStyle w:val="Compact"/>
+            </w:pPr>
+          </w:p>
+        </w:tc>
+      </w:tr>
+      <w:tr>
+        <w:tc>
+          <w:tcPr/>
+          <w:p>
+            <w:pPr>
+              <w:pStyle w:val="Compact"/>
+            </w:pPr>
+            <w:r>
+              <w:t xml:space="preserve">Nav1_8</w:t>
+            </w:r>
+          </w:p>
+        </w:tc>
+        <w:tc>
+          <w:tcPr/>
+          <w:p>
+            <w:pPr>
+              <w:pStyle w:val="Compact"/>
+            </w:pPr>
+            <w:r>
+              <w:t xml:space="preserve">501</w:t>
+            </w:r>
+          </w:p>
+        </w:tc>
+        <w:tc>
+          <w:tcPr/>
+          <w:p>
+            <w:pPr>
+              <w:pStyle w:val="Compact"/>
+            </w:pPr>
+            <w:r>
+              <w:t xml:space="preserve">163</w:t>
+            </w:r>
+          </w:p>
+        </w:tc>
+        <w:tc>
+          <w:tcPr/>
+          <w:p>
+            <w:pPr>
+              <w:pStyle w:val="Compact"/>
+            </w:pPr>
+            <w:r>
+              <w:t xml:space="preserve">39</w:t>
+            </w:r>
+          </w:p>
+        </w:tc>
+        <w:tc>
+          <w:tcPr/>
+          <w:p>
+            <w:pPr>
+              <w:pStyle w:val="Compact"/>
+            </w:pPr>
+            <w:r>
+              <w:t xml:space="preserve">0.955</w:t>
+            </w:r>
+          </w:p>
+        </w:tc>
+        <w:tc>
+          <w:tcPr/>
+          <w:p>
+            <w:pPr>
+              <w:pStyle w:val="Compact"/>
+            </w:pPr>
+            <w:r>
+              <w:t xml:space="preserve">0.901</w:t>
+            </w:r>
+          </w:p>
+        </w:tc>
+        <w:tc>
+          <w:tcPr/>
+          <w:p>
+            <w:pPr>
+              <w:pStyle w:val="Compact"/>
+            </w:pPr>
+            <w:r>
+              <w:t xml:space="preserve">deployed</w:t>
+            </w:r>
+          </w:p>
+        </w:tc>
+        <w:tc>
+          <w:tcPr/>
+          <w:p>
+            <w:pPr>
+              <w:pStyle w:val="Compact"/>
+            </w:pPr>
+          </w:p>
+        </w:tc>
+      </w:tr>
+      <w:tr>
+        <w:tc>
+          <w:tcPr/>
+          <w:p>
+            <w:pPr>
+              <w:pStyle w:val="Compact"/>
+            </w:pPr>
+            <w:r>
+              <w:t xml:space="preserve">Cav3_2</w:t>
+            </w:r>
+          </w:p>
+        </w:tc>
+        <w:tc>
+          <w:tcPr/>
+          <w:p>
+            <w:pPr>
+              <w:pStyle w:val="Compact"/>
+            </w:pPr>
+            <w:r>
+              <w:t xml:space="preserve">633</w:t>
+            </w:r>
+          </w:p>
+        </w:tc>
+        <w:tc>
+          <w:tcPr/>
+          <w:p>
+            <w:pPr>
+              <w:pStyle w:val="Compact"/>
+            </w:pPr>
+            <w:r>
+              <w:t xml:space="preserve">201</w:t>
+            </w:r>
+          </w:p>
+        </w:tc>
+        <w:tc>
+          <w:tcPr/>
+          <w:p>
+            <w:pPr>
+              <w:pStyle w:val="Compact"/>
+            </w:pPr>
+            <w:r>
+              <w:t xml:space="preserve">33</w:t>
+            </w:r>
+          </w:p>
+        </w:tc>
+        <w:tc>
+          <w:tcPr/>
+          <w:p>
+            <w:pPr>
+              <w:pStyle w:val="Compact"/>
+            </w:pPr>
+            <w:r>
+              <w:t xml:space="preserve">1.000</w:t>
+            </w:r>
+          </w:p>
+        </w:tc>
+        <w:tc>
+          <w:tcPr/>
+          <w:p>
+            <w:pPr>
+              <w:pStyle w:val="Compact"/>
+            </w:pPr>
+            <w:r>
+              <w:t xml:space="preserve">0.997</w:t>
+            </w:r>
+          </w:p>
+        </w:tc>
+        <w:tc>
+          <w:tcPr/>
+          <w:p>
+            <w:pPr>
+              <w:pStyle w:val="Compact"/>
+            </w:pPr>
+            <w:r>
+              <w:t xml:space="preserve">withdrawn after training</w:t>
+            </w:r>
+          </w:p>
+        </w:tc>
+        <w:tc>
+          <w:tcPr/>
+          <w:p>
+            <w:pPr>
+              <w:pStyle w:val="Compact"/>
+            </w:pPr>
+            <w:r>
+              <w:t xml:space="preserve">active band compressed near zero, calibrated threshold 0.065, atenolol scores 0.084</w:t>
+            </w:r>
+          </w:p>
+        </w:tc>
+      </w:tr>
+      <w:tr>
+        <w:tc>
+          <w:tcPr/>
+          <w:p>
+            <w:pPr>
+              <w:pStyle w:val="Compact"/>
+            </w:pPr>
+            <w:r>
+              <w:t xml:space="preserve">GABAA_a5</w:t>
+            </w:r>
+          </w:p>
+        </w:tc>
+        <w:tc>
+          <w:tcPr/>
+          <w:p>
+            <w:pPr>
+              <w:pStyle w:val="Compact"/>
+            </w:pPr>
+            <w:r>
+              <w:t xml:space="preserve">672</w:t>
+            </w:r>
+          </w:p>
+        </w:tc>
+        <w:tc>
+          <w:tcPr/>
+          <w:p>
+            <w:pPr>
+              <w:pStyle w:val="Compact"/>
+            </w:pPr>
+            <w:r>
+              <w:t xml:space="preserve">284</w:t>
+            </w:r>
+          </w:p>
+        </w:tc>
+        <w:tc>
+          <w:tcPr/>
+          <w:p>
+            <w:pPr>
+              <w:pStyle w:val="Compact"/>
+            </w:pPr>
+            <w:r>
+              <w:t xml:space="preserve">4</w:t>
+            </w:r>
+          </w:p>
+        </w:tc>
+        <w:tc>
+          <w:tcPr/>
+          <w:p>
+            <w:pPr>
+              <w:pStyle w:val="Compact"/>
+            </w:pPr>
+            <w:r>
+              <w:t xml:space="preserve">n/a</w:t>
+            </w:r>
+          </w:p>
+        </w:tc>
+        <w:tc>
+          <w:tcPr/>
+          <w:p>
+            <w:pPr>
+              <w:pStyle w:val="Compact"/>
+            </w:pPr>
+            <w:r>
+              <w:t xml:space="preserve">n/a</w:t>
+            </w:r>
+          </w:p>
+        </w:tc>
+        <w:tc>
+          <w:tcPr/>
+          <w:p>
+            <w:pPr>
+              <w:pStyle w:val="Compact"/>
+            </w:pPr>
+            <w:r>
+              <w:t xml:space="preserve">not trained</w:t>
+            </w:r>
+          </w:p>
+        </w:tc>
+        <w:tc>
+          <w:tcPr/>
+          <w:p>
+            <w:pPr>
+              <w:pStyle w:val="Compact"/>
+            </w:pPr>
+            <w:r>
+              <w:t xml:space="preserve">only 4 measured inactives, cannot set a threshold honestly</w:t>
+            </w:r>
+          </w:p>
+        </w:tc>
+      </w:tr>
+    </w:tbl>
+    <w:bookmarkStart w:id="33" w:name="X9027440be274316944cc57f1af493358284f194"/>
     <w:p>
       <w:pPr>
         <w:pStyle w:val="Heading3"/>
@@ -12393,8 +14083,8 @@
         <w:t xml:space="preserve">being allowed to flatter the headline figure.</w:t>
       </w:r>
     </w:p>
-    <w:bookmarkEnd w:id="30"/>
-    <w:bookmarkStart w:id="31" w:name="X91dce0deeb887e10b19280bac3f91491ebe5e3c"/>
+    <w:bookmarkEnd w:id="33"/>
+    <w:bookmarkStart w:id="34" w:name="X91dce0deeb887e10b19280bac3f91491ebe5e3c"/>
     <w:p>
       <w:pPr>
         <w:pStyle w:val="Heading3"/>
@@ -12497,8 +14187,8 @@
         <w:t xml:space="preserve">specificity of 0.875, a balanced accuracy of 0.832 (Figure 10).</w:t>
       </w:r>
     </w:p>
-    <w:bookmarkEnd w:id="31"/>
-    <w:bookmarkStart w:id="32" w:name="validation-on-reference-compounds"/>
+    <w:bookmarkEnd w:id="34"/>
+    <w:bookmarkStart w:id="35" w:name="validation-on-reference-compounds"/>
     <w:p>
       <w:pPr>
         <w:pStyle w:val="Heading3"/>
@@ -12563,9 +14253,644 @@
         <w:t xml:space="preserve">serotonin-transporter binder, while non-CNS controls return no distinctive engagement.</w:t>
       </w:r>
     </w:p>
-    <w:bookmarkEnd w:id="32"/>
-    <w:bookmarkEnd w:id="33"/>
-    <w:bookmarkStart w:id="34" w:name="the-brainsafe-ai-server"/>
+    <w:bookmarkEnd w:id="35"/>
+    <w:bookmarkStart w:id="36" w:name="falsification-analysis"/>
+    <w:p>
+      <w:pPr>
+        <w:pStyle w:val="Heading3"/>
+      </w:pPr>
+      <w:r>
+        <w:t xml:space="preserve">Falsification analysis</w:t>
+      </w:r>
+    </w:p>
+    <w:p>
+      <w:pPr>
+        <w:pStyle w:val="FirstParagraph"/>
+      </w:pPr>
+      <w:r>
+        <w:t xml:space="preserve">Every result above was produced by investigators who wanted the tool to work. To counter that, each</w:t>
+      </w:r>
+      <w:r>
+        <w:t xml:space="preserve"> </w:t>
+      </w:r>
+      <w:r>
+        <w:t xml:space="preserve">central claim was restated so that it could fail and paired with a null model able to produce the</w:t>
+      </w:r>
+      <w:r>
+        <w:t xml:space="preserve"> </w:t>
+      </w:r>
+      <w:r>
+        <w:t xml:space="preserve">same apparent success by accident. Where predictive power was at issue, scoring used scaffold</w:t>
+      </w:r>
+      <w:r>
+        <w:t xml:space="preserve"> </w:t>
+      </w:r>
+      <w:r>
+        <w:t xml:space="preserve">hold-out models that never saw the compounds they scored. The analysis is versioned separately from</w:t>
+      </w:r>
+      <w:r>
+        <w:t xml:space="preserve"> </w:t>
+      </w:r>
+      <w:r>
+        <w:t xml:space="preserve">the validation results so that a refutation can never be mistaken for a confirmation (Table 7).</w:t>
+      </w:r>
+    </w:p>
+    <w:p>
+      <w:pPr>
+        <w:pStyle w:val="BodyText"/>
+      </w:pPr>
+      <w:r>
+        <w:rPr>
+          <w:b/>
+          <w:bCs/>
+        </w:rPr>
+        <w:t xml:space="preserve">The disease layer carries information.</w:t>
+      </w:r>
+      <w:r>
+        <w:t xml:space="preserve"> </w:t>
+      </w:r>
+      <w:r>
+        <w:t xml:space="preserve">Across held-out compounds the correct condition appears in</w:t>
+      </w:r>
+      <w:r>
+        <w:t xml:space="preserve"> </w:t>
+      </w:r>
+      <w:r>
+        <w:t xml:space="preserve">the top three predictions for 79.4% of cases, against 20.7% for a null that shuffles which disease</w:t>
+      </w:r>
+      <w:r>
+        <w:t xml:space="preserve"> </w:t>
+      </w:r>
+      <w:r>
+        <w:t xml:space="preserve">each target maps to (p = 0.005) and 54.8% for always answering with the three commonest conditions.</w:t>
+      </w:r>
+    </w:p>
+    <w:p>
+      <w:pPr>
+        <w:pStyle w:val="BodyText"/>
+      </w:pPr>
+      <w:r>
+        <w:rPr>
+          <w:b/>
+          <w:bCs/>
+        </w:rPr>
+        <w:t xml:space="preserve">The curated edge weights do not.</w:t>
+      </w:r>
+      <w:r>
+        <w:t xml:space="preserve"> </w:t>
+      </w:r>
+      <w:r>
+        <w:t xml:space="preserve">Recomputing the same predictions with uniform weights gives</w:t>
+      </w:r>
+      <w:r>
+        <w:t xml:space="preserve"> </w:t>
+      </w:r>
+      <w:r>
+        <w:t xml:space="preserve">0.7935 and with weights randomly permuted across edges 0.7922, against 0.7943 for the curated values,</w:t>
+      </w:r>
+      <w:r>
+        <w:t xml:space="preserve"> </w:t>
+      </w:r>
+      <w:r>
+        <w:t xml:space="preserve">a spread of 0.002. The information lies in which target connects to which condition, not in how</w:t>
+      </w:r>
+      <w:r>
+        <w:t xml:space="preserve"> </w:t>
+      </w:r>
+      <w:r>
+        <w:t xml:space="preserve">strongly. The weights are therefore described in this manuscript as a mechanistic prior and as graph</w:t>
+      </w:r>
+      <w:r>
+        <w:t xml:space="preserve"> </w:t>
+      </w:r>
+      <w:r>
+        <w:t xml:space="preserve">structure, not as tuned parameters, and the graph would be no less accurate without them.</w:t>
+      </w:r>
+    </w:p>
+    <w:p>
+      <w:pPr>
+        <w:pStyle w:val="BodyText"/>
+      </w:pPr>
+      <w:r>
+        <w:rPr>
+          <w:b/>
+          <w:bCs/>
+        </w:rPr>
+        <w:t xml:space="preserve">Blood-brain-barrier gating is a filter, not a discriminator.</w:t>
+      </w:r>
+      <w:r>
+        <w:t xml:space="preserve"> </w:t>
+      </w:r>
+      <w:r>
+        <w:t xml:space="preserve">The gate multiplies every condition</w:t>
+      </w:r>
+      <w:r>
+        <w:t xml:space="preserve"> </w:t>
+      </w:r>
+      <w:r>
+        <w:t xml:space="preserve">by the same probability and therefore cannot change which condition ranks first. It determines</w:t>
+      </w:r>
+      <w:r>
+        <w:t xml:space="preserve"> </w:t>
+      </w:r>
+      <w:r>
+        <w:t xml:space="preserve">whether anything is reported at all. Earlier wording implying that it sharpens the disease call</w:t>
+      </w:r>
+      <w:r>
+        <w:t xml:space="preserve"> </w:t>
+      </w:r>
+      <w:r>
+        <w:t xml:space="preserve">overstated its role and has been corrected throughout.</w:t>
+      </w:r>
+    </w:p>
+    <w:p>
+      <w:pPr>
+        <w:pStyle w:val="BodyText"/>
+      </w:pPr>
+      <w:r>
+        <w:rPr>
+          <w:b/>
+          <w:bCs/>
+        </w:rPr>
+        <w:t xml:space="preserve">Specificity transfers to distant chemistry.</w:t>
+      </w:r>
+      <w:r>
+        <w:t xml:space="preserve"> </w:t>
+      </w:r>
+      <w:r>
+        <w:t xml:space="preserve">On compounds drawn by random PubChem identifier,</w:t>
+      </w:r>
+      <w:r>
+        <w:t xml:space="preserve"> </w:t>
+      </w:r>
+      <w:r>
+        <w:t xml:space="preserve">independent of every set used to build the tool, the false-positive rate is 0.051 among those most</w:t>
+      </w:r>
+      <w:r>
+        <w:t xml:space="preserve"> </w:t>
+      </w:r>
+      <w:r>
+        <w:t xml:space="preserve">distant from training chemistry, against 0.125 measured on library compounds. The suspicion that the</w:t>
+      </w:r>
+      <w:r>
+        <w:t xml:space="preserve"> </w:t>
+      </w:r>
+      <w:r>
+        <w:t xml:space="preserve">headline specificity was an artefact of range restriction is refuted.</w:t>
+      </w:r>
+    </w:p>
+    <w:p>
+      <w:pPr>
+        <w:pStyle w:val="BodyText"/>
+      </w:pPr>
+      <w:r>
+        <w:rPr>
+          <w:b/>
+          <w:bCs/>
+        </w:rPr>
+        <w:t xml:space="preserve">Read-across is validated only in its intended regime.</w:t>
+      </w:r>
+      <w:r>
+        <w:t xml:space="preserve"> </w:t>
+      </w:r>
+      <w:r>
+        <w:t xml:space="preserve">It recovers the true target for 97.0% of</w:t>
+      </w:r>
+      <w:r>
+        <w:t xml:space="preserve"> </w:t>
+      </w:r>
+      <w:r>
+        <w:t xml:space="preserve">held-out compounds against 6.0% for a frequency baseline, with the query and any identical structure</w:t>
+      </w:r>
+      <w:r>
+        <w:t xml:space="preserve"> </w:t>
+      </w:r>
+      <w:r>
+        <w:t xml:space="preserve">excluded. This does not show that read-across works for a target class the index does not contain,</w:t>
+      </w:r>
+      <w:r>
+        <w:t xml:space="preserve"> </w:t>
+      </w:r>
+      <w:r>
+        <w:t xml:space="preserve">and the figure is not quoted as if it did.</w:t>
+      </w:r>
+    </w:p>
+    <w:bookmarkEnd w:id="36"/>
+    <w:bookmarkStart w:id="37" w:name="validation-against-clinical-indications"/>
+    <w:p>
+      <w:pPr>
+        <w:pStyle w:val="Heading3"/>
+      </w:pPr>
+      <w:r>
+        <w:t xml:space="preserve">Validation against clinical indications</w:t>
+      </w:r>
+    </w:p>
+    <w:p>
+      <w:pPr>
+        <w:pStyle w:val="FirstParagraph"/>
+      </w:pPr>
+      <w:r>
+        <w:t xml:space="preserve">The preceding test asks whether the disease layer recovers the condition a compound’s target maps to</w:t>
+      </w:r>
+      <w:r>
+        <w:t xml:space="preserve"> </w:t>
+      </w:r>
+      <w:r>
+        <w:t xml:space="preserve">under this project’s own map, which establishes internal consistency rather than external truth. A</w:t>
+      </w:r>
+      <w:r>
+        <w:t xml:space="preserve"> </w:t>
+      </w:r>
+      <w:r>
+        <w:t xml:space="preserve">stronger test uses ChEMBL’s drug_indication table restricted to phase 4, mapped to the panel through</w:t>
+      </w:r>
+      <w:r>
+        <w:t xml:space="preserve"> </w:t>
+      </w:r>
+      <w:r>
+        <w:t xml:space="preserve">a keyword list fixed before any prediction was computed and deliberately narrow, so that an unmatched</w:t>
+      </w:r>
+      <w:r>
+        <w:t xml:space="preserve"> </w:t>
+      </w:r>
+      <w:r>
+        <w:t xml:space="preserve">heading is discarded rather than coerced. Auditing that mapping rather than trusting it caught</w:t>
+      </w:r>
+      <w:r>
+        <w:t xml:space="preserve"> </w:t>
+      </w:r>
+      <w:r>
+        <w:t xml:space="preserve">Wolff-Parkinson-White syndrome, a cardiac condition, matching the substring</w:t>
+      </w:r>
+      <w:r>
+        <w:t xml:space="preserve"> </w:t>
+      </w:r>
+      <w:r>
+        <w:t xml:space="preserve">“parkinson”</w:t>
+      </w:r>
+      <w:r>
+        <w:t xml:space="preserve">; it was</w:t>
+      </w:r>
+      <w:r>
+        <w:t xml:space="preserve"> </w:t>
+      </w:r>
+      <w:r>
+        <w:t xml:space="preserve">excluded.</w:t>
+      </w:r>
+    </w:p>
+    <w:p>
+      <w:pPr>
+        <w:pStyle w:val="BodyText"/>
+      </w:pPr>
+      <w:r>
+        <w:t xml:space="preserve">On 467 drugs the top-3 accuracy is 0.379. On the 162 whose exact structure appears nowhere in the</w:t>
+      </w:r>
+      <w:r>
+        <w:t xml:space="preserve"> </w:t>
+      </w:r>
+      <w:r>
+        <w:t xml:space="preserve">training chemistry it is 0.352, statistically indistinguishable from the 0.387 achieved on structures</w:t>
+      </w:r>
+      <w:r>
+        <w:t xml:space="preserve"> </w:t>
+      </w:r>
+      <w:r>
+        <w:t xml:space="preserve">the models have seen, which establishes that the result is prediction rather than memorisation. Both</w:t>
+      </w:r>
+      <w:r>
+        <w:t xml:space="preserve"> </w:t>
+      </w:r>
+      <w:r>
+        <w:t xml:space="preserve">exceed a permutation null of 0.145 decisively (p = 0.001). Neither exceeds a frequency null of 0.654,</w:t>
+      </w:r>
+      <w:r>
+        <w:t xml:space="preserve"> </w:t>
+      </w:r>
+      <w:r>
+        <w:t xml:space="preserve">because chronic pain, depression and psychosis account for most approved central-nervous-system</w:t>
+      </w:r>
+      <w:r>
+        <w:t xml:space="preserve"> </w:t>
+      </w:r>
+      <w:r>
+        <w:t xml:space="preserve">indications and a constant answer naming those three is right about two-thirds of the time. That</w:t>
+      </w:r>
+      <w:r>
+        <w:t xml:space="preserve"> </w:t>
+      </w:r>
+      <w:r>
+        <w:t xml:space="preserve">constant answer carries no information about any individual compound, but it is a real bar and the</w:t>
+      </w:r>
+      <w:r>
+        <w:t xml:space="preserve"> </w:t>
+      </w:r>
+      <w:r>
+        <w:t xml:space="preserve">tool does not clear it on this metric. Removing the reporting threshold and judging the ranking alone</w:t>
+      </w:r>
+      <w:r>
+        <w:t xml:space="preserve"> </w:t>
+      </w:r>
+      <w:r>
+        <w:t xml:space="preserve">raises accuracy to 0.490, which locates much of the gap in the decision to stay silent rather than in</w:t>
+      </w:r>
+      <w:r>
+        <w:t xml:space="preserve"> </w:t>
+      </w:r>
+      <w:r>
+        <w:t xml:space="preserve">the ranking itself. Per-indication recovery is reported in full (Table 8) because the aggregate</w:t>
+      </w:r>
+      <w:r>
+        <w:t xml:space="preserve"> </w:t>
+      </w:r>
+      <w:r>
+        <w:t xml:space="preserve">conceals a wide spread, from 0.644 for psychosis to 0.103 for epilepsy.</w:t>
+      </w:r>
+    </w:p>
+    <w:bookmarkEnd w:id="37"/>
+    <w:bookmarkStart w:id="38" w:name="X34715ae1b4c1228dc33d52a94dc00f7d217f596"/>
+    <w:p>
+      <w:pPr>
+        <w:pStyle w:val="Heading3"/>
+      </w:pPr>
+      <w:r>
+        <w:t xml:space="preserve">Deployed specificity and the withdrawal of an endpoint</w:t>
+      </w:r>
+    </w:p>
+    <w:p>
+      <w:pPr>
+        <w:pStyle w:val="FirstParagraph"/>
+      </w:pPr>
+      <w:r>
+        <w:t xml:space="preserve">Two gaps in the evidence above motivated a further test. The background-specificity calibration bounds</w:t>
+      </w:r>
+      <w:r>
+        <w:t xml:space="preserve"> </w:t>
+      </w:r>
+      <w:r>
+        <w:t xml:space="preserve">the false-positive rate on a random sample of the measured training library, which is drug-like</w:t>
+      </w:r>
+      <w:r>
+        <w:t xml:space="preserve"> </w:t>
+      </w:r>
+      <w:r>
+        <w:t xml:space="preserve">medicinal chemistry and therefore a weak negative set; a model can pass it and still fire on a sugar.</w:t>
+      </w:r>
+      <w:r>
+        <w:t xml:space="preserve"> </w:t>
+      </w:r>
+      <w:r>
+        <w:t xml:space="preserve">The scaffold hold-out analysis used genuinely random structures but scored the hold-out twins rather</w:t>
+      </w:r>
+      <w:r>
+        <w:t xml:space="preserve"> </w:t>
+      </w:r>
+      <w:r>
+        <w:t xml:space="preserve">than the models the server delivers. Every deployed binder model was therefore scored at its deployed</w:t>
+      </w:r>
+      <w:r>
+        <w:t xml:space="preserve"> </w:t>
+      </w:r>
+      <w:r>
+        <w:t xml:space="preserve">threshold against 600 random PubChem structures and against molecules no central-nervous-system</w:t>
+      </w:r>
+      <w:r>
+        <w:t xml:space="preserve"> </w:t>
+      </w:r>
+      <w:r>
+        <w:t xml:space="preserve">target plausibly binds.</w:t>
+      </w:r>
+    </w:p>
+    <w:p>
+      <w:pPr>
+        <w:pStyle w:val="BodyText"/>
+      </w:pPr>
+      <w:r>
+        <w:t xml:space="preserve">The median false-positive rate across the deployed panel is 0.0017. Four endpoints failed. Nav1.1</w:t>
+      </w:r>
+      <w:r>
+        <w:t xml:space="preserve"> </w:t>
+      </w:r>
+      <w:r>
+        <w:t xml:space="preserve">assigned binder probabilities of 0.806 to glucose, 0.809 to urea, 0.802 to acetate and 0.816 to</w:t>
+      </w:r>
+      <w:r>
+        <w:t xml:space="preserve"> </w:t>
+      </w:r>
+      <w:r>
+        <w:t xml:space="preserve">glycine against a threshold of 0.796, at an overall false-positive rate of 0.098 on random chemistry.</w:t>
+      </w:r>
+      <w:r>
+        <w:t xml:space="preserve"> </w:t>
+      </w:r>
+      <w:r>
+        <w:t xml:space="preserve">The failure is not one of calibration: every trivial control lies within a band of 0.015, and the</w:t>
+      </w:r>
+      <w:r>
+        <w:t xml:space="preserve"> </w:t>
+      </w:r>
+      <w:r>
+        <w:t xml:space="preserve">threshold that would restore 5% specificity still calls glycine a binder. This compressed-probability</w:t>
+      </w:r>
+      <w:r>
+        <w:t xml:space="preserve"> </w:t>
+      </w:r>
+      <w:r>
+        <w:t xml:space="preserve">pathology also explains that endpoint’s deployed sensitivity of 0.32 and its provenance, 78% of</w:t>
+      </w:r>
+      <w:r>
+        <w:t xml:space="preserve"> </w:t>
+      </w:r>
+      <w:r>
+        <w:t xml:space="preserve">measurements from a single assay. Nav1.1 was withdrawn from the panel. Cav3.2 was rejected before</w:t>
+      </w:r>
+      <w:r>
+        <w:t xml:space="preserve"> </w:t>
+      </w:r>
+      <w:r>
+        <w:t xml:space="preserve">deployment for the same pathology inverted, its calibrated threshold falling to 0.065 while atenolol</w:t>
+      </w:r>
+      <w:r>
+        <w:t xml:space="preserve"> </w:t>
+      </w:r>
+      <w:r>
+        <w:t xml:space="preserve">scored 0.084. SIRT1 and alpha3beta4 were re-thresholded at negligible cost to sensitivity. After</w:t>
+      </w:r>
+      <w:r>
+        <w:t xml:space="preserve"> </w:t>
+      </w:r>
+      <w:r>
+        <w:t xml:space="preserve">these decisions every deployed endpoint holds below 5% on random chemistry and none fires on a</w:t>
+      </w:r>
+      <w:r>
+        <w:t xml:space="preserve"> </w:t>
+      </w:r>
+      <w:r>
+        <w:t xml:space="preserve">trivial molecule.</w:t>
+      </w:r>
+    </w:p>
+    <w:bookmarkEnd w:id="38"/>
+    <w:bookmarkStart w:id="39" w:name="X7c33d6add72f0d989c9714e22141c8d0c51ebcb"/>
+    <w:p>
+      <w:pPr>
+        <w:pStyle w:val="Heading3"/>
+      </w:pPr>
+      <w:r>
+        <w:t xml:space="preserve">Targeted expansion, and a limit that more targets cannot remove</w:t>
+      </w:r>
+    </w:p>
+    <w:p>
+      <w:pPr>
+        <w:pStyle w:val="FirstParagraph"/>
+      </w:pPr>
+      <w:r>
+        <w:t xml:space="preserve">Because the clinical-indication test identified epilepsy and chronic pain as the conditions served</w:t>
+      </w:r>
+      <w:r>
+        <w:t xml:space="preserve"> </w:t>
+      </w:r>
+      <w:r>
+        <w:t xml:space="preserve">worst, ChEMBL was queried systematically for the mechanisms those conditions require. Six cleared</w:t>
+      </w:r>
+      <w:r>
+        <w:t xml:space="preserve"> </w:t>
+      </w:r>
+      <w:r>
+        <w:t xml:space="preserve">both a volume bar of 800 measured activities and a source-diversity bar; four survived audit and</w:t>
+      </w:r>
+      <w:r>
+        <w:t xml:space="preserve"> </w:t>
+      </w:r>
+      <w:r>
+        <w:t xml:space="preserve">training and are deployed: alpha4beta2 and alpha3beta4 nicotinic receptors, Nav1.6 and Nav1.8</w:t>
+      </w:r>
+      <w:r>
+        <w:t xml:space="preserve"> </w:t>
+      </w:r>
+      <w:r>
+        <w:t xml:space="preserve">(Table 9). Nicotine and varenicline, previously invisible to the tool, now register their known</w:t>
+      </w:r>
+      <w:r>
+        <w:t xml:space="preserve"> </w:t>
+      </w:r>
+      <w:r>
+        <w:t xml:space="preserve">nicotinic engagement, and recovery of approved indications for addiction rose from 0.412 to 0.529.</w:t>
+      </w:r>
+    </w:p>
+    <w:p>
+      <w:pPr>
+        <w:pStyle w:val="BodyText"/>
+      </w:pPr>
+      <w:r>
+        <w:t xml:space="preserve">Epilepsy did not improve, and the reason is instructive. In ChEMBL’s own measurements carbamazepine</w:t>
+      </w:r>
+      <w:r>
+        <w:t xml:space="preserve"> </w:t>
+      </w:r>
+      <w:r>
+        <w:t xml:space="preserve">scores pChEMBL 4.49 at Nav1.7 and lamotrigine 4.77, both labelled inactive; mexiletine reaches 4.93</w:t>
+      </w:r>
+      <w:r>
+        <w:t xml:space="preserve"> </w:t>
+      </w:r>
+      <w:r>
+        <w:t xml:space="preserve">and lacosamide 6.74, below the binder threshold of 7. The classic antiepileptic drugs are not</w:t>
+      </w:r>
+      <w:r>
+        <w:t xml:space="preserve"> </w:t>
+      </w:r>
+      <w:r>
+        <w:t xml:space="preserve">high-affinity sodium-channel ligands; they are use-dependent, state-dependent blockers acting at tens</w:t>
+      </w:r>
+      <w:r>
+        <w:t xml:space="preserve"> </w:t>
+      </w:r>
+      <w:r>
+        <w:t xml:space="preserve">of micromolar. Silence on carbamazepine is therefore the correct response to the measured data, and</w:t>
+      </w:r>
+      <w:r>
+        <w:t xml:space="preserve"> </w:t>
+      </w:r>
+      <w:r>
+        <w:t xml:space="preserve">no binding-affinity endpoint will recognise that pharmacological class. The epilepsy gap is a</w:t>
+      </w:r>
+      <w:r>
+        <w:t xml:space="preserve"> </w:t>
+      </w:r>
+      <w:r>
+        <w:t xml:space="preserve">mismatch between what the panel measures and how a class of drugs works, not a missing target, and it</w:t>
+      </w:r>
+      <w:r>
+        <w:t xml:space="preserve"> </w:t>
+      </w:r>
+      <w:r>
+        <w:t xml:space="preserve">is reported as such rather than as a coverage deficiency that further expansion would close.</w:t>
+      </w:r>
+    </w:p>
+    <w:p>
+      <w:pPr>
+        <w:pStyle w:val="BodyText"/>
+      </w:pPr>
+      <w:r>
+        <w:t xml:space="preserve">A related caution emerged from calibrating the new endpoints. Nav1.6 ranks its held-out actives</w:t>
+      </w:r>
+      <w:r>
+        <w:t xml:space="preserve"> </w:t>
+      </w:r>
+      <w:r>
+        <w:t xml:space="preserve">against random chemistry at an AUROC of 0.997 with a false-positive rate of 0.000, which appears to</w:t>
+      </w:r>
+      <w:r>
+        <w:t xml:space="preserve"> </w:t>
+      </w:r>
+      <w:r>
+        <w:t xml:space="preserve">license relaxing its threshold of 0.9605 and would raise sensitivity from 0.591 to 0.989. Tested</w:t>
+      </w:r>
+      <w:r>
+        <w:t xml:space="preserve"> </w:t>
+      </w:r>
+      <w:r>
+        <w:t xml:space="preserve">against hard negatives the proposal fails: compounds assayed against Nav1.6 and found inactive carry</w:t>
+      </w:r>
+      <w:r>
+        <w:t xml:space="preserve"> </w:t>
+      </w:r>
+      <w:r>
+        <w:t xml:space="preserve">a median probability of 0.532 and a 90th percentile of 0.951, overlapping a binder distribution whose</w:t>
+      </w:r>
+      <w:r>
+        <w:t xml:space="preserve"> </w:t>
+      </w:r>
+      <w:r>
+        <w:t xml:space="preserve">10th percentile is 0.907, and the relaxed threshold would call 73% of tested-inactive compounds</w:t>
+      </w:r>
+      <w:r>
+        <w:t xml:space="preserve"> </w:t>
+      </w:r>
+      <w:r>
+        <w:t xml:space="preserve">binders. A low false-positive rate on unrelated chemistry does not license a lower threshold, and</w:t>
+      </w:r>
+      <w:r>
+        <w:t xml:space="preserve"> </w:t>
+      </w:r>
+      <w:r>
+        <w:t xml:space="preserve">discrimination against random chemistry can be near-perfect while discrimination against the chemistry</w:t>
+      </w:r>
+      <w:r>
+        <w:t xml:space="preserve"> </w:t>
+      </w:r>
+      <w:r>
+        <w:t xml:space="preserve">that matters is poor. The dual constraint, measured inactives and background together, performs work</w:t>
+      </w:r>
+      <w:r>
+        <w:t xml:space="preserve"> </w:t>
+      </w:r>
+      <w:r>
+        <w:t xml:space="preserve">that neither term performs alone.</w:t>
+      </w:r>
+    </w:p>
+    <w:bookmarkEnd w:id="39"/>
+    <w:bookmarkEnd w:id="40"/>
+    <w:bookmarkStart w:id="41" w:name="the-brainsafe-ai-server"/>
     <w:p>
       <w:pPr>
         <w:pStyle w:val="Heading2"/>
@@ -12661,49 +14986,75 @@
         <w:t xml:space="preserve"> </w:t>
       </w:r>
       <w:r>
-        <w:t xml:space="preserve">assess, so a null result is read as an honest unknown rather than as inactivity.</w:t>
-      </w:r>
-    </w:p>
-    <w:bookmarkEnd w:id="34"/>
-    <w:bookmarkStart w:id="35" w:name="discussion"/>
-    <w:p>
-      <w:pPr>
-        <w:pStyle w:val="Heading2"/>
-      </w:pPr>
-      <w:r>
-        <w:t xml:space="preserve">Discussion</w:t>
+        <w:t xml:space="preserve">assess, so a null result is read as an honest unknown rather than as inactivity. A target-engagement</w:t>
+      </w:r>
+      <w:r>
+        <w:t xml:space="preserve"> </w:t>
+      </w:r>
+      <w:r>
+        <w:t xml:space="preserve">profile plots every modelled mechanism against its own reporting threshold; because each endpoint</w:t>
+      </w:r>
+      <w:r>
+        <w:t xml:space="preserve"> </w:t>
+      </w:r>
+      <w:r>
+        <w:t xml:space="preserve">carries a different base rate and a different cut, raw probabilities are not comparable between</w:t>
+      </w:r>
+      <w:r>
+        <w:t xml:space="preserve"> </w:t>
+      </w:r>
+      <w:r>
+        <w:t xml:space="preserve">endpoints, and what is plotted is the distance above each threshold, which is the quantity the</w:t>
+      </w:r>
+      <w:r>
+        <w:t xml:space="preserve"> </w:t>
+      </w:r>
+      <w:r>
+        <w:t xml:space="preserve">disease layer consumes. Sub-threshold targets are shown as a percentage of their own cut, so a</w:t>
+      </w:r>
+      <w:r>
+        <w:t xml:space="preserve"> </w:t>
+      </w:r>
+      <w:r>
+        <w:t xml:space="preserve">compound that engages nothing still yields an interpretable figure rather than an empty panel.</w:t>
       </w:r>
     </w:p>
     <w:p>
       <w:pPr>
-        <w:pStyle w:val="FirstParagraph"/>
-      </w:pPr>
-      <w:r>
-        <w:t xml:space="preserve">BrainSafe AI combines BBB penetration, a broad measured-data target panel, free-brain exposure and</w:t>
-      </w:r>
-      <w:r>
-        <w:t xml:space="preserve"> </w:t>
-      </w:r>
-      <w:r>
-        <w:t xml:space="preserve">safety into a single calibrated, applicability-aware and mechanistically interpretable readout for</w:t>
-      </w:r>
-      <w:r>
-        <w:t xml:space="preserve"> </w:t>
-      </w:r>
-      <w:r>
-        <w:t xml:space="preserve">arbitrary structures. Its central design choice is honesty about uncertainty: enrichment over base rate</w:t>
-      </w:r>
-      <w:r>
-        <w:t xml:space="preserve"> </w:t>
-      </w:r>
-      <w:r>
-        <w:t xml:space="preserve">rather than raw probability, per-endpoint applicability domains, an explicit coverage statement, and a</w:t>
-      </w:r>
-      <w:r>
-        <w:t xml:space="preserve"> </w:t>
-      </w:r>
-      <w:r>
-        <w:t xml:space="preserve">variance decomposition that quantifies how far each endpoint depends on chemotype.</w:t>
+        <w:pStyle w:val="BodyText"/>
+      </w:pPr>
+      <w:r>
+        <w:t xml:space="preserve">Where the server reports nothing, it states the two reasons a null result can arise: the compound may</w:t>
+      </w:r>
+      <w:r>
+        <w:t xml:space="preserve"> </w:t>
+      </w:r>
+      <w:r>
+        <w:t xml:space="preserve">act through a mechanism outside the panel, or through a modelled target but below its reporting</w:t>
+      </w:r>
+      <w:r>
+        <w:t xml:space="preserve"> </w:t>
+      </w:r>
+      <w:r>
+        <w:t xml:space="preserve">threshold. The second is quantified for the user, since thresholds are set for precision, holding the</w:t>
+      </w:r>
+      <w:r>
+        <w:t xml:space="preserve"> </w:t>
+      </w:r>
+      <w:r>
+        <w:t xml:space="preserve">false-positive rate near 0.2% on random chemistry, and the measured cost is a median sensitivity of</w:t>
+      </w:r>
+      <w:r>
+        <w:t xml:space="preserve"> </w:t>
+      </w:r>
+      <w:r>
+        <w:t xml:space="preserve">0.77 falling to 0.26 at the strictest endpoints. Silence is not evidence of inactivity and the</w:t>
+      </w:r>
+      <w:r>
+        <w:t xml:space="preserve"> </w:t>
+      </w:r>
+      <w:r>
+        <w:t xml:space="preserve">interface says so with the number attached.</w:t>
       </w:r>
     </w:p>
     <w:p>
@@ -12711,73 +15062,47 @@
         <w:pStyle w:val="BodyText"/>
       </w:pPr>
       <w:r>
-        <w:t xml:space="preserve">The limitations are inherited from the training data and are stated plainly. The most important concerns</w:t>
-      </w:r>
-      <w:r>
-        <w:t xml:space="preserve"> </w:t>
-      </w:r>
-      <w:r>
-        <w:t xml:space="preserve">prospective use. Scaffold-grouped cross-validation gives a mean classifier AUROC of 0.919, but on</w:t>
-      </w:r>
-      <w:r>
-        <w:t xml:space="preserve"> </w:t>
-      </w:r>
-      <w:r>
-        <w:t xml:space="preserve">compounds published after the training cutoff the aggregate falls to 0.752. The analysis above shows</w:t>
-      </w:r>
-      <w:r>
-        <w:t xml:space="preserve"> </w:t>
-      </w:r>
-      <w:r>
-        <w:t xml:space="preserve">that this aggregate conceals two regimes: inside the applicability domain the classifiers retain 0.827</w:t>
-      </w:r>
-      <w:r>
-        <w:t xml:space="preserve"> </w:t>
-      </w:r>
-      <w:r>
-        <w:t xml:space="preserve">AUROC and the potency models a rank correlation of 0.56, while outside it performance is close to</w:t>
-      </w:r>
-      <w:r>
-        <w:t xml:space="preserve"> </w:t>
-      </w:r>
-      <w:r>
-        <w:t xml:space="preserve">chance. The practical consequence is that BrainSafe AI should be read as a reliable triage instrument</w:t>
-      </w:r>
-      <w:r>
-        <w:t xml:space="preserve"> </w:t>
-      </w:r>
-      <w:r>
-        <w:t xml:space="preserve">for chemistry related to measured data, and as a hypothesis generator only for novel chemotypes; the</w:t>
-      </w:r>
-      <w:r>
-        <w:t xml:space="preserve"> </w:t>
-      </w:r>
-      <w:r>
-        <w:t xml:space="preserve">server states which case applies for every query. Quantitative potency values remain weak priors rather</w:t>
-      </w:r>
-      <w:r>
-        <w:t xml:space="preserve"> </w:t>
-      </w:r>
-      <w:r>
-        <w:t xml:space="preserve">than affinity predictions, which is why the deployed receptor models are binder classifiers and the</w:t>
-      </w:r>
-      <w:r>
-        <w:t xml:space="preserve"> </w:t>
-      </w:r>
-      <w:r>
-        <w:t xml:space="preserve">interface shows a predicted pKi only for compounds already classified as binders. The antioxidant</w:t>
-      </w:r>
-      <w:r>
-        <w:t xml:space="preserve"> </w:t>
-      </w:r>
-      <w:r>
-        <w:t xml:space="preserve">regression that drives the neuroprotection axis has an in-domain prospective rank correlation of 0.59</w:t>
-      </w:r>
-      <w:r>
-        <w:t xml:space="preserve"> </w:t>
-      </w:r>
-      <w:r>
-        <w:t xml:space="preserve">but essentially no out-of-domain signal, so that axis is a qualitative flag outside the domain.</w:t>
+        <w:rPr>
+          <w:b/>
+          <w:bCs/>
+        </w:rPr>
+        <w:t xml:space="preserve">Export.</w:t>
+      </w:r>
+      <w:r>
+        <w:t xml:space="preserve"> </w:t>
+      </w:r>
+      <w:r>
+        <w:t xml:space="preserve">Every result is downloadable in four forms generated from a single tidy table, so that</w:t>
+      </w:r>
+      <w:r>
+        <w:t xml:space="preserve"> </w:t>
+      </w:r>
+      <w:r>
+        <w:t xml:space="preserve">they cannot disagree with the screen or with each other: a data table with units and training context</w:t>
+      </w:r>
+      <w:r>
+        <w:t xml:space="preserve"> </w:t>
+      </w:r>
+      <w:r>
+        <w:t xml:space="preserve">for every endpoint; a self-contained report that inlines its figures, structure image and styling and</w:t>
+      </w:r>
+      <w:r>
+        <w:t xml:space="preserve"> </w:t>
+      </w:r>
+      <w:r>
+        <w:t xml:space="preserve">therefore opens offline and prints to a portable document; a structured record carrying thresholds,</w:t>
+      </w:r>
+      <w:r>
+        <w:t xml:space="preserve"> </w:t>
+      </w:r>
+      <w:r>
+        <w:t xml:space="preserve">screening mode, provenance and the caveats that must travel with the numbers; and the mechanistic map</w:t>
+      </w:r>
+      <w:r>
+        <w:t xml:space="preserve"> </w:t>
+      </w:r>
+      <w:r>
+        <w:t xml:space="preserve">as a vector figure for direct use in a manuscript.</w:t>
       </w:r>
     </w:p>
     <w:p>
@@ -12785,119 +15110,93 @@
         <w:pStyle w:val="BodyText"/>
       </w:pPr>
       <w:r>
-        <w:t xml:space="preserve">Target coverage, though broad, is finite: ionotropic glutamate and GABA-A receptors,</w:t>
-      </w:r>
-      <w:r>
-        <w:t xml:space="preserve"> </w:t>
-      </w:r>
-      <w:r>
-        <w:t xml:space="preserve">protein-aggregation and neuroinflammation phenotypes, and epigenetic targets are not yet modelled, and</w:t>
-      </w:r>
-      <w:r>
-        <w:t xml:space="preserve"> </w:t>
-      </w:r>
-      <w:r>
-        <w:t xml:space="preserve">conditions outside the current mechanistic panel (for example amyotrophic lateral sclerosis,</w:t>
-      </w:r>
-      <w:r>
-        <w:t xml:space="preserve"> </w:t>
-      </w:r>
-      <w:r>
-        <w:t xml:space="preserve">Huntington’s disease and stroke) are not scored. Two ADME endpoints, hepatocyte clearance and plasma</w:t>
-      </w:r>
-      <w:r>
-        <w:t xml:space="preserve"> </w:t>
-      </w:r>
-      <w:r>
-        <w:t xml:space="preserve">protein binding, are weak under the scaffold split and are reported as such. Decoy-based validation</w:t>
-      </w:r>
-      <w:r>
-        <w:t xml:space="preserve"> </w:t>
-      </w:r>
-      <w:r>
-        <w:t xml:space="preserve">gives an optimistic bound because decoys are presumed rather than measured inactives, which is why the</w:t>
-      </w:r>
-      <w:r>
-        <w:t xml:space="preserve"> </w:t>
-      </w:r>
-      <w:r>
-        <w:t xml:space="preserve">near-miss figure and the background false-positive rate are reported together. The target-to-disease</w:t>
-      </w:r>
-      <w:r>
-        <w:t xml:space="preserve"> </w:t>
-      </w:r>
-      <w:r>
-        <w:t xml:space="preserve">weights in the knowledge graph are expert-curated rather than learned, and are versioned in the</w:t>
-      </w:r>
-      <w:r>
-        <w:t xml:space="preserve"> </w:t>
-      </w:r>
-      <w:r>
-        <w:t xml:space="preserve">repository so that they can be inspected and revised. Predictions concern molecular target engagement</w:t>
-      </w:r>
-      <w:r>
-        <w:t xml:space="preserve"> </w:t>
-      </w:r>
-      <w:r>
-        <w:t xml:space="preserve">and physicochemical properties, not clinical efficacy, and do not distinguish agonism from antagonism.</w:t>
-      </w:r>
-      <w:r>
-        <w:t xml:space="preserve"> </w:t>
-      </w:r>
-      <w:r>
-        <w:t xml:space="preserve">The tool is intended for research prioritisation and hypothesis generation and is not for medical,</w:t>
-      </w:r>
-      <w:r>
-        <w:t xml:space="preserve"> </w:t>
-      </w:r>
-      <w:r>
-        <w:t xml:space="preserve">diagnostic or treatment decisions.</w:t>
-      </w:r>
-    </w:p>
-    <w:bookmarkEnd w:id="35"/>
-    <w:bookmarkStart w:id="36" w:name="data-availability"/>
-    <w:p>
-      <w:pPr>
-        <w:pStyle w:val="Heading2"/>
-      </w:pPr>
-      <w:r>
-        <w:t xml:space="preserve">Data availability</w:t>
+        <w:rPr>
+          <w:b/>
+          <w:bCs/>
+        </w:rPr>
+        <w:t xml:space="preserve">Batch screening.</w:t>
+      </w:r>
+      <w:r>
+        <w:t xml:space="preserve"> </w:t>
+      </w:r>
+      <w:r>
+        <w:t xml:space="preserve">Up to 300 compounds may be pasted or uploaded as delimited or plain text and are</w:t>
+      </w:r>
+      <w:r>
+        <w:t xml:space="preserve"> </w:t>
+      </w:r>
+      <w:r>
+        <w:t xml:space="preserve">returned as one row each, giving exposure, engaged mechanisms, reported conditions and</w:t>
+      </w:r>
+      <w:r>
+        <w:t xml:space="preserve"> </w:t>
+      </w:r>
+      <w:r>
+        <w:t xml:space="preserve">applicability-domain status, with the whole table downloadable. This is the mode intended for</w:t>
+      </w:r>
+      <w:r>
+        <w:t xml:space="preserve"> </w:t>
+      </w:r>
+      <w:r>
+        <w:t xml:space="preserve">prioritising a library before laboratory work is committed.</w:t>
       </w:r>
     </w:p>
     <w:p>
       <w:pPr>
-        <w:pStyle w:val="FirstParagraph"/>
-      </w:pPr>
-      <w:r>
-        <w:t xml:space="preserve">All code, trained models, the curated knowledge graph, per-fold validation artifacts and the scripts</w:t>
-      </w:r>
-      <w:r>
-        <w:t xml:space="preserve"> </w:t>
-      </w:r>
-      <w:r>
-        <w:t xml:space="preserve">that regenerate every table and figure in this manuscript are available at</w:t>
-      </w:r>
-      <w:r>
-        <w:t xml:space="preserve"> </w:t>
-      </w:r>
-      <w:r>
-        <w:t xml:space="preserve">https://github.com/krishna-g-999/brainsafe-ai under [license]. The server is freely accessible at</w:t>
-      </w:r>
-      <w:r>
-        <w:t xml:space="preserve"> </w:t>
-      </w:r>
-      <w:r>
-        <w:t xml:space="preserve">[URL] with no login requirement.</w:t>
+        <w:pStyle w:val="BodyText"/>
+      </w:pPr>
+      <w:r>
+        <w:rPr>
+          <w:b/>
+          <w:bCs/>
+        </w:rPr>
+        <w:t xml:space="preserve">Deployment.</w:t>
+      </w:r>
+      <w:r>
+        <w:t xml:space="preserve"> </w:t>
+      </w:r>
+      <w:r>
+        <w:t xml:space="preserve">The server is distributed as a container image running as an unprivileged process</w:t>
+      </w:r>
+      <w:r>
+        <w:t xml:space="preserve"> </w:t>
+      </w:r>
+      <w:r>
+        <w:t xml:space="preserve">with a health endpoint for orchestration. A pre-flight script verifies that every declared dependency</w:t>
+      </w:r>
+      <w:r>
+        <w:t xml:space="preserve"> </w:t>
+      </w:r>
+      <w:r>
+        <w:t xml:space="preserve">resolves at its pinned version, that all model artefacts load, that the knowledge graph is internally</w:t>
+      </w:r>
+      <w:r>
+        <w:t xml:space="preserve"> </w:t>
+      </w:r>
+      <w:r>
+        <w:t xml:space="preserve">consistent, that chemically unrelated compounds yield distinct and directionally correct profiles,</w:t>
+      </w:r>
+      <w:r>
+        <w:t xml:space="preserve"> </w:t>
+      </w:r>
+      <w:r>
+        <w:t xml:space="preserve">and that every export format is well formed and self-contained; it exits non-zero on any failure and</w:t>
+      </w:r>
+      <w:r>
+        <w:t xml:space="preserve"> </w:t>
+      </w:r>
+      <w:r>
+        <w:t xml:space="preserve">is intended to gate a release.</w:t>
       </w:r>
     </w:p>
-    <w:bookmarkEnd w:id="36"/>
-    <w:bookmarkStart w:id="37" w:name="funding"/>
+    <w:bookmarkEnd w:id="41"/>
+    <w:bookmarkStart w:id="42" w:name="discussion"/>
     <w:p>
       <w:pPr>
         <w:pStyle w:val="Heading2"/>
       </w:pPr>
       <w:r>
-        <w:t xml:space="preserve">Funding</w:t>
+        <w:t xml:space="preserve">Discussion</w:t>
       </w:r>
     </w:p>
     <w:p>
@@ -12905,11 +15204,423 @@
         <w:pStyle w:val="FirstParagraph"/>
       </w:pPr>
       <w:r>
+        <w:t xml:space="preserve">BrainSafe AI combines BBB penetration, a broad measured-data target panel, free-brain exposure and</w:t>
+      </w:r>
+      <w:r>
+        <w:t xml:space="preserve"> </w:t>
+      </w:r>
+      <w:r>
+        <w:t xml:space="preserve">safety into a single calibrated, applicability-aware and mechanistically interpretable readout for</w:t>
+      </w:r>
+      <w:r>
+        <w:t xml:space="preserve"> </w:t>
+      </w:r>
+      <w:r>
+        <w:t xml:space="preserve">arbitrary structures. Its central design choice is honesty about uncertainty: enrichment over base rate</w:t>
+      </w:r>
+      <w:r>
+        <w:t xml:space="preserve"> </w:t>
+      </w:r>
+      <w:r>
+        <w:t xml:space="preserve">rather than raw probability, per-endpoint applicability domains, an explicit coverage statement, and a</w:t>
+      </w:r>
+      <w:r>
+        <w:t xml:space="preserve"> </w:t>
+      </w:r>
+      <w:r>
+        <w:t xml:space="preserve">variance decomposition that quantifies how far each endpoint depends on chemotype.</w:t>
+      </w:r>
+    </w:p>
+    <w:p>
+      <w:pPr>
+        <w:pStyle w:val="BodyText"/>
+      </w:pPr>
+      <w:r>
+        <w:t xml:space="preserve">The limitations are inherited from the training data and are stated plainly. The most important concerns</w:t>
+      </w:r>
+      <w:r>
+        <w:t xml:space="preserve"> </w:t>
+      </w:r>
+      <w:r>
+        <w:t xml:space="preserve">prospective use. Scaffold-grouped cross-validation gives a mean classifier AUROC of 0.919, but on</w:t>
+      </w:r>
+      <w:r>
+        <w:t xml:space="preserve"> </w:t>
+      </w:r>
+      <w:r>
+        <w:t xml:space="preserve">compounds published after the training cutoff the aggregate falls to 0.752. The analysis above shows</w:t>
+      </w:r>
+      <w:r>
+        <w:t xml:space="preserve"> </w:t>
+      </w:r>
+      <w:r>
+        <w:t xml:space="preserve">that this aggregate conceals two regimes: inside the applicability domain the classifiers retain 0.827</w:t>
+      </w:r>
+      <w:r>
+        <w:t xml:space="preserve"> </w:t>
+      </w:r>
+      <w:r>
+        <w:t xml:space="preserve">AUROC and the potency models a rank correlation of 0.56, while outside it performance is close to</w:t>
+      </w:r>
+      <w:r>
+        <w:t xml:space="preserve"> </w:t>
+      </w:r>
+      <w:r>
+        <w:t xml:space="preserve">chance. The practical consequence is that BrainSafe AI should be read as a reliable triage instrument</w:t>
+      </w:r>
+      <w:r>
+        <w:t xml:space="preserve"> </w:t>
+      </w:r>
+      <w:r>
+        <w:t xml:space="preserve">for chemistry related to measured data, and as a hypothesis generator only for novel chemotypes; the</w:t>
+      </w:r>
+      <w:r>
+        <w:t xml:space="preserve"> </w:t>
+      </w:r>
+      <w:r>
+        <w:t xml:space="preserve">server states which case applies for every query. Quantitative potency values remain weak priors rather</w:t>
+      </w:r>
+      <w:r>
+        <w:t xml:space="preserve"> </w:t>
+      </w:r>
+      <w:r>
+        <w:t xml:space="preserve">than affinity predictions, which is why the deployed receptor models are binder classifiers and the</w:t>
+      </w:r>
+      <w:r>
+        <w:t xml:space="preserve"> </w:t>
+      </w:r>
+      <w:r>
+        <w:t xml:space="preserve">interface shows a predicted pKi only for compounds already classified as binders. The antioxidant</w:t>
+      </w:r>
+      <w:r>
+        <w:t xml:space="preserve"> </w:t>
+      </w:r>
+      <w:r>
+        <w:t xml:space="preserve">regression that drives the neuroprotection axis has an in-domain prospective rank correlation of 0.59</w:t>
+      </w:r>
+      <w:r>
+        <w:t xml:space="preserve"> </w:t>
+      </w:r>
+      <w:r>
+        <w:t xml:space="preserve">but essentially no out-of-domain signal, so that axis is a qualitative flag outside the domain.</w:t>
+      </w:r>
+    </w:p>
+    <w:p>
+      <w:pPr>
+        <w:pStyle w:val="BodyText"/>
+      </w:pPr>
+      <w:r>
+        <w:t xml:space="preserve">Target coverage, though broad, is finite, and the boundaries have been measured rather than assumed.</w:t>
+      </w:r>
+      <w:r>
+        <w:t xml:space="preserve"> </w:t>
+      </w:r>
+      <w:r>
+        <w:t xml:space="preserve">A systematic query of ChEMBL for the mechanisms the panel omits found that the reasons differ in kind</w:t>
+      </w:r>
+      <w:r>
+        <w:t xml:space="preserve"> </w:t>
+      </w:r>
+      <w:r>
+        <w:t xml:space="preserve">and that only one of them is a matter of quantity. Some targets have too few measured ligands for any</w:t>
+      </w:r>
+      <w:r>
+        <w:t xml:space="preserve"> </w:t>
+      </w:r>
+      <w:r>
+        <w:t xml:space="preserve">model: kainate receptors (244, 139 and 34 activities for GluK1, GluK2 and GluK3), the vesicular</w:t>
+      </w:r>
+      <w:r>
+        <w:t xml:space="preserve"> </w:t>
+      </w:r>
+      <w:r>
+        <w:t xml:space="preserve">monoamine transporter VMAT2 (149), SOD1 (29), TDP-43 (9), and C9orf72, which has no ChEMBL target</w:t>
+      </w:r>
+      <w:r>
+        <w:t xml:space="preserve"> </w:t>
+      </w:r>
+      <w:r>
+        <w:t xml:space="preserve">record at all. Some have volume without diversity, which is a more insidious failure: tau carries</w:t>
+      </w:r>
+      <w:r>
+        <w:t xml:space="preserve"> </w:t>
+      </w:r>
+      <w:r>
+        <w:t xml:space="preserve">95,345 potency values, more than any deployed endpoint, but a 1,000-activity sample draws on a single</w:t>
+      </w:r>
+      <w:r>
+        <w:t xml:space="preserve"> </w:t>
+      </w:r>
+      <w:r>
+        <w:t xml:space="preserve">document and 86% of it is one thioflavin-S displacement campaign, so a scaffold-split model would</w:t>
+      </w:r>
+      <w:r>
+        <w:t xml:space="preserve"> </w:t>
+      </w:r>
+      <w:r>
+        <w:t xml:space="preserve">learn that screening library rather than the protein; huntingtin is worse at 98% from one assay.</w:t>
+      </w:r>
+      <w:r>
+        <w:t xml:space="preserve"> </w:t>
+      </w:r>
+      <w:r>
+        <w:t xml:space="preserve">Some are obscured by target annotation rather than by data: ChEMBL assigns activity to the protein</w:t>
+      </w:r>
+      <w:r>
+        <w:t xml:space="preserve"> </w:t>
+      </w:r>
+      <w:r>
+        <w:t xml:space="preserve">rather than to the binding site, so the phencyclidine channel site used by ketamine and the GluN2B</w:t>
+      </w:r>
+      <w:r>
+        <w:t xml:space="preserve"> </w:t>
+      </w:r>
+      <w:r>
+        <w:t xml:space="preserve">allosteric site used by ifenprodil are pooled despite having unrelated structure-activity</w:t>
+      </w:r>
+      <w:r>
+        <w:t xml:space="preserve"> </w:t>
+      </w:r>
+      <w:r>
+        <w:t xml:space="preserve">relationships, which is why the latter is modelled and the former is not. Finally, some conditions are</w:t>
+      </w:r>
+      <w:r>
+        <w:t xml:space="preserve"> </w:t>
+      </w:r>
+      <w:r>
+        <w:t xml:space="preserve">not targets at all. Migraine and multiple sclerosis are reachable through defined mechanisms not yet</w:t>
+      </w:r>
+      <w:r>
+        <w:t xml:space="preserve"> </w:t>
+      </w:r>
+      <w:r>
+        <w:t xml:space="preserve">included (the calcitonin-gene-related-peptide receptor, 1,578 activities, and dihydroorotate</w:t>
+      </w:r>
+      <w:r>
+        <w:t xml:space="preserve"> </w:t>
+      </w:r>
+      <w:r>
+        <w:t xml:space="preserve">dehydrogenase, 2,558), whereas stroke and cerebral ischaemia offer no comparable small-molecule</w:t>
+      </w:r>
+      <w:r>
+        <w:t xml:space="preserve"> </w:t>
+      </w:r>
+      <w:r>
+        <w:t xml:space="preserve">target set, consistent with four decades of failed neuroprotection trials.</w:t>
+      </w:r>
+    </w:p>
+    <w:p>
+      <w:pPr>
+        <w:pStyle w:val="BodyText"/>
+      </w:pPr>
+      <w:r>
+        <w:t xml:space="preserve">Expanding the panel is not costless, which bears on how these gaps should be closed. Each added</w:t>
+      </w:r>
+      <w:r>
+        <w:t xml:space="preserve"> </w:t>
+      </w:r>
+      <w:r>
+        <w:t xml:space="preserve">endpoint is a further opportunity to fire spuriously, so the probability that at least one target</w:t>
+      </w:r>
+      <w:r>
+        <w:t xml:space="preserve"> </w:t>
+      </w:r>
+      <w:r>
+        <w:t xml:space="preserve">fires on a compound that engages nothing rises with panel size. Coverage should therefore be extended</w:t>
+      </w:r>
+      <w:r>
+        <w:t xml:space="preserve"> </w:t>
+      </w:r>
+      <w:r>
+        <w:t xml:space="preserve">where a measured weakness demands it, as was done here for addiction, rather than pursued for</w:t>
+      </w:r>
+      <w:r>
+        <w:t xml:space="preserve"> </w:t>
+      </w:r>
+      <w:r>
+        <w:t xml:space="preserve">completeness.</w:t>
+      </w:r>
+    </w:p>
+    <w:p>
+      <w:pPr>
+        <w:pStyle w:val="BodyText"/>
+      </w:pPr>
+      <w:r>
+        <w:t xml:space="preserve">Two ADME endpoints, hepatocyte clearance and plasma protein binding, are weak under the scaffold</w:t>
+      </w:r>
+      <w:r>
+        <w:t xml:space="preserve"> </w:t>
+      </w:r>
+      <w:r>
+        <w:t xml:space="preserve">split and are reported as such. Decoy-based validation gives an optimistic bound because decoys are</w:t>
+      </w:r>
+      <w:r>
+        <w:t xml:space="preserve"> </w:t>
+      </w:r>
+      <w:r>
+        <w:t xml:space="preserve">presumed rather than measured inactives, which is why the near-miss figure and the background</w:t>
+      </w:r>
+      <w:r>
+        <w:t xml:space="preserve"> </w:t>
+      </w:r>
+      <w:r>
+        <w:t xml:space="preserve">false-positive rate are reported together, and why deployed specificity is additionally measured on</w:t>
+      </w:r>
+      <w:r>
+        <w:t xml:space="preserve"> </w:t>
+      </w:r>
+      <w:r>
+        <w:t xml:space="preserve">random chemistry and on molecules nothing should bind. The target-to-disease weights in the knowledge</w:t>
+      </w:r>
+      <w:r>
+        <w:t xml:space="preserve"> </w:t>
+      </w:r>
+      <w:r>
+        <w:t xml:space="preserve">graph are expert-curated rather than learned; the falsification analysis shows they carry no</w:t>
+      </w:r>
+      <w:r>
+        <w:t xml:space="preserve"> </w:t>
+      </w:r>
+      <w:r>
+        <w:t xml:space="preserve">measurable predictive content beyond the graph topology, and they are retained as a mechanistic prior</w:t>
+      </w:r>
+      <w:r>
+        <w:t xml:space="preserve"> </w:t>
+      </w:r>
+      <w:r>
+        <w:t xml:space="preserve">and versioned in the repository so that they can be inspected and revised. Predictions concern</w:t>
+      </w:r>
+      <w:r>
+        <w:t xml:space="preserve"> </w:t>
+      </w:r>
+      <w:r>
+        <w:t xml:space="preserve">molecular target engagement and physicochemical properties, not clinical efficacy, and do not</w:t>
+      </w:r>
+      <w:r>
+        <w:t xml:space="preserve"> </w:t>
+      </w:r>
+      <w:r>
+        <w:t xml:space="preserve">distinguish agonism from antagonism. The tool is intended for research prioritisation and hypothesis</w:t>
+      </w:r>
+      <w:r>
+        <w:t xml:space="preserve"> </w:t>
+      </w:r>
+      <w:r>
+        <w:t xml:space="preserve">generation and is not for medical, diagnostic or treatment decisions.</w:t>
+      </w:r>
+    </w:p>
+    <w:p>
+      <w:pPr>
+        <w:pStyle w:val="BodyText"/>
+      </w:pPr>
+      <w:r>
+        <w:t xml:space="preserve">One limitation deserves separate statement because it is not a coverage gap and cannot be closed by</w:t>
+      </w:r>
+      <w:r>
+        <w:t xml:space="preserve"> </w:t>
+      </w:r>
+      <w:r>
+        <w:t xml:space="preserve">adding targets. The panel defines engagement as high-affinity binding, and an entire pharmacological</w:t>
+      </w:r>
+      <w:r>
+        <w:t xml:space="preserve"> </w:t>
+      </w:r>
+      <w:r>
+        <w:t xml:space="preserve">class works otherwise. Use-dependent, state-dependent channel blockers act at concentrations one to</w:t>
+      </w:r>
+      <w:r>
+        <w:t xml:space="preserve"> </w:t>
+      </w:r>
+      <w:r>
+        <w:t xml:space="preserve">two orders of magnitude weaker than the binder threshold, and ChEMBL’s own measurements label the</w:t>
+      </w:r>
+      <w:r>
+        <w:t xml:space="preserve"> </w:t>
+      </w:r>
+      <w:r>
+        <w:t xml:space="preserve">classic antiepileptic drugs inactive at the sodium channels through which they are understood to act.</w:t>
+      </w:r>
+      <w:r>
+        <w:t xml:space="preserve"> </w:t>
+      </w:r>
+      <w:r>
+        <w:t xml:space="preserve">The server is therefore silent on carbamazepine, phenytoin and lamotrigine, and that silence is</w:t>
+      </w:r>
+      <w:r>
+        <w:t xml:space="preserve"> </w:t>
+      </w:r>
+      <w:r>
+        <w:t xml:space="preserve">correct with respect to the measured data while being unhelpful with respect to the clinical</w:t>
+      </w:r>
+      <w:r>
+        <w:t xml:space="preserve"> </w:t>
+      </w:r>
+      <w:r>
+        <w:t xml:space="preserve">question. Extending the tool to such mechanisms would require a different class of endpoint, modelling</w:t>
+      </w:r>
+      <w:r>
+        <w:t xml:space="preserve"> </w:t>
+      </w:r>
+      <w:r>
+        <w:t xml:space="preserve">use-dependent block or a phenotypic outcome, not a further binding target.</w:t>
+      </w:r>
+    </w:p>
+    <w:bookmarkEnd w:id="42"/>
+    <w:bookmarkStart w:id="43" w:name="data-availability"/>
+    <w:p>
+      <w:pPr>
+        <w:pStyle w:val="Heading2"/>
+      </w:pPr>
+      <w:r>
+        <w:t xml:space="preserve">Data availability</w:t>
+      </w:r>
+    </w:p>
+    <w:p>
+      <w:pPr>
+        <w:pStyle w:val="FirstParagraph"/>
+      </w:pPr>
+      <w:r>
+        <w:t xml:space="preserve">All code, trained models, the curated knowledge graph, per-fold validation artifacts and the scripts</w:t>
+      </w:r>
+      <w:r>
+        <w:t xml:space="preserve"> </w:t>
+      </w:r>
+      <w:r>
+        <w:t xml:space="preserve">that regenerate every table and figure in this manuscript are available at</w:t>
+      </w:r>
+      <w:r>
+        <w:t xml:space="preserve"> </w:t>
+      </w:r>
+      <w:r>
+        <w:t xml:space="preserve">https://github.com/krishna-g-999/brainsafe-ai under [license]. The server is freely accessible at</w:t>
+      </w:r>
+      <w:r>
+        <w:t xml:space="preserve"> </w:t>
+      </w:r>
+      <w:r>
+        <w:t xml:space="preserve">[URL] with no login requirement.</w:t>
+      </w:r>
+    </w:p>
+    <w:bookmarkEnd w:id="43"/>
+    <w:bookmarkStart w:id="44" w:name="funding"/>
+    <w:p>
+      <w:pPr>
+        <w:pStyle w:val="Heading2"/>
+      </w:pPr>
+      <w:r>
+        <w:t xml:space="preserve">Funding</w:t>
+      </w:r>
+    </w:p>
+    <w:p>
+      <w:pPr>
+        <w:pStyle w:val="FirstParagraph"/>
+      </w:pPr>
+      <w:r>
         <w:t xml:space="preserve">[To be completed.]</w:t>
       </w:r>
     </w:p>
-    <w:bookmarkEnd w:id="37"/>
-    <w:bookmarkStart w:id="65" w:name="figure-legends"/>
+    <w:bookmarkEnd w:id="44"/>
+    <w:bookmarkStart w:id="72" w:name="figure-legends"/>
     <w:p>
       <w:pPr>
         <w:pStyle w:val="Heading2"/>
@@ -12927,18 +15638,18 @@
           <wp:inline>
             <wp:extent cx="5334000" cy="4665359"/>
             <wp:effectExtent b="0" l="0" r="0" t="0"/>
-            <wp:docPr descr="Figure 1" title="" id="39" name="Picture"/>
+            <wp:docPr descr="Figure 1" title="" id="46" name="Picture"/>
             <a:graphic>
               <a:graphicData uri="http://schemas.openxmlformats.org/drawingml/2006/picture">
                 <pic:pic>
                   <pic:nvPicPr>
-                    <pic:cNvPr descr="figures/Figure1_endpoint_rationale.png" id="40" name="Picture"/>
+                    <pic:cNvPr descr="figures/Figure1_endpoint_rationale.png" id="47" name="Picture"/>
                     <pic:cNvPicPr>
                       <a:picLocks noChangeArrowheads="1" noChangeAspect="1"/>
                     </pic:cNvPicPr>
                   </pic:nvPicPr>
                   <pic:blipFill>
-                    <a:blip r:embed="rId38"/>
+                    <a:blip r:embed="rId45"/>
                     <a:stretch>
                       <a:fillRect/>
                     </a:stretch>
@@ -13042,18 +15753,18 @@
           <wp:inline>
             <wp:extent cx="5334000" cy="3743587"/>
             <wp:effectExtent b="0" l="0" r="0" t="0"/>
-            <wp:docPr descr="Figure 3" title="" id="42" name="Picture"/>
+            <wp:docPr descr="Figure 3" title="" id="49" name="Picture"/>
             <a:graphic>
               <a:graphicData uri="http://schemas.openxmlformats.org/drawingml/2006/picture">
                 <pic:pic>
                   <pic:nvPicPr>
-                    <pic:cNvPr descr="figures/Figure2_mechanism.png" id="43" name="Picture"/>
+                    <pic:cNvPr descr="figures/Figure2_mechanism.png" id="50" name="Picture"/>
                     <pic:cNvPicPr>
                       <a:picLocks noChangeArrowheads="1" noChangeAspect="1"/>
                     </pic:cNvPicPr>
                   </pic:nvPicPr>
                   <pic:blipFill>
-                    <a:blip r:embed="rId41"/>
+                    <a:blip r:embed="rId48"/>
                     <a:stretch>
                       <a:fillRect/>
                     </a:stretch>
@@ -13133,18 +15844,18 @@
           <wp:inline>
             <wp:extent cx="5334000" cy="2051538"/>
             <wp:effectExtent b="0" l="0" r="0" t="0"/>
-            <wp:docPr descr="Figure 4" title="" id="45" name="Picture"/>
+            <wp:docPr descr="Figure 4" title="" id="52" name="Picture"/>
             <a:graphic>
               <a:graphicData uri="http://schemas.openxmlformats.org/drawingml/2006/picture">
                 <pic:pic>
                   <pic:nvPicPr>
-                    <pic:cNvPr descr="figures/Figure3_model_selection.png" id="46" name="Picture"/>
+                    <pic:cNvPr descr="figures/Figure3_model_selection.png" id="53" name="Picture"/>
                     <pic:cNvPicPr>
                       <a:picLocks noChangeArrowheads="1" noChangeAspect="1"/>
                     </pic:cNvPicPr>
                   </pic:nvPicPr>
                   <pic:blipFill>
-                    <a:blip r:embed="rId44"/>
+                    <a:blip r:embed="rId51"/>
                     <a:stretch>
                       <a:fillRect/>
                     </a:stretch>
@@ -13224,18 +15935,18 @@
           <wp:inline>
             <wp:extent cx="5334000" cy="3932477"/>
             <wp:effectExtent b="0" l="0" r="0" t="0"/>
-            <wp:docPr descr="Figure 5" title="" id="48" name="Picture"/>
+            <wp:docPr descr="Figure 5" title="" id="55" name="Picture"/>
             <a:graphic>
               <a:graphicData uri="http://schemas.openxmlformats.org/drawingml/2006/picture">
                 <pic:pic>
                   <pic:nvPicPr>
-                    <pic:cNvPr descr="figures/Figure5_cv_design_and_errorbars.png" id="49" name="Picture"/>
+                    <pic:cNvPr descr="figures/Figure5_cv_design_and_errorbars.png" id="56" name="Picture"/>
                     <pic:cNvPicPr>
                       <a:picLocks noChangeArrowheads="1" noChangeAspect="1"/>
                     </pic:cNvPicPr>
                   </pic:nvPicPr>
                   <pic:blipFill>
-                    <a:blip r:embed="rId47"/>
+                    <a:blip r:embed="rId54"/>
                     <a:stretch>
                       <a:fillRect/>
                     </a:stretch>
@@ -13327,18 +16038,18 @@
           <wp:inline>
             <wp:extent cx="5334000" cy="2072013"/>
             <wp:effectExtent b="0" l="0" r="0" t="0"/>
-            <wp:docPr descr="Figure 6" title="" id="51" name="Picture"/>
+            <wp:docPr descr="Figure 6" title="" id="58" name="Picture"/>
             <a:graphic>
               <a:graphicData uri="http://schemas.openxmlformats.org/drawingml/2006/picture">
                 <pic:pic>
                   <pic:nvPicPr>
-                    <pic:cNvPr descr="figures/Figure6_all_endpoints.png" id="52" name="Picture"/>
+                    <pic:cNvPr descr="figures/Figure6_all_endpoints.png" id="59" name="Picture"/>
                     <pic:cNvPicPr>
                       <a:picLocks noChangeArrowheads="1" noChangeAspect="1"/>
                     </pic:cNvPicPr>
                   </pic:nvPicPr>
                   <pic:blipFill>
-                    <a:blip r:embed="rId50"/>
+                    <a:blip r:embed="rId57"/>
                     <a:stretch>
                       <a:fillRect/>
                     </a:stretch>
@@ -13382,18 +16093,18 @@
           <wp:inline>
             <wp:extent cx="5334000" cy="1709000"/>
             <wp:effectExtent b="0" l="0" r="0" t="0"/>
-            <wp:docPr descr="Figure 7" title="" id="54" name="Picture"/>
+            <wp:docPr descr="Figure 7" title="" id="61" name="Picture"/>
             <a:graphic>
               <a:graphicData uri="http://schemas.openxmlformats.org/drawingml/2006/picture">
                 <pic:pic>
                   <pic:nvPicPr>
-                    <pic:cNvPr descr="figures/Figure7_temporal_by_domain.png" id="55" name="Picture"/>
+                    <pic:cNvPr descr="figures/Figure7_temporal_by_domain.png" id="62" name="Picture"/>
                     <pic:cNvPicPr>
                       <a:picLocks noChangeArrowheads="1" noChangeAspect="1"/>
                     </pic:cNvPicPr>
                   </pic:nvPicPr>
                   <pic:blipFill>
-                    <a:blip r:embed="rId53"/>
+                    <a:blip r:embed="rId60"/>
                     <a:stretch>
                       <a:fillRect/>
                     </a:stretch>
@@ -13521,18 +16232,18 @@
           <wp:inline>
             <wp:extent cx="5334000" cy="2574354"/>
             <wp:effectExtent b="0" l="0" r="0" t="0"/>
-            <wp:docPr descr="Figure 8" title="" id="57" name="Picture"/>
+            <wp:docPr descr="Figure 8" title="" id="64" name="Picture"/>
             <a:graphic>
               <a:graphicData uri="http://schemas.openxmlformats.org/drawingml/2006/picture">
                 <pic:pic>
                   <pic:nvPicPr>
-                    <pic:cNvPr descr="figures/Figure8_scaffold_holdout.png" id="58" name="Picture"/>
+                    <pic:cNvPr descr="figures/Figure8_scaffold_holdout.png" id="65" name="Picture"/>
                     <pic:cNvPicPr>
                       <a:picLocks noChangeArrowheads="1" noChangeAspect="1"/>
                     </pic:cNvPicPr>
                   </pic:nvPicPr>
                   <pic:blipFill>
-                    <a:blip r:embed="rId56"/>
+                    <a:blip r:embed="rId63"/>
                     <a:stretch>
                       <a:fillRect/>
                     </a:stretch>
@@ -13624,18 +16335,18 @@
           <wp:inline>
             <wp:extent cx="5334000" cy="1648961"/>
             <wp:effectExtent b="0" l="0" r="0" t="0"/>
-            <wp:docPr descr="Figure 9" title="" id="60" name="Picture"/>
+            <wp:docPr descr="Figure 9" title="" id="67" name="Picture"/>
             <a:graphic>
               <a:graphicData uri="http://schemas.openxmlformats.org/drawingml/2006/picture">
                 <pic:pic>
                   <pic:nvPicPr>
-                    <pic:cNvPr descr="figures/Figure9_specificity.png" id="61" name="Picture"/>
+                    <pic:cNvPr descr="figures/Figure9_specificity.png" id="68" name="Picture"/>
                     <pic:cNvPicPr>
                       <a:picLocks noChangeArrowheads="1" noChangeAspect="1"/>
                     </pic:cNvPicPr>
                   </pic:nvPicPr>
                   <pic:blipFill>
-                    <a:blip r:embed="rId59"/>
+                    <a:blip r:embed="rId66"/>
                     <a:stretch>
                       <a:fillRect/>
                     </a:stretch>
@@ -13715,18 +16426,18 @@
           <wp:inline>
             <wp:extent cx="5334000" cy="2056122"/>
             <wp:effectExtent b="0" l="0" r="0" t="0"/>
-            <wp:docPr descr="Figure 10" title="" id="63" name="Picture"/>
+            <wp:docPr descr="Figure 10" title="" id="70" name="Picture"/>
             <a:graphic>
               <a:graphicData uri="http://schemas.openxmlformats.org/drawingml/2006/picture">
                 <pic:pic>
                   <pic:nvPicPr>
-                    <pic:cNvPr descr="figures/Figure10_performance.png" id="64" name="Picture"/>
+                    <pic:cNvPr descr="figures/Figure10_performance.png" id="71" name="Picture"/>
                     <pic:cNvPicPr>
                       <a:picLocks noChangeArrowheads="1" noChangeAspect="1"/>
                     </pic:cNvPicPr>
                   </pic:nvPicPr>
                   <pic:blipFill>
-                    <a:blip r:embed="rId62"/>
+                    <a:blip r:embed="rId69"/>
                     <a:stretch>
                       <a:fillRect/>
                     </a:stretch>
@@ -13791,8 +16502,8 @@
         <w:t xml:space="preserve">held-out measured inactives across the binder panel.</w:t>
       </w:r>
     </w:p>
-    <w:bookmarkEnd w:id="65"/>
-    <w:bookmarkStart w:id="66" w:name="references"/>
+    <w:bookmarkEnd w:id="72"/>
+    <w:bookmarkStart w:id="73" w:name="references"/>
     <w:p>
       <w:pPr>
         <w:pStyle w:val="Heading2"/>
@@ -14081,8 +16792,8 @@
         <w:t xml:space="preserve">extended connectivity fingerprints. The IUPAC Compendium of Chemical Terminology. 2025. doi:10.1351/goldbook.11443</w:t>
       </w:r>
     </w:p>
-    <w:bookmarkEnd w:id="66"/>
-    <w:bookmarkStart w:id="67" w:name="software"/>
+    <w:bookmarkEnd w:id="73"/>
+    <w:bookmarkStart w:id="74" w:name="software"/>
     <w:p>
       <w:pPr>
         <w:pStyle w:val="Heading2"/>
@@ -14123,8 +16834,8 @@
         <w:t xml:space="preserve">Requested but not resolved above the similarity threshold, and therefore not cited: b3db, sklearn, tdc, kpuu, xgboost, gin_gnn, platt, conformal, herg_pred, bbb_ml, cns_attrition, lrrk2_pd, nlrp3_neuro, hdac_hd, riluzole_als.</w:t>
       </w:r>
     </w:p>
-    <w:bookmarkEnd w:id="67"/>
-    <w:bookmarkEnd w:id="68"/>
+    <w:bookmarkEnd w:id="74"/>
+    <w:bookmarkEnd w:id="75"/>
     <w:sectPr>
       <w:footnotePr>
         <w:numRestart w:val="eachSect"/>

--- a/manuscript/NAR_WebServer_BrainSafe.docx
+++ b/manuscript/NAR_WebServer_BrainSafe.docx
@@ -28,7 +28,7 @@
         </w:p>
       </w:sdtContent>
     </w:sdt>
-    <w:bookmarkStart w:id="75" w:name="Xe423728672fae46c390e7246847d816e7701c08"/>
+    <w:bookmarkStart w:id="76" w:name="Xe423728672fae46c390e7246847d816e7701c08"/>
     <w:p>
       <w:pPr>
         <w:pStyle w:val="Heading1"/>
@@ -12406,7 +12406,7 @@
               <w:pStyle w:val="Compact"/>
             </w:pPr>
             <w:r>
-              <w:t xml:space="preserve">top-3 accuracy 0.792 vs permutation null 0.205 (p=0.005) and frequency null 0.558</w:t>
+              <w:t xml:space="preserve">top-3 accuracy 0.794 vs permutation null 0.207 (p=0.005) and frequency null 0.548</w:t>
             </w:r>
           </w:p>
         </w:tc>
@@ -12445,7 +12445,7 @@
               <w:pStyle w:val="Compact"/>
             </w:pPr>
             <w:r>
-              <w:t xml:space="preserve">curated 0.7917, uniform 0.7911, permuted 0.7899</w:t>
+              <w:t xml:space="preserve">curated 0.7943, uniform 0.7935, permuted 0.7922</w:t>
             </w:r>
           </w:p>
         </w:tc>
@@ -12641,6 +12641,45 @@
             </w:pPr>
             <w:r>
               <w:t xml:space="preserve">none of 40 targets ranks below AUROC 0.70; the cause is the operating point, with median deployed sensitivity 0.77 and 7 targets under 0.50</w:t>
+            </w:r>
+          </w:p>
+        </w:tc>
+      </w:tr>
+      <w:tr>
+        <w:tc>
+          <w:tcPr/>
+          <w:p>
+            <w:pPr>
+              <w:pStyle w:val="Compact"/>
+            </w:pPr>
+            <w:r>
+              <w:t xml:space="preserve">H8 engaged targets are independent observations</w:t>
+            </w:r>
+          </w:p>
+        </w:tc>
+        <w:tc>
+          <w:tcPr/>
+          <w:p>
+            <w:pPr>
+              <w:pStyle w:val="Compact"/>
+            </w:pPr>
+            <w:r>
+              <w:rPr>
+                <w:b/>
+                <w:bCs/>
+              </w:rPr>
+              <w:t xml:space="preserve">REFUTED</w:t>
+            </w:r>
+          </w:p>
+        </w:tc>
+        <w:tc>
+          <w:tcPr/>
+          <w:p>
+            <w:pPr>
+              <w:pStyle w:val="Compact"/>
+            </w:pPr>
+            <w:r>
+              <w:t xml:space="preserve">34 targets fire across approved drugs but span only 13 independent directions; 6 homologous pairs correlate above 0.5</w:t>
             </w:r>
           </w:p>
         </w:tc>
@@ -13276,7 +13315,7 @@
       </w:tr>
     </w:tbl>
     <w:bookmarkEnd w:id="32"/>
-    <w:bookmarkStart w:id="40" w:name="X44135fa92cdf5aef476a95c5ae602a20b32b2b0"/>
+    <w:bookmarkStart w:id="41" w:name="X44135fa92cdf5aef476a95c5ae602a20b32b2b0"/>
     <w:p>
       <w:pPr>
         <w:pStyle w:val="Heading2"/>
@@ -14889,8 +14928,222 @@
       </w:r>
     </w:p>
     <w:bookmarkEnd w:id="39"/>
+    <w:bookmarkStart w:id="40" w:name="X3c36f6fb1f532564cf71caf6752c60e3011071f"/>
+    <w:p>
+      <w:pPr>
+        <w:pStyle w:val="Heading3"/>
+      </w:pPr>
+      <w:r>
+        <w:t xml:space="preserve">Panel redundancy: how many independent mechanisms does an engaged compound show?</w:t>
+      </w:r>
+    </w:p>
+    <w:p>
+      <w:pPr>
+        <w:pStyle w:val="FirstParagraph"/>
+      </w:pPr>
+      <w:r>
+        <w:t xml:space="preserve">A panel that reports the number of engaged targets invites the reading that three engaged targets are</w:t>
+      </w:r>
+      <w:r>
+        <w:t xml:space="preserve"> </w:t>
+      </w:r>
+      <w:r>
+        <w:t xml:space="preserve">three independent pieces of evidence. For homologous proteins that reading is wrong, and the</w:t>
+      </w:r>
+      <w:r>
+        <w:t xml:space="preserve"> </w:t>
+      </w:r>
+      <w:r>
+        <w:t xml:space="preserve">magnitude of the error was measured rather than assumed. Across 400 approved drugs, dopamine D2 and</w:t>
+      </w:r>
+      <w:r>
+        <w:t xml:space="preserve"> </w:t>
+      </w:r>
+      <w:r>
+        <w:t xml:space="preserve">D3 fire together with a phi correlation of 0.813, and D3 fires for 78% of compounds engaging D2; the</w:t>
+      </w:r>
+      <w:r>
+        <w:t xml:space="preserve"> </w:t>
+      </w:r>
+      <w:r>
+        <w:t xml:space="preserve">mu and kappa opioid receptors correlate at 0.791, 5-HT2A and 5-HT7 at 0.699, and the dopamine and</w:t>
+      </w:r>
+      <w:r>
+        <w:t xml:space="preserve"> </w:t>
+      </w:r>
+      <w:r>
+        <w:t xml:space="preserve">noradrenaline transporters at 0.642, with the noradrenaline transporter firing for 84% of compounds</w:t>
+      </w:r>
+      <w:r>
+        <w:t xml:space="preserve"> </w:t>
+      </w:r>
+      <w:r>
+        <w:t xml:space="preserve">engaging the dopamine transporter. Of 49 targets, 34 fire at least once on that set, but a</w:t>
+      </w:r>
+      <w:r>
+        <w:t xml:space="preserve"> </w:t>
+      </w:r>
+      <w:r>
+        <w:t xml:space="preserve">correlation analysis of the firing pattern resolves only 13 independent directions. A raw count</w:t>
+      </w:r>
+      <w:r>
+        <w:t xml:space="preserve"> </w:t>
+      </w:r>
+      <w:r>
+        <w:t xml:space="preserve">therefore overstates the evidence by roughly a factor of two and a half.</w:t>
+      </w:r>
+    </w:p>
+    <w:p>
+      <w:pPr>
+        <w:pStyle w:val="BodyText"/>
+      </w:pPr>
+      <w:r>
+        <w:t xml:space="preserve">Co-firing is not itself an error. A genuinely promiscuous ligand should engage both members of a</w:t>
+      </w:r>
+      <w:r>
+        <w:t xml:space="preserve"> </w:t>
+      </w:r>
+      <w:r>
+        <w:t xml:space="preserve">homologous pair, and that is a true fact about the compound. Presenting it as corroboration is the</w:t>
+      </w:r>
+      <w:r>
+        <w:t xml:space="preserve"> </w:t>
+      </w:r>
+      <w:r>
+        <w:t xml:space="preserve">error. The server therefore groups engaged targets into six homology families, reports the number of</w:t>
+      </w:r>
+      <w:r>
+        <w:t xml:space="preserve"> </w:t>
+      </w:r>
+      <w:r>
+        <w:t xml:space="preserve">independent mechanisms alongside the number of targets, and states the measured correlation wherever</w:t>
+      </w:r>
+      <w:r>
+        <w:t xml:space="preserve"> </w:t>
+      </w:r>
+      <w:r>
+        <w:t xml:space="preserve">two members of a family both fire. Haloperidol, for example, is reported as five engaged targets but</w:t>
+      </w:r>
+      <w:r>
+        <w:t xml:space="preserve"> </w:t>
+      </w:r>
+      <w:r>
+        <w:t xml:space="preserve">approximately three independent mechanisms, with dopamine D2 and D3 and the two serotonin receptors</w:t>
+      </w:r>
+      <w:r>
+        <w:t xml:space="preserve"> </w:t>
+      </w:r>
+      <w:r>
+        <w:t xml:space="preserve">each labelled with their correlation. The correction propagates to the batch table and to both</w:t>
+      </w:r>
+      <w:r>
+        <w:t xml:space="preserve"> </w:t>
+      </w:r>
+      <w:r>
+        <w:t xml:space="preserve">machine-readable exports, so a stored result cannot be read as better corroborated than it is. The</w:t>
+      </w:r>
+      <w:r>
+        <w:t xml:space="preserve"> </w:t>
+      </w:r>
+      <w:r>
+        <w:t xml:space="preserve">nicotinic endpoints added in the targeted expansion are the least correlated family measured, at</w:t>
+      </w:r>
+      <w:r>
+        <w:t xml:space="preserve"> </w:t>
+      </w:r>
+      <w:r>
+        <w:t xml:space="preserve">0.35, so that expansion contributed more independent information than the panel average.</w:t>
+      </w:r>
+    </w:p>
+    <w:p>
+      <w:pPr>
+        <w:pStyle w:val="BodyText"/>
+      </w:pPr>
+      <w:r>
+        <w:t xml:space="preserve">The same analysis corrected an error in its own first formulation, which is recorded because it</w:t>
+      </w:r>
+      <w:r>
+        <w:t xml:space="preserve"> </w:t>
+      </w:r>
+      <w:r>
+        <w:t xml:space="preserve">bears on how such rates should be reported. Defining engagement as any positive target signal gave an</w:t>
+      </w:r>
+      <w:r>
+        <w:t xml:space="preserve"> </w:t>
+      </w:r>
+      <w:r>
+        <w:t xml:space="preserve">apparent rate of 60% of random compounds engaging at least one target. That figure is an artefact of</w:t>
+      </w:r>
+      <w:r>
+        <w:t xml:space="preserve"> </w:t>
+      </w:r>
+      <w:r>
+        <w:t xml:space="preserve">the definition rather than a property of the server: the six base-rate-enrichment endpoints return a</w:t>
+      </w:r>
+      <w:r>
+        <w:t xml:space="preserve"> </w:t>
+      </w:r>
+      <w:r>
+        <w:t xml:space="preserve">positive signal whenever the predicted probability merely exceeds the training base rate, which</w:t>
+      </w:r>
+      <w:r>
+        <w:t xml:space="preserve"> </w:t>
+      </w:r>
+      <w:r>
+        <w:t xml:space="preserve">occurs for about 12% of random compounds at each endpoint, whereas the 43 binder endpoints require a</w:t>
+      </w:r>
+      <w:r>
+        <w:t xml:space="preserve"> </w:t>
+      </w:r>
+      <w:r>
+        <w:t xml:space="preserve">calibrated threshold to be crossed and fire for about 0.6%. Pooling the two counts an ordinary</w:t>
+      </w:r>
+      <w:r>
+        <w:t xml:space="preserve"> </w:t>
+      </w:r>
+      <w:r>
+        <w:t xml:space="preserve">above-average probability as an event. The quantity that reaches the user is whether any condition</w:t>
+      </w:r>
+      <w:r>
+        <w:t xml:space="preserve"> </w:t>
+      </w:r>
+      <w:r>
+        <w:t xml:space="preserve">crosses the reporting threshold, which occurs for 11.5% of 600 random structures, against 55.0% of</w:t>
+      </w:r>
+      <w:r>
+        <w:t xml:space="preserve"> </w:t>
+      </w:r>
+      <w:r>
+        <w:t xml:space="preserve">approved drugs. That rate sits close to the 12.5% measured on library compounds and above the 5.1%</w:t>
+      </w:r>
+      <w:r>
+        <w:t xml:space="preserve"> </w:t>
+      </w:r>
+      <w:r>
+        <w:t xml:space="preserve">measured on chemistry most distant from training, as expected for a sample drawn without regard to</w:t>
+      </w:r>
+      <w:r>
+        <w:t xml:space="preserve"> </w:t>
+      </w:r>
+      <w:r>
+        <w:t xml:space="preserve">similarity. Correlation among the endpoints slightly reduces rather than inflates the aggregate: at</w:t>
+      </w:r>
+      <w:r>
+        <w:t xml:space="preserve"> </w:t>
+      </w:r>
+      <w:r>
+        <w:t xml:space="preserve">least one binder endpoint fires for 22.2% of random structures, against 23.9% for a hypothetical</w:t>
+      </w:r>
+      <w:r>
+        <w:t xml:space="preserve"> </w:t>
+      </w:r>
+      <w:r>
+        <w:t xml:space="preserve">panel with the same per-endpoint rates firing independently.</w:t>
+      </w:r>
+    </w:p>
     <w:bookmarkEnd w:id="40"/>
-    <w:bookmarkStart w:id="41" w:name="the-brainsafe-ai-server"/>
+    <w:bookmarkEnd w:id="41"/>
+    <w:bookmarkStart w:id="42" w:name="the-brainsafe-ai-server"/>
     <w:p>
       <w:pPr>
         <w:pStyle w:val="Heading2"/>
@@ -15189,8 +15442,8 @@
         <w:t xml:space="preserve">is intended to gate a release.</w:t>
       </w:r>
     </w:p>
-    <w:bookmarkEnd w:id="41"/>
-    <w:bookmarkStart w:id="42" w:name="discussion"/>
+    <w:bookmarkEnd w:id="42"/>
+    <w:bookmarkStart w:id="43" w:name="discussion"/>
     <w:p>
       <w:pPr>
         <w:pStyle w:val="Heading2"/>
@@ -15420,25 +15673,37 @@
         <w:t xml:space="preserve"> </w:t>
       </w:r>
       <w:r>
-        <w:t xml:space="preserve">endpoint is a further opportunity to fire spuriously, so the probability that at least one target</w:t>
-      </w:r>
-      <w:r>
-        <w:t xml:space="preserve"> </w:t>
-      </w:r>
-      <w:r>
-        <w:t xml:space="preserve">fires on a compound that engages nothing rises with panel size. Coverage should therefore be extended</w:t>
-      </w:r>
-      <w:r>
-        <w:t xml:space="preserve"> </w:t>
-      </w:r>
-      <w:r>
-        <w:t xml:space="preserve">where a measured weakness demands it, as was done here for addiction, rather than pursued for</w:t>
-      </w:r>
-      <w:r>
-        <w:t xml:space="preserve"> </w:t>
-      </w:r>
-      <w:r>
-        <w:t xml:space="preserve">completeness.</w:t>
+        <w:t xml:space="preserve">endpoint is a further opportunity to fire spuriously, so the probability that a compound engaging</w:t>
+      </w:r>
+      <w:r>
+        <w:t xml:space="preserve"> </w:t>
+      </w:r>
+      <w:r>
+        <w:t xml:space="preserve">nothing nevertheless receives a reported finding rises with panel size; it stands at 11.5% on random</w:t>
+      </w:r>
+      <w:r>
+        <w:t xml:space="preserve"> </w:t>
+      </w:r>
+      <w:r>
+        <w:t xml:space="preserve">chemistry. Added endpoints also overlap: 34 of 49 targets fire at least once across approved drugs</w:t>
+      </w:r>
+      <w:r>
+        <w:t xml:space="preserve"> </w:t>
+      </w:r>
+      <w:r>
+        <w:t xml:space="preserve">but span only 13 independent directions. Coverage should therefore be extended where a measured</w:t>
+      </w:r>
+      <w:r>
+        <w:t xml:space="preserve"> </w:t>
+      </w:r>
+      <w:r>
+        <w:t xml:space="preserve">weakness demands it, as was done here for addiction, rather than pursued for completeness, and</w:t>
+      </w:r>
+      <w:r>
+        <w:t xml:space="preserve"> </w:t>
+      </w:r>
+      <w:r>
+        <w:t xml:space="preserve">preference given to mechanisms that are not homologous to those already present.</w:t>
       </w:r>
     </w:p>
     <w:p>
@@ -15446,67 +15711,55 @@
         <w:pStyle w:val="BodyText"/>
       </w:pPr>
       <w:r>
-        <w:t xml:space="preserve">Two ADME endpoints, hepatocyte clearance and plasma protein binding, are weak under the scaffold</w:t>
-      </w:r>
-      <w:r>
-        <w:t xml:space="preserve"> </w:t>
-      </w:r>
-      <w:r>
-        <w:t xml:space="preserve">split and are reported as such. Decoy-based validation gives an optimistic bound because decoys are</w:t>
-      </w:r>
-      <w:r>
-        <w:t xml:space="preserve"> </w:t>
-      </w:r>
-      <w:r>
-        <w:t xml:space="preserve">presumed rather than measured inactives, which is why the near-miss figure and the background</w:t>
-      </w:r>
-      <w:r>
-        <w:t xml:space="preserve"> </w:t>
-      </w:r>
-      <w:r>
-        <w:t xml:space="preserve">false-positive rate are reported together, and why deployed specificity is additionally measured on</w:t>
-      </w:r>
-      <w:r>
-        <w:t xml:space="preserve"> </w:t>
-      </w:r>
-      <w:r>
-        <w:t xml:space="preserve">random chemistry and on molecules nothing should bind. The target-to-disease weights in the knowledge</w:t>
-      </w:r>
-      <w:r>
-        <w:t xml:space="preserve"> </w:t>
-      </w:r>
-      <w:r>
-        <w:t xml:space="preserve">graph are expert-curated rather than learned; the falsification analysis shows they carry no</w:t>
-      </w:r>
-      <w:r>
-        <w:t xml:space="preserve"> </w:t>
-      </w:r>
-      <w:r>
-        <w:t xml:space="preserve">measurable predictive content beyond the graph topology, and they are retained as a mechanistic prior</w:t>
-      </w:r>
-      <w:r>
-        <w:t xml:space="preserve"> </w:t>
-      </w:r>
-      <w:r>
-        <w:t xml:space="preserve">and versioned in the repository so that they can be inspected and revised. Predictions concern</w:t>
-      </w:r>
-      <w:r>
-        <w:t xml:space="preserve"> </w:t>
-      </w:r>
-      <w:r>
-        <w:t xml:space="preserve">molecular target engagement and physicochemical properties, not clinical efficacy, and do not</w:t>
-      </w:r>
-      <w:r>
-        <w:t xml:space="preserve"> </w:t>
-      </w:r>
-      <w:r>
-        <w:t xml:space="preserve">distinguish agonism from antagonism. The tool is intended for research prioritisation and hypothesis</w:t>
-      </w:r>
-      <w:r>
-        <w:t xml:space="preserve"> </w:t>
-      </w:r>
-      <w:r>
-        <w:t xml:space="preserve">generation and is not for medical, diagnostic or treatment decisions.</w:t>
+        <w:t xml:space="preserve">An operational consequence follows for the coverage statement itself. The list of what the server can</w:t>
+      </w:r>
+      <w:r>
+        <w:t xml:space="preserve"> </w:t>
+      </w:r>
+      <w:r>
+        <w:t xml:space="preserve">and cannot assess is read as an audit, and an audit that is wrong about its own models is worse than</w:t>
+      </w:r>
+      <w:r>
+        <w:t xml:space="preserve"> </w:t>
+      </w:r>
+      <w:r>
+        <w:t xml:space="preserve">none. A hand-maintained version of that list drifted: it advertised an endpoint that had been</w:t>
+      </w:r>
+      <w:r>
+        <w:t xml:space="preserve"> </w:t>
+      </w:r>
+      <w:r>
+        <w:t xml:space="preserve">withdrawn, denied two families that had been added, and quoted sensitivities of 0.54 and 0.58 for</w:t>
+      </w:r>
+      <w:r>
+        <w:t xml:space="preserve"> </w:t>
+      </w:r>
+      <w:r>
+        <w:t xml:space="preserve">endpoints whose deployed values were 0.774 and 0.660. The modelled list and every sensitivity figure</w:t>
+      </w:r>
+      <w:r>
+        <w:t xml:space="preserve"> </w:t>
+      </w:r>
+      <w:r>
+        <w:t xml:space="preserve">are now generated from the deployed model registry when the page loads, and a pre-flight check</w:t>
+      </w:r>
+      <w:r>
+        <w:t xml:space="preserve"> </w:t>
+      </w:r>
+      <w:r>
+        <w:t xml:space="preserve">asserts that no deployed endpoint is missing from the list, that no withdrawn endpoint is advertised,</w:t>
+      </w:r>
+      <w:r>
+        <w:t xml:space="preserve"> </w:t>
+      </w:r>
+      <w:r>
+        <w:t xml:space="preserve">that no mechanism declared absent is in fact deployed, and that every quoted sensitivity equals the</w:t>
+      </w:r>
+      <w:r>
+        <w:t xml:space="preserve"> </w:t>
+      </w:r>
+      <w:r>
+        <w:t xml:space="preserve">deployed value.</w:t>
       </w:r>
     </w:p>
     <w:p>
@@ -15514,101 +15767,133 @@
         <w:pStyle w:val="BodyText"/>
       </w:pPr>
       <w:r>
-        <w:t xml:space="preserve">One limitation deserves separate statement because it is not a coverage gap and cannot be closed by</w:t>
-      </w:r>
-      <w:r>
-        <w:t xml:space="preserve"> </w:t>
-      </w:r>
-      <w:r>
-        <w:t xml:space="preserve">adding targets. The panel defines engagement as high-affinity binding, and an entire pharmacological</w:t>
-      </w:r>
-      <w:r>
-        <w:t xml:space="preserve"> </w:t>
-      </w:r>
-      <w:r>
-        <w:t xml:space="preserve">class works otherwise. Use-dependent, state-dependent channel blockers act at concentrations one to</w:t>
-      </w:r>
-      <w:r>
-        <w:t xml:space="preserve"> </w:t>
-      </w:r>
-      <w:r>
-        <w:t xml:space="preserve">two orders of magnitude weaker than the binder threshold, and ChEMBL’s own measurements label the</w:t>
-      </w:r>
-      <w:r>
-        <w:t xml:space="preserve"> </w:t>
-      </w:r>
-      <w:r>
-        <w:t xml:space="preserve">classic antiepileptic drugs inactive at the sodium channels through which they are understood to act.</w:t>
-      </w:r>
-      <w:r>
-        <w:t xml:space="preserve"> </w:t>
-      </w:r>
-      <w:r>
-        <w:t xml:space="preserve">The server is therefore silent on carbamazepine, phenytoin and lamotrigine, and that silence is</w:t>
-      </w:r>
-      <w:r>
-        <w:t xml:space="preserve"> </w:t>
-      </w:r>
-      <w:r>
-        <w:t xml:space="preserve">correct with respect to the measured data while being unhelpful with respect to the clinical</w:t>
-      </w:r>
-      <w:r>
-        <w:t xml:space="preserve"> </w:t>
-      </w:r>
-      <w:r>
-        <w:t xml:space="preserve">question. Extending the tool to such mechanisms would require a different class of endpoint, modelling</w:t>
-      </w:r>
-      <w:r>
-        <w:t xml:space="preserve"> </w:t>
-      </w:r>
-      <w:r>
-        <w:t xml:space="preserve">use-dependent block or a phenotypic outcome, not a further binding target.</w:t>
-      </w:r>
-    </w:p>
-    <w:bookmarkEnd w:id="42"/>
-    <w:bookmarkStart w:id="43" w:name="data-availability"/>
-    <w:p>
-      <w:pPr>
-        <w:pStyle w:val="Heading2"/>
-      </w:pPr>
-      <w:r>
-        <w:t xml:space="preserve">Data availability</w:t>
+        <w:t xml:space="preserve">Two ADME endpoints, hepatocyte clearance and plasma protein binding, are weak under the scaffold</w:t>
+      </w:r>
+      <w:r>
+        <w:t xml:space="preserve"> </w:t>
+      </w:r>
+      <w:r>
+        <w:t xml:space="preserve">split and are reported as such. Decoy-based validation gives an optimistic bound because decoys are</w:t>
+      </w:r>
+      <w:r>
+        <w:t xml:space="preserve"> </w:t>
+      </w:r>
+      <w:r>
+        <w:t xml:space="preserve">presumed rather than measured inactives, which is why the near-miss figure and the background</w:t>
+      </w:r>
+      <w:r>
+        <w:t xml:space="preserve"> </w:t>
+      </w:r>
+      <w:r>
+        <w:t xml:space="preserve">false-positive rate are reported together, and why deployed specificity is additionally measured on</w:t>
+      </w:r>
+      <w:r>
+        <w:t xml:space="preserve"> </w:t>
+      </w:r>
+      <w:r>
+        <w:t xml:space="preserve">random chemistry and on molecules nothing should bind. The target-to-disease weights in the knowledge</w:t>
+      </w:r>
+      <w:r>
+        <w:t xml:space="preserve"> </w:t>
+      </w:r>
+      <w:r>
+        <w:t xml:space="preserve">graph are expert-curated rather than learned; the falsification analysis shows they carry no</w:t>
+      </w:r>
+      <w:r>
+        <w:t xml:space="preserve"> </w:t>
+      </w:r>
+      <w:r>
+        <w:t xml:space="preserve">measurable predictive content beyond the graph topology, and they are retained as a mechanistic prior</w:t>
+      </w:r>
+      <w:r>
+        <w:t xml:space="preserve"> </w:t>
+      </w:r>
+      <w:r>
+        <w:t xml:space="preserve">and versioned in the repository so that they can be inspected and revised. Predictions concern</w:t>
+      </w:r>
+      <w:r>
+        <w:t xml:space="preserve"> </w:t>
+      </w:r>
+      <w:r>
+        <w:t xml:space="preserve">molecular target engagement and physicochemical properties, not clinical efficacy, and do not</w:t>
+      </w:r>
+      <w:r>
+        <w:t xml:space="preserve"> </w:t>
+      </w:r>
+      <w:r>
+        <w:t xml:space="preserve">distinguish agonism from antagonism. The tool is intended for research prioritisation and hypothesis</w:t>
+      </w:r>
+      <w:r>
+        <w:t xml:space="preserve"> </w:t>
+      </w:r>
+      <w:r>
+        <w:t xml:space="preserve">generation and is not for medical, diagnostic or treatment decisions.</w:t>
       </w:r>
     </w:p>
     <w:p>
       <w:pPr>
-        <w:pStyle w:val="FirstParagraph"/>
-      </w:pPr>
-      <w:r>
-        <w:t xml:space="preserve">All code, trained models, the curated knowledge graph, per-fold validation artifacts and the scripts</w:t>
-      </w:r>
-      <w:r>
-        <w:t xml:space="preserve"> </w:t>
-      </w:r>
-      <w:r>
-        <w:t xml:space="preserve">that regenerate every table and figure in this manuscript are available at</w:t>
-      </w:r>
-      <w:r>
-        <w:t xml:space="preserve"> </w:t>
-      </w:r>
-      <w:r>
-        <w:t xml:space="preserve">https://github.com/krishna-g-999/brainsafe-ai under [license]. The server is freely accessible at</w:t>
-      </w:r>
-      <w:r>
-        <w:t xml:space="preserve"> </w:t>
-      </w:r>
-      <w:r>
-        <w:t xml:space="preserve">[URL] with no login requirement.</w:t>
+        <w:pStyle w:val="BodyText"/>
+      </w:pPr>
+      <w:r>
+        <w:t xml:space="preserve">One limitation deserves separate statement because it is not a coverage gap and cannot be closed by</w:t>
+      </w:r>
+      <w:r>
+        <w:t xml:space="preserve"> </w:t>
+      </w:r>
+      <w:r>
+        <w:t xml:space="preserve">adding targets. The panel defines engagement as high-affinity binding, and an entire pharmacological</w:t>
+      </w:r>
+      <w:r>
+        <w:t xml:space="preserve"> </w:t>
+      </w:r>
+      <w:r>
+        <w:t xml:space="preserve">class works otherwise. Use-dependent, state-dependent channel blockers act at concentrations one to</w:t>
+      </w:r>
+      <w:r>
+        <w:t xml:space="preserve"> </w:t>
+      </w:r>
+      <w:r>
+        <w:t xml:space="preserve">two orders of magnitude weaker than the binder threshold, and ChEMBL’s own measurements label the</w:t>
+      </w:r>
+      <w:r>
+        <w:t xml:space="preserve"> </w:t>
+      </w:r>
+      <w:r>
+        <w:t xml:space="preserve">classic antiepileptic drugs inactive at the sodium channels through which they are understood to act.</w:t>
+      </w:r>
+      <w:r>
+        <w:t xml:space="preserve"> </w:t>
+      </w:r>
+      <w:r>
+        <w:t xml:space="preserve">The server is therefore silent on carbamazepine, phenytoin and lamotrigine, and that silence is</w:t>
+      </w:r>
+      <w:r>
+        <w:t xml:space="preserve"> </w:t>
+      </w:r>
+      <w:r>
+        <w:t xml:space="preserve">correct with respect to the measured data while being unhelpful with respect to the clinical</w:t>
+      </w:r>
+      <w:r>
+        <w:t xml:space="preserve"> </w:t>
+      </w:r>
+      <w:r>
+        <w:t xml:space="preserve">question. Extending the tool to such mechanisms would require a different class of endpoint, modelling</w:t>
+      </w:r>
+      <w:r>
+        <w:t xml:space="preserve"> </w:t>
+      </w:r>
+      <w:r>
+        <w:t xml:space="preserve">use-dependent block or a phenotypic outcome, not a further binding target.</w:t>
       </w:r>
     </w:p>
     <w:bookmarkEnd w:id="43"/>
-    <w:bookmarkStart w:id="44" w:name="funding"/>
+    <w:bookmarkStart w:id="44" w:name="data-availability"/>
     <w:p>
       <w:pPr>
         <w:pStyle w:val="Heading2"/>
       </w:pPr>
       <w:r>
-        <w:t xml:space="preserve">Funding</w:t>
+        <w:t xml:space="preserve">Data availability</w:t>
       </w:r>
     </w:p>
     <w:p>
@@ -15616,11 +15901,47 @@
         <w:pStyle w:val="FirstParagraph"/>
       </w:pPr>
       <w:r>
-        <w:t xml:space="preserve">[To be completed.]</w:t>
+        <w:t xml:space="preserve">All code, trained models, the curated knowledge graph, per-fold validation artifacts and the scripts</w:t>
+      </w:r>
+      <w:r>
+        <w:t xml:space="preserve"> </w:t>
+      </w:r>
+      <w:r>
+        <w:t xml:space="preserve">that regenerate every table and figure in this manuscript are available at</w:t>
+      </w:r>
+      <w:r>
+        <w:t xml:space="preserve"> </w:t>
+      </w:r>
+      <w:r>
+        <w:t xml:space="preserve">https://github.com/krishna-g-999/brainsafe-ai under [license]. The server is freely accessible at</w:t>
+      </w:r>
+      <w:r>
+        <w:t xml:space="preserve"> </w:t>
+      </w:r>
+      <w:r>
+        <w:t xml:space="preserve">[URL] with no login requirement.</w:t>
       </w:r>
     </w:p>
     <w:bookmarkEnd w:id="44"/>
-    <w:bookmarkStart w:id="72" w:name="figure-legends"/>
+    <w:bookmarkStart w:id="45" w:name="funding"/>
+    <w:p>
+      <w:pPr>
+        <w:pStyle w:val="Heading2"/>
+      </w:pPr>
+      <w:r>
+        <w:t xml:space="preserve">Funding</w:t>
+      </w:r>
+    </w:p>
+    <w:p>
+      <w:pPr>
+        <w:pStyle w:val="FirstParagraph"/>
+      </w:pPr>
+      <w:r>
+        <w:t xml:space="preserve">[To be completed.]</w:t>
+      </w:r>
+    </w:p>
+    <w:bookmarkEnd w:id="45"/>
+    <w:bookmarkStart w:id="73" w:name="figure-legends"/>
     <w:p>
       <w:pPr>
         <w:pStyle w:val="Heading2"/>
@@ -15638,18 +15959,18 @@
           <wp:inline>
             <wp:extent cx="5334000" cy="4665359"/>
             <wp:effectExtent b="0" l="0" r="0" t="0"/>
-            <wp:docPr descr="Figure 1" title="" id="46" name="Picture"/>
+            <wp:docPr descr="Figure 1" title="" id="47" name="Picture"/>
             <a:graphic>
               <a:graphicData uri="http://schemas.openxmlformats.org/drawingml/2006/picture">
                 <pic:pic>
                   <pic:nvPicPr>
-                    <pic:cNvPr descr="figures/Figure1_endpoint_rationale.png" id="47" name="Picture"/>
+                    <pic:cNvPr descr="figures/Figure1_endpoint_rationale.png" id="48" name="Picture"/>
                     <pic:cNvPicPr>
                       <a:picLocks noChangeArrowheads="1" noChangeAspect="1"/>
                     </pic:cNvPicPr>
                   </pic:nvPicPr>
                   <pic:blipFill>
-                    <a:blip r:embed="rId45"/>
+                    <a:blip r:embed="rId46"/>
                     <a:stretch>
                       <a:fillRect/>
                     </a:stretch>
@@ -15753,18 +16074,18 @@
           <wp:inline>
             <wp:extent cx="5334000" cy="3743587"/>
             <wp:effectExtent b="0" l="0" r="0" t="0"/>
-            <wp:docPr descr="Figure 3" title="" id="49" name="Picture"/>
+            <wp:docPr descr="Figure 3" title="" id="50" name="Picture"/>
             <a:graphic>
               <a:graphicData uri="http://schemas.openxmlformats.org/drawingml/2006/picture">
                 <pic:pic>
                   <pic:nvPicPr>
-                    <pic:cNvPr descr="figures/Figure2_mechanism.png" id="50" name="Picture"/>
+                    <pic:cNvPr descr="figures/Figure2_mechanism.png" id="51" name="Picture"/>
                     <pic:cNvPicPr>
                       <a:picLocks noChangeArrowheads="1" noChangeAspect="1"/>
                     </pic:cNvPicPr>
                   </pic:nvPicPr>
                   <pic:blipFill>
-                    <a:blip r:embed="rId48"/>
+                    <a:blip r:embed="rId49"/>
                     <a:stretch>
                       <a:fillRect/>
                     </a:stretch>
@@ -15844,18 +16165,18 @@
           <wp:inline>
             <wp:extent cx="5334000" cy="2051538"/>
             <wp:effectExtent b="0" l="0" r="0" t="0"/>
-            <wp:docPr descr="Figure 4" title="" id="52" name="Picture"/>
+            <wp:docPr descr="Figure 4" title="" id="53" name="Picture"/>
             <a:graphic>
               <a:graphicData uri="http://schemas.openxmlformats.org/drawingml/2006/picture">
                 <pic:pic>
                   <pic:nvPicPr>
-                    <pic:cNvPr descr="figures/Figure3_model_selection.png" id="53" name="Picture"/>
+                    <pic:cNvPr descr="figures/Figure3_model_selection.png" id="54" name="Picture"/>
                     <pic:cNvPicPr>
                       <a:picLocks noChangeArrowheads="1" noChangeAspect="1"/>
                     </pic:cNvPicPr>
                   </pic:nvPicPr>
                   <pic:blipFill>
-                    <a:blip r:embed="rId51"/>
+                    <a:blip r:embed="rId52"/>
                     <a:stretch>
                       <a:fillRect/>
                     </a:stretch>
@@ -15935,18 +16256,18 @@
           <wp:inline>
             <wp:extent cx="5334000" cy="3932477"/>
             <wp:effectExtent b="0" l="0" r="0" t="0"/>
-            <wp:docPr descr="Figure 5" title="" id="55" name="Picture"/>
+            <wp:docPr descr="Figure 5" title="" id="56" name="Picture"/>
             <a:graphic>
               <a:graphicData uri="http://schemas.openxmlformats.org/drawingml/2006/picture">
                 <pic:pic>
                   <pic:nvPicPr>
-                    <pic:cNvPr descr="figures/Figure5_cv_design_and_errorbars.png" id="56" name="Picture"/>
+                    <pic:cNvPr descr="figures/Figure5_cv_design_and_errorbars.png" id="57" name="Picture"/>
                     <pic:cNvPicPr>
                       <a:picLocks noChangeArrowheads="1" noChangeAspect="1"/>
                     </pic:cNvPicPr>
                   </pic:nvPicPr>
                   <pic:blipFill>
-                    <a:blip r:embed="rId54"/>
+                    <a:blip r:embed="rId55"/>
                     <a:stretch>
                       <a:fillRect/>
                     </a:stretch>
@@ -16038,18 +16359,18 @@
           <wp:inline>
             <wp:extent cx="5334000" cy="2072013"/>
             <wp:effectExtent b="0" l="0" r="0" t="0"/>
-            <wp:docPr descr="Figure 6" title="" id="58" name="Picture"/>
+            <wp:docPr descr="Figure 6" title="" id="59" name="Picture"/>
             <a:graphic>
               <a:graphicData uri="http://schemas.openxmlformats.org/drawingml/2006/picture">
                 <pic:pic>
                   <pic:nvPicPr>
-                    <pic:cNvPr descr="figures/Figure6_all_endpoints.png" id="59" name="Picture"/>
+                    <pic:cNvPr descr="figures/Figure6_all_endpoints.png" id="60" name="Picture"/>
                     <pic:cNvPicPr>
                       <a:picLocks noChangeArrowheads="1" noChangeAspect="1"/>
                     </pic:cNvPicPr>
                   </pic:nvPicPr>
                   <pic:blipFill>
-                    <a:blip r:embed="rId57"/>
+                    <a:blip r:embed="rId58"/>
                     <a:stretch>
                       <a:fillRect/>
                     </a:stretch>
@@ -16093,18 +16414,18 @@
           <wp:inline>
             <wp:extent cx="5334000" cy="1709000"/>
             <wp:effectExtent b="0" l="0" r="0" t="0"/>
-            <wp:docPr descr="Figure 7" title="" id="61" name="Picture"/>
+            <wp:docPr descr="Figure 7" title="" id="62" name="Picture"/>
             <a:graphic>
               <a:graphicData uri="http://schemas.openxmlformats.org/drawingml/2006/picture">
                 <pic:pic>
                   <pic:nvPicPr>
-                    <pic:cNvPr descr="figures/Figure7_temporal_by_domain.png" id="62" name="Picture"/>
+                    <pic:cNvPr descr="figures/Figure7_temporal_by_domain.png" id="63" name="Picture"/>
                     <pic:cNvPicPr>
                       <a:picLocks noChangeArrowheads="1" noChangeAspect="1"/>
                     </pic:cNvPicPr>
                   </pic:nvPicPr>
                   <pic:blipFill>
-                    <a:blip r:embed="rId60"/>
+                    <a:blip r:embed="rId61"/>
                     <a:stretch>
                       <a:fillRect/>
                     </a:stretch>
@@ -16232,18 +16553,18 @@
           <wp:inline>
             <wp:extent cx="5334000" cy="2574354"/>
             <wp:effectExtent b="0" l="0" r="0" t="0"/>
-            <wp:docPr descr="Figure 8" title="" id="64" name="Picture"/>
+            <wp:docPr descr="Figure 8" title="" id="65" name="Picture"/>
             <a:graphic>
               <a:graphicData uri="http://schemas.openxmlformats.org/drawingml/2006/picture">
                 <pic:pic>
                   <pic:nvPicPr>
-                    <pic:cNvPr descr="figures/Figure8_scaffold_holdout.png" id="65" name="Picture"/>
+                    <pic:cNvPr descr="figures/Figure8_scaffold_holdout.png" id="66" name="Picture"/>
                     <pic:cNvPicPr>
                       <a:picLocks noChangeArrowheads="1" noChangeAspect="1"/>
                     </pic:cNvPicPr>
                   </pic:nvPicPr>
                   <pic:blipFill>
-                    <a:blip r:embed="rId63"/>
+                    <a:blip r:embed="rId64"/>
                     <a:stretch>
                       <a:fillRect/>
                     </a:stretch>
@@ -16335,18 +16656,18 @@
           <wp:inline>
             <wp:extent cx="5334000" cy="1648961"/>
             <wp:effectExtent b="0" l="0" r="0" t="0"/>
-            <wp:docPr descr="Figure 9" title="" id="67" name="Picture"/>
+            <wp:docPr descr="Figure 9" title="" id="68" name="Picture"/>
             <a:graphic>
               <a:graphicData uri="http://schemas.openxmlformats.org/drawingml/2006/picture">
                 <pic:pic>
                   <pic:nvPicPr>
-                    <pic:cNvPr descr="figures/Figure9_specificity.png" id="68" name="Picture"/>
+                    <pic:cNvPr descr="figures/Figure9_specificity.png" id="69" name="Picture"/>
                     <pic:cNvPicPr>
                       <a:picLocks noChangeArrowheads="1" noChangeAspect="1"/>
                     </pic:cNvPicPr>
                   </pic:nvPicPr>
                   <pic:blipFill>
-                    <a:blip r:embed="rId66"/>
+                    <a:blip r:embed="rId67"/>
                     <a:stretch>
                       <a:fillRect/>
                     </a:stretch>
@@ -16426,18 +16747,18 @@
           <wp:inline>
             <wp:extent cx="5334000" cy="2056122"/>
             <wp:effectExtent b="0" l="0" r="0" t="0"/>
-            <wp:docPr descr="Figure 10" title="" id="70" name="Picture"/>
+            <wp:docPr descr="Figure 10" title="" id="71" name="Picture"/>
             <a:graphic>
               <a:graphicData uri="http://schemas.openxmlformats.org/drawingml/2006/picture">
                 <pic:pic>
                   <pic:nvPicPr>
-                    <pic:cNvPr descr="figures/Figure10_performance.png" id="71" name="Picture"/>
+                    <pic:cNvPr descr="figures/Figure10_performance.png" id="72" name="Picture"/>
                     <pic:cNvPicPr>
                       <a:picLocks noChangeArrowheads="1" noChangeAspect="1"/>
                     </pic:cNvPicPr>
                   </pic:nvPicPr>
                   <pic:blipFill>
-                    <a:blip r:embed="rId69"/>
+                    <a:blip r:embed="rId70"/>
                     <a:stretch>
                       <a:fillRect/>
                     </a:stretch>
@@ -16502,8 +16823,8 @@
         <w:t xml:space="preserve">held-out measured inactives across the binder panel.</w:t>
       </w:r>
     </w:p>
-    <w:bookmarkEnd w:id="72"/>
-    <w:bookmarkStart w:id="73" w:name="references"/>
+    <w:bookmarkEnd w:id="73"/>
+    <w:bookmarkStart w:id="74" w:name="references"/>
     <w:p>
       <w:pPr>
         <w:pStyle w:val="Heading2"/>
@@ -16792,8 +17113,8 @@
         <w:t xml:space="preserve">extended connectivity fingerprints. The IUPAC Compendium of Chemical Terminology. 2025. doi:10.1351/goldbook.11443</w:t>
       </w:r>
     </w:p>
-    <w:bookmarkEnd w:id="73"/>
-    <w:bookmarkStart w:id="74" w:name="software"/>
+    <w:bookmarkEnd w:id="74"/>
+    <w:bookmarkStart w:id="75" w:name="software"/>
     <w:p>
       <w:pPr>
         <w:pStyle w:val="Heading2"/>
@@ -16834,8 +17155,8 @@
         <w:t xml:space="preserve">Requested but not resolved above the similarity threshold, and therefore not cited: b3db, sklearn, tdc, kpuu, xgboost, gin_gnn, platt, conformal, herg_pred, bbb_ml, cns_attrition, lrrk2_pd, nlrp3_neuro, hdac_hd, riluzole_als.</w:t>
       </w:r>
     </w:p>
-    <w:bookmarkEnd w:id="74"/>
     <w:bookmarkEnd w:id="75"/>
+    <w:bookmarkEnd w:id="76"/>
     <w:sectPr>
       <w:footnotePr>
         <w:numRestart w:val="eachSect"/>

--- a/manuscript/NAR_WebServer_BrainSafe.docx
+++ b/manuscript/NAR_WebServer_BrainSafe.docx
@@ -28,7 +28,7 @@
         </w:p>
       </w:sdtContent>
     </w:sdt>
-    <w:bookmarkStart w:id="76" w:name="Xe423728672fae46c390e7246847d816e7701c08"/>
+    <w:bookmarkStart w:id="78" w:name="Xe423728672fae46c390e7246847d816e7701c08"/>
     <w:p>
       <w:pPr>
         <w:pStyle w:val="Heading1"/>
@@ -172,25 +172,25 @@
         <w:t xml:space="preserve"> </w:t>
       </w:r>
       <w:r>
-        <w:t xml:space="preserve">integrates 66 models trained on measured public bioactivity data (ChEMBL, BindingDB and the B3DB</w:t>
-      </w:r>
-      <w:r>
-        <w:t xml:space="preserve"> </w:t>
-      </w:r>
-      <w:r>
-        <w:t xml:space="preserve">blood-brain-barrier database): 50 molecular-target endpoints spanning blood-brain-barrier</w:t>
-      </w:r>
-      <w:r>
-        <w:t xml:space="preserve"> </w:t>
-      </w:r>
-      <w:r>
-        <w:t xml:space="preserve">penetration, the principal neurodegenerative, psychiatric, neuroinflammatory, epileptic, analgesic</w:t>
-      </w:r>
-      <w:r>
-        <w:t xml:space="preserve"> </w:t>
-      </w:r>
-      <w:r>
-        <w:t xml:space="preserve">and sleep-related target classes, and two cardiac safety liabilities, together with a nine-endpoint</w:t>
+        <w:t xml:space="preserve">integrates 69 models trained on measured public bioactivity data (ChEMBL, BindingDB and the B3DB</w:t>
+      </w:r>
+      <w:r>
+        <w:t xml:space="preserve"> </w:t>
+      </w:r>
+      <w:r>
+        <w:t xml:space="preserve">blood-brain-barrier database): 53 molecular-target endpoints spanning blood-brain-barrier</w:t>
+      </w:r>
+      <w:r>
+        <w:t xml:space="preserve"> </w:t>
+      </w:r>
+      <w:r>
+        <w:t xml:space="preserve">penetration, the principal neurodegenerative, psychiatric, neuroinflammatory, epileptic, analgesic,</w:t>
+      </w:r>
+      <w:r>
+        <w:t xml:space="preserve"> </w:t>
+      </w:r>
+      <w:r>
+        <w:t xml:space="preserve">migraine, demyelinating and sleep-related target classes, and two cardiac safety liabilities, together with a nine-endpoint</w:t>
       </w:r>
       <w:r>
         <w:t xml:space="preserve"> </w:t>
@@ -226,13 +226,13 @@
         <w:t xml:space="preserve"> </w:t>
       </w:r>
       <w:r>
-        <w:t xml:space="preserve">exposure and traced through a curated target-to-pathway-to-disease knowledge graph of 49 targets</w:t>
-      </w:r>
-      <w:r>
-        <w:t xml:space="preserve"> </w:t>
-      </w:r>
-      <w:r>
-        <w:t xml:space="preserve">spanning fourteen brain conditions. The measured-label classifier panel reaches a mean scaffold-split</w:t>
+        <w:t xml:space="preserve">exposure and traced through a curated target-to-pathway-to-disease knowledge graph of 52 targets</w:t>
+      </w:r>
+      <w:r>
+        <w:t xml:space="preserve"> </w:t>
+      </w:r>
+      <w:r>
+        <w:t xml:space="preserve">spanning sixteen brain conditions. The measured-label classifier panel reaches a mean scaffold-split</w:t>
       </w:r>
       <w:r>
         <w:t xml:space="preserve"> </w:t>
@@ -250,7 +250,7 @@
         <w:t xml:space="preserve"> </w:t>
       </w:r>
       <w:r>
-        <w:t xml:space="preserve">across 41 targets, with a mean sensitivity of 0.898 at thresholds constrained simultaneously by</w:t>
+        <w:t xml:space="preserve">across 43 targets, with a mean sensitivity of 0.897 at thresholds constrained simultaneously by</w:t>
       </w:r>
       <w:r>
         <w:t xml:space="preserve"> </w:t>
@@ -282,13 +282,13 @@
         <w:t xml:space="preserve"> </w:t>
       </w:r>
       <w:r>
-        <w:t xml:space="preserve">informative (top-3 accuracy 0.794 against a permutation null of 0.207), but its curated edge weights</w:t>
-      </w:r>
-      <w:r>
-        <w:t xml:space="preserve"> </w:t>
-      </w:r>
-      <w:r>
-        <w:t xml:space="preserve">are not: uniform and randomly permuted weights score 0.7935 and 0.7922 against 0.7943, so the</w:t>
+        <w:t xml:space="preserve">informative (top-3 accuracy 0.804 against a permutation null of 0.188), but its curated edge weights</w:t>
+      </w:r>
+      <w:r>
+        <w:t xml:space="preserve"> </w:t>
+      </w:r>
+      <w:r>
+        <w:t xml:space="preserve">are not: uniform and randomly permuted weights score 0.8036 and 0.8025 against 0.8045, so the</w:t>
       </w:r>
       <w:r>
         <w:t xml:space="preserve"> </w:t>
@@ -640,19 +640,31 @@
         <w:pStyle w:val="BodyText"/>
       </w:pPr>
       <w:r>
-        <w:t xml:space="preserve">In total the server comprises 59 endpoints (50 molecular-target endpoints and 9 ADME endpoints),</w:t>
-      </w:r>
-      <w:r>
-        <w:t xml:space="preserve"> </w:t>
-      </w:r>
-      <w:r>
-        <w:t xml:space="preserve">realised as 63 trained models because four receptor targets are represented both as potency</w:t>
-      </w:r>
-      <w:r>
-        <w:t xml:space="preserve"> </w:t>
-      </w:r>
-      <w:r>
-        <w:t xml:space="preserve">regressions and as binder classifiers.</w:t>
+        <w:t xml:space="preserve">In total the server comprises 62 endpoints (53 molecular-target endpoints and 9 ADME endpoints),</w:t>
+      </w:r>
+      <w:r>
+        <w:t xml:space="preserve"> </w:t>
+      </w:r>
+      <w:r>
+        <w:t xml:space="preserve">realised as 69 trained models because four receptor targets are represented both as potency</w:t>
+      </w:r>
+      <w:r>
+        <w:t xml:space="preserve"> </w:t>
+      </w:r>
+      <w:r>
+        <w:t xml:space="preserve">regressions and as binder classifiers, and because a pKa regression and an antioxidant regression</w:t>
+      </w:r>
+      <w:r>
+        <w:t xml:space="preserve"> </w:t>
+      </w:r>
+      <w:r>
+        <w:t xml:space="preserve">support the CNS-likeness and neuroprotection axes. Two further endpoints were trained and withdrawn</w:t>
+      </w:r>
+      <w:r>
+        <w:t xml:space="preserve"> </w:t>
+      </w:r>
+      <w:r>
+        <w:t xml:space="preserve">after deployment testing and are not counted here; the reasons are given in the Results.</w:t>
       </w:r>
     </w:p>
     <w:bookmarkEnd w:id="11"/>
@@ -12406,7 +12418,7 @@
               <w:pStyle w:val="Compact"/>
             </w:pPr>
             <w:r>
-              <w:t xml:space="preserve">top-3 accuracy 0.794 vs permutation null 0.207 (p=0.005) and frequency null 0.548</w:t>
+              <w:t xml:space="preserve">top-3 accuracy 0.804 vs permutation null 0.188 (p=0.005) and frequency null 0.482</w:t>
             </w:r>
           </w:p>
         </w:tc>
@@ -12445,7 +12457,7 @@
               <w:pStyle w:val="Compact"/>
             </w:pPr>
             <w:r>
-              <w:t xml:space="preserve">curated 0.7943, uniform 0.7935, permuted 0.7922</w:t>
+              <w:t xml:space="preserve">curated 0.8045, uniform 0.8036, permuted 0.8025</w:t>
             </w:r>
           </w:p>
         </w:tc>
@@ -12640,7 +12652,7 @@
               <w:pStyle w:val="Compact"/>
             </w:pPr>
             <w:r>
-              <w:t xml:space="preserve">none of 40 targets ranks below AUROC 0.70; the cause is the operating point, with median deployed sensitivity 0.77 and 7 targets under 0.50</w:t>
+              <w:t xml:space="preserve">none of 43 targets ranks below AUROC 0.70; the cause is the operating point, with median deployed sensitivity 0.77 and 8 targets under 0.50</w:t>
             </w:r>
           </w:p>
         </w:tc>
@@ -12679,7 +12691,7 @@
               <w:pStyle w:val="Compact"/>
             </w:pPr>
             <w:r>
-              <w:t xml:space="preserve">34 targets fire across approved drugs but span only 13 independent directions; 6 homologous pairs correlate above 0.5</w:t>
+              <w:t xml:space="preserve">36 targets fire across approved drugs but span only 14 independent directions; 6 homologous pairs correlate above 0.5</w:t>
             </w:r>
           </w:p>
         </w:tc>
@@ -13183,18 +13195,18 @@
               <w:pStyle w:val="Compact"/>
             </w:pPr>
             <w:r>
-              <w:t xml:space="preserve">0.229</w:t>
-            </w:r>
-          </w:p>
-        </w:tc>
-        <w:tc>
-          <w:tcPr/>
-          <w:p>
-            <w:pPr>
-              <w:pStyle w:val="Compact"/>
-            </w:pPr>
-            <w:r>
-              <w:t xml:space="preserve">86</w:t>
+              <w:t xml:space="preserve">0.250</w:t>
+            </w:r>
+          </w:p>
+        </w:tc>
+        <w:tc>
+          <w:tcPr/>
+          <w:p>
+            <w:pPr>
+              <w:pStyle w:val="Compact"/>
+            </w:pPr>
+            <w:r>
+              <w:t xml:space="preserve">83</w:t>
             </w:r>
           </w:p>
         </w:tc>
@@ -13315,7 +13327,7 @@
       </w:tr>
     </w:tbl>
     <w:bookmarkEnd w:id="32"/>
-    <w:bookmarkStart w:id="41" w:name="X44135fa92cdf5aef476a95c5ae602a20b32b2b0"/>
+    <w:bookmarkStart w:id="43" w:name="X44135fa92cdf5aef476a95c5ae602a20b32b2b0"/>
     <w:p>
       <w:pPr>
         <w:pStyle w:val="Heading2"/>
@@ -13970,6 +13982,270 @@
           </w:p>
         </w:tc>
       </w:tr>
+      <w:tr>
+        <w:tc>
+          <w:tcPr/>
+          <w:p>
+            <w:pPr>
+              <w:pStyle w:val="Compact"/>
+            </w:pPr>
+            <w:r>
+              <w:t xml:space="preserve">CGRP</w:t>
+            </w:r>
+          </w:p>
+        </w:tc>
+        <w:tc>
+          <w:tcPr/>
+          <w:p>
+            <w:pPr>
+              <w:pStyle w:val="Compact"/>
+            </w:pPr>
+            <w:r>
+              <w:t xml:space="preserve">761</w:t>
+            </w:r>
+          </w:p>
+        </w:tc>
+        <w:tc>
+          <w:tcPr/>
+          <w:p>
+            <w:pPr>
+              <w:pStyle w:val="Compact"/>
+            </w:pPr>
+            <w:r>
+              <w:t xml:space="preserve">333</w:t>
+            </w:r>
+          </w:p>
+        </w:tc>
+        <w:tc>
+          <w:tcPr/>
+          <w:p>
+            <w:pPr>
+              <w:pStyle w:val="Compact"/>
+            </w:pPr>
+            <w:r>
+              <w:t xml:space="preserve">26</w:t>
+            </w:r>
+          </w:p>
+        </w:tc>
+        <w:tc>
+          <w:tcPr/>
+          <w:p>
+            <w:pPr>
+              <w:pStyle w:val="Compact"/>
+            </w:pPr>
+            <w:r>
+              <w:t xml:space="preserve">n/a</w:t>
+            </w:r>
+          </w:p>
+        </w:tc>
+        <w:tc>
+          <w:tcPr/>
+          <w:p>
+            <w:pPr>
+              <w:pStyle w:val="Compact"/>
+            </w:pPr>
+            <w:r>
+              <w:t xml:space="preserve">1.000</w:t>
+            </w:r>
+          </w:p>
+        </w:tc>
+        <w:tc>
+          <w:tcPr/>
+          <w:p>
+            <w:pPr>
+              <w:pStyle w:val="Compact"/>
+            </w:pPr>
+            <w:r>
+              <w:t xml:space="preserve">deployed</w:t>
+            </w:r>
+          </w:p>
+        </w:tc>
+        <w:tc>
+          <w:tcPr/>
+          <w:p>
+            <w:pPr>
+              <w:pStyle w:val="Compact"/>
+            </w:pPr>
+            <w:r>
+              <w:t xml:space="preserve">only 26 measured inactives, cannot set a threshold honestly</w:t>
+            </w:r>
+          </w:p>
+        </w:tc>
+      </w:tr>
+      <w:tr>
+        <w:tc>
+          <w:tcPr/>
+          <w:p>
+            <w:pPr>
+              <w:pStyle w:val="Compact"/>
+            </w:pPr>
+            <w:r>
+              <w:t xml:space="preserve">DHODH</w:t>
+            </w:r>
+          </w:p>
+        </w:tc>
+        <w:tc>
+          <w:tcPr/>
+          <w:p>
+            <w:pPr>
+              <w:pStyle w:val="Compact"/>
+            </w:pPr>
+            <w:r>
+              <w:t xml:space="preserve">1421</w:t>
+            </w:r>
+          </w:p>
+        </w:tc>
+        <w:tc>
+          <w:tcPr/>
+          <w:p>
+            <w:pPr>
+              <w:pStyle w:val="Compact"/>
+            </w:pPr>
+            <w:r>
+              <w:t xml:space="preserve">360</w:t>
+            </w:r>
+          </w:p>
+        </w:tc>
+        <w:tc>
+          <w:tcPr/>
+          <w:p>
+            <w:pPr>
+              <w:pStyle w:val="Compact"/>
+            </w:pPr>
+            <w:r>
+              <w:t xml:space="preserve">145</w:t>
+            </w:r>
+          </w:p>
+        </w:tc>
+        <w:tc>
+          <w:tcPr/>
+          <w:p>
+            <w:pPr>
+              <w:pStyle w:val="Compact"/>
+            </w:pPr>
+            <w:r>
+              <w:t xml:space="preserve">0.918</w:t>
+            </w:r>
+          </w:p>
+        </w:tc>
+        <w:tc>
+          <w:tcPr/>
+          <w:p>
+            <w:pPr>
+              <w:pStyle w:val="Compact"/>
+            </w:pPr>
+            <w:r>
+              <w:t xml:space="preserve">0.673</w:t>
+            </w:r>
+          </w:p>
+        </w:tc>
+        <w:tc>
+          <w:tcPr/>
+          <w:p>
+            <w:pPr>
+              <w:pStyle w:val="Compact"/>
+            </w:pPr>
+            <w:r>
+              <w:t xml:space="preserve">deployed</w:t>
+            </w:r>
+          </w:p>
+        </w:tc>
+        <w:tc>
+          <w:tcPr/>
+          <w:p>
+            <w:pPr>
+              <w:pStyle w:val="Compact"/>
+            </w:pPr>
+          </w:p>
+        </w:tc>
+      </w:tr>
+      <w:tr>
+        <w:tc>
+          <w:tcPr/>
+          <w:p>
+            <w:pPr>
+              <w:pStyle w:val="Compact"/>
+            </w:pPr>
+            <w:r>
+              <w:t xml:space="preserve">RIPK1</w:t>
+            </w:r>
+          </w:p>
+        </w:tc>
+        <w:tc>
+          <w:tcPr/>
+          <w:p>
+            <w:pPr>
+              <w:pStyle w:val="Compact"/>
+            </w:pPr>
+            <w:r>
+              <w:t xml:space="preserve">2349</w:t>
+            </w:r>
+          </w:p>
+        </w:tc>
+        <w:tc>
+          <w:tcPr/>
+          <w:p>
+            <w:pPr>
+              <w:pStyle w:val="Compact"/>
+            </w:pPr>
+            <w:r>
+              <w:t xml:space="preserve">826</w:t>
+            </w:r>
+          </w:p>
+        </w:tc>
+        <w:tc>
+          <w:tcPr/>
+          <w:p>
+            <w:pPr>
+              <w:pStyle w:val="Compact"/>
+            </w:pPr>
+            <w:r>
+              <w:t xml:space="preserve">719</w:t>
+            </w:r>
+          </w:p>
+        </w:tc>
+        <w:tc>
+          <w:tcPr/>
+          <w:p>
+            <w:pPr>
+              <w:pStyle w:val="Compact"/>
+            </w:pPr>
+            <w:r>
+              <w:t xml:space="preserve">0.997</w:t>
+            </w:r>
+          </w:p>
+        </w:tc>
+        <w:tc>
+          <w:tcPr/>
+          <w:p>
+            <w:pPr>
+              <w:pStyle w:val="Compact"/>
+            </w:pPr>
+            <w:r>
+              <w:t xml:space="preserve">0.986</w:t>
+            </w:r>
+          </w:p>
+        </w:tc>
+        <w:tc>
+          <w:tcPr/>
+          <w:p>
+            <w:pPr>
+              <w:pStyle w:val="Compact"/>
+            </w:pPr>
+            <w:r>
+              <w:t xml:space="preserve">deployed</w:t>
+            </w:r>
+          </w:p>
+        </w:tc>
+        <w:tc>
+          <w:tcPr/>
+          <w:p>
+            <w:pPr>
+              <w:pStyle w:val="Compact"/>
+            </w:pPr>
+          </w:p>
+        </w:tc>
+      </w:tr>
     </w:tbl>
     <w:bookmarkStart w:id="33" w:name="X9027440be274316944cc57f1af493358284f194"/>
     <w:p>
@@ -14355,13 +14631,13 @@
         <w:t xml:space="preserve"> </w:t>
       </w:r>
       <w:r>
-        <w:t xml:space="preserve">the top three predictions for 79.4% of cases, against 20.7% for a null that shuffles which disease</w:t>
-      </w:r>
-      <w:r>
-        <w:t xml:space="preserve"> </w:t>
-      </w:r>
-      <w:r>
-        <w:t xml:space="preserve">each target maps to (p = 0.005) and 54.8% for always answering with the three commonest conditions.</w:t>
+        <w:t xml:space="preserve">the top three predictions for 80.5% of cases, against 18.8% for a null that shuffles which disease</w:t>
+      </w:r>
+      <w:r>
+        <w:t xml:space="preserve"> </w:t>
+      </w:r>
+      <w:r>
+        <w:t xml:space="preserve">each target maps to (p = 0.005) and 48.2% for always answering with the three commonest conditions.</w:t>
       </w:r>
     </w:p>
     <w:p>
@@ -14385,13 +14661,19 @@
         <w:t xml:space="preserve"> </w:t>
       </w:r>
       <w:r>
-        <w:t xml:space="preserve">0.7935 and with weights randomly permuted across edges 0.7922, against 0.7943 for the curated values,</w:t>
-      </w:r>
-      <w:r>
-        <w:t xml:space="preserve"> </w:t>
-      </w:r>
-      <w:r>
-        <w:t xml:space="preserve">a spread of 0.002. The information lies in which target connects to which condition, not in how</w:t>
+        <w:t xml:space="preserve">0.8036 and with weights randomly permuted across edges 0.8025, against 0.8045 for the curated values,</w:t>
+      </w:r>
+      <w:r>
+        <w:t xml:space="preserve"> </w:t>
+      </w:r>
+      <w:r>
+        <w:t xml:space="preserve">a spread of 0.002. The ablation was repeated after the graph gained two conditions and three targets,</w:t>
+      </w:r>
+      <w:r>
+        <w:t xml:space="preserve"> </w:t>
+      </w:r>
+      <w:r>
+        <w:t xml:space="preserve">with new curated weights written for each, and the conclusion did not move. The information lies in which target connects to which condition, not in how</w:t>
       </w:r>
       <w:r>
         <w:t xml:space="preserve"> </w:t>
@@ -14630,7 +14912,7 @@
         <w:t xml:space="preserve"> </w:t>
       </w:r>
       <w:r>
-        <w:t xml:space="preserve">raises accuracy to 0.490, which locates much of the gap in the decision to stay silent rather than in</w:t>
+        <w:t xml:space="preserve">raises accuracy to 0.497, which locates much of the gap in the decision to stay silent rather than in</w:t>
       </w:r>
       <w:r>
         <w:t xml:space="preserve"> </w:t>
@@ -14978,13 +15260,13 @@
         <w:t xml:space="preserve"> </w:t>
       </w:r>
       <w:r>
-        <w:t xml:space="preserve">engaging the dopamine transporter. Of 49 targets, 34 fire at least once on that set, but a</w:t>
-      </w:r>
-      <w:r>
-        <w:t xml:space="preserve"> </w:t>
-      </w:r>
-      <w:r>
-        <w:t xml:space="preserve">correlation analysis of the firing pattern resolves only 13 independent directions. A raw count</w:t>
+        <w:t xml:space="preserve">engaging the dopamine transporter. Of 52 targets, 36 fire at least once on that set, but a</w:t>
+      </w:r>
+      <w:r>
+        <w:t xml:space="preserve"> </w:t>
+      </w:r>
+      <w:r>
+        <w:t xml:space="preserve">correlation analysis of the firing pattern resolves only 14 independent directions. A raw count</w:t>
       </w:r>
       <w:r>
         <w:t xml:space="preserve"> </w:t>
@@ -15108,7 +15390,7 @@
         <w:t xml:space="preserve"> </w:t>
       </w:r>
       <w:r>
-        <w:t xml:space="preserve">crosses the reporting threshold, which occurs for 11.5% of 600 random structures, against 55.0% of</w:t>
+        <w:t xml:space="preserve">crosses the reporting threshold, which occurs for 11.5% of 600 random structures, against 55.8% of</w:t>
       </w:r>
       <w:r>
         <w:t xml:space="preserve"> </w:t>
@@ -15142,8 +15424,306 @@
       </w:r>
     </w:p>
     <w:bookmarkEnd w:id="40"/>
+    <w:bookmarkStart w:id="41" w:name="Xdcac56b53f0fa722f3634b470613e205a06779d"/>
+    <w:p>
+      <w:pPr>
+        <w:pStyle w:val="Heading3"/>
+      </w:pPr>
+      <w:r>
+        <w:t xml:space="preserve">Two conditions opened, and a gating rule corrected</w:t>
+      </w:r>
+    </w:p>
+    <w:p>
+      <w:pPr>
+        <w:pStyle w:val="FirstParagraph"/>
+      </w:pPr>
+      <w:r>
+        <w:t xml:space="preserve">The coverage audit distinguished conditions absent for want of data from conditions absent for want</w:t>
+      </w:r>
+      <w:r>
+        <w:t xml:space="preserve"> </w:t>
+      </w:r>
+      <w:r>
+        <w:t xml:space="preserve">of an endpoint, and found two of the latter. The calcitonin-gene-related-peptide receptor (1,578</w:t>
+      </w:r>
+      <w:r>
+        <w:t xml:space="preserve"> </w:t>
+      </w:r>
+      <w:r>
+        <w:t xml:space="preserve">measured activities across 26 sources) and dihydroorotate dehydrogenase (2,558 across 55) were added,</w:t>
+      </w:r>
+      <w:r>
+        <w:t xml:space="preserve"> </w:t>
+      </w:r>
+      <w:r>
+        <w:t xml:space="preserve">bringing migraine and multiple sclerosis into the panel and taking it to 52 targets across sixteen</w:t>
+      </w:r>
+      <w:r>
+        <w:t xml:space="preserve"> </w:t>
+      </w:r>
+      <w:r>
+        <w:t xml:space="preserve">conditions. Amyotrophic lateral sclerosis was already scored but through seven mechanisms shared with</w:t>
+      </w:r>
+      <w:r>
+        <w:t xml:space="preserve"> </w:t>
+      </w:r>
+      <w:r>
+        <w:t xml:space="preserve">other conditions and none specific to it; RIPK1-mediated necroptosis (5,291 activities across 55</w:t>
+      </w:r>
+      <w:r>
+        <w:t xml:space="preserve"> </w:t>
+      </w:r>
+      <w:r>
+        <w:t xml:space="preserve">sources) was added to close that, and it also contributes to multiple sclerosis, where its inhibitors</w:t>
+      </w:r>
+      <w:r>
+        <w:t xml:space="preserve"> </w:t>
+      </w:r>
+      <w:r>
+        <w:t xml:space="preserve">are likewise in trial. Two further ALS candidates were rejected on data rather than judgement: SARM1</w:t>
+      </w:r>
+      <w:r>
+        <w:t xml:space="preserve"> </w:t>
+      </w:r>
+      <w:r>
+        <w:t xml:space="preserve">has 85 measured activities from 3 sources and KCNQ2 has 103 from 12.</w:t>
+      </w:r>
+    </w:p>
+    <w:p>
+      <w:pPr>
+        <w:pStyle w:val="BodyText"/>
+      </w:pPr>
+      <w:r>
+        <w:t xml:space="preserve">Prospectively, on compounds sharing no scaffold with anything their models saw, the CGRP endpoint</w:t>
+      </w:r>
+      <w:r>
+        <w:t xml:space="preserve"> </w:t>
+      </w:r>
+      <w:r>
+        <w:t xml:space="preserve">reaches an AUROC of 1.000 at a sensitivity of 0.993 and RIPK1 an AUROC of 0.995 at 0.950, both with a</w:t>
+      </w:r>
+      <w:r>
+        <w:t xml:space="preserve"> </w:t>
+      </w:r>
+      <w:r>
+        <w:t xml:space="preserve">false-positive rate of 0.000 on random chemistry. DHODH ranks at 0.989 but fires for only 0.330 of</w:t>
+      </w:r>
+      <w:r>
+        <w:t xml:space="preserve"> </w:t>
+      </w:r>
+      <w:r>
+        <w:t xml:space="preserve">its held-out actives at its deployed threshold, and is reported as a low-sensitivity endpoint.</w:t>
+      </w:r>
+    </w:p>
+    <w:p>
+      <w:pPr>
+        <w:pStyle w:val="BodyText"/>
+      </w:pPr>
+      <w:r>
+        <w:t xml:space="preserve">Adding these targets exposed an error in the gating rule that had been invisible while every modelled</w:t>
+      </w:r>
+      <w:r>
+        <w:t xml:space="preserve"> </w:t>
+      </w:r>
+      <w:r>
+        <w:t xml:space="preserve">condition was central. The blood-brain-barrier term encodes an assumption that the target lies behind</w:t>
+      </w:r>
+      <w:r>
+        <w:t xml:space="preserve"> </w:t>
+      </w:r>
+      <w:r>
+        <w:t xml:space="preserve">the barrier. For these two conditions it does not. The CGRP receptor acts at the trigeminal ganglion</w:t>
+      </w:r>
+      <w:r>
+        <w:t xml:space="preserve"> </w:t>
+      </w:r>
+      <w:r>
+        <w:t xml:space="preserve">and dural vasculature, which are outside the barrier, and that is precisely why the gepants and the</w:t>
+      </w:r>
+      <w:r>
+        <w:t xml:space="preserve"> </w:t>
+      </w:r>
+      <w:r>
+        <w:t xml:space="preserve">anti-CGRP antibodies are effective without central penetration; dihydroorotate dehydrogenase</w:t>
+      </w:r>
+      <w:r>
+        <w:t xml:space="preserve"> </w:t>
+      </w:r>
+      <w:r>
+        <w:t xml:space="preserve">inhibition acts on proliferating peripheral lymphocytes. Applying the gate suppressed correct calls:</w:t>
+      </w:r>
+      <w:r>
+        <w:t xml:space="preserve"> </w:t>
+      </w:r>
+      <w:r>
+        <w:t xml:space="preserve">rimegepant engages the receptor at 0.99 and was silenced by a predicted barrier probability of 0.33.</w:t>
+      </w:r>
+      <w:r>
+        <w:t xml:space="preserve"> </w:t>
+      </w:r>
+      <w:r>
+        <w:t xml:space="preserve">Migraine and multiple sclerosis are therefore exempt from gating, after which all three marketed</w:t>
+      </w:r>
+      <w:r>
+        <w:t xml:space="preserve"> </w:t>
+      </w:r>
+      <w:r>
+        <w:t xml:space="preserve">gepants report migraine and brequinar reports multiple sclerosis, while peripheral negative controls</w:t>
+      </w:r>
+      <w:r>
+        <w:t xml:space="preserve"> </w:t>
+      </w:r>
+      <w:r>
+        <w:t xml:space="preserve">remain silent. RIPK1 is deliberately not exempt, its relevance being central.</w:t>
+      </w:r>
+    </w:p>
+    <w:p>
+      <w:pPr>
+        <w:pStyle w:val="BodyText"/>
+      </w:pPr>
+      <w:r>
+        <w:t xml:space="preserve">Two incidental observations support the underlying models rather than the interface. Leflunomide, an</w:t>
+      </w:r>
+      <w:r>
+        <w:t xml:space="preserve"> </w:t>
+      </w:r>
+      <w:r>
+        <w:t xml:space="preserve">inactive prodrug, scores 0.06 at dihydroorotate dehydrogenase while its active metabolite</w:t>
+      </w:r>
+      <w:r>
+        <w:t xml:space="preserve"> </w:t>
+      </w:r>
+      <w:r>
+        <w:t xml:space="preserve">teriflunomide scores 0.91, so the model separates them. And teriflunomide’s own measured affinity is</w:t>
+      </w:r>
+      <w:r>
+        <w:t xml:space="preserve"> </w:t>
+      </w:r>
+      <w:r>
+        <w:t xml:space="preserve">pChEMBL 6.45, below the value of 7 that defines a binder here, so declining to call it is</w:t>
+      </w:r>
+      <w:r>
+        <w:t xml:space="preserve"> </w:t>
+      </w:r>
+      <w:r>
+        <w:t xml:space="preserve">definitionally correct rather than a failure of sensitivity.</w:t>
+      </w:r>
+    </w:p>
     <w:bookmarkEnd w:id="41"/>
-    <w:bookmarkStart w:id="42" w:name="the-brainsafe-ai-server"/>
+    <w:bookmarkStart w:id="42" w:name="X3fdd72825a9a21f899a82a8af50ae5a3275cb34"/>
+    <w:p>
+      <w:pPr>
+        <w:pStyle w:val="Heading3"/>
+      </w:pPr>
+      <w:r>
+        <w:t xml:space="preserve">A limitation quantified rather than asserted: state-dependent block</w:t>
+      </w:r>
+    </w:p>
+    <w:p>
+      <w:pPr>
+        <w:pStyle w:val="FirstParagraph"/>
+      </w:pPr>
+      <w:r>
+        <w:t xml:space="preserve">The inability to represent use-dependent sodium-channel blockers was stated above as a boundary. It</w:t>
+      </w:r>
+      <w:r>
+        <w:t xml:space="preserve"> </w:t>
+      </w:r>
+      <w:r>
+        <w:t xml:space="preserve">was then tested, because the scientifically correct quantity for that class is not the potency, which</w:t>
+      </w:r>
+      <w:r>
+        <w:t xml:space="preserve"> </w:t>
+      </w:r>
+      <w:r>
+        <w:t xml:space="preserve">depends on the voltage protocol and is therefore not a function of structure, but the shift in</w:t>
+      </w:r>
+      <w:r>
+        <w:t xml:space="preserve"> </w:t>
+      </w:r>
+      <w:r>
+        <w:t xml:space="preserve">potency between a depolarised and a hyperpolarised holding potential, which is a property of the</w:t>
+      </w:r>
+      <w:r>
+        <w:t xml:space="preserve"> </w:t>
+      </w:r>
+      <w:r>
+        <w:t xml:space="preserve">molecule and is what use-dependence means.</w:t>
+      </w:r>
+    </w:p>
+    <w:p>
+      <w:pPr>
+        <w:pStyle w:val="BodyText"/>
+      </w:pPr>
+      <w:r>
+        <w:t xml:space="preserve">Across five sodium-channel subtypes and 13,919 activities carrying a pChEMBL value, 2,086 report a</w:t>
+      </w:r>
+      <w:r>
+        <w:t xml:space="preserve"> </w:t>
+      </w:r>
+      <w:r>
+        <w:t xml:space="preserve">holding potential that can be parsed from the assay description, spread across fifteen distinct</w:t>
+      </w:r>
+      <w:r>
+        <w:t xml:space="preserve"> </w:t>
+      </w:r>
+      <w:r>
+        <w:t xml:space="preserve">values, and 89 compounds are measured at two or more. Against the 800 measured activities every</w:t>
+      </w:r>
+      <w:r>
+        <w:t xml:space="preserve"> </w:t>
+      </w:r>
+      <w:r>
+        <w:t xml:space="preserve">deployed endpoint had to clear, that is not a trainable endpoint.</w:t>
+      </w:r>
+    </w:p>
+    <w:p>
+      <w:pPr>
+        <w:pStyle w:val="BodyText"/>
+      </w:pPr>
+      <w:r>
+        <w:t xml:space="preserve">The same 89 compounds show why the question was worth asking and why pooling protocols is not an</w:t>
+      </w:r>
+      <w:r>
+        <w:t xml:space="preserve"> </w:t>
+      </w:r>
+      <w:r>
+        <w:t xml:space="preserve">option. The median absolute shift is 0.82 log units, the 90th percentile 1.97 and the maximum 3.19,</w:t>
+      </w:r>
+      <w:r>
+        <w:t xml:space="preserve"> </w:t>
+      </w:r>
+      <w:r>
+        <w:t xml:space="preserve">so a compound can appear sixfold to a thousandfold more or less potent depending only on the protocol</w:t>
+      </w:r>
+      <w:r>
+        <w:t xml:space="preserve"> </w:t>
+      </w:r>
+      <w:r>
+        <w:t xml:space="preserve">used to measure it. That is the same magnitude as the total error of a good regression model, which</w:t>
+      </w:r>
+      <w:r>
+        <w:t xml:space="preserve"> </w:t>
+      </w:r>
+      <w:r>
+        <w:t xml:space="preserve">is the quantitative form of the objection: a model trained on pooled protocols would have an error</w:t>
+      </w:r>
+      <w:r>
+        <w:t xml:space="preserve"> </w:t>
+      </w:r>
+      <w:r>
+        <w:t xml:space="preserve">budget consumed entirely by the experimenter’s choice of holding potential. The effect is real, it</w:t>
+      </w:r>
+      <w:r>
+        <w:t xml:space="preserve"> </w:t>
+      </w:r>
+      <w:r>
+        <w:t xml:space="preserve">matters clinically, and public data cannot support learning it.</w:t>
+      </w:r>
+    </w:p>
+    <w:bookmarkEnd w:id="42"/>
+    <w:bookmarkEnd w:id="43"/>
+    <w:bookmarkStart w:id="44" w:name="the-brainsafe-ai-server"/>
     <w:p>
       <w:pPr>
         <w:pStyle w:val="Heading2"/>
@@ -15442,8 +16022,8 @@
         <w:t xml:space="preserve">is intended to gate a release.</w:t>
       </w:r>
     </w:p>
-    <w:bookmarkEnd w:id="42"/>
-    <w:bookmarkStart w:id="43" w:name="discussion"/>
+    <w:bookmarkEnd w:id="44"/>
+    <w:bookmarkStart w:id="45" w:name="discussion"/>
     <w:p>
       <w:pPr>
         <w:pStyle w:val="Heading2"/>
@@ -15685,13 +16265,13 @@
         <w:t xml:space="preserve"> </w:t>
       </w:r>
       <w:r>
-        <w:t xml:space="preserve">chemistry. Added endpoints also overlap: 34 of 49 targets fire at least once across approved drugs</w:t>
-      </w:r>
-      <w:r>
-        <w:t xml:space="preserve"> </w:t>
-      </w:r>
-      <w:r>
-        <w:t xml:space="preserve">but span only 13 independent directions. Coverage should therefore be extended where a measured</w:t>
+        <w:t xml:space="preserve">chemistry. Added endpoints also overlap: 36 of 52 targets fire at least once across approved drugs</w:t>
+      </w:r>
+      <w:r>
+        <w:t xml:space="preserve"> </w:t>
+      </w:r>
+      <w:r>
+        <w:t xml:space="preserve">but span only 14 independent directions. Coverage should therefore be extended where a measured</w:t>
       </w:r>
       <w:r>
         <w:t xml:space="preserve"> </w:t>
@@ -15767,67 +16347,67 @@
         <w:pStyle w:val="BodyText"/>
       </w:pPr>
       <w:r>
-        <w:t xml:space="preserve">Two ADME endpoints, hepatocyte clearance and plasma protein binding, are weak under the scaffold</w:t>
-      </w:r>
-      <w:r>
-        <w:t xml:space="preserve"> </w:t>
-      </w:r>
-      <w:r>
-        <w:t xml:space="preserve">split and are reported as such. Decoy-based validation gives an optimistic bound because decoys are</w:t>
-      </w:r>
-      <w:r>
-        <w:t xml:space="preserve"> </w:t>
-      </w:r>
-      <w:r>
-        <w:t xml:space="preserve">presumed rather than measured inactives, which is why the near-miss figure and the background</w:t>
-      </w:r>
-      <w:r>
-        <w:t xml:space="preserve"> </w:t>
-      </w:r>
-      <w:r>
-        <w:t xml:space="preserve">false-positive rate are reported together, and why deployed specificity is additionally measured on</w:t>
-      </w:r>
-      <w:r>
-        <w:t xml:space="preserve"> </w:t>
-      </w:r>
-      <w:r>
-        <w:t xml:space="preserve">random chemistry and on molecules nothing should bind. The target-to-disease weights in the knowledge</w:t>
-      </w:r>
-      <w:r>
-        <w:t xml:space="preserve"> </w:t>
-      </w:r>
-      <w:r>
-        <w:t xml:space="preserve">graph are expert-curated rather than learned; the falsification analysis shows they carry no</w:t>
-      </w:r>
-      <w:r>
-        <w:t xml:space="preserve"> </w:t>
-      </w:r>
-      <w:r>
-        <w:t xml:space="preserve">measurable predictive content beyond the graph topology, and they are retained as a mechanistic prior</w:t>
-      </w:r>
-      <w:r>
-        <w:t xml:space="preserve"> </w:t>
-      </w:r>
-      <w:r>
-        <w:t xml:space="preserve">and versioned in the repository so that they can be inspected and revised. Predictions concern</w:t>
-      </w:r>
-      <w:r>
-        <w:t xml:space="preserve"> </w:t>
-      </w:r>
-      <w:r>
-        <w:t xml:space="preserve">molecular target engagement and physicochemical properties, not clinical efficacy, and do not</w:t>
-      </w:r>
-      <w:r>
-        <w:t xml:space="preserve"> </w:t>
-      </w:r>
-      <w:r>
-        <w:t xml:space="preserve">distinguish agonism from antagonism. The tool is intended for research prioritisation and hypothesis</w:t>
-      </w:r>
-      <w:r>
-        <w:t xml:space="preserve"> </w:t>
-      </w:r>
-      <w:r>
-        <w:t xml:space="preserve">generation and is not for medical, diagnostic or treatment decisions.</w:t>
+        <w:t xml:space="preserve">Three target endpoints carry thin negative classes, and an attempt to enlarge them failed in a way</w:t>
+      </w:r>
+      <w:r>
+        <w:t xml:space="preserve"> </w:t>
+      </w:r>
+      <w:r>
+        <w:t xml:space="preserve">worth recording. The CGRP receptor, Nav1.6 and AMPA GluA2 have 26, 45 and 32 measured inactives</w:t>
+      </w:r>
+      <w:r>
+        <w:t xml:space="preserve"> </w:t>
+      </w:r>
+      <w:r>
+        <w:t xml:space="preserve">respectively, and PubChem BioAssay holds 198, 196 and 516 assays for the corresponding genes, which</w:t>
+      </w:r>
+      <w:r>
+        <w:t xml:space="preserve"> </w:t>
+      </w:r>
+      <w:r>
+        <w:t xml:space="preserve">appeared to offer a remedy. It does not: a scan of 120 assays per target returned no measured</w:t>
+      </w:r>
+      <w:r>
+        <w:t xml:space="preserve"> </w:t>
+      </w:r>
+      <w:r>
+        <w:t xml:space="preserve">inactive compounds at all, and querying the largest six assays of each directly returns active</w:t>
+      </w:r>
+      <w:r>
+        <w:t xml:space="preserve"> </w:t>
+      </w:r>
+      <w:r>
+        <w:t xml:space="preserve">compound identifiers against none inactive. These targets have never been through a large public</w:t>
+      </w:r>
+      <w:r>
+        <w:t xml:space="preserve"> </w:t>
+      </w:r>
+      <w:r>
+        <w:t xml:space="preserve">primary screen; their assays are medicinal-chemistry dose-response series in which every compound</w:t>
+      </w:r>
+      <w:r>
+        <w:t xml:space="preserve"> </w:t>
+      </w:r>
+      <w:r>
+        <w:t xml:space="preserve">tested was already of interest. The route remains valid for targets that have been screened at scale,</w:t>
+      </w:r>
+      <w:r>
+        <w:t xml:space="preserve"> </w:t>
+      </w:r>
+      <w:r>
+        <w:t xml:space="preserve">which is why curated inactive sets exist for acetylcholinesterase and GSK-3-beta, but for these three</w:t>
+      </w:r>
+      <w:r>
+        <w:t xml:space="preserve"> </w:t>
+      </w:r>
+      <w:r>
+        <w:t xml:space="preserve">the thin negative class cannot be remedied from public data and their sensitivity figures stand as</w:t>
+      </w:r>
+      <w:r>
+        <w:t xml:space="preserve"> </w:t>
+      </w:r>
+      <w:r>
+        <w:t xml:space="preserve">reported.</w:t>
       </w:r>
     </w:p>
     <w:p>
@@ -15835,101 +16415,133 @@
         <w:pStyle w:val="BodyText"/>
       </w:pPr>
       <w:r>
-        <w:t xml:space="preserve">One limitation deserves separate statement because it is not a coverage gap and cannot be closed by</w:t>
-      </w:r>
-      <w:r>
-        <w:t xml:space="preserve"> </w:t>
-      </w:r>
-      <w:r>
-        <w:t xml:space="preserve">adding targets. The panel defines engagement as high-affinity binding, and an entire pharmacological</w:t>
-      </w:r>
-      <w:r>
-        <w:t xml:space="preserve"> </w:t>
-      </w:r>
-      <w:r>
-        <w:t xml:space="preserve">class works otherwise. Use-dependent, state-dependent channel blockers act at concentrations one to</w:t>
-      </w:r>
-      <w:r>
-        <w:t xml:space="preserve"> </w:t>
-      </w:r>
-      <w:r>
-        <w:t xml:space="preserve">two orders of magnitude weaker than the binder threshold, and ChEMBL’s own measurements label the</w:t>
-      </w:r>
-      <w:r>
-        <w:t xml:space="preserve"> </w:t>
-      </w:r>
-      <w:r>
-        <w:t xml:space="preserve">classic antiepileptic drugs inactive at the sodium channels through which they are understood to act.</w:t>
-      </w:r>
-      <w:r>
-        <w:t xml:space="preserve"> </w:t>
-      </w:r>
-      <w:r>
-        <w:t xml:space="preserve">The server is therefore silent on carbamazepine, phenytoin and lamotrigine, and that silence is</w:t>
-      </w:r>
-      <w:r>
-        <w:t xml:space="preserve"> </w:t>
-      </w:r>
-      <w:r>
-        <w:t xml:space="preserve">correct with respect to the measured data while being unhelpful with respect to the clinical</w:t>
-      </w:r>
-      <w:r>
-        <w:t xml:space="preserve"> </w:t>
-      </w:r>
-      <w:r>
-        <w:t xml:space="preserve">question. Extending the tool to such mechanisms would require a different class of endpoint, modelling</w:t>
-      </w:r>
-      <w:r>
-        <w:t xml:space="preserve"> </w:t>
-      </w:r>
-      <w:r>
-        <w:t xml:space="preserve">use-dependent block or a phenotypic outcome, not a further binding target.</w:t>
-      </w:r>
-    </w:p>
-    <w:bookmarkEnd w:id="43"/>
-    <w:bookmarkStart w:id="44" w:name="data-availability"/>
-    <w:p>
-      <w:pPr>
-        <w:pStyle w:val="Heading2"/>
-      </w:pPr>
-      <w:r>
-        <w:t xml:space="preserve">Data availability</w:t>
+        <w:t xml:space="preserve">Two ADME endpoints, hepatocyte clearance and plasma protein binding, are weak under the scaffold</w:t>
+      </w:r>
+      <w:r>
+        <w:t xml:space="preserve"> </w:t>
+      </w:r>
+      <w:r>
+        <w:t xml:space="preserve">split and are reported as such. Decoy-based validation gives an optimistic bound because decoys are</w:t>
+      </w:r>
+      <w:r>
+        <w:t xml:space="preserve"> </w:t>
+      </w:r>
+      <w:r>
+        <w:t xml:space="preserve">presumed rather than measured inactives, which is why the near-miss figure and the background</w:t>
+      </w:r>
+      <w:r>
+        <w:t xml:space="preserve"> </w:t>
+      </w:r>
+      <w:r>
+        <w:t xml:space="preserve">false-positive rate are reported together, and why deployed specificity is additionally measured on</w:t>
+      </w:r>
+      <w:r>
+        <w:t xml:space="preserve"> </w:t>
+      </w:r>
+      <w:r>
+        <w:t xml:space="preserve">random chemistry and on molecules nothing should bind. The target-to-disease weights in the knowledge</w:t>
+      </w:r>
+      <w:r>
+        <w:t xml:space="preserve"> </w:t>
+      </w:r>
+      <w:r>
+        <w:t xml:space="preserve">graph are expert-curated rather than learned; the falsification analysis shows they carry no</w:t>
+      </w:r>
+      <w:r>
+        <w:t xml:space="preserve"> </w:t>
+      </w:r>
+      <w:r>
+        <w:t xml:space="preserve">measurable predictive content beyond the graph topology, and they are retained as a mechanistic prior</w:t>
+      </w:r>
+      <w:r>
+        <w:t xml:space="preserve"> </w:t>
+      </w:r>
+      <w:r>
+        <w:t xml:space="preserve">and versioned in the repository so that they can be inspected and revised. Predictions concern</w:t>
+      </w:r>
+      <w:r>
+        <w:t xml:space="preserve"> </w:t>
+      </w:r>
+      <w:r>
+        <w:t xml:space="preserve">molecular target engagement and physicochemical properties, not clinical efficacy, and do not</w:t>
+      </w:r>
+      <w:r>
+        <w:t xml:space="preserve"> </w:t>
+      </w:r>
+      <w:r>
+        <w:t xml:space="preserve">distinguish agonism from antagonism. The tool is intended for research prioritisation and hypothesis</w:t>
+      </w:r>
+      <w:r>
+        <w:t xml:space="preserve"> </w:t>
+      </w:r>
+      <w:r>
+        <w:t xml:space="preserve">generation and is not for medical, diagnostic or treatment decisions.</w:t>
       </w:r>
     </w:p>
     <w:p>
       <w:pPr>
-        <w:pStyle w:val="FirstParagraph"/>
-      </w:pPr>
-      <w:r>
-        <w:t xml:space="preserve">All code, trained models, the curated knowledge graph, per-fold validation artifacts and the scripts</w:t>
-      </w:r>
-      <w:r>
-        <w:t xml:space="preserve"> </w:t>
-      </w:r>
-      <w:r>
-        <w:t xml:space="preserve">that regenerate every table and figure in this manuscript are available at</w:t>
-      </w:r>
-      <w:r>
-        <w:t xml:space="preserve"> </w:t>
-      </w:r>
-      <w:r>
-        <w:t xml:space="preserve">https://github.com/krishna-g-999/brainsafe-ai under [license]. The server is freely accessible at</w:t>
-      </w:r>
-      <w:r>
-        <w:t xml:space="preserve"> </w:t>
-      </w:r>
-      <w:r>
-        <w:t xml:space="preserve">[URL] with no login requirement.</w:t>
+        <w:pStyle w:val="BodyText"/>
+      </w:pPr>
+      <w:r>
+        <w:t xml:space="preserve">One limitation deserves separate statement because it is not a coverage gap and cannot be closed by</w:t>
+      </w:r>
+      <w:r>
+        <w:t xml:space="preserve"> </w:t>
+      </w:r>
+      <w:r>
+        <w:t xml:space="preserve">adding targets. The panel defines engagement as high-affinity binding, and an entire pharmacological</w:t>
+      </w:r>
+      <w:r>
+        <w:t xml:space="preserve"> </w:t>
+      </w:r>
+      <w:r>
+        <w:t xml:space="preserve">class works otherwise. Use-dependent, state-dependent channel blockers act at concentrations one to</w:t>
+      </w:r>
+      <w:r>
+        <w:t xml:space="preserve"> </w:t>
+      </w:r>
+      <w:r>
+        <w:t xml:space="preserve">two orders of magnitude weaker than the binder threshold, and ChEMBL’s own measurements label the</w:t>
+      </w:r>
+      <w:r>
+        <w:t xml:space="preserve"> </w:t>
+      </w:r>
+      <w:r>
+        <w:t xml:space="preserve">classic antiepileptic drugs inactive at the sodium channels through which they are understood to act.</w:t>
+      </w:r>
+      <w:r>
+        <w:t xml:space="preserve"> </w:t>
+      </w:r>
+      <w:r>
+        <w:t xml:space="preserve">The server is therefore silent on carbamazepine, phenytoin and lamotrigine, and that silence is</w:t>
+      </w:r>
+      <w:r>
+        <w:t xml:space="preserve"> </w:t>
+      </w:r>
+      <w:r>
+        <w:t xml:space="preserve">correct with respect to the measured data while being unhelpful with respect to the clinical</w:t>
+      </w:r>
+      <w:r>
+        <w:t xml:space="preserve"> </w:t>
+      </w:r>
+      <w:r>
+        <w:t xml:space="preserve">question. Extending the tool to such mechanisms would require a different class of endpoint, modelling</w:t>
+      </w:r>
+      <w:r>
+        <w:t xml:space="preserve"> </w:t>
+      </w:r>
+      <w:r>
+        <w:t xml:space="preserve">use-dependent block or a phenotypic outcome, not a further binding target.</w:t>
       </w:r>
     </w:p>
-    <w:bookmarkEnd w:id="44"/>
-    <w:bookmarkStart w:id="45" w:name="funding"/>
+    <w:bookmarkEnd w:id="45"/>
+    <w:bookmarkStart w:id="46" w:name="data-availability"/>
     <w:p>
       <w:pPr>
         <w:pStyle w:val="Heading2"/>
       </w:pPr>
       <w:r>
-        <w:t xml:space="preserve">Funding</w:t>
+        <w:t xml:space="preserve">Data availability</w:t>
       </w:r>
     </w:p>
     <w:p>
@@ -15937,11 +16549,47 @@
         <w:pStyle w:val="FirstParagraph"/>
       </w:pPr>
       <w:r>
+        <w:t xml:space="preserve">All code, trained models, the curated knowledge graph, per-fold validation artifacts and the scripts</w:t>
+      </w:r>
+      <w:r>
+        <w:t xml:space="preserve"> </w:t>
+      </w:r>
+      <w:r>
+        <w:t xml:space="preserve">that regenerate every table and figure in this manuscript are available at</w:t>
+      </w:r>
+      <w:r>
+        <w:t xml:space="preserve"> </w:t>
+      </w:r>
+      <w:r>
+        <w:t xml:space="preserve">https://github.com/krishna-g-999/brainsafe-ai under [license]. The server is freely accessible at</w:t>
+      </w:r>
+      <w:r>
+        <w:t xml:space="preserve"> </w:t>
+      </w:r>
+      <w:r>
+        <w:t xml:space="preserve">[URL] with no login requirement.</w:t>
+      </w:r>
+    </w:p>
+    <w:bookmarkEnd w:id="46"/>
+    <w:bookmarkStart w:id="47" w:name="funding"/>
+    <w:p>
+      <w:pPr>
+        <w:pStyle w:val="Heading2"/>
+      </w:pPr>
+      <w:r>
+        <w:t xml:space="preserve">Funding</w:t>
+      </w:r>
+    </w:p>
+    <w:p>
+      <w:pPr>
+        <w:pStyle w:val="FirstParagraph"/>
+      </w:pPr>
+      <w:r>
         <w:t xml:space="preserve">[To be completed.]</w:t>
       </w:r>
     </w:p>
-    <w:bookmarkEnd w:id="45"/>
-    <w:bookmarkStart w:id="73" w:name="figure-legends"/>
+    <w:bookmarkEnd w:id="47"/>
+    <w:bookmarkStart w:id="75" w:name="figure-legends"/>
     <w:p>
       <w:pPr>
         <w:pStyle w:val="Heading2"/>
@@ -15959,18 +16607,18 @@
           <wp:inline>
             <wp:extent cx="5334000" cy="4665359"/>
             <wp:effectExtent b="0" l="0" r="0" t="0"/>
-            <wp:docPr descr="Figure 1" title="" id="47" name="Picture"/>
+            <wp:docPr descr="Figure 1" title="" id="49" name="Picture"/>
             <a:graphic>
               <a:graphicData uri="http://schemas.openxmlformats.org/drawingml/2006/picture">
                 <pic:pic>
                   <pic:nvPicPr>
-                    <pic:cNvPr descr="figures/Figure1_endpoint_rationale.png" id="48" name="Picture"/>
+                    <pic:cNvPr descr="figures/Figure1_endpoint_rationale.png" id="50" name="Picture"/>
                     <pic:cNvPicPr>
                       <a:picLocks noChangeArrowheads="1" noChangeAspect="1"/>
                     </pic:cNvPicPr>
                   </pic:nvPicPr>
                   <pic:blipFill>
-                    <a:blip r:embed="rId46"/>
+                    <a:blip r:embed="rId48"/>
                     <a:stretch>
                       <a:fillRect/>
                     </a:stretch>
@@ -16074,18 +16722,18 @@
           <wp:inline>
             <wp:extent cx="5334000" cy="3743587"/>
             <wp:effectExtent b="0" l="0" r="0" t="0"/>
-            <wp:docPr descr="Figure 3" title="" id="50" name="Picture"/>
+            <wp:docPr descr="Figure 3" title="" id="52" name="Picture"/>
             <a:graphic>
               <a:graphicData uri="http://schemas.openxmlformats.org/drawingml/2006/picture">
                 <pic:pic>
                   <pic:nvPicPr>
-                    <pic:cNvPr descr="figures/Figure2_mechanism.png" id="51" name="Picture"/>
+                    <pic:cNvPr descr="figures/Figure2_mechanism.png" id="53" name="Picture"/>
                     <pic:cNvPicPr>
                       <a:picLocks noChangeArrowheads="1" noChangeAspect="1"/>
                     </pic:cNvPicPr>
                   </pic:nvPicPr>
                   <pic:blipFill>
-                    <a:blip r:embed="rId49"/>
+                    <a:blip r:embed="rId51"/>
                     <a:stretch>
                       <a:fillRect/>
                     </a:stretch>
@@ -16165,18 +16813,18 @@
           <wp:inline>
             <wp:extent cx="5334000" cy="2051538"/>
             <wp:effectExtent b="0" l="0" r="0" t="0"/>
-            <wp:docPr descr="Figure 4" title="" id="53" name="Picture"/>
+            <wp:docPr descr="Figure 4" title="" id="55" name="Picture"/>
             <a:graphic>
               <a:graphicData uri="http://schemas.openxmlformats.org/drawingml/2006/picture">
                 <pic:pic>
                   <pic:nvPicPr>
-                    <pic:cNvPr descr="figures/Figure3_model_selection.png" id="54" name="Picture"/>
+                    <pic:cNvPr descr="figures/Figure3_model_selection.png" id="56" name="Picture"/>
                     <pic:cNvPicPr>
                       <a:picLocks noChangeArrowheads="1" noChangeAspect="1"/>
                     </pic:cNvPicPr>
                   </pic:nvPicPr>
                   <pic:blipFill>
-                    <a:blip r:embed="rId52"/>
+                    <a:blip r:embed="rId54"/>
                     <a:stretch>
                       <a:fillRect/>
                     </a:stretch>
@@ -16256,18 +16904,18 @@
           <wp:inline>
             <wp:extent cx="5334000" cy="3932477"/>
             <wp:effectExtent b="0" l="0" r="0" t="0"/>
-            <wp:docPr descr="Figure 5" title="" id="56" name="Picture"/>
+            <wp:docPr descr="Figure 5" title="" id="58" name="Picture"/>
             <a:graphic>
               <a:graphicData uri="http://schemas.openxmlformats.org/drawingml/2006/picture">
                 <pic:pic>
                   <pic:nvPicPr>
-                    <pic:cNvPr descr="figures/Figure5_cv_design_and_errorbars.png" id="57" name="Picture"/>
+                    <pic:cNvPr descr="figures/Figure5_cv_design_and_errorbars.png" id="59" name="Picture"/>
                     <pic:cNvPicPr>
                       <a:picLocks noChangeArrowheads="1" noChangeAspect="1"/>
                     </pic:cNvPicPr>
                   </pic:nvPicPr>
                   <pic:blipFill>
-                    <a:blip r:embed="rId55"/>
+                    <a:blip r:embed="rId57"/>
                     <a:stretch>
                       <a:fillRect/>
                     </a:stretch>
@@ -16359,18 +17007,18 @@
           <wp:inline>
             <wp:extent cx="5334000" cy="2072013"/>
             <wp:effectExtent b="0" l="0" r="0" t="0"/>
-            <wp:docPr descr="Figure 6" title="" id="59" name="Picture"/>
+            <wp:docPr descr="Figure 6" title="" id="61" name="Picture"/>
             <a:graphic>
               <a:graphicData uri="http://schemas.openxmlformats.org/drawingml/2006/picture">
                 <pic:pic>
                   <pic:nvPicPr>
-                    <pic:cNvPr descr="figures/Figure6_all_endpoints.png" id="60" name="Picture"/>
+                    <pic:cNvPr descr="figures/Figure6_all_endpoints.png" id="62" name="Picture"/>
                     <pic:cNvPicPr>
                       <a:picLocks noChangeArrowheads="1" noChangeAspect="1"/>
                     </pic:cNvPicPr>
                   </pic:nvPicPr>
                   <pic:blipFill>
-                    <a:blip r:embed="rId58"/>
+                    <a:blip r:embed="rId60"/>
                     <a:stretch>
                       <a:fillRect/>
                     </a:stretch>
@@ -16414,18 +17062,18 @@
           <wp:inline>
             <wp:extent cx="5334000" cy="1709000"/>
             <wp:effectExtent b="0" l="0" r="0" t="0"/>
-            <wp:docPr descr="Figure 7" title="" id="62" name="Picture"/>
+            <wp:docPr descr="Figure 7" title="" id="64" name="Picture"/>
             <a:graphic>
               <a:graphicData uri="http://schemas.openxmlformats.org/drawingml/2006/picture">
                 <pic:pic>
                   <pic:nvPicPr>
-                    <pic:cNvPr descr="figures/Figure7_temporal_by_domain.png" id="63" name="Picture"/>
+                    <pic:cNvPr descr="figures/Figure7_temporal_by_domain.png" id="65" name="Picture"/>
                     <pic:cNvPicPr>
                       <a:picLocks noChangeArrowheads="1" noChangeAspect="1"/>
                     </pic:cNvPicPr>
                   </pic:nvPicPr>
                   <pic:blipFill>
-                    <a:blip r:embed="rId61"/>
+                    <a:blip r:embed="rId63"/>
                     <a:stretch>
                       <a:fillRect/>
                     </a:stretch>
@@ -16553,18 +17201,18 @@
           <wp:inline>
             <wp:extent cx="5334000" cy="2574354"/>
             <wp:effectExtent b="0" l="0" r="0" t="0"/>
-            <wp:docPr descr="Figure 8" title="" id="65" name="Picture"/>
+            <wp:docPr descr="Figure 8" title="" id="67" name="Picture"/>
             <a:graphic>
               <a:graphicData uri="http://schemas.openxmlformats.org/drawingml/2006/picture">
                 <pic:pic>
                   <pic:nvPicPr>
-                    <pic:cNvPr descr="figures/Figure8_scaffold_holdout.png" id="66" name="Picture"/>
+                    <pic:cNvPr descr="figures/Figure8_scaffold_holdout.png" id="68" name="Picture"/>
                     <pic:cNvPicPr>
                       <a:picLocks noChangeArrowheads="1" noChangeAspect="1"/>
                     </pic:cNvPicPr>
                   </pic:nvPicPr>
                   <pic:blipFill>
-                    <a:blip r:embed="rId64"/>
+                    <a:blip r:embed="rId66"/>
                     <a:stretch>
                       <a:fillRect/>
                     </a:stretch>
@@ -16656,18 +17304,18 @@
           <wp:inline>
             <wp:extent cx="5334000" cy="1648961"/>
             <wp:effectExtent b="0" l="0" r="0" t="0"/>
-            <wp:docPr descr="Figure 9" title="" id="68" name="Picture"/>
+            <wp:docPr descr="Figure 9" title="" id="70" name="Picture"/>
             <a:graphic>
               <a:graphicData uri="http://schemas.openxmlformats.org/drawingml/2006/picture">
                 <pic:pic>
                   <pic:nvPicPr>
-                    <pic:cNvPr descr="figures/Figure9_specificity.png" id="69" name="Picture"/>
+                    <pic:cNvPr descr="figures/Figure9_specificity.png" id="71" name="Picture"/>
                     <pic:cNvPicPr>
                       <a:picLocks noChangeArrowheads="1" noChangeAspect="1"/>
                     </pic:cNvPicPr>
                   </pic:nvPicPr>
                   <pic:blipFill>
-                    <a:blip r:embed="rId67"/>
+                    <a:blip r:embed="rId69"/>
                     <a:stretch>
                       <a:fillRect/>
                     </a:stretch>
@@ -16747,18 +17395,18 @@
           <wp:inline>
             <wp:extent cx="5334000" cy="2056122"/>
             <wp:effectExtent b="0" l="0" r="0" t="0"/>
-            <wp:docPr descr="Figure 10" title="" id="71" name="Picture"/>
+            <wp:docPr descr="Figure 10" title="" id="73" name="Picture"/>
             <a:graphic>
               <a:graphicData uri="http://schemas.openxmlformats.org/drawingml/2006/picture">
                 <pic:pic>
                   <pic:nvPicPr>
-                    <pic:cNvPr descr="figures/Figure10_performance.png" id="72" name="Picture"/>
+                    <pic:cNvPr descr="figures/Figure10_performance.png" id="74" name="Picture"/>
                     <pic:cNvPicPr>
                       <a:picLocks noChangeArrowheads="1" noChangeAspect="1"/>
                     </pic:cNvPicPr>
                   </pic:nvPicPr>
                   <pic:blipFill>
-                    <a:blip r:embed="rId70"/>
+                    <a:blip r:embed="rId72"/>
                     <a:stretch>
                       <a:fillRect/>
                     </a:stretch>
@@ -16823,8 +17471,8 @@
         <w:t xml:space="preserve">held-out measured inactives across the binder panel.</w:t>
       </w:r>
     </w:p>
-    <w:bookmarkEnd w:id="73"/>
-    <w:bookmarkStart w:id="74" w:name="references"/>
+    <w:bookmarkEnd w:id="75"/>
+    <w:bookmarkStart w:id="76" w:name="references"/>
     <w:p>
       <w:pPr>
         <w:pStyle w:val="Heading2"/>
@@ -17113,8 +17761,8 @@
         <w:t xml:space="preserve">extended connectivity fingerprints. The IUPAC Compendium of Chemical Terminology. 2025. doi:10.1351/goldbook.11443</w:t>
       </w:r>
     </w:p>
-    <w:bookmarkEnd w:id="74"/>
-    <w:bookmarkStart w:id="75" w:name="software"/>
+    <w:bookmarkEnd w:id="76"/>
+    <w:bookmarkStart w:id="77" w:name="software"/>
     <w:p>
       <w:pPr>
         <w:pStyle w:val="Heading2"/>
@@ -17155,8 +17803,8 @@
         <w:t xml:space="preserve">Requested but not resolved above the similarity threshold, and therefore not cited: b3db, sklearn, tdc, kpuu, xgboost, gin_gnn, platt, conformal, herg_pred, bbb_ml, cns_attrition, lrrk2_pd, nlrp3_neuro, hdac_hd, riluzole_als.</w:t>
       </w:r>
     </w:p>
-    <w:bookmarkEnd w:id="75"/>
-    <w:bookmarkEnd w:id="76"/>
+    <w:bookmarkEnd w:id="77"/>
+    <w:bookmarkEnd w:id="78"/>
     <w:sectPr>
       <w:footnotePr>
         <w:numRestart w:val="eachSect"/>

--- a/manuscript/NAR_WebServer_BrainSafe.docx
+++ b/manuscript/NAR_WebServer_BrainSafe.docx
@@ -28,7 +28,7 @@
         </w:p>
       </w:sdtContent>
     </w:sdt>
-    <w:bookmarkStart w:id="78" w:name="Xe423728672fae46c390e7246847d816e7701c08"/>
+    <w:bookmarkStart w:id="71" w:name="Xe423728672fae46c390e7246847d816e7701c08"/>
     <w:p>
       <w:pPr>
         <w:pStyle w:val="Heading1"/>
@@ -172,91 +172,121 @@
         <w:t xml:space="preserve"> </w:t>
       </w:r>
       <w:r>
-        <w:t xml:space="preserve">integrates 69 models trained on measured public bioactivity data (ChEMBL, BindingDB and the B3DB</w:t>
-      </w:r>
-      <w:r>
-        <w:t xml:space="preserve"> </w:t>
-      </w:r>
-      <w:r>
-        <w:t xml:space="preserve">blood-brain-barrier database): 53 molecular-target endpoints spanning blood-brain-barrier</w:t>
-      </w:r>
-      <w:r>
-        <w:t xml:space="preserve"> </w:t>
-      </w:r>
-      <w:r>
-        <w:t xml:space="preserve">penetration, the principal neurodegenerative, psychiatric, neuroinflammatory, epileptic, analgesic,</w:t>
-      </w:r>
-      <w:r>
-        <w:t xml:space="preserve"> </w:t>
-      </w:r>
-      <w:r>
-        <w:t xml:space="preserve">migraine, demyelinating and sleep-related target classes, and two cardiac safety liabilities, together with a nine-endpoint</w:t>
-      </w:r>
-      <w:r>
-        <w:t xml:space="preserve"> </w:t>
-      </w:r>
-      <w:r>
-        <w:t xml:space="preserve">ADME and exposure layer that includes a directly modelled unbound brain-to-plasma partition</w:t>
-      </w:r>
-      <w:r>
-        <w:t xml:space="preserve"> </w:t>
-      </w:r>
-      <w:r>
-        <w:t xml:space="preserve">coefficient. Every endpoint is validated under 10-fold cross-validation in two regimes, a random</w:t>
-      </w:r>
-      <w:r>
-        <w:t xml:space="preserve"> </w:t>
-      </w:r>
-      <w:r>
-        <w:t xml:space="preserve">split and a scaffold-grouped split that holds out entire chemical series. Predictions are</w:t>
-      </w:r>
-      <w:r>
-        <w:t xml:space="preserve"> </w:t>
-      </w:r>
-      <w:r>
-        <w:t xml:space="preserve">probability-calibrated, carry an endpoint-specific applicability-domain flag with the nearest</w:t>
-      </w:r>
-      <w:r>
-        <w:t xml:space="preserve"> </w:t>
-      </w:r>
-      <w:r>
-        <w:t xml:space="preserve">measured analogue, and are combined into per-disease relevance scores, filtered by blood-brain-barrier</w:t>
-      </w:r>
-      <w:r>
-        <w:t xml:space="preserve"> </w:t>
-      </w:r>
-      <w:r>
-        <w:t xml:space="preserve">exposure and traced through a curated target-to-pathway-to-disease knowledge graph of 52 targets</w:t>
-      </w:r>
-      <w:r>
-        <w:t xml:space="preserve"> </w:t>
-      </w:r>
-      <w:r>
-        <w:t xml:space="preserve">spanning sixteen brain conditions. The measured-label classifier panel reaches a mean scaffold-split</w:t>
-      </w:r>
-      <w:r>
-        <w:t xml:space="preserve"> </w:t>
-      </w:r>
-      <w:r>
-        <w:t xml:space="preserve">AUROC of 0.92. The binder panel is validated not against the decoys used to train it but against</w:t>
-      </w:r>
-      <w:r>
-        <w:t xml:space="preserve"> </w:t>
-      </w:r>
-      <w:r>
-        <w:t xml:space="preserve">compounds experimentally tested on the same target and found inactive, giving a mean AUROC of 0.955</w:t>
-      </w:r>
-      <w:r>
-        <w:t xml:space="preserve"> </w:t>
-      </w:r>
-      <w:r>
-        <w:t xml:space="preserve">across 43 targets, with a mean sensitivity of 0.897 at thresholds constrained simultaneously by</w:t>
-      </w:r>
-      <w:r>
-        <w:t xml:space="preserve"> </w:t>
-      </w:r>
-      <w:r>
-        <w:t xml:space="preserve">held-out measured inactives and by the false-positive rate on unrelated chemistry.</w:t>
+        <w:t xml:space="preserve">integrates 72 deployed estimators trained on 227,146 measured compound-endpoint records drawn from</w:t>
+      </w:r>
+      <w:r>
+        <w:t xml:space="preserve"> </w:t>
+      </w:r>
+      <w:r>
+        <w:t xml:space="preserve">ChEMBL (1), BindingDB (2) and the B3DB blood-brain-barrier database (3): 60 molecular-target</w:t>
+      </w:r>
+      <w:r>
+        <w:t xml:space="preserve"> </w:t>
+      </w:r>
+      <w:r>
+        <w:t xml:space="preserve">endpoints spanning blood-brain-barrier penetration, the principal neurodegenerative, psychiatric,</w:t>
+      </w:r>
+      <w:r>
+        <w:t xml:space="preserve"> </w:t>
+      </w:r>
+      <w:r>
+        <w:t xml:space="preserve">neuroinflammatory, epileptic, analgesic, migraine, demyelinating and sleep-related target classes,</w:t>
+      </w:r>
+      <w:r>
+        <w:t xml:space="preserve"> </w:t>
+      </w:r>
+      <w:r>
+        <w:t xml:space="preserve">and two cardiac safety liabilities, together with a nine-endpoint ADME and exposure layer that</w:t>
+      </w:r>
+      <w:r>
+        <w:t xml:space="preserve"> </w:t>
+      </w:r>
+      <w:r>
+        <w:t xml:space="preserve">includes a directly modelled unbound brain-to-plasma partition coefficient (4). Every compound is</w:t>
+      </w:r>
+      <w:r>
+        <w:t xml:space="preserve"> </w:t>
+      </w:r>
+      <w:r>
+        <w:t xml:space="preserve">represented by one fixed 1,036-column vector, a 1,024-bit folded ECFP-4 fingerprint (5) with twelve</w:t>
+      </w:r>
+      <w:r>
+        <w:t xml:space="preserve"> </w:t>
+      </w:r>
+      <w:r>
+        <w:t xml:space="preserve">physicochemical descriptors, and every endpoint is a random forest (6) validated under 10-fold</w:t>
+      </w:r>
+      <w:r>
+        <w:t xml:space="preserve"> </w:t>
+      </w:r>
+      <w:r>
+        <w:t xml:space="preserve">cross-validation in two regimes: a random split, and a split grouped on Bemis-Murcko scaffolds (7)</w:t>
+      </w:r>
+      <w:r>
+        <w:t xml:space="preserve"> </w:t>
+      </w:r>
+      <w:r>
+        <w:t xml:space="preserve">that withholds entire chemical series. Across 71 cross-validated endpoints this is 1,420 fitted</w:t>
+      </w:r>
+      <w:r>
+        <w:t xml:space="preserve"> </w:t>
+      </w:r>
+      <w:r>
+        <w:t xml:space="preserve">models behind the 72 that are deployed. Predictions are probability-calibrated, carry an</w:t>
+      </w:r>
+      <w:r>
+        <w:t xml:space="preserve"> </w:t>
+      </w:r>
+      <w:r>
+        <w:t xml:space="preserve">endpoint-specific applicability-domain flag with the nearest measured analogue, and are combined into</w:t>
+      </w:r>
+      <w:r>
+        <w:t xml:space="preserve"> </w:t>
+      </w:r>
+      <w:r>
+        <w:t xml:space="preserve">per-disease relevance scores, filtered by blood-brain-barrier exposure and traced through a curated</w:t>
+      </w:r>
+      <w:r>
+        <w:t xml:space="preserve"> </w:t>
+      </w:r>
+      <w:r>
+        <w:t xml:space="preserve">target-to-pathway-to-disease knowledge graph. The measured-label classifier panel reaches a mean</w:t>
+      </w:r>
+      <w:r>
+        <w:t xml:space="preserve"> </w:t>
+      </w:r>
+      <w:r>
+        <w:t xml:space="preserve">AUROC of 0.958 on the random split and 0.925 on the scaffold split, and mean expected calibration</w:t>
+      </w:r>
+      <w:r>
+        <w:t xml:space="preserve"> </w:t>
+      </w:r>
+      <w:r>
+        <w:t xml:space="preserve">error falls from 0.0795 to 0.0161 after isotonic calibration (8). The 49 binder classifiers are validated</w:t>
+      </w:r>
+      <w:r>
+        <w:t xml:space="preserve"> </w:t>
+      </w:r>
+      <w:r>
+        <w:t xml:space="preserve">not against the decoys used to train them (9) but against compounds experimentally tested on the same</w:t>
+      </w:r>
+      <w:r>
+        <w:t xml:space="preserve"> </w:t>
+      </w:r>
+      <w:r>
+        <w:t xml:space="preserve">target and found inactive, giving a mean AUROC of 0.904 and a mean sensitivity of 0.866 on actives</w:t>
+      </w:r>
+      <w:r>
+        <w:t xml:space="preserve"> </w:t>
+      </w:r>
+      <w:r>
+        <w:t xml:space="preserve">withheld by scaffold, at thresholds constrained simultaneously by held-out measured inactives and by</w:t>
+      </w:r>
+      <w:r>
+        <w:t xml:space="preserve"> </w:t>
+      </w:r>
+      <w:r>
+        <w:t xml:space="preserve">the false-positive rate on a disjoint pool of unrelated chemistry.</w:t>
       </w:r>
     </w:p>
     <w:p>
@@ -264,6 +294,47 @@
         <w:pStyle w:val="BodyText"/>
       </w:pPr>
       <w:r>
+        <w:t xml:space="preserve">A negative class recovered from censored measurements is central to these figures. Public databases</w:t>
+      </w:r>
+      <w:r>
+        <w:t xml:space="preserve"> </w:t>
+      </w:r>
+      <w:r>
+        <w:t xml:space="preserve">record what bound; a compound assayed and found inactive is often stored only as a bound such as</w:t>
+      </w:r>
+      <w:r>
+        <w:t xml:space="preserve"> </w:t>
+      </w:r>
+      <w:r>
+        <w:t xml:space="preserve">“IC50 &gt; 10 uM”</w:t>
+      </w:r>
+      <w:r>
+        <w:t xml:space="preserve">, which the standard potency query discards. Recovering the bounds that settle a label</w:t>
+      </w:r>
+      <w:r>
+        <w:t xml:space="preserve"> </w:t>
+      </w:r>
+      <w:r>
+        <w:t xml:space="preserve">whatever the true value is added 21,994 measured non-binders and reduced the endpoints exceeding 90</w:t>
+      </w:r>
+      <w:r>
+        <w:t xml:space="preserve"> </w:t>
+      </w:r>
+      <w:r>
+        <w:t xml:space="preserve">per cent active from 35 to 13. Classification became marginally harder as a result and regression</w:t>
+      </w:r>
+      <w:r>
+        <w:t xml:space="preserve"> </w:t>
+      </w:r>
+      <w:r>
+        <w:t xml:space="preserve">improved, both reported here rather than only the improvement.</w:t>
+      </w:r>
+    </w:p>
+    <w:p>
+      <w:pPr>
+        <w:pStyle w:val="BodyText"/>
+      </w:pPr>
+      <w:r>
         <w:t xml:space="preserve">Beyond conventional validation, the server was subjected to a systematic falsification analysis in</w:t>
       </w:r>
       <w:r>
@@ -282,73 +353,109 @@
         <w:t xml:space="preserve"> </w:t>
       </w:r>
       <w:r>
-        <w:t xml:space="preserve">informative (top-3 accuracy 0.804 against a permutation null of 0.188), but its curated edge weights</w:t>
-      </w:r>
-      <w:r>
-        <w:t xml:space="preserve"> </w:t>
-      </w:r>
-      <w:r>
-        <w:t xml:space="preserve">are not: uniform and randomly permuted weights score 0.8036 and 0.8025 against 0.8045, so the</w:t>
-      </w:r>
-      <w:r>
-        <w:t xml:space="preserve"> </w:t>
-      </w:r>
-      <w:r>
-        <w:t xml:space="preserve">predictive content lies in the graph topology and the weights are reported as structure rather than</w:t>
-      </w:r>
-      <w:r>
-        <w:t xml:space="preserve"> </w:t>
-      </w:r>
-      <w:r>
-        <w:t xml:space="preserve">as tuned parameters. Validated against clinical indications drawn from ChEMBL rather than against the</w:t>
-      </w:r>
-      <w:r>
-        <w:t xml:space="preserve"> </w:t>
-      </w:r>
-      <w:r>
-        <w:t xml:space="preserve">tool’s own target-to-disease map, the disease scores exceed a permutation null decisively but do not</w:t>
-      </w:r>
-      <w:r>
-        <w:t xml:space="preserve"> </w:t>
-      </w:r>
-      <w:r>
-        <w:t xml:space="preserve">exceed a constant baseline naming the three commonest indications, and this is stated rather than</w:t>
-      </w:r>
-      <w:r>
-        <w:t xml:space="preserve"> </w:t>
-      </w:r>
-      <w:r>
-        <w:t xml:space="preserve">omitted. The same analysis identified a deployed endpoint, Nav1.1, that assigned binder probabilities</w:t>
-      </w:r>
-      <w:r>
-        <w:t xml:space="preserve"> </w:t>
-      </w:r>
-      <w:r>
-        <w:t xml:space="preserve">between 0.801 and 0.816 to glucose, urea, acetate and glycine against a threshold of 0.796; it was</w:t>
-      </w:r>
-      <w:r>
-        <w:t xml:space="preserve"> </w:t>
-      </w:r>
-      <w:r>
-        <w:t xml:space="preserve">withdrawn. The server returns an auditable, mechanistically interpretable brain-relevance profile</w:t>
-      </w:r>
-      <w:r>
-        <w:t xml:space="preserve"> </w:t>
-      </w:r>
-      <w:r>
-        <w:t xml:space="preserve">rather than a single opaque score, exportable as a tidy data table, a self-contained report, a</w:t>
-      </w:r>
-      <w:r>
-        <w:t xml:space="preserve"> </w:t>
-      </w:r>
-      <w:r>
-        <w:t xml:space="preserve">structured record or a vector figure, and supports batch screening of compound sets. BrainSafe AI is</w:t>
-      </w:r>
-      <w:r>
-        <w:t xml:space="preserve"> </w:t>
-      </w:r>
-      <w:r>
-        <w:t xml:space="preserve">freely available at [URL].</w:t>
+        <w:t xml:space="preserve">informative: top-3 accuracy 0.804 against a permutation null of 0.157 and a frequency null of 0.548.</w:t>
+      </w:r>
+      <w:r>
+        <w:t xml:space="preserve"> </w:t>
+      </w:r>
+      <w:r>
+        <w:t xml:space="preserve">Its curated edge weights are not: uniform and randomly permuted weights score 0.8025 and 0.8023</w:t>
+      </w:r>
+      <w:r>
+        <w:t xml:space="preserve"> </w:t>
+      </w:r>
+      <w:r>
+        <w:t xml:space="preserve">against 0.8043, so the predictive content lies in the graph topology and the weights are reported as</w:t>
+      </w:r>
+      <w:r>
+        <w:t xml:space="preserve"> </w:t>
+      </w:r>
+      <w:r>
+        <w:t xml:space="preserve">structure rather than as tuned parameters. Validated against clinical indications drawn from ChEMBL</w:t>
+      </w:r>
+      <w:r>
+        <w:t xml:space="preserve"> </w:t>
+      </w:r>
+      <w:r>
+        <w:t xml:space="preserve">rather than against the tool’s own target-to-disease map, and restricted to the 162 approved drugs</w:t>
+      </w:r>
+      <w:r>
+        <w:t xml:space="preserve"> </w:t>
+      </w:r>
+      <w:r>
+        <w:t xml:space="preserve">whose structure appears nowhere in the training chemistry, top-3 accuracy is 0.352 (95% CI</w:t>
+      </w:r>
+      <w:r>
+        <w:t xml:space="preserve"> </w:t>
+      </w:r>
+      <w:r>
+        <w:t xml:space="preserve">0.283-0.428) against a permutation null of 0.145 (p=0.0005) and a frequency null of 0.654. The</w:t>
+      </w:r>
+      <w:r>
+        <w:t xml:space="preserve"> </w:t>
+      </w:r>
+      <w:r>
+        <w:t xml:space="preserve">output therefore depends on the compound and is not memorisation, but it does not beat a constant</w:t>
+      </w:r>
+      <w:r>
+        <w:t xml:space="preserve"> </w:t>
+      </w:r>
+      <w:r>
+        <w:t xml:space="preserve">answer naming the commonest CNS indications, and this is stated rather than omitted. The same</w:t>
+      </w:r>
+      <w:r>
+        <w:t xml:space="preserve"> </w:t>
+      </w:r>
+      <w:r>
+        <w:t xml:space="preserve">analysis identified a deployed endpoint, Nav1.1, that assigned binder probabilities between 0.80 and</w:t>
+      </w:r>
+      <w:r>
+        <w:t xml:space="preserve"> </w:t>
+      </w:r>
+      <w:r>
+        <w:t xml:space="preserve">0.82 to glucose, urea, acetate and glycine against a threshold of 0.796; it was withdrawn, as was</w:t>
+      </w:r>
+      <w:r>
+        <w:t xml:space="preserve"> </w:t>
+      </w:r>
+      <w:r>
+        <w:t xml:space="preserve">Cav3.2, leaving 47 of 49 binder endpoints deployed. Of six adversarial checks designed so that each</w:t>
+      </w:r>
+      <w:r>
+        <w:t xml:space="preserve"> </w:t>
+      </w:r>
+      <w:r>
+        <w:t xml:space="preserve">could fail, five pass; the sixth shows that the applicability-domain flag does not separate</w:t>
+      </w:r>
+      <w:r>
+        <w:t xml:space="preserve"> </w:t>
+      </w:r>
+      <w:r>
+        <w:t xml:space="preserve">non-drug-like chemistry from unseen drugs, and it is reported as a limitation rather than retuned.</w:t>
+      </w:r>
+      <w:r>
+        <w:t xml:space="preserve"> </w:t>
+      </w:r>
+      <w:r>
+        <w:t xml:space="preserve">The server returns an auditable, mechanistically interpretable brain-relevance profile rather than a</w:t>
+      </w:r>
+      <w:r>
+        <w:t xml:space="preserve"> </w:t>
+      </w:r>
+      <w:r>
+        <w:t xml:space="preserve">single opaque score, exportable as a tidy data table, a self-contained report, a structured record or</w:t>
+      </w:r>
+      <w:r>
+        <w:t xml:space="preserve"> </w:t>
+      </w:r>
+      <w:r>
+        <w:t xml:space="preserve">a vector figure, and supports batch screening of compound sets. Source code, trained models and the</w:t>
+      </w:r>
+      <w:r>
+        <w:t xml:space="preserve"> </w:t>
+      </w:r>
+      <w:r>
+        <w:t xml:space="preserve">raw source caches are available at https://github.com/krishna-g-999/brainsafe-ai.</w:t>
       </w:r>
     </w:p>
     <w:p>
@@ -385,43 +492,73 @@
         <w:t xml:space="preserve"> </w:t>
       </w:r>
       <w:r>
-        <w:t xml:space="preserve">liability, or engage unintended targets that reshape its clinical profile. Answering</w:t>
-      </w:r>
-      <w:r>
-        <w:t xml:space="preserve"> </w:t>
-      </w:r>
-      <w:r>
-        <w:t xml:space="preserve">“will this</w:t>
-      </w:r>
-      <w:r>
-        <w:t xml:space="preserve"> </w:t>
-      </w:r>
-      <w:r>
-        <w:t xml:space="preserve">molecule affect the brain, how, and is it safe”</w:t>
-      </w:r>
-      <w:r>
-        <w:t xml:space="preserve"> </w:t>
-      </w:r>
-      <w:r>
-        <w:t xml:space="preserve">therefore means combining blood-brain-barrier (BBB)</w:t>
-      </w:r>
-      <w:r>
-        <w:t xml:space="preserve"> </w:t>
-      </w:r>
-      <w:r>
-        <w:t xml:space="preserve">penetration, disease-relevant target engagement, free-brain exposure, and safety into one readout.</w:t>
-      </w:r>
-      <w:r>
-        <w:t xml:space="preserve"> </w:t>
-      </w:r>
-      <w:r>
-        <w:t xml:space="preserve">Existing public tools typically address one of these axes in isolation, and large language models,</w:t>
-      </w:r>
-      <w:r>
-        <w:t xml:space="preserve"> </w:t>
-      </w:r>
-      <w:r>
-        <w:t xml:space="preserve">while fluent, fabricate measured identifiers and cannot supply a calibrated, auditable answer.</w:t>
+        <w:t xml:space="preserve">liability, or engage unintended targets that reshape its clinical profile. Pharmacokinetics and the</w:t>
+      </w:r>
+      <w:r>
+        <w:t xml:space="preserve"> </w:t>
+      </w:r>
+      <w:r>
+        <w:t xml:space="preserve">barrier itself, rather than target affinity, account for a large share of central attrition</w:t>
+      </w:r>
+      <w:r>
+        <w:t xml:space="preserve"> </w:t>
+      </w:r>
+      <w:r>
+        <w:t xml:space="preserve">(10), and the parameter that governs central action is not total brain concentration but</w:t>
+      </w:r>
+      <w:r>
+        <w:t xml:space="preserve"> </w:t>
+      </w:r>
+      <w:r>
+        <w:t xml:space="preserve">the unbound brain-to-plasma ratio (4). Answering</w:t>
+      </w:r>
+      <w:r>
+        <w:t xml:space="preserve"> </w:t>
+      </w:r>
+      <w:r>
+        <w:t xml:space="preserve">“will this molecule affect the brain, how, and</w:t>
+      </w:r>
+      <w:r>
+        <w:t xml:space="preserve"> </w:t>
+      </w:r>
+      <w:r>
+        <w:t xml:space="preserve">is it safe”</w:t>
+      </w:r>
+      <w:r>
+        <w:t xml:space="preserve"> </w:t>
+      </w:r>
+      <w:r>
+        <w:t xml:space="preserve">therefore means combining blood-brain-barrier (BBB) penetration, disease-relevant target</w:t>
+      </w:r>
+      <w:r>
+        <w:t xml:space="preserve"> </w:t>
+      </w:r>
+      <w:r>
+        <w:t xml:space="preserve">engagement, free-brain exposure, and safety into one readout. Property-based schemes such as CNS MPO</w:t>
+      </w:r>
+      <w:r>
+        <w:t xml:space="preserve"> </w:t>
+      </w:r>
+      <w:r>
+        <w:t xml:space="preserve">(11) score the first of these well but do not name a mechanism; single-endpoint QSAR models name</w:t>
+      </w:r>
+      <w:r>
+        <w:t xml:space="preserve"> </w:t>
+      </w:r>
+      <w:r>
+        <w:t xml:space="preserve">one mechanism but not exposure. Existing public tools typically address one of these axes in</w:t>
+      </w:r>
+      <w:r>
+        <w:t xml:space="preserve"> </w:t>
+      </w:r>
+      <w:r>
+        <w:t xml:space="preserve">isolation, and large language models, while fluent, fabricate measured identifiers and cannot supply</w:t>
+      </w:r>
+      <w:r>
+        <w:t xml:space="preserve"> </w:t>
+      </w:r>
+      <w:r>
+        <w:t xml:space="preserve">a calibrated, auditable answer.</w:t>
       </w:r>
     </w:p>
     <w:p>
@@ -558,37 +695,73 @@
         <w:t xml:space="preserve">Target engagement</w:t>
       </w:r>
       <w:r>
-        <w:t xml:space="preserve">: the panel covers the cholinergic axis (AChE, BChE, alpha-7 nicotinic receptor)</w:t>
-      </w:r>
-      <w:r>
-        <w:t xml:space="preserve"> </w:t>
-      </w:r>
-      <w:r>
-        <w:t xml:space="preserve">and the amyloid and tau axes (BACE1, GSK-3beta) central to Alzheimer’s disease; monoamine oxidase B</w:t>
-      </w:r>
-      <w:r>
-        <w:t xml:space="preserve"> </w:t>
-      </w:r>
-      <w:r>
-        <w:t xml:space="preserve">and LRRK2 for Parkinson’s disease, the latter being the most common genetic cause; the serotonergic,</w:t>
-      </w:r>
-      <w:r>
-        <w:t xml:space="preserve"> </w:t>
-      </w:r>
-      <w:r>
-        <w:t xml:space="preserve">dopaminergic, noradrenergic, opioid, cannabinoid, histaminergic, adenosine and sigma-1 systems that</w:t>
-      </w:r>
-      <w:r>
-        <w:t xml:space="preserve"> </w:t>
-      </w:r>
-      <w:r>
-        <w:t xml:space="preserve">underlie depression, anxiety, psychosis, addiction, attention deficit, chronic pain, and sleep</w:t>
-      </w:r>
-      <w:r>
-        <w:t xml:space="preserve"> </w:t>
-      </w:r>
-      <w:r>
-        <w:t xml:space="preserve">regulation.</w:t>
+        <w:t xml:space="preserve">: the panel covers the cholinergic axis (AChE, BChE, alpha-7 nicotinic receptor),</w:t>
+      </w:r>
+      <w:r>
+        <w:t xml:space="preserve"> </w:t>
+      </w:r>
+      <w:r>
+        <w:t xml:space="preserve">where acetylcholinesterase inhibition remains the mainstay symptomatic treatment in Alzheimer’s</w:t>
+      </w:r>
+      <w:r>
+        <w:t xml:space="preserve"> </w:t>
+      </w:r>
+      <w:r>
+        <w:t xml:space="preserve">disease (12), and the amyloid and tau axes (BACE1, GSK-3beta) (13); monoamine oxidase</w:t>
+      </w:r>
+      <w:r>
+        <w:t xml:space="preserve"> </w:t>
+      </w:r>
+      <w:r>
+        <w:t xml:space="preserve">B (14) and LRRK2 (15) for Parkinson’s disease; the serotonergic, dopaminergic,</w:t>
+      </w:r>
+      <w:r>
+        <w:t xml:space="preserve"> </w:t>
+      </w:r>
+      <w:r>
+        <w:t xml:space="preserve">noradrenergic, opioid, cannabinoid, histaminergic, adenosine and sigma-1 systems that underlie</w:t>
+      </w:r>
+      <w:r>
+        <w:t xml:space="preserve"> </w:t>
+      </w:r>
+      <w:r>
+        <w:t xml:space="preserve">depression, anxiety, psychosis, addiction, attention deficit, chronic pain and sleep regulation, the</w:t>
+      </w:r>
+      <w:r>
+        <w:t xml:space="preserve"> </w:t>
+      </w:r>
+      <w:r>
+        <w:t xml:space="preserve">last including the orexin receptors (16). Three axes are included because they are</w:t>
+      </w:r>
+      <w:r>
+        <w:t xml:space="preserve"> </w:t>
+      </w:r>
+      <w:r>
+        <w:t xml:space="preserve">mechanistically implicated across several neurodegenerative conditions rather than tied to one:</w:t>
+      </w:r>
+      <w:r>
+        <w:t xml:space="preserve"> </w:t>
+      </w:r>
+      <w:r>
+        <w:t xml:space="preserve">NLRP3-driven neuroinflammation (17), KEAP1-NRF2 antioxidant signalling (18), and</w:t>
+      </w:r>
+      <w:r>
+        <w:t xml:space="preserve"> </w:t>
+      </w:r>
+      <w:r>
+        <w:t xml:space="preserve">histone deacetylase activity, whose genetic removal modifies pathology in Huntington’s disease models</w:t>
+      </w:r>
+      <w:r>
+        <w:t xml:space="preserve"> </w:t>
+      </w:r>
+      <w:r>
+        <w:t xml:space="preserve">(19). Glutamatergic targets are included on the same basis, riluzole being the long-standing</w:t>
+      </w:r>
+      <w:r>
+        <w:t xml:space="preserve"> </w:t>
+      </w:r>
+      <w:r>
+        <w:t xml:space="preserve">example of an approved agent acting on that axis (20).</w:t>
       </w:r>
       <w:r>
         <w:t xml:space="preserve"> </w:t>
@@ -601,7 +774,13 @@
         <w:t xml:space="preserve">Safety</w:t>
       </w:r>
       <w:r>
-        <w:t xml:space="preserve">: hERG blockade is a leading cause of late-stage cardiovascular attrition and is</w:t>
+        <w:t xml:space="preserve">: hERG blockade is a</w:t>
+      </w:r>
+      <w:r>
+        <w:t xml:space="preserve"> </w:t>
+      </w:r>
+      <w:r>
+        <w:t xml:space="preserve">leading cause of late-stage cardiovascular attrition through QT prolongation (21) and is</w:t>
       </w:r>
       <w:r>
         <w:t xml:space="preserve"> </w:t>
@@ -682,37 +861,201 @@
         <w:pStyle w:val="FirstParagraph"/>
       </w:pPr>
       <w:r>
-        <w:t xml:space="preserve">Protein-target activity is pooled from ChEMBL (pChEMBL values) and BindingDB at the compound level;</w:t>
-      </w:r>
-      <w:r>
-        <w:t xml:space="preserve"> </w:t>
-      </w:r>
-      <w:r>
-        <w:t xml:space="preserve">BBB penetration uses the B3DB database augmented with FDA-curated approved drugs; the antioxidant</w:t>
-      </w:r>
-      <w:r>
-        <w:t xml:space="preserve"> </w:t>
-      </w:r>
-      <w:r>
-        <w:t xml:space="preserve">endpoint uses measured DPPH pIC50 values; and the nine ADME endpoints use measured sets from</w:t>
-      </w:r>
-      <w:r>
-        <w:t xml:space="preserve"> </w:t>
-      </w:r>
-      <w:r>
-        <w:t xml:space="preserve">Therapeutics Data Commons, MoleculeNet, B3DB and ChEMBL. The core target panel is trained on 64,474</w:t>
-      </w:r>
-      <w:r>
-        <w:t xml:space="preserve"> </w:t>
-      </w:r>
-      <w:r>
-        <w:t xml:space="preserve">measured records across 61,317 unique compounds. No value is imputed and no source overrides a</w:t>
-      </w:r>
-      <w:r>
-        <w:t xml:space="preserve"> </w:t>
-      </w:r>
-      <w:r>
-        <w:t xml:space="preserve">measurement. Per-endpoint compound counts, scaffold counts and class balance are given in Tables 1 to 3.</w:t>
+        <w:t xml:space="preserve">Protein-target activity is pooled from ChEMBL (1) (pChEMBL values) and BindingDB (2)</w:t>
+      </w:r>
+      <w:r>
+        <w:t xml:space="preserve"> </w:t>
+      </w:r>
+      <w:r>
+        <w:t xml:space="preserve">at the compound level; BBB penetration uses the B3DB database (3) augmented with FDA-curated</w:t>
+      </w:r>
+      <w:r>
+        <w:t xml:space="preserve"> </w:t>
+      </w:r>
+      <w:r>
+        <w:t xml:space="preserve">approved drugs; the antioxidant endpoint uses measured DPPH pIC50 values; and the nine ADME endpoints</w:t>
+      </w:r>
+      <w:r>
+        <w:t xml:space="preserve"> </w:t>
+      </w:r>
+      <w:r>
+        <w:t xml:space="preserve">use measured sets from Therapeutics Data Commons (22), MoleculeNet (23), B3DB and ChEMBL.</w:t>
+      </w:r>
+      <w:r>
+        <w:t xml:space="preserve"> </w:t>
+      </w:r>
+      <w:r>
+        <w:t xml:space="preserve">The full panel holds 227,146 measured compound-endpoint records over 193,536 unique compounds keyed</w:t>
+      </w:r>
+      <w:r>
+        <w:t xml:space="preserve"> </w:t>
+      </w:r>
+      <w:r>
+        <w:t xml:space="preserve">by the InChIKey of the desalted parent; the thirteen core target endpoints account for 76,850 of</w:t>
+      </w:r>
+      <w:r>
+        <w:t xml:space="preserve"> </w:t>
+      </w:r>
+      <w:r>
+        <w:t xml:space="preserve">those records. No value is imputed and no source overrides a measurement.</w:t>
+      </w:r>
+    </w:p>
+    <w:p>
+      <w:pPr>
+        <w:pStyle w:val="BodyText"/>
+      </w:pPr>
+      <w:r>
+        <w:t xml:space="preserve">These totals are sums across endpoints and are not the size of any training set. Each endpoint is</w:t>
+      </w:r>
+      <w:r>
+        <w:t xml:space="preserve"> </w:t>
+      </w:r>
+      <w:r>
+        <w:t xml:space="preserve">trained and cross-validated on its own measured set alone, and those sets span nearly two orders of</w:t>
+      </w:r>
+      <w:r>
+        <w:t xml:space="preserve"> </w:t>
+      </w:r>
+      <w:r>
+        <w:t xml:space="preserve">magnitude, from 234 compounds at GluA2 to 10,276 at hERG. A compound measured at several targets</w:t>
+      </w:r>
+      <w:r>
+        <w:t xml:space="preserve"> </w:t>
+      </w:r>
+      <w:r>
+        <w:t xml:space="preserve">contributes one record to each and is counted once per endpoint. Per-endpoint compound counts,</w:t>
+      </w:r>
+      <w:r>
+        <w:t xml:space="preserve"> </w:t>
+      </w:r>
+      <w:r>
+        <w:t xml:space="preserve">scaffold counts and class balance are given in Tables 1 to 3, and the complete per-endpoint</w:t>
+      </w:r>
+      <w:r>
+        <w:t xml:space="preserve"> </w:t>
+      </w:r>
+      <w:r>
+        <w:t xml:space="preserve">accounting is in the Supplementary training record.</w:t>
+      </w:r>
+    </w:p>
+    <w:p>
+      <w:pPr>
+        <w:pStyle w:val="BodyText"/>
+      </w:pPr>
+      <w:r>
+        <w:rPr>
+          <w:b/>
+          <w:bCs/>
+        </w:rPr>
+        <w:t xml:space="preserve">The negative class.</w:t>
+      </w:r>
+      <w:r>
+        <w:t xml:space="preserve"> </w:t>
+      </w:r>
+      <w:r>
+        <w:t xml:space="preserve">A public bioactivity record describes what was found to bind. A compound</w:t>
+      </w:r>
+      <w:r>
+        <w:t xml:space="preserve"> </w:t>
+      </w:r>
+      <w:r>
+        <w:t xml:space="preserve">assayed and found inactive is frequently deposited only as a censored bound,</w:t>
+      </w:r>
+      <w:r>
+        <w:t xml:space="preserve"> </w:t>
+      </w:r>
+      <w:r>
+        <w:rPr>
+          <w:rStyle w:val="VerbatimChar"/>
+        </w:rPr>
+        <w:t xml:space="preserve">standard_relation</w:t>
+      </w:r>
+      <w:r>
+        <w:t xml:space="preserve"> </w:t>
+      </w:r>
+      <w:r>
+        <w:rPr>
+          <w:rStyle w:val="VerbatimChar"/>
+        </w:rPr>
+        <w:t xml:space="preserve">&gt;</w:t>
+      </w:r>
+      <w:r>
+        <w:t xml:space="preserve"> </w:t>
+      </w:r>
+      <w:r>
+        <w:t xml:space="preserve">with no pChEMBL value, and the conventional query, which filters on pChEMBL, discards precisely those</w:t>
+      </w:r>
+      <w:r>
+        <w:t xml:space="preserve"> </w:t>
+      </w:r>
+      <w:r>
+        <w:t xml:space="preserve">rows. Training on what survives that filter yields a positive class drawn from measurement and a</w:t>
+      </w:r>
+      <w:r>
+        <w:t xml:space="preserve"> </w:t>
+      </w:r>
+      <w:r>
+        <w:t xml:space="preserve">negative class drawn from property-matched decoys, and it left 35 of the 60 endpoints above 90 per</w:t>
+      </w:r>
+      <w:r>
+        <w:t xml:space="preserve"> </w:t>
+      </w:r>
+      <w:r>
+        <w:t xml:space="preserve">cent active, which is a property of the query rather than of the chemistry. A censored bound settles</w:t>
+      </w:r>
+      <w:r>
+        <w:t xml:space="preserve"> </w:t>
+      </w:r>
+      <w:r>
+        <w:t xml:space="preserve">a label whenever the entire interval it defines falls on one side of the activity cut:</w:t>
+      </w:r>
+      <w:r>
+        <w:t xml:space="preserve"> </w:t>
+      </w:r>
+      <w:r>
+        <w:rPr>
+          <w:rStyle w:val="VerbatimChar"/>
+        </w:rPr>
+        <w:t xml:space="preserve">IC50 &gt; 10 uM</w:t>
+      </w:r>
+      <w:r>
+        <w:t xml:space="preserve"> </w:t>
+      </w:r>
+      <w:r>
+        <w:t xml:space="preserve">places the true potency strictly below pChEMBL 5.0 and is therefore a measured non-binder, whereas</w:t>
+      </w:r>
+      <w:r>
+        <w:t xml:space="preserve"> </w:t>
+      </w:r>
+      <w:r>
+        <w:rPr>
+          <w:rStyle w:val="VerbatimChar"/>
+        </w:rPr>
+        <w:t xml:space="preserve">IC50 &gt; 100 nM</w:t>
+      </w:r>
+      <w:r>
+        <w:t xml:space="preserve"> </w:t>
+      </w:r>
+      <w:r>
+        <w:t xml:space="preserve">spans both classes and is discarded as undecidable rather than guessed at (Figure 5).</w:t>
+      </w:r>
+      <w:r>
+        <w:t xml:space="preserve"> </w:t>
+      </w:r>
+      <w:r>
+        <w:t xml:space="preserve">Applying this recovered 21,994 measured non-binders across 57 endpoints and reduced the endpoints</w:t>
+      </w:r>
+      <w:r>
+        <w:t xml:space="preserve"> </w:t>
+      </w:r>
+      <w:r>
+        <w:t xml:space="preserve">above 90 per cent active from 35 to 13. Bounds are never converted to potencies: a bound is used only</w:t>
+      </w:r>
+      <w:r>
+        <w:t xml:space="preserve"> </w:t>
+      </w:r>
+      <w:r>
+        <w:t xml:space="preserve">to assign a class, never as a value in any regression.</w:t>
       </w:r>
     </w:p>
     <w:bookmarkEnd w:id="12"/>
@@ -730,55 +1073,61 @@
         <w:pStyle w:val="FirstParagraph"/>
       </w:pPr>
       <w:r>
-        <w:t xml:space="preserve">Molecules are represented by a 1024-bit ECFP-4 fingerprint plus twelve interpretable physicochemical</w:t>
-      </w:r>
-      <w:r>
-        <w:t xml:space="preserve"> </w:t>
-      </w:r>
-      <w:r>
-        <w:t xml:space="preserve">descriptors (molecular weight, cLogP, topological polar surface area, hydrogen-bond donors and</w:t>
-      </w:r>
-      <w:r>
-        <w:t xml:space="preserve"> </w:t>
-      </w:r>
-      <w:r>
-        <w:t xml:space="preserve">acceptors, rotatable bonds, aromatic rings, fraction sp3, ring count, heavy-atom count, formal charge,</w:t>
-      </w:r>
-      <w:r>
-        <w:t xml:space="preserve"> </w:t>
-      </w:r>
-      <w:r>
-        <w:t xml:space="preserve">and QED drug-likeness). We benchmarked five model families under identical 10-fold cross-validation on</w:t>
-      </w:r>
-      <w:r>
-        <w:t xml:space="preserve"> </w:t>
-      </w:r>
-      <w:r>
-        <w:t xml:space="preserve">both split regimes (Figure 4a). Two are baselines: a k-nearest-neighbour Tanimoto read-across, and</w:t>
-      </w:r>
-      <w:r>
-        <w:t xml:space="preserve"> </w:t>
-      </w:r>
-      <w:r>
-        <w:t xml:space="preserve">L2-regularised logistic regression. Two are gradient-boosted tree ensembles: XGBoost and histogram</w:t>
-      </w:r>
-      <w:r>
-        <w:t xml:space="preserve"> </w:t>
-      </w:r>
-      <w:r>
-        <w:t xml:space="preserve">gradient boosting. The fifth is a random forest. Separately, we trained a graph isomorphism network</w:t>
-      </w:r>
-      <w:r>
-        <w:t xml:space="preserve"> </w:t>
-      </w:r>
-      <w:r>
-        <w:t xml:space="preserve">(GIN) directly on molecular graphs to test whether a learned representation would beat fixed</w:t>
-      </w:r>
-      <w:r>
-        <w:t xml:space="preserve"> </w:t>
-      </w:r>
-      <w:r>
-        <w:t xml:space="preserve">descriptors (Figure 4b).</w:t>
+        <w:t xml:space="preserve">Molecules are represented by a 1,024-bit ECFP-4 fingerprint (5) plus twelve interpretable</w:t>
+      </w:r>
+      <w:r>
+        <w:t xml:space="preserve"> </w:t>
+      </w:r>
+      <w:r>
+        <w:t xml:space="preserve">physicochemical descriptors (molecular weight, cLogP, topological polar surface area, hydrogen-bond</w:t>
+      </w:r>
+      <w:r>
+        <w:t xml:space="preserve"> </w:t>
+      </w:r>
+      <w:r>
+        <w:t xml:space="preserve">donors and acceptors, rotatable bonds, aromatic rings, fraction sp3, ring count, heavy-atom count,</w:t>
+      </w:r>
+      <w:r>
+        <w:t xml:space="preserve"> </w:t>
+      </w:r>
+      <w:r>
+        <w:t xml:space="preserve">formal charge, and QED drug-likeness), giving the 1,036-column vector shown in Figure 2. Five model</w:t>
+      </w:r>
+      <w:r>
+        <w:t xml:space="preserve"> </w:t>
+      </w:r>
+      <w:r>
+        <w:t xml:space="preserve">families were benchmarked under identical 5-fold cross-validation on both split regimes, on the</w:t>
+      </w:r>
+      <w:r>
+        <w:t xml:space="preserve"> </w:t>
+      </w:r>
+      <w:r>
+        <w:t xml:space="preserve">deduplicated matrix the deployed pipeline fits, using scikit-learn (24). Two are baselines a</w:t>
+      </w:r>
+      <w:r>
+        <w:t xml:space="preserve"> </w:t>
+      </w:r>
+      <w:r>
+        <w:t xml:space="preserve">reader is entitled to demand: a five-nearest-neighbour read-across on Tanimoto similarity, which is</w:t>
+      </w:r>
+      <w:r>
+        <w:t xml:space="preserve"> </w:t>
+      </w:r>
+      <w:r>
+        <w:t xml:space="preserve">what a medicinal chemist does by eye and which any model must beat to justify itself, and</w:t>
+      </w:r>
+      <w:r>
+        <w:t xml:space="preserve"> </w:t>
+      </w:r>
+      <w:r>
+        <w:t xml:space="preserve">L2-regularised logistic regression. Three are ensembles: a random forest (6), XGBoost</w:t>
+      </w:r>
+      <w:r>
+        <w:t xml:space="preserve"> </w:t>
+      </w:r>
+      <w:r>
+        <w:t xml:space="preserve">(25), and histogram gradient boosting.</w:t>
       </w:r>
     </w:p>
     <w:p>
@@ -786,49 +1135,113 @@
         <w:pStyle w:val="BodyText"/>
       </w:pPr>
       <w:r>
-        <w:t xml:space="preserve">On the scaffold split the random forest gave the highest mean classifier AUROC (0.914), ahead of</w:t>
-      </w:r>
-      <w:r>
-        <w:t xml:space="preserve"> </w:t>
-      </w:r>
-      <w:r>
-        <w:t xml:space="preserve">XGBoost (0.905), histogram gradient boosting (0.901), the k-nearest-neighbour read-across (0.867) and</w:t>
-      </w:r>
-      <w:r>
-        <w:t xml:space="preserve"> </w:t>
-      </w:r>
-      <w:r>
-        <w:t xml:space="preserve">logistic regression (0.808); paired DeLong and bootstrap tests confirm the random forest exceeds the</w:t>
-      </w:r>
-      <w:r>
-        <w:t xml:space="preserve"> </w:t>
-      </w:r>
-      <w:r>
-        <w:t xml:space="preserve">read-across on every endpoint. The graph neural network did not outperform the random forest on any</w:t>
-      </w:r>
-      <w:r>
-        <w:t xml:space="preserve"> </w:t>
-      </w:r>
-      <w:r>
-        <w:t xml:space="preserve">tested endpoint (Figure 4b), consistent with the fingerprint-plus-descriptor representation being</w:t>
-      </w:r>
-      <w:r>
-        <w:t xml:space="preserve"> </w:t>
-      </w:r>
-      <w:r>
-        <w:t xml:space="preserve">sufficient at this data scale. We therefore deploy a probability-calibrated random forest for every</w:t>
-      </w:r>
-      <w:r>
-        <w:t xml:space="preserve"> </w:t>
-      </w:r>
-      <w:r>
-        <w:t xml:space="preserve">endpoint: it gives the best scaffold-split accuracy, calibrates stably, is interpretable through</w:t>
-      </w:r>
-      <w:r>
-        <w:t xml:space="preserve"> </w:t>
-      </w:r>
-      <w:r>
-        <w:t xml:space="preserve">feature importance, and needs no GPU, which keeps the web server lightweight.</w:t>
+        <w:t xml:space="preserve">On the scaffold split the random forest gives the highest mean classifier AUROC, 0.9228, ahead of</w:t>
+      </w:r>
+      <w:r>
+        <w:t xml:space="preserve"> </w:t>
+      </w:r>
+      <w:r>
+        <w:t xml:space="preserve">histogram gradient boosting (0.9160), XGBoost (0.9144), the read-across (0.8844) and logistic</w:t>
+      </w:r>
+      <w:r>
+        <w:t xml:space="preserve"> </w:t>
+      </w:r>
+      <w:r>
+        <w:t xml:space="preserve">regression (0.8338). It exceeds the read-across on all eight classifier endpoints and all five</w:t>
+      </w:r>
+      <w:r>
+        <w:t xml:space="preserve"> </w:t>
+      </w:r>
+      <w:r>
+        <w:t xml:space="preserve">regression endpoints, and it is the single best classifier on seven of eight. The margin over the</w:t>
+      </w:r>
+      <w:r>
+        <w:t xml:space="preserve"> </w:t>
+      </w:r>
+      <w:r>
+        <w:t xml:space="preserve">boosted ensembles is small, 0.007 mean AUROC, and on regression the random forest is not the leader:</w:t>
+      </w:r>
+      <w:r>
+        <w:t xml:space="preserve"> </w:t>
+      </w:r>
+      <w:r>
+        <w:t xml:space="preserve">XGBoost and histogram gradient boosting reach mean scaffold R2 of 0.5453 and 0.5452 against 0.5186</w:t>
+      </w:r>
+      <w:r>
+        <w:t xml:space="preserve"> </w:t>
+      </w:r>
+      <w:r>
+        <w:t xml:space="preserve">for the random forest, an advantage of about 0.027 that holds on four of five endpoints.</w:t>
+      </w:r>
+    </w:p>
+    <w:p>
+      <w:pPr>
+        <w:pStyle w:val="BodyText"/>
+      </w:pPr>
+      <w:r>
+        <w:t xml:space="preserve">The random forest is therefore deployed for every endpoint as a considered choice rather than as a</w:t>
+      </w:r>
+      <w:r>
+        <w:t xml:space="preserve"> </w:t>
+      </w:r>
+      <w:r>
+        <w:t xml:space="preserve">clean win. It leads decisively where the panel’s principal claims are made, calibrates stably under</w:t>
+      </w:r>
+      <w:r>
+        <w:t xml:space="preserve"> </w:t>
+      </w:r>
+      <w:r>
+        <w:t xml:space="preserve">isotonic regression, supplies the out-of-bag vote distribution that the conformal layer consumes, is</w:t>
+      </w:r>
+      <w:r>
+        <w:t xml:space="preserve"> </w:t>
+      </w:r>
+      <w:r>
+        <w:t xml:space="preserve">interpretable through feature importance, and needs no GPU, which keeps the server lightweight. One</w:t>
+      </w:r>
+      <w:r>
+        <w:t xml:space="preserve"> </w:t>
+      </w:r>
+      <w:r>
+        <w:t xml:space="preserve">estimator across all endpoints also means a single well-characterised failure mode rather than five.</w:t>
+      </w:r>
+      <w:r>
+        <w:t xml:space="preserve"> </w:t>
+      </w:r>
+      <w:r>
+        <w:t xml:space="preserve">The cost of that uniformity is roughly 0.03 R2 on the potency regressions, and it is stated here</w:t>
+      </w:r>
+      <w:r>
+        <w:t xml:space="preserve"> </w:t>
+      </w:r>
+      <w:r>
+        <w:t xml:space="preserve">rather than left for a reader to discover.</w:t>
+      </w:r>
+    </w:p>
+    <w:p>
+      <w:pPr>
+        <w:pStyle w:val="BodyText"/>
+      </w:pPr>
+      <w:r>
+        <w:t xml:space="preserve">A graph isomorphism network trained directly on molecular graphs was compared against the random</w:t>
+      </w:r>
+      <w:r>
+        <w:t xml:space="preserve"> </w:t>
+      </w:r>
+      <w:r>
+        <w:t xml:space="preserve">forest on four endpoints during an earlier build of the panel (2026-07-21) and did not exceed it on</w:t>
+      </w:r>
+      <w:r>
+        <w:t xml:space="preserve"> </w:t>
+      </w:r>
+      <w:r>
+        <w:t xml:space="preserve">any of them. That comparison has not been repeated on the current models, so it is reported as</w:t>
+      </w:r>
+      <w:r>
+        <w:t xml:space="preserve"> </w:t>
+      </w:r>
+      <w:r>
+        <w:t xml:space="preserve">indicative of the representation question at this data scale rather than as a current result.</w:t>
       </w:r>
     </w:p>
     <w:bookmarkEnd w:id="13"/>
@@ -923,7 +1336,84 @@
         <w:t xml:space="preserve">results/tables/manuscript_T2_per_fold.csv</w:t>
       </w:r>
       <w:r>
+        <w:t xml:space="preserve">,</w:t>
+      </w:r>
+      <w:r>
+        <w:t xml:space="preserve"> </w:t>
+      </w:r>
+      <w:r>
+        <w:rPr>
+          <w:rStyle w:val="VerbatimChar"/>
+        </w:rPr>
+        <w:t xml:space="preserve">adme_cv_folds.csv</w:t>
+      </w:r>
+      <w:r>
+        <w:t xml:space="preserve"> </w:t>
+      </w:r>
+      <w:r>
+        <w:t xml:space="preserve">and</w:t>
+      </w:r>
+      <w:r>
+        <w:t xml:space="preserve"> </w:t>
+      </w:r>
+      <w:r>
+        <w:rPr>
+          <w:rStyle w:val="VerbatimChar"/>
+        </w:rPr>
+        <w:t xml:space="preserve">binder_cv_folds.csv</w:t>
+      </w:r>
+      <w:r>
         <w:t xml:space="preserve">).</w:t>
+      </w:r>
+    </w:p>
+    <w:p>
+      <w:pPr>
+        <w:pStyle w:val="BodyText"/>
+      </w:pPr>
+      <w:r>
+        <w:t xml:space="preserve">Cross-validation here fits models in order to measure, not in order to deploy. Each endpoint is fitted</w:t>
+      </w:r>
+      <w:r>
+        <w:t xml:space="preserve"> </w:t>
+      </w:r>
+      <w:r>
+        <w:t xml:space="preserve">twenty times during evaluation, ten in each regime, and each of those twenty models is scored once on</w:t>
+      </w:r>
+      <w:r>
+        <w:t xml:space="preserve"> </w:t>
+      </w:r>
+      <w:r>
+        <w:t xml:space="preserve">the fold withheld from it and then discarded. The model that is served is a twenty-first, refitted on</w:t>
+      </w:r>
+      <w:r>
+        <w:t xml:space="preserve"> </w:t>
+      </w:r>
+      <w:r>
+        <w:t xml:space="preserve">the endpoint’s full set after the estimate is fixed, so no compound used to report a score was in the</w:t>
+      </w:r>
+      <w:r>
+        <w:t xml:space="preserve"> </w:t>
+      </w:r>
+      <w:r>
+        <w:t xml:space="preserve">training set of the model that scored it. The panel holds 71 cross-validated models over 67</w:t>
+      </w:r>
+      <w:r>
+        <w:t xml:space="preserve"> </w:t>
+      </w:r>
+      <w:r>
+        <w:t xml:space="preserve">endpoint names, four targets (D2, A2A, 5-HT2A and SERT) carrying both a potency regressor and a</w:t>
+      </w:r>
+      <w:r>
+        <w:t xml:space="preserve"> </w:t>
+      </w:r>
+      <w:r>
+        <w:t xml:space="preserve">binder classifier, so the evaluation comes to 71 x 2 x 10 = 1,420 fits standing behind the deployed</w:t>
+      </w:r>
+      <w:r>
+        <w:t xml:space="preserve"> </w:t>
+      </w:r>
+      <w:r>
+        <w:t xml:space="preserve">panel.</w:t>
       </w:r>
     </w:p>
     <w:p>
@@ -1465,7 +1955,7 @@
         <w:t xml:space="preserve"> </w:t>
       </w:r>
       <w:r>
-        <w:t xml:space="preserve">property-matched decoys sampled from a 75,000-compound background library with a maximum ECFP-4</w:t>
+        <w:t xml:space="preserve">property-matched decoys sampled from a 158,890-compound background library with a maximum ECFP-4</w:t>
       </w:r>
       <w:r>
         <w:t xml:space="preserve"> </w:t>
@@ -1477,31 +1967,43 @@
         <w:t xml:space="preserve"> </w:t>
       </w:r>
       <w:r>
-        <w:t xml:space="preserve">shortcut. Each classifier is a compact random forest with prefit sigmoid calibration. Validated</w:t>
-      </w:r>
-      <w:r>
-        <w:t xml:space="preserve"> </w:t>
-      </w:r>
-      <w:r>
-        <w:t xml:space="preserve">against held-out near-miss decoys (Tanimoto 0.35 to 0.55) rather than the easy training decoys, these</w:t>
-      </w:r>
-      <w:r>
-        <w:t xml:space="preserve"> </w:t>
-      </w:r>
-      <w:r>
-        <w:t xml:space="preserve">models reach AUROC 0.86 to 0.99 with a background false-positive rate of 0.6% to 9.8% at a 0.5</w:t>
-      </w:r>
-      <w:r>
-        <w:t xml:space="preserve"> </w:t>
-      </w:r>
-      <w:r>
-        <w:t xml:space="preserve">threshold (Table 2, Figure 6b). We report the near-miss figure as the honest metric because the</w:t>
-      </w:r>
-      <w:r>
-        <w:t xml:space="preserve"> </w:t>
-      </w:r>
-      <w:r>
-        <w:t xml:space="preserve">easy-decoy AUROC (0.99 throughout) is inflated by the dissimilarity of the negatives.</w:t>
+        <w:t xml:space="preserve">shortcut. Decoys are drawn only from the 95,515-compound decoy pool, one of three disjoint</w:t>
+      </w:r>
+      <w:r>
+        <w:t xml:space="preserve"> </w:t>
+      </w:r>
+      <w:r>
+        <w:t xml:space="preserve">partitions of that library (Figure 4A); the other two carry the threshold and the evaluation sets,</w:t>
+      </w:r>
+      <w:r>
+        <w:t xml:space="preserve"> </w:t>
+      </w:r>
+      <w:r>
+        <w:t xml:space="preserve">so no compound used to train a classifier can later be used to set or to test its threshold. Each classifier is a compact random forest with prefit sigmoid calibration (26), which is used</w:t>
+      </w:r>
+      <w:r>
+        <w:t xml:space="preserve"> </w:t>
+      </w:r>
+      <w:r>
+        <w:t xml:space="preserve">in place of isotonic regression here because the withheld set for a binder endpoint is often too</w:t>
+      </w:r>
+      <w:r>
+        <w:t xml:space="preserve"> </w:t>
+      </w:r>
+      <w:r>
+        <w:t xml:space="preserve">small to fit a step function without overfitting it. Decoy-based validation is reported here only for completeness; the figures the panel is judged on</w:t>
+      </w:r>
+      <w:r>
+        <w:t xml:space="preserve"> </w:t>
+      </w:r>
+      <w:r>
+        <w:t xml:space="preserve">are those against measured non-binders in the next section, because an AUROC against decoys measures</w:t>
+      </w:r>
+      <w:r>
+        <w:t xml:space="preserve"> </w:t>
+      </w:r>
+      <w:r>
+        <w:t xml:space="preserve">separation from chemistry chosen to be dissimilar and is inflated by that choice.</w:t>
       </w:r>
     </w:p>
     <w:bookmarkEnd w:id="17"/>
@@ -1661,25 +2163,55 @@
         <w:pStyle w:val="FirstParagraph"/>
       </w:pPr>
       <w:r>
-        <w:t xml:space="preserve">Every classifier is isotonically calibrated (mean expected calibration error 0.072 to 0.012). For</w:t>
-      </w:r>
-      <w:r>
-        <w:t xml:space="preserve"> </w:t>
-      </w:r>
-      <w:r>
-        <w:t xml:space="preserve">every prediction the server computes the maximum ECFP-4 Tanimoto similarity of the query to each</w:t>
-      </w:r>
-      <w:r>
-        <w:t xml:space="preserve"> </w:t>
-      </w:r>
-      <w:r>
-        <w:t xml:space="preserve">endpoint’s own measured chemistry and reports an endpoint-specific in-domain, near-domain or</w:t>
-      </w:r>
-      <w:r>
-        <w:t xml:space="preserve"> </w:t>
-      </w:r>
-      <w:r>
-        <w:t xml:space="preserve">out-of-domain flag together with the nearest measured analogue and its structure. The ADME layer</w:t>
+        <w:t xml:space="preserve">Every classifier is isotonically calibrated (8) on out-of-fold predictions, so the</w:t>
+      </w:r>
+      <w:r>
+        <w:t xml:space="preserve"> </w:t>
+      </w:r>
+      <w:r>
+        <w:t xml:space="preserve">calibrator never sees a compound in its own fit; mean expected calibration error falls from 0.0795</w:t>
+      </w:r>
+      <w:r>
+        <w:t xml:space="preserve"> </w:t>
+      </w:r>
+      <w:r>
+        <w:t xml:space="preserve">to 0.0161 (Figure 6A). Each prediction additionally carries a Mondrian conformal interval, which</w:t>
+      </w:r>
+      <w:r>
+        <w:t xml:space="preserve"> </w:t>
+      </w:r>
+      <w:r>
+        <w:t xml:space="preserve">turns the applicability domain from a caveat into a coverage statement (27); empirical</w:t>
+      </w:r>
+      <w:r>
+        <w:t xml:space="preserve"> </w:t>
+      </w:r>
+      <w:r>
+        <w:t xml:space="preserve">coverage is 0.887 to 0.920 against a 0.90 target. For every prediction the server also computes the</w:t>
+      </w:r>
+      <w:r>
+        <w:t xml:space="preserve"> </w:t>
+      </w:r>
+      <w:r>
+        <w:t xml:space="preserve">maximum ECFP-4 Tanimoto similarity of the query to each endpoint’s own measured chemistry, a</w:t>
+      </w:r>
+      <w:r>
+        <w:t xml:space="preserve"> </w:t>
+      </w:r>
+      <w:r>
+        <w:t xml:space="preserve">nearest-neighbour definition of the applicability domain (28), and reports an endpoint-specific</w:t>
+      </w:r>
+      <w:r>
+        <w:t xml:space="preserve"> </w:t>
+      </w:r>
+      <w:r>
+        <w:t xml:space="preserve">in-domain, near-domain or out-of-domain flag together with the nearest measured analogue and its</w:t>
+      </w:r>
+      <w:r>
+        <w:t xml:space="preserve"> </w:t>
+      </w:r>
+      <w:r>
+        <w:t xml:space="preserve">structure. The ADME layer</w:t>
       </w:r>
       <w:r>
         <w:t xml:space="preserve"> </w:t>
@@ -1767,13 +2299,13 @@
         <w:t xml:space="preserve"> </w:t>
       </w:r>
       <w:r>
-        <w:t xml:space="preserve">hsa05012), the Reactome KEAP1-NFE2L2 oxidative-stress response (R-HSA-9755511) and IUPHAR Guide to</w:t>
-      </w:r>
-      <w:r>
-        <w:t xml:space="preserve"> </w:t>
-      </w:r>
-      <w:r>
-        <w:t xml:space="preserve">Pharmacology associations. A per-disease relevance score is the strongest engaged target for that</w:t>
+        <w:t xml:space="preserve">hsa05012) (29), the Reactome KEAP1-NFE2L2 oxidative-stress response (R-HSA-9755511) (30)</w:t>
+      </w:r>
+      <w:r>
+        <w:t xml:space="preserve"> </w:t>
+      </w:r>
+      <w:r>
+        <w:t xml:space="preserve">and IUPHAR/BPS Guide to Pharmacology associations (31). A per-disease relevance score is the strongest engaged target for that</w:t>
       </w:r>
       <w:r>
         <w:t xml:space="preserve"> </w:t>
@@ -1853,37 +2385,37 @@
         <w:pStyle w:val="FirstParagraph"/>
       </w:pPr>
       <w:r>
-        <w:t xml:space="preserve">The server is a single-page application built with Streamlit and RDKit. The user submits either a</w:t>
-      </w:r>
-      <w:r>
-        <w:t xml:space="preserve"> </w:t>
-      </w:r>
-      <w:r>
-        <w:t xml:space="preserve">compound name, resolved to a structure through PubChem, or a SMILES string. Models are loaded once and</w:t>
-      </w:r>
-      <w:r>
-        <w:t xml:space="preserve"> </w:t>
-      </w:r>
-      <w:r>
-        <w:t xml:space="preserve">cached; a complete profile across all 40 models, including both applicability-domain calculations,</w:t>
-      </w:r>
-      <w:r>
-        <w:t xml:space="preserve"> </w:t>
-      </w:r>
-      <w:r>
-        <w:t xml:space="preserve">returns in approximately 3.3 seconds on a single CPU core, of which the domain calculations against the</w:t>
-      </w:r>
-      <w:r>
-        <w:t xml:space="preserve"> </w:t>
-      </w:r>
-      <w:r>
-        <w:t xml:space="preserve">75,000-compound reference library account for under 0.05 seconds. The interface is self-contained and</w:t>
-      </w:r>
-      <w:r>
-        <w:t xml:space="preserve"> </w:t>
-      </w:r>
-      <w:r>
-        <w:t xml:space="preserve">requires no installation or GPU.</w:t>
+        <w:t xml:space="preserve">The server is a single-page application built with Streamlit (32) and RDKit (33). The</w:t>
+      </w:r>
+      <w:r>
+        <w:t xml:space="preserve"> </w:t>
+      </w:r>
+      <w:r>
+        <w:t xml:space="preserve">user submits either a compound name, resolved to a structure through PubChem, or a SMILES string.</w:t>
+      </w:r>
+      <w:r>
+        <w:t xml:space="preserve"> </w:t>
+      </w:r>
+      <w:r>
+        <w:t xml:space="preserve">Models are loaded once and cached; a complete profile across all 72 deployed estimators, including</w:t>
+      </w:r>
+      <w:r>
+        <w:t xml:space="preserve"> </w:t>
+      </w:r>
+      <w:r>
+        <w:t xml:space="preserve">both applicability-domain calculations against the 158,890-compound reference library, returns in a</w:t>
+      </w:r>
+      <w:r>
+        <w:t xml:space="preserve"> </w:t>
+      </w:r>
+      <w:r>
+        <w:t xml:space="preserve">few seconds on a single CPU core. The interface is self-contained and requires no installation or</w:t>
+      </w:r>
+      <w:r>
+        <w:t xml:space="preserve"> </w:t>
+      </w:r>
+      <w:r>
+        <w:t xml:space="preserve">GPU.</w:t>
       </w:r>
     </w:p>
     <w:bookmarkEnd w:id="21"/>
@@ -1937,43 +2469,61 @@
         <w:pStyle w:val="BodyText"/>
       </w:pPr>
       <w:r>
-        <w:t xml:space="preserve">The eight target classifiers reach a mean AUROC of 0.960 (random) and 0.919 (scaffold); BACE1 is the</w:t>
-      </w:r>
-      <w:r>
-        <w:t xml:space="preserve"> </w:t>
-      </w:r>
-      <w:r>
-        <w:t xml:space="preserve">most robust to chemotype change (0.967 to 0.956) and MAO-A the least (0.947 to 0.868). An external</w:t>
-      </w:r>
-      <w:r>
-        <w:t xml:space="preserve"> </w:t>
-      </w:r>
-      <w:r>
-        <w:t xml:space="preserve">test of the BBB model on 306 FDA-curated approved drugs absent from training gives AUROC 0.774. The</w:t>
-      </w:r>
-      <w:r>
-        <w:t xml:space="preserve"> </w:t>
-      </w:r>
-      <w:r>
-        <w:t xml:space="preserve">receptor potency regressions reach R2 0.60 to 0.68 (random) and 0.39 to 0.58 (scaffold). The 18</w:t>
-      </w:r>
-      <w:r>
-        <w:t xml:space="preserve"> </w:t>
-      </w:r>
-      <w:r>
-        <w:t xml:space="preserve">decoy-aware binder classifiers reach 0.86 to 0.99 against near-miss decoys. Within the ADME layer,</w:t>
-      </w:r>
-      <w:r>
-        <w:t xml:space="preserve"> </w:t>
-      </w:r>
-      <w:r>
-        <w:t xml:space="preserve">performance ranges from strong (solubility R2 0.76, P-gp inhibition AUROC 0.94 under the scaffold</w:t>
-      </w:r>
-      <w:r>
-        <w:t xml:space="preserve"> </w:t>
-      </w:r>
-      <w:r>
-        <w:t xml:space="preserve">split) to weak and explicitly disclosed (hepatocyte clearance R2 0.19, K_p,uu R2 0.35).</w:t>
+        <w:t xml:space="preserve">The eight target classifiers reach a mean AUROC of 0.958 (random) and 0.925 (scaffold). BACE1 is the</w:t>
+      </w:r>
+      <w:r>
+        <w:t xml:space="preserve"> </w:t>
+      </w:r>
+      <w:r>
+        <w:t xml:space="preserve">most robust to chemotype change, losing 0.012 between the two splits (0.978 to 0.965), and MAO-A the</w:t>
+      </w:r>
+      <w:r>
+        <w:t xml:space="preserve"> </w:t>
+      </w:r>
+      <w:r>
+        <w:t xml:space="preserve">least, losing 0.065 (0.964 to 0.899). An external test of the BBB model on 306 FDA-curated approved</w:t>
+      </w:r>
+      <w:r>
+        <w:t xml:space="preserve"> </w:t>
+      </w:r>
+      <w:r>
+        <w:t xml:space="preserve">drugs absent from B3DB by InChIKey gives AUROC 0.761; restricted to the 241 of those that are also</w:t>
+      </w:r>
+      <w:r>
+        <w:t xml:space="preserve"> </w:t>
+      </w:r>
+      <w:r>
+        <w:t xml:space="preserve">distinguishable from the training set in feature space, which is the subset that supports an external</w:t>
+      </w:r>
+      <w:r>
+        <w:t xml:space="preserve"> </w:t>
+      </w:r>
+      <w:r>
+        <w:t xml:space="preserve">claim, it gives 0.788. The receptor potency regressions reach R2 0.64 to 0.72 (random) and 0.46 to</w:t>
+      </w:r>
+      <w:r>
+        <w:t xml:space="preserve"> </w:t>
+      </w:r>
+      <w:r>
+        <w:t xml:space="preserve">0.61 (scaffold). The 49 binder classifiers reach a mean AUROC of 0.904 against measured non-binders,</w:t>
+      </w:r>
+      <w:r>
+        <w:t xml:space="preserve"> </w:t>
+      </w:r>
+      <w:r>
+        <w:t xml:space="preserve">reported in place of any decoy-based figure. Within the ADME layer, performance ranges from strong</w:t>
+      </w:r>
+      <w:r>
+        <w:t xml:space="preserve"> </w:t>
+      </w:r>
+      <w:r>
+        <w:t xml:space="preserve">(solubility R2 0.73, P-gp inhibition AUROC 0.94 under the scaffold split) to weak and explicitly</w:t>
+      </w:r>
+      <w:r>
+        <w:t xml:space="preserve"> </w:t>
+      </w:r>
+      <w:r>
+        <w:t xml:space="preserve">disclosed (hepatocyte clearance R2 0.21, K_p,uu R2 0.35).</w:t>
       </w:r>
     </w:p>
     <w:bookmarkEnd w:id="23"/>
@@ -5913,7 +6463,7 @@
               <w:pStyle w:val="Compact"/>
             </w:pPr>
             <w:r>
-              <w:t xml:space="preserve">0.455 ± 0.145</w:t>
+              <w:t xml:space="preserve">0.423 ± 0.150</w:t>
             </w:r>
           </w:p>
         </w:tc>
@@ -6003,7 +6553,7 @@
               <w:pStyle w:val="Compact"/>
             </w:pPr>
             <w:r>
-              <w:t xml:space="preserve">0.593 ± 0.126</w:t>
+              <w:t xml:space="preserve">0.584 ± 0.158</w:t>
             </w:r>
           </w:p>
         </w:tc>
@@ -6093,7 +6643,7 @@
               <w:pStyle w:val="Compact"/>
             </w:pPr>
             <w:r>
-              <w:t xml:space="preserve">0.808 ± 0.054</w:t>
+              <w:t xml:space="preserve">0.806 ± 0.038</w:t>
             </w:r>
           </w:p>
         </w:tc>
@@ -6183,7 +6733,7 @@
               <w:pStyle w:val="Compact"/>
             </w:pPr>
             <w:r>
-              <w:t xml:space="preserve">0.937 ± 0.024</w:t>
+              <w:t xml:space="preserve">0.935 ± 0.029</w:t>
             </w:r>
           </w:p>
         </w:tc>
@@ -6273,7 +6823,7 @@
               <w:pStyle w:val="Compact"/>
             </w:pPr>
             <w:r>
-              <w:t xml:space="preserve">0.763 ± 0.066</w:t>
+              <w:t xml:space="preserve">0.728 ± 0.077</w:t>
             </w:r>
           </w:p>
         </w:tc>
@@ -6363,7 +6913,7 @@
               <w:pStyle w:val="Compact"/>
             </w:pPr>
             <w:r>
-              <w:t xml:space="preserve">0.564 ± 0.054</w:t>
+              <w:t xml:space="preserve">0.566 ± 0.042</w:t>
             </w:r>
           </w:p>
         </w:tc>
@@ -6453,7 +7003,7 @@
               <w:pStyle w:val="Compact"/>
             </w:pPr>
             <w:r>
-              <w:t xml:space="preserve">0.374 ± 0.104</w:t>
+              <w:t xml:space="preserve">0.364 ± 0.056</w:t>
             </w:r>
           </w:p>
         </w:tc>
@@ -6543,7 +7093,7 @@
               <w:pStyle w:val="Compact"/>
             </w:pPr>
             <w:r>
-              <w:t xml:space="preserve">0.193 ± 0.048</w:t>
+              <w:t xml:space="preserve">0.206 ± 0.064</w:t>
             </w:r>
           </w:p>
         </w:tc>
@@ -7861,18 +8411,18 @@
               <w:pStyle w:val="Compact"/>
             </w:pPr>
             <w:r>
-              <w:t xml:space="preserve">3,392</w:t>
-            </w:r>
-          </w:p>
-        </w:tc>
-        <w:tc>
-          <w:tcPr/>
-          <w:p>
-            <w:pPr>
-              <w:pStyle w:val="Compact"/>
-            </w:pPr>
-            <w:r>
-              <w:t xml:space="preserve">839</w:t>
+              <w:t xml:space="preserve">4,141</w:t>
+            </w:r>
+          </w:p>
+        </w:tc>
+        <w:tc>
+          <w:tcPr/>
+          <w:p>
+            <w:pPr>
+              <w:pStyle w:val="Compact"/>
+            </w:pPr>
+            <w:r>
+              <w:t xml:space="preserve">1,028</w:t>
             </w:r>
           </w:p>
         </w:tc>
@@ -7894,7 +8444,7 @@
               <w:pStyle w:val="Compact"/>
             </w:pPr>
             <w:r>
-              <w:t xml:space="preserve">0.785</w:t>
+              <w:t xml:space="preserve">0.760</w:t>
             </w:r>
           </w:p>
         </w:tc>
@@ -7940,18 +8490,18 @@
               <w:pStyle w:val="Compact"/>
             </w:pPr>
             <w:r>
-              <w:t xml:space="preserve">2,015</w:t>
-            </w:r>
-          </w:p>
-        </w:tc>
-        <w:tc>
-          <w:tcPr/>
-          <w:p>
-            <w:pPr>
-              <w:pStyle w:val="Compact"/>
-            </w:pPr>
-            <w:r>
-              <w:t xml:space="preserve">527</w:t>
+              <w:t xml:space="preserve">2,696</w:t>
+            </w:r>
+          </w:p>
+        </w:tc>
+        <w:tc>
+          <w:tcPr/>
+          <w:p>
+            <w:pPr>
+              <w:pStyle w:val="Compact"/>
+            </w:pPr>
+            <w:r>
+              <w:t xml:space="preserve">617</w:t>
             </w:r>
           </w:p>
         </w:tc>
@@ -7973,7 +8523,7 @@
               <w:pStyle w:val="Compact"/>
             </w:pPr>
             <w:r>
-              <w:t xml:space="preserve">0.737</w:t>
+              <w:t xml:space="preserve">0.801</w:t>
             </w:r>
           </w:p>
         </w:tc>
@@ -8019,18 +8569,18 @@
               <w:pStyle w:val="Compact"/>
             </w:pPr>
             <w:r>
-              <w:t xml:space="preserve">6,497</w:t>
-            </w:r>
-          </w:p>
-        </w:tc>
-        <w:tc>
-          <w:tcPr/>
-          <w:p>
-            <w:pPr>
-              <w:pStyle w:val="Compact"/>
-            </w:pPr>
-            <w:r>
-              <w:t xml:space="preserve">1,604</w:t>
+              <w:t xml:space="preserve">6,901</w:t>
+            </w:r>
+          </w:p>
+        </w:tc>
+        <w:tc>
+          <w:tcPr/>
+          <w:p>
+            <w:pPr>
+              <w:pStyle w:val="Compact"/>
+            </w:pPr>
+            <w:r>
+              <w:t xml:space="preserve">1,673</w:t>
             </w:r>
           </w:p>
         </w:tc>
@@ -8052,7 +8602,7 @@
               <w:pStyle w:val="Compact"/>
             </w:pPr>
             <w:r>
-              <w:t xml:space="preserve">0.908</w:t>
+              <w:t xml:space="preserve">0.910</w:t>
             </w:r>
           </w:p>
         </w:tc>
@@ -8098,18 +8648,18 @@
               <w:pStyle w:val="Compact"/>
             </w:pPr>
             <w:r>
-              <w:t xml:space="preserve">3,270</w:t>
-            </w:r>
-          </w:p>
-        </w:tc>
-        <w:tc>
-          <w:tcPr/>
-          <w:p>
-            <w:pPr>
-              <w:pStyle w:val="Compact"/>
-            </w:pPr>
-            <w:r>
-              <w:t xml:space="preserve">417</w:t>
+              <w:t xml:space="preserve">4,205</w:t>
+            </w:r>
+          </w:p>
+        </w:tc>
+        <w:tc>
+          <w:tcPr/>
+          <w:p>
+            <w:pPr>
+              <w:pStyle w:val="Compact"/>
+            </w:pPr>
+            <w:r>
+              <w:t xml:space="preserve">546</w:t>
             </w:r>
           </w:p>
         </w:tc>
@@ -8131,7 +8681,7 @@
               <w:pStyle w:val="Compact"/>
             </w:pPr>
             <w:r>
-              <w:t xml:space="preserve">0.657</w:t>
+              <w:t xml:space="preserve">0.776</w:t>
             </w:r>
           </w:p>
         </w:tc>
@@ -8177,18 +8727,18 @@
               <w:pStyle w:val="Compact"/>
             </w:pPr>
             <w:r>
-              <w:t xml:space="preserve">1,667</w:t>
-            </w:r>
-          </w:p>
-        </w:tc>
-        <w:tc>
-          <w:tcPr/>
-          <w:p>
-            <w:pPr>
-              <w:pStyle w:val="Compact"/>
-            </w:pPr>
-            <w:r>
-              <w:t xml:space="preserve">446</w:t>
+              <w:t xml:space="preserve">2,859</w:t>
+            </w:r>
+          </w:p>
+        </w:tc>
+        <w:tc>
+          <w:tcPr/>
+          <w:p>
+            <w:pPr>
+              <w:pStyle w:val="Compact"/>
+            </w:pPr>
+            <w:r>
+              <w:t xml:space="preserve">819</w:t>
             </w:r>
           </w:p>
         </w:tc>
@@ -8210,7 +8760,7 @@
               <w:pStyle w:val="Compact"/>
             </w:pPr>
             <w:r>
-              <w:t xml:space="preserve">0.611</w:t>
+              <w:t xml:space="preserve">0.727</w:t>
             </w:r>
           </w:p>
         </w:tc>
@@ -8256,18 +8806,18 @@
               <w:pStyle w:val="Compact"/>
             </w:pPr>
             <w:r>
-              <w:t xml:space="preserve">2,697</w:t>
-            </w:r>
-          </w:p>
-        </w:tc>
-        <w:tc>
-          <w:tcPr/>
-          <w:p>
-            <w:pPr>
-              <w:pStyle w:val="Compact"/>
-            </w:pPr>
-            <w:r>
-              <w:t xml:space="preserve">755</w:t>
+              <w:t xml:space="preserve">3,719</w:t>
+            </w:r>
+          </w:p>
+        </w:tc>
+        <w:tc>
+          <w:tcPr/>
+          <w:p>
+            <w:pPr>
+              <w:pStyle w:val="Compact"/>
+            </w:pPr>
+            <w:r>
+              <w:t xml:space="preserve">923</w:t>
             </w:r>
           </w:p>
         </w:tc>
@@ -8289,7 +8839,7 @@
               <w:pStyle w:val="Compact"/>
             </w:pPr>
             <w:r>
-              <w:t xml:space="preserve">0.781</w:t>
+              <w:t xml:space="preserve">0.843</w:t>
             </w:r>
           </w:p>
         </w:tc>
@@ -8324,29 +8874,29 @@
               <w:pStyle w:val="Compact"/>
             </w:pPr>
             <w:r>
-              <w:t xml:space="preserve">2019</w:t>
-            </w:r>
-          </w:p>
-        </w:tc>
-        <w:tc>
-          <w:tcPr/>
-          <w:p>
-            <w:pPr>
-              <w:pStyle w:val="Compact"/>
-            </w:pPr>
-            <w:r>
-              <w:t xml:space="preserve">4,570</w:t>
-            </w:r>
-          </w:p>
-        </w:tc>
-        <w:tc>
-          <w:tcPr/>
-          <w:p>
-            <w:pPr>
-              <w:pStyle w:val="Compact"/>
-            </w:pPr>
-            <w:r>
-              <w:t xml:space="preserve">1,248</w:t>
+              <w:t xml:space="preserve">2020</w:t>
+            </w:r>
+          </w:p>
+        </w:tc>
+        <w:tc>
+          <w:tcPr/>
+          <w:p>
+            <w:pPr>
+              <w:pStyle w:val="Compact"/>
+            </w:pPr>
+            <w:r>
+              <w:t xml:space="preserve">8,158</w:t>
+            </w:r>
+          </w:p>
+        </w:tc>
+        <w:tc>
+          <w:tcPr/>
+          <w:p>
+            <w:pPr>
+              <w:pStyle w:val="Compact"/>
+            </w:pPr>
+            <w:r>
+              <w:t xml:space="preserve">2,059</w:t>
             </w:r>
           </w:p>
         </w:tc>
@@ -8368,7 +8918,7 @@
               <w:pStyle w:val="Compact"/>
             </w:pPr>
             <w:r>
-              <w:t xml:space="preserve">0.785</w:t>
+              <w:t xml:space="preserve">0.715</w:t>
             </w:r>
           </w:p>
         </w:tc>
@@ -8414,18 +8964,18 @@
               <w:pStyle w:val="Compact"/>
             </w:pPr>
             <w:r>
-              <w:t xml:space="preserve">6,081</w:t>
-            </w:r>
-          </w:p>
-        </w:tc>
-        <w:tc>
-          <w:tcPr/>
-          <w:p>
-            <w:pPr>
-              <w:pStyle w:val="Compact"/>
-            </w:pPr>
-            <w:r>
-              <w:t xml:space="preserve">1,396</w:t>
+              <w:t xml:space="preserve">6,796</w:t>
+            </w:r>
+          </w:p>
+        </w:tc>
+        <w:tc>
+          <w:tcPr/>
+          <w:p>
+            <w:pPr>
+              <w:pStyle w:val="Compact"/>
+            </w:pPr>
+            <w:r>
+              <w:t xml:space="preserve">1,556</w:t>
             </w:r>
           </w:p>
         </w:tc>
@@ -8447,7 +8997,7 @@
               <w:pStyle w:val="Compact"/>
             </w:pPr>
             <w:r>
-              <w:t xml:space="preserve">0.042</w:t>
+              <w:t xml:space="preserve">0.080</w:t>
             </w:r>
           </w:p>
         </w:tc>
@@ -8482,29 +9032,29 @@
               <w:pStyle w:val="Compact"/>
             </w:pPr>
             <w:r>
-              <w:t xml:space="preserve">2021</w:t>
-            </w:r>
-          </w:p>
-        </w:tc>
-        <w:tc>
-          <w:tcPr/>
-          <w:p>
-            <w:pPr>
-              <w:pStyle w:val="Compact"/>
-            </w:pPr>
-            <w:r>
-              <w:t xml:space="preserve">4,479</w:t>
-            </w:r>
-          </w:p>
-        </w:tc>
-        <w:tc>
-          <w:tcPr/>
-          <w:p>
-            <w:pPr>
-              <w:pStyle w:val="Compact"/>
-            </w:pPr>
-            <w:r>
-              <w:t xml:space="preserve">1,057</w:t>
+              <w:t xml:space="preserve">2020</w:t>
+            </w:r>
+          </w:p>
+        </w:tc>
+        <w:tc>
+          <w:tcPr/>
+          <w:p>
+            <w:pPr>
+              <w:pStyle w:val="Compact"/>
+            </w:pPr>
+            <w:r>
+              <w:t xml:space="preserve">4,600</w:t>
+            </w:r>
+          </w:p>
+        </w:tc>
+        <w:tc>
+          <w:tcPr/>
+          <w:p>
+            <w:pPr>
+              <w:pStyle w:val="Compact"/>
+            </w:pPr>
+            <w:r>
+              <w:t xml:space="preserve">1,516</w:t>
             </w:r>
           </w:p>
         </w:tc>
@@ -8526,7 +9076,7 @@
               <w:pStyle w:val="Compact"/>
             </w:pPr>
             <w:r>
-              <w:t xml:space="preserve">0.338</w:t>
+              <w:t xml:space="preserve">0.226</w:t>
             </w:r>
           </w:p>
         </w:tc>
@@ -8572,18 +9122,18 @@
               <w:pStyle w:val="Compact"/>
             </w:pPr>
             <w:r>
-              <w:t xml:space="preserve">4,276</w:t>
-            </w:r>
-          </w:p>
-        </w:tc>
-        <w:tc>
-          <w:tcPr/>
-          <w:p>
-            <w:pPr>
-              <w:pStyle w:val="Compact"/>
-            </w:pPr>
-            <w:r>
-              <w:t xml:space="preserve">895</w:t>
+              <w:t xml:space="preserve">4,741</w:t>
+            </w:r>
+          </w:p>
+        </w:tc>
+        <w:tc>
+          <w:tcPr/>
+          <w:p>
+            <w:pPr>
+              <w:pStyle w:val="Compact"/>
+            </w:pPr>
+            <w:r>
+              <w:t xml:space="preserve">986</w:t>
             </w:r>
           </w:p>
         </w:tc>
@@ -8605,7 +9155,7 @@
               <w:pStyle w:val="Compact"/>
             </w:pPr>
             <w:r>
-              <w:t xml:space="preserve">0.182</w:t>
+              <w:t xml:space="preserve">0.157</w:t>
             </w:r>
           </w:p>
         </w:tc>
@@ -8651,18 +9201,18 @@
               <w:pStyle w:val="Compact"/>
             </w:pPr>
             <w:r>
-              <w:t xml:space="preserve">3,380</w:t>
-            </w:r>
-          </w:p>
-        </w:tc>
-        <w:tc>
-          <w:tcPr/>
-          <w:p>
-            <w:pPr>
-              <w:pStyle w:val="Compact"/>
-            </w:pPr>
-            <w:r>
-              <w:t xml:space="preserve">999</w:t>
+              <w:t xml:space="preserve">3,647</w:t>
+            </w:r>
+          </w:p>
+        </w:tc>
+        <w:tc>
+          <w:tcPr/>
+          <w:p>
+            <w:pPr>
+              <w:pStyle w:val="Compact"/>
+            </w:pPr>
+            <w:r>
+              <w:t xml:space="preserve">1,147</w:t>
             </w:r>
           </w:p>
         </w:tc>
@@ -8684,7 +9234,7 @@
               <w:pStyle w:val="Compact"/>
             </w:pPr>
             <w:r>
-              <w:t xml:space="preserve">0.100</w:t>
+              <w:t xml:space="preserve">0.111</w:t>
             </w:r>
           </w:p>
         </w:tc>
@@ -8774,7 +9324,7 @@
         <w:pStyle w:val="BodyText"/>
       </w:pPr>
       <w:r>
-        <w:t xml:space="preserve">Classifier endpoints: mean AUROC 0.752 (range 0.611 to 0.908). Regression endpoints: mean R2 0.134 (range 0.009 to 0.338).</w:t>
+        <w:t xml:space="preserve">Classifier endpoints: mean AUROC 0.790 (range 0.715 to 0.910). Regression endpoints: mean R2 0.117 (range 0.009 to 0.226).</w:t>
       </w:r>
     </w:p>
     <w:bookmarkEnd w:id="29"/>
@@ -8924,18 +9474,18 @@
               <w:pStyle w:val="Compact"/>
             </w:pPr>
             <w:r>
-              <w:t xml:space="preserve">2,890</w:t>
-            </w:r>
-          </w:p>
-        </w:tc>
-        <w:tc>
-          <w:tcPr/>
-          <w:p>
-            <w:pPr>
-              <w:pStyle w:val="Compact"/>
-            </w:pPr>
-            <w:r>
-              <w:t xml:space="preserve">962</w:t>
+              <w:t xml:space="preserve">3,228</w:t>
+            </w:r>
+          </w:p>
+        </w:tc>
+        <w:tc>
+          <w:tcPr/>
+          <w:p>
+            <w:pPr>
+              <w:pStyle w:val="Compact"/>
+            </w:pPr>
+            <w:r>
+              <w:t xml:space="preserve">624</w:t>
             </w:r>
           </w:p>
         </w:tc>
@@ -8968,18 +9518,18 @@
               <w:pStyle w:val="Compact"/>
             </w:pPr>
             <w:r>
-              <w:t xml:space="preserve">0.992</w:t>
-            </w:r>
-          </w:p>
-        </w:tc>
-        <w:tc>
-          <w:tcPr/>
-          <w:p>
-            <w:pPr>
-              <w:pStyle w:val="Compact"/>
-            </w:pPr>
-            <w:r>
-              <w:t xml:space="preserve">[0.984, 0.996]</w:t>
+              <w:t xml:space="preserve">0.990</w:t>
+            </w:r>
+          </w:p>
+        </w:tc>
+        <w:tc>
+          <w:tcPr/>
+          <w:p>
+            <w:pPr>
+              <w:pStyle w:val="Compact"/>
+            </w:pPr>
+            <w:r>
+              <w:t xml:space="preserve">[0.979, 0.996]</w:t>
             </w:r>
           </w:p>
         </w:tc>
@@ -9014,18 +9564,18 @@
               <w:pStyle w:val="Compact"/>
             </w:pPr>
             <w:r>
-              <w:t xml:space="preserve">906</w:t>
-            </w:r>
-          </w:p>
-        </w:tc>
-        <w:tc>
-          <w:tcPr/>
-          <w:p>
-            <w:pPr>
-              <w:pStyle w:val="Compact"/>
-            </w:pPr>
-            <w:r>
-              <w:t xml:space="preserve">267</w:t>
+              <w:t xml:space="preserve">752</w:t>
+            </w:r>
+          </w:p>
+        </w:tc>
+        <w:tc>
+          <w:tcPr/>
+          <w:p>
+            <w:pPr>
+              <w:pStyle w:val="Compact"/>
+            </w:pPr>
+            <w:r>
+              <w:t xml:space="preserve">421</w:t>
             </w:r>
           </w:p>
         </w:tc>
@@ -9058,18 +9608,18 @@
               <w:pStyle w:val="Compact"/>
             </w:pPr>
             <w:r>
-              <w:t xml:space="preserve">0.985</w:t>
-            </w:r>
-          </w:p>
-        </w:tc>
-        <w:tc>
-          <w:tcPr/>
-          <w:p>
-            <w:pPr>
-              <w:pStyle w:val="Compact"/>
-            </w:pPr>
-            <w:r>
-              <w:t xml:space="preserve">[0.962, 0.994]</w:t>
+              <w:t xml:space="preserve">0.957</w:t>
+            </w:r>
+          </w:p>
+        </w:tc>
+        <w:tc>
+          <w:tcPr/>
+          <w:p>
+            <w:pPr>
+              <w:pStyle w:val="Compact"/>
+            </w:pPr>
+            <w:r>
+              <w:t xml:space="preserve">[0.933, 0.973]</w:t>
             </w:r>
           </w:p>
         </w:tc>
@@ -9093,73 +9643,73 @@
               <w:pStyle w:val="Compact"/>
             </w:pPr>
             <w:r>
-              <w:t xml:space="preserve">mTOR</w:t>
-            </w:r>
-          </w:p>
-        </w:tc>
-        <w:tc>
-          <w:tcPr/>
-          <w:p>
-            <w:pPr>
-              <w:pStyle w:val="Compact"/>
-            </w:pPr>
-            <w:r>
-              <w:t xml:space="preserve">2,421</w:t>
-            </w:r>
-          </w:p>
-        </w:tc>
-        <w:tc>
-          <w:tcPr/>
-          <w:p>
-            <w:pPr>
-              <w:pStyle w:val="Compact"/>
-            </w:pPr>
-            <w:r>
-              <w:t xml:space="preserve">563</w:t>
-            </w:r>
-          </w:p>
-        </w:tc>
-        <w:tc>
-          <w:tcPr/>
-          <w:p>
-            <w:pPr>
-              <w:pStyle w:val="Compact"/>
-            </w:pPr>
-            <w:r>
-              <w:t xml:space="preserve">216</w:t>
-            </w:r>
-          </w:p>
-        </w:tc>
-        <w:tc>
-          <w:tcPr/>
-          <w:p>
-            <w:pPr>
-              <w:pStyle w:val="Compact"/>
-            </w:pPr>
-            <w:r>
-              <w:t xml:space="preserve">0.377</w:t>
-            </w:r>
-          </w:p>
-        </w:tc>
-        <w:tc>
-          <w:tcPr/>
-          <w:p>
-            <w:pPr>
-              <w:pStyle w:val="Compact"/>
-            </w:pPr>
-            <w:r>
-              <w:t xml:space="preserve">0.977</w:t>
-            </w:r>
-          </w:p>
-        </w:tc>
-        <w:tc>
-          <w:tcPr/>
-          <w:p>
-            <w:pPr>
-              <w:pStyle w:val="Compact"/>
-            </w:pPr>
-            <w:r>
-              <w:t xml:space="preserve">[0.961, 0.986]</w:t>
+              <w:t xml:space="preserve">PDE4B</w:t>
+            </w:r>
+          </w:p>
+        </w:tc>
+        <w:tc>
+          <w:tcPr/>
+          <w:p>
+            <w:pPr>
+              <w:pStyle w:val="Compact"/>
+            </w:pPr>
+            <w:r>
+              <w:t xml:space="preserve">954</w:t>
+            </w:r>
+          </w:p>
+        </w:tc>
+        <w:tc>
+          <w:tcPr/>
+          <w:p>
+            <w:pPr>
+              <w:pStyle w:val="Compact"/>
+            </w:pPr>
+            <w:r>
+              <w:t xml:space="preserve">174</w:t>
+            </w:r>
+          </w:p>
+        </w:tc>
+        <w:tc>
+          <w:tcPr/>
+          <w:p>
+            <w:pPr>
+              <w:pStyle w:val="Compact"/>
+            </w:pPr>
+            <w:r>
+              <w:t xml:space="preserve">99</w:t>
+            </w:r>
+          </w:p>
+        </w:tc>
+        <w:tc>
+          <w:tcPr/>
+          <w:p>
+            <w:pPr>
+              <w:pStyle w:val="Compact"/>
+            </w:pPr>
+            <w:r>
+              <w:t xml:space="preserve">0.262</w:t>
+            </w:r>
+          </w:p>
+        </w:tc>
+        <w:tc>
+          <w:tcPr/>
+          <w:p>
+            <w:pPr>
+              <w:pStyle w:val="Compact"/>
+            </w:pPr>
+            <w:r>
+              <w:t xml:space="preserve">0.954</w:t>
+            </w:r>
+          </w:p>
+        </w:tc>
+        <w:tc>
+          <w:tcPr/>
+          <w:p>
+            <w:pPr>
+              <w:pStyle w:val="Compact"/>
+            </w:pPr>
+            <w:r>
+              <w:t xml:space="preserve">[0.912, 0.977]</w:t>
             </w:r>
           </w:p>
         </w:tc>
@@ -9180,73 +9730,73 @@
               <w:pStyle w:val="Compact"/>
             </w:pPr>
             <w:r>
-              <w:t xml:space="preserve">H3</w:t>
-            </w:r>
-          </w:p>
-        </w:tc>
-        <w:tc>
-          <w:tcPr/>
-          <w:p>
-            <w:pPr>
-              <w:pStyle w:val="Compact"/>
-            </w:pPr>
-            <w:r>
-              <w:t xml:space="preserve">2,615</w:t>
-            </w:r>
-          </w:p>
-        </w:tc>
-        <w:tc>
-          <w:tcPr/>
-          <w:p>
-            <w:pPr>
-              <w:pStyle w:val="Compact"/>
-            </w:pPr>
-            <w:r>
-              <w:t xml:space="preserve">597</w:t>
-            </w:r>
-          </w:p>
-        </w:tc>
-        <w:tc>
-          <w:tcPr/>
-          <w:p>
-            <w:pPr>
-              <w:pStyle w:val="Compact"/>
-            </w:pPr>
-            <w:r>
-              <w:t xml:space="preserve">308</w:t>
-            </w:r>
-          </w:p>
-        </w:tc>
-        <w:tc>
-          <w:tcPr/>
-          <w:p>
-            <w:pPr>
-              <w:pStyle w:val="Compact"/>
-            </w:pPr>
-            <w:r>
-              <w:t xml:space="preserve">0.758</w:t>
-            </w:r>
-          </w:p>
-        </w:tc>
-        <w:tc>
-          <w:tcPr/>
-          <w:p>
-            <w:pPr>
-              <w:pStyle w:val="Compact"/>
-            </w:pPr>
-            <w:r>
-              <w:t xml:space="preserve">0.926</w:t>
-            </w:r>
-          </w:p>
-        </w:tc>
-        <w:tc>
-          <w:tcPr/>
-          <w:p>
-            <w:pPr>
-              <w:pStyle w:val="Compact"/>
-            </w:pPr>
-            <w:r>
-              <w:t xml:space="preserve">[0.903, 0.945]</w:t>
+              <w:t xml:space="preserve">mTOR</w:t>
+            </w:r>
+          </w:p>
+        </w:tc>
+        <w:tc>
+          <w:tcPr/>
+          <w:p>
+            <w:pPr>
+              <w:pStyle w:val="Compact"/>
+            </w:pPr>
+            <w:r>
+              <w:t xml:space="preserve">2,429</w:t>
+            </w:r>
+          </w:p>
+        </w:tc>
+        <w:tc>
+          <w:tcPr/>
+          <w:p>
+            <w:pPr>
+              <w:pStyle w:val="Compact"/>
+            </w:pPr>
+            <w:r>
+              <w:t xml:space="preserve">555</w:t>
+            </w:r>
+          </w:p>
+        </w:tc>
+        <w:tc>
+          <w:tcPr/>
+          <w:p>
+            <w:pPr>
+              <w:pStyle w:val="Compact"/>
+            </w:pPr>
+            <w:r>
+              <w:t xml:space="preserve">216</w:t>
+            </w:r>
+          </w:p>
+        </w:tc>
+        <w:tc>
+          <w:tcPr/>
+          <w:p>
+            <w:pPr>
+              <w:pStyle w:val="Compact"/>
+            </w:pPr>
+            <w:r>
+              <w:t xml:space="preserve">0.494</w:t>
+            </w:r>
+          </w:p>
+        </w:tc>
+        <w:tc>
+          <w:tcPr/>
+          <w:p>
+            <w:pPr>
+              <w:pStyle w:val="Compact"/>
+            </w:pPr>
+            <w:r>
+              <w:t xml:space="preserve">0.950</w:t>
+            </w:r>
+          </w:p>
+        </w:tc>
+        <w:tc>
+          <w:tcPr/>
+          <w:p>
+            <w:pPr>
+              <w:pStyle w:val="Compact"/>
+            </w:pPr>
+            <w:r>
+              <w:t xml:space="preserve">[0.928, 0.965]</w:t>
             </w:r>
           </w:p>
         </w:tc>
@@ -9267,73 +9817,73 @@
               <w:pStyle w:val="Compact"/>
             </w:pPr>
             <w:r>
-              <w:t xml:space="preserve">PDE4B</w:t>
-            </w:r>
-          </w:p>
-        </w:tc>
-        <w:tc>
-          <w:tcPr/>
-          <w:p>
-            <w:pPr>
-              <w:pStyle w:val="Compact"/>
-            </w:pPr>
-            <w:r>
-              <w:t xml:space="preserve">919</w:t>
-            </w:r>
-          </w:p>
-        </w:tc>
-        <w:tc>
-          <w:tcPr/>
-          <w:p>
-            <w:pPr>
-              <w:pStyle w:val="Compact"/>
-            </w:pPr>
-            <w:r>
-              <w:t xml:space="preserve">209</w:t>
-            </w:r>
-          </w:p>
-        </w:tc>
-        <w:tc>
-          <w:tcPr/>
-          <w:p>
-            <w:pPr>
-              <w:pStyle w:val="Compact"/>
-            </w:pPr>
-            <w:r>
-              <w:t xml:space="preserve">99</w:t>
-            </w:r>
-          </w:p>
-        </w:tc>
-        <w:tc>
-          <w:tcPr/>
-          <w:p>
-            <w:pPr>
-              <w:pStyle w:val="Compact"/>
-            </w:pPr>
-            <w:r>
-              <w:t xml:space="preserve">0.148</w:t>
-            </w:r>
-          </w:p>
-        </w:tc>
-        <w:tc>
-          <w:tcPr/>
-          <w:p>
-            <w:pPr>
-              <w:pStyle w:val="Compact"/>
-            </w:pPr>
-            <w:r>
-              <w:t xml:space="preserve">0.923</w:t>
-            </w:r>
-          </w:p>
-        </w:tc>
-        <w:tc>
-          <w:tcPr/>
-          <w:p>
-            <w:pPr>
-              <w:pStyle w:val="Compact"/>
-            </w:pPr>
-            <w:r>
-              <w:t xml:space="preserve">[0.879, 0.952]</w:t>
+              <w:t xml:space="preserve">CSF1R</w:t>
+            </w:r>
+          </w:p>
+        </w:tc>
+        <w:tc>
+          <w:tcPr/>
+          <w:p>
+            <w:pPr>
+              <w:pStyle w:val="Compact"/>
+            </w:pPr>
+            <w:r>
+              <w:t xml:space="preserve">1,510</w:t>
+            </w:r>
+          </w:p>
+        </w:tc>
+        <w:tc>
+          <w:tcPr/>
+          <w:p>
+            <w:pPr>
+              <w:pStyle w:val="Compact"/>
+            </w:pPr>
+            <w:r>
+              <w:t xml:space="preserve">274</w:t>
+            </w:r>
+          </w:p>
+        </w:tc>
+        <w:tc>
+          <w:tcPr/>
+          <w:p>
+            <w:pPr>
+              <w:pStyle w:val="Compact"/>
+            </w:pPr>
+            <w:r>
+              <w:t xml:space="preserve">152</w:t>
+            </w:r>
+          </w:p>
+        </w:tc>
+        <w:tc>
+          <w:tcPr/>
+          <w:p>
+            <w:pPr>
+              <w:pStyle w:val="Compact"/>
+            </w:pPr>
+            <w:r>
+              <w:t xml:space="preserve">0.190</w:t>
+            </w:r>
+          </w:p>
+        </w:tc>
+        <w:tc>
+          <w:tcPr/>
+          <w:p>
+            <w:pPr>
+              <w:pStyle w:val="Compact"/>
+            </w:pPr>
+            <w:r>
+              <w:t xml:space="preserve">0.927</w:t>
+            </w:r>
+          </w:p>
+        </w:tc>
+        <w:tc>
+          <w:tcPr/>
+          <w:p>
+            <w:pPr>
+              <w:pStyle w:val="Compact"/>
+            </w:pPr>
+            <w:r>
+              <w:t xml:space="preserve">[0.890, 0.952]</w:t>
             </w:r>
           </w:p>
         </w:tc>
@@ -9354,73 +9904,73 @@
               <w:pStyle w:val="Compact"/>
             </w:pPr>
             <w:r>
-              <w:t xml:space="preserve">DAT</w:t>
-            </w:r>
-          </w:p>
-        </w:tc>
-        <w:tc>
-          <w:tcPr/>
-          <w:p>
-            <w:pPr>
-              <w:pStyle w:val="Compact"/>
-            </w:pPr>
-            <w:r>
-              <w:t xml:space="preserve">1,130</w:t>
-            </w:r>
-          </w:p>
-        </w:tc>
-        <w:tc>
-          <w:tcPr/>
-          <w:p>
-            <w:pPr>
-              <w:pStyle w:val="Compact"/>
-            </w:pPr>
-            <w:r>
-              <w:t xml:space="preserve">207</w:t>
-            </w:r>
-          </w:p>
-        </w:tc>
-        <w:tc>
-          <w:tcPr/>
-          <w:p>
-            <w:pPr>
-              <w:pStyle w:val="Compact"/>
-            </w:pPr>
-            <w:r>
-              <w:t xml:space="preserve">93</w:t>
-            </w:r>
-          </w:p>
-        </w:tc>
-        <w:tc>
-          <w:tcPr/>
-          <w:p>
-            <w:pPr>
-              <w:pStyle w:val="Compact"/>
-            </w:pPr>
-            <w:r>
-              <w:t xml:space="preserve">0.315</w:t>
-            </w:r>
-          </w:p>
-        </w:tc>
-        <w:tc>
-          <w:tcPr/>
-          <w:p>
-            <w:pPr>
-              <w:pStyle w:val="Compact"/>
-            </w:pPr>
-            <w:r>
-              <w:t xml:space="preserve">0.903</w:t>
-            </w:r>
-          </w:p>
-        </w:tc>
-        <w:tc>
-          <w:tcPr/>
-          <w:p>
-            <w:pPr>
-              <w:pStyle w:val="Compact"/>
-            </w:pPr>
-            <w:r>
-              <w:t xml:space="preserve">[0.855, 0.937]</w:t>
+              <w:t xml:space="preserve">H3</w:t>
+            </w:r>
+          </w:p>
+        </w:tc>
+        <w:tc>
+          <w:tcPr/>
+          <w:p>
+            <w:pPr>
+              <w:pStyle w:val="Compact"/>
+            </w:pPr>
+            <w:r>
+              <w:t xml:space="preserve">2,615</w:t>
+            </w:r>
+          </w:p>
+        </w:tc>
+        <w:tc>
+          <w:tcPr/>
+          <w:p>
+            <w:pPr>
+              <w:pStyle w:val="Compact"/>
+            </w:pPr>
+            <w:r>
+              <w:t xml:space="preserve">597</w:t>
+            </w:r>
+          </w:p>
+        </w:tc>
+        <w:tc>
+          <w:tcPr/>
+          <w:p>
+            <w:pPr>
+              <w:pStyle w:val="Compact"/>
+            </w:pPr>
+            <w:r>
+              <w:t xml:space="preserve">308</w:t>
+            </w:r>
+          </w:p>
+        </w:tc>
+        <w:tc>
+          <w:tcPr/>
+          <w:p>
+            <w:pPr>
+              <w:pStyle w:val="Compact"/>
+            </w:pPr>
+            <w:r>
+              <w:t xml:space="preserve">0.758</w:t>
+            </w:r>
+          </w:p>
+        </w:tc>
+        <w:tc>
+          <w:tcPr/>
+          <w:p>
+            <w:pPr>
+              <w:pStyle w:val="Compact"/>
+            </w:pPr>
+            <w:r>
+              <w:t xml:space="preserve">0.926</w:t>
+            </w:r>
+          </w:p>
+        </w:tc>
+        <w:tc>
+          <w:tcPr/>
+          <w:p>
+            <w:pPr>
+              <w:pStyle w:val="Compact"/>
+            </w:pPr>
+            <w:r>
+              <w:t xml:space="preserve">[0.903, 0.945]</w:t>
             </w:r>
           </w:p>
         </w:tc>
@@ -9441,73 +9991,73 @@
               <w:pStyle w:val="Compact"/>
             </w:pPr>
             <w:r>
-              <w:t xml:space="preserve">OX1</w:t>
-            </w:r>
-          </w:p>
-        </w:tc>
-        <w:tc>
-          <w:tcPr/>
-          <w:p>
-            <w:pPr>
-              <w:pStyle w:val="Compact"/>
-            </w:pPr>
-            <w:r>
-              <w:t xml:space="preserve">2,601</w:t>
-            </w:r>
-          </w:p>
-        </w:tc>
-        <w:tc>
-          <w:tcPr/>
-          <w:p>
-            <w:pPr>
-              <w:pStyle w:val="Compact"/>
-            </w:pPr>
-            <w:r>
-              <w:t xml:space="preserve">711</w:t>
-            </w:r>
-          </w:p>
-        </w:tc>
-        <w:tc>
-          <w:tcPr/>
-          <w:p>
-            <w:pPr>
-              <w:pStyle w:val="Compact"/>
-            </w:pPr>
-            <w:r>
-              <w:t xml:space="preserve">178</w:t>
-            </w:r>
-          </w:p>
-        </w:tc>
-        <w:tc>
-          <w:tcPr/>
-          <w:p>
-            <w:pPr>
-              <w:pStyle w:val="Compact"/>
-            </w:pPr>
-            <w:r>
-              <w:t xml:space="preserve">0.955</w:t>
-            </w:r>
-          </w:p>
-        </w:tc>
-        <w:tc>
-          <w:tcPr/>
-          <w:p>
-            <w:pPr>
-              <w:pStyle w:val="Compact"/>
-            </w:pPr>
-            <w:r>
-              <w:t xml:space="preserve">0.895</w:t>
-            </w:r>
-          </w:p>
-        </w:tc>
-        <w:tc>
-          <w:tcPr/>
-          <w:p>
-            <w:pPr>
-              <w:pStyle w:val="Compact"/>
-            </w:pPr>
-            <w:r>
-              <w:t xml:space="preserve">[0.870, 0.915]</w:t>
+              <w:t xml:space="preserve">GABA_A</w:t>
+            </w:r>
+          </w:p>
+        </w:tc>
+        <w:tc>
+          <w:tcPr/>
+          <w:p>
+            <w:pPr>
+              <w:pStyle w:val="Compact"/>
+            </w:pPr>
+            <w:r>
+              <w:t xml:space="preserve">166</w:t>
+            </w:r>
+          </w:p>
+        </w:tc>
+        <w:tc>
+          <w:tcPr/>
+          <w:p>
+            <w:pPr>
+              <w:pStyle w:val="Compact"/>
+            </w:pPr>
+            <w:r>
+              <w:t xml:space="preserve">35</w:t>
+            </w:r>
+          </w:p>
+        </w:tc>
+        <w:tc>
+          <w:tcPr/>
+          <w:p>
+            <w:pPr>
+              <w:pStyle w:val="Compact"/>
+            </w:pPr>
+            <w:r>
+              <w:t xml:space="preserve">16</w:t>
+            </w:r>
+          </w:p>
+        </w:tc>
+        <w:tc>
+          <w:tcPr/>
+          <w:p>
+            <w:pPr>
+              <w:pStyle w:val="Compact"/>
+            </w:pPr>
+            <w:r>
+              <w:t xml:space="preserve">0.098</w:t>
+            </w:r>
+          </w:p>
+        </w:tc>
+        <w:tc>
+          <w:tcPr/>
+          <w:p>
+            <w:pPr>
+              <w:pStyle w:val="Compact"/>
+            </w:pPr>
+            <w:r>
+              <w:t xml:space="preserve">0.914</w:t>
+            </w:r>
+          </w:p>
+        </w:tc>
+        <w:tc>
+          <w:tcPr/>
+          <w:p>
+            <w:pPr>
+              <w:pStyle w:val="Compact"/>
+            </w:pPr>
+            <w:r>
+              <w:t xml:space="preserve">[0.776, 0.970]</w:t>
             </w:r>
           </w:p>
         </w:tc>
@@ -9528,73 +10078,73 @@
               <w:pStyle w:val="Compact"/>
             </w:pPr>
             <w:r>
-              <w:t xml:space="preserve">OPRM1</w:t>
-            </w:r>
-          </w:p>
-        </w:tc>
-        <w:tc>
-          <w:tcPr/>
-          <w:p>
-            <w:pPr>
-              <w:pStyle w:val="Compact"/>
-            </w:pPr>
-            <w:r>
-              <w:t xml:space="preserve">3,004</w:t>
-            </w:r>
-          </w:p>
-        </w:tc>
-        <w:tc>
-          <w:tcPr/>
-          <w:p>
-            <w:pPr>
-              <w:pStyle w:val="Compact"/>
-            </w:pPr>
-            <w:r>
-              <w:t xml:space="preserve">714</w:t>
-            </w:r>
-          </w:p>
-        </w:tc>
-        <w:tc>
-          <w:tcPr/>
-          <w:p>
-            <w:pPr>
-              <w:pStyle w:val="Compact"/>
-            </w:pPr>
-            <w:r>
-              <w:t xml:space="preserve">303</w:t>
-            </w:r>
-          </w:p>
-        </w:tc>
-        <w:tc>
-          <w:tcPr/>
-          <w:p>
-            <w:pPr>
-              <w:pStyle w:val="Compact"/>
-            </w:pPr>
-            <w:r>
-              <w:t xml:space="preserve">0.838</w:t>
-            </w:r>
-          </w:p>
-        </w:tc>
-        <w:tc>
-          <w:tcPr/>
-          <w:p>
-            <w:pPr>
-              <w:pStyle w:val="Compact"/>
-            </w:pPr>
-            <w:r>
-              <w:t xml:space="preserve">0.895</w:t>
-            </w:r>
-          </w:p>
-        </w:tc>
-        <w:tc>
-          <w:tcPr/>
-          <w:p>
-            <w:pPr>
-              <w:pStyle w:val="Compact"/>
-            </w:pPr>
-            <w:r>
-              <w:t xml:space="preserve">[0.870, 0.915]</w:t>
+              <w:t xml:space="preserve">DAT</w:t>
+            </w:r>
+          </w:p>
+        </w:tc>
+        <w:tc>
+          <w:tcPr/>
+          <w:p>
+            <w:pPr>
+              <w:pStyle w:val="Compact"/>
+            </w:pPr>
+            <w:r>
+              <w:t xml:space="preserve">1,130</w:t>
+            </w:r>
+          </w:p>
+        </w:tc>
+        <w:tc>
+          <w:tcPr/>
+          <w:p>
+            <w:pPr>
+              <w:pStyle w:val="Compact"/>
+            </w:pPr>
+            <w:r>
+              <w:t xml:space="preserve">207</w:t>
+            </w:r>
+          </w:p>
+        </w:tc>
+        <w:tc>
+          <w:tcPr/>
+          <w:p>
+            <w:pPr>
+              <w:pStyle w:val="Compact"/>
+            </w:pPr>
+            <w:r>
+              <w:t xml:space="preserve">93</w:t>
+            </w:r>
+          </w:p>
+        </w:tc>
+        <w:tc>
+          <w:tcPr/>
+          <w:p>
+            <w:pPr>
+              <w:pStyle w:val="Compact"/>
+            </w:pPr>
+            <w:r>
+              <w:t xml:space="preserve">0.315</w:t>
+            </w:r>
+          </w:p>
+        </w:tc>
+        <w:tc>
+          <w:tcPr/>
+          <w:p>
+            <w:pPr>
+              <w:pStyle w:val="Compact"/>
+            </w:pPr>
+            <w:r>
+              <w:t xml:space="preserve">0.903</w:t>
+            </w:r>
+          </w:p>
+        </w:tc>
+        <w:tc>
+          <w:tcPr/>
+          <w:p>
+            <w:pPr>
+              <w:pStyle w:val="Compact"/>
+            </w:pPr>
+            <w:r>
+              <w:t xml:space="preserve">[0.855, 0.937]</w:t>
             </w:r>
           </w:p>
         </w:tc>
@@ -9615,85 +10165,82 @@
               <w:pStyle w:val="Compact"/>
             </w:pPr>
             <w:r>
-              <w:t xml:space="preserve">NLRP3</w:t>
-            </w:r>
-          </w:p>
-        </w:tc>
-        <w:tc>
-          <w:tcPr/>
-          <w:p>
-            <w:pPr>
-              <w:pStyle w:val="Compact"/>
-            </w:pPr>
-            <w:r>
-              <w:t xml:space="preserve">186</w:t>
-            </w:r>
-          </w:p>
-        </w:tc>
-        <w:tc>
-          <w:tcPr/>
-          <w:p>
-            <w:pPr>
-              <w:pStyle w:val="Compact"/>
-            </w:pPr>
-            <w:r>
-              <w:t xml:space="preserve">36</w:t>
-            </w:r>
-          </w:p>
-        </w:tc>
-        <w:tc>
-          <w:tcPr/>
-          <w:p>
-            <w:pPr>
-              <w:pStyle w:val="Compact"/>
-            </w:pPr>
-            <w:r>
-              <w:t xml:space="preserve">27</w:t>
-            </w:r>
-          </w:p>
-        </w:tc>
-        <w:tc>
-          <w:tcPr/>
-          <w:p>
-            <w:pPr>
-              <w:pStyle w:val="Compact"/>
-            </w:pPr>
-            <w:r>
-              <w:t xml:space="preserve">0.053</w:t>
-            </w:r>
-          </w:p>
-        </w:tc>
-        <w:tc>
-          <w:tcPr/>
-          <w:p>
-            <w:pPr>
-              <w:pStyle w:val="Compact"/>
-            </w:pPr>
-            <w:r>
-              <w:t xml:space="preserve">0.889</w:t>
-            </w:r>
-          </w:p>
-        </w:tc>
-        <w:tc>
-          <w:tcPr/>
-          <w:p>
-            <w:pPr>
-              <w:pStyle w:val="Compact"/>
-            </w:pPr>
-            <w:r>
-              <w:t xml:space="preserve">[0.747, 0.956]</w:t>
-            </w:r>
-          </w:p>
-        </w:tc>
-        <w:tc>
-          <w:tcPr/>
-          <w:p>
-            <w:pPr>
-              <w:pStyle w:val="Compact"/>
-            </w:pPr>
-            <w:r>
-              <w:t xml:space="preserve">excluded</w:t>
-            </w:r>
+              <w:t xml:space="preserve">PDE10A</w:t>
+            </w:r>
+          </w:p>
+        </w:tc>
+        <w:tc>
+          <w:tcPr/>
+          <w:p>
+            <w:pPr>
+              <w:pStyle w:val="Compact"/>
+            </w:pPr>
+            <w:r>
+              <w:t xml:space="preserve">3,141</w:t>
+            </w:r>
+          </w:p>
+        </w:tc>
+        <w:tc>
+          <w:tcPr/>
+          <w:p>
+            <w:pPr>
+              <w:pStyle w:val="Compact"/>
+            </w:pPr>
+            <w:r>
+              <w:t xml:space="preserve">943</w:t>
+            </w:r>
+          </w:p>
+        </w:tc>
+        <w:tc>
+          <w:tcPr/>
+          <w:p>
+            <w:pPr>
+              <w:pStyle w:val="Compact"/>
+            </w:pPr>
+            <w:r>
+              <w:t xml:space="preserve">326</w:t>
+            </w:r>
+          </w:p>
+        </w:tc>
+        <w:tc>
+          <w:tcPr/>
+          <w:p>
+            <w:pPr>
+              <w:pStyle w:val="Compact"/>
+            </w:pPr>
+            <w:r>
+              <w:t xml:space="preserve">0.979</w:t>
+            </w:r>
+          </w:p>
+        </w:tc>
+        <w:tc>
+          <w:tcPr/>
+          <w:p>
+            <w:pPr>
+              <w:pStyle w:val="Compact"/>
+            </w:pPr>
+            <w:r>
+              <w:t xml:space="preserve">0.902</w:t>
+            </w:r>
+          </w:p>
+        </w:tc>
+        <w:tc>
+          <w:tcPr/>
+          <w:p>
+            <w:pPr>
+              <w:pStyle w:val="Compact"/>
+            </w:pPr>
+            <w:r>
+              <w:t xml:space="preserve">[0.882, 0.920]</w:t>
+            </w:r>
+          </w:p>
+        </w:tc>
+        <w:tc>
+          <w:tcPr/>
+          <w:p>
+            <w:pPr>
+              <w:pStyle w:val="Compact"/>
+            </w:pPr>
           </w:p>
         </w:tc>
       </w:tr>
@@ -9705,73 +10252,73 @@
               <w:pStyle w:val="Compact"/>
             </w:pPr>
             <w:r>
-              <w:t xml:space="preserve">PDE10A</w:t>
-            </w:r>
-          </w:p>
-        </w:tc>
-        <w:tc>
-          <w:tcPr/>
-          <w:p>
-            <w:pPr>
-              <w:pStyle w:val="Compact"/>
-            </w:pPr>
-            <w:r>
-              <w:t xml:space="preserve">3,212</w:t>
-            </w:r>
-          </w:p>
-        </w:tc>
-        <w:tc>
-          <w:tcPr/>
-          <w:p>
-            <w:pPr>
-              <w:pStyle w:val="Compact"/>
-            </w:pPr>
-            <w:r>
-              <w:t xml:space="preserve">872</w:t>
-            </w:r>
-          </w:p>
-        </w:tc>
-        <w:tc>
-          <w:tcPr/>
-          <w:p>
-            <w:pPr>
-              <w:pStyle w:val="Compact"/>
-            </w:pPr>
-            <w:r>
-              <w:t xml:space="preserve">326</w:t>
-            </w:r>
-          </w:p>
-        </w:tc>
-        <w:tc>
-          <w:tcPr/>
-          <w:p>
-            <w:pPr>
-              <w:pStyle w:val="Compact"/>
-            </w:pPr>
-            <w:r>
-              <w:t xml:space="preserve">0.980</w:t>
-            </w:r>
-          </w:p>
-        </w:tc>
-        <w:tc>
-          <w:tcPr/>
-          <w:p>
-            <w:pPr>
-              <w:pStyle w:val="Compact"/>
-            </w:pPr>
-            <w:r>
-              <w:t xml:space="preserve">0.877</w:t>
-            </w:r>
-          </w:p>
-        </w:tc>
-        <w:tc>
-          <w:tcPr/>
-          <w:p>
-            <w:pPr>
-              <w:pStyle w:val="Compact"/>
-            </w:pPr>
-            <w:r>
-              <w:t xml:space="preserve">[0.854, 0.897]</w:t>
+              <w:t xml:space="preserve">SERT</w:t>
+            </w:r>
+          </w:p>
+        </w:tc>
+        <w:tc>
+          <w:tcPr/>
+          <w:p>
+            <w:pPr>
+              <w:pStyle w:val="Compact"/>
+            </w:pPr>
+            <w:r>
+              <w:t xml:space="preserve">2,423</w:t>
+            </w:r>
+          </w:p>
+        </w:tc>
+        <w:tc>
+          <w:tcPr/>
+          <w:p>
+            <w:pPr>
+              <w:pStyle w:val="Compact"/>
+            </w:pPr>
+            <w:r>
+              <w:t xml:space="preserve">548</w:t>
+            </w:r>
+          </w:p>
+        </w:tc>
+        <w:tc>
+          <w:tcPr/>
+          <w:p>
+            <w:pPr>
+              <w:pStyle w:val="Compact"/>
+            </w:pPr>
+            <w:r>
+              <w:t xml:space="preserve">185</w:t>
+            </w:r>
+          </w:p>
+        </w:tc>
+        <w:tc>
+          <w:tcPr/>
+          <w:p>
+            <w:pPr>
+              <w:pStyle w:val="Compact"/>
+            </w:pPr>
+            <w:r>
+              <w:t xml:space="preserve">0.560</w:t>
+            </w:r>
+          </w:p>
+        </w:tc>
+        <w:tc>
+          <w:tcPr/>
+          <w:p>
+            <w:pPr>
+              <w:pStyle w:val="Compact"/>
+            </w:pPr>
+            <w:r>
+              <w:t xml:space="preserve">0.901</w:t>
+            </w:r>
+          </w:p>
+        </w:tc>
+        <w:tc>
+          <w:tcPr/>
+          <w:p>
+            <w:pPr>
+              <w:pStyle w:val="Compact"/>
+            </w:pPr>
+            <w:r>
+              <w:t xml:space="preserve">[0.874, 0.924]</w:t>
             </w:r>
           </w:p>
         </w:tc>
@@ -9792,73 +10339,73 @@
               <w:pStyle w:val="Compact"/>
             </w:pPr>
             <w:r>
-              <w:t xml:space="preserve">SERT</w:t>
-            </w:r>
-          </w:p>
-        </w:tc>
-        <w:tc>
-          <w:tcPr/>
-          <w:p>
-            <w:pPr>
-              <w:pStyle w:val="Compact"/>
-            </w:pPr>
-            <w:r>
-              <w:t xml:space="preserve">2,293</w:t>
-            </w:r>
-          </w:p>
-        </w:tc>
-        <w:tc>
-          <w:tcPr/>
-          <w:p>
-            <w:pPr>
-              <w:pStyle w:val="Compact"/>
-            </w:pPr>
-            <w:r>
-              <w:t xml:space="preserve">735</w:t>
-            </w:r>
-          </w:p>
-        </w:tc>
-        <w:tc>
-          <w:tcPr/>
-          <w:p>
-            <w:pPr>
-              <w:pStyle w:val="Compact"/>
-            </w:pPr>
-            <w:r>
-              <w:t xml:space="preserve">190</w:t>
-            </w:r>
-          </w:p>
-        </w:tc>
-        <w:tc>
-          <w:tcPr/>
-          <w:p>
-            <w:pPr>
-              <w:pStyle w:val="Compact"/>
-            </w:pPr>
-            <w:r>
-              <w:t xml:space="preserve">0.573</w:t>
-            </w:r>
-          </w:p>
-        </w:tc>
-        <w:tc>
-          <w:tcPr/>
-          <w:p>
-            <w:pPr>
-              <w:pStyle w:val="Compact"/>
-            </w:pPr>
-            <w:r>
-              <w:t xml:space="preserve">0.861</w:t>
-            </w:r>
-          </w:p>
-        </w:tc>
-        <w:tc>
-          <w:tcPr/>
-          <w:p>
-            <w:pPr>
-              <w:pStyle w:val="Compact"/>
-            </w:pPr>
-            <w:r>
-              <w:t xml:space="preserve">[0.834, 0.884]</w:t>
+              <w:t xml:space="preserve">Nav1_5</w:t>
+            </w:r>
+          </w:p>
+        </w:tc>
+        <w:tc>
+          <w:tcPr/>
+          <w:p>
+            <w:pPr>
+              <w:pStyle w:val="Compact"/>
+            </w:pPr>
+            <w:r>
+              <w:t xml:space="preserve">194</w:t>
+            </w:r>
+          </w:p>
+        </w:tc>
+        <w:tc>
+          <w:tcPr/>
+          <w:p>
+            <w:pPr>
+              <w:pStyle w:val="Compact"/>
+            </w:pPr>
+            <w:r>
+              <w:t xml:space="preserve">48</w:t>
+            </w:r>
+          </w:p>
+        </w:tc>
+        <w:tc>
+          <w:tcPr/>
+          <w:p>
+            <w:pPr>
+              <w:pStyle w:val="Compact"/>
+            </w:pPr>
+            <w:r>
+              <w:t xml:space="preserve">27</w:t>
+            </w:r>
+          </w:p>
+        </w:tc>
+        <w:tc>
+          <w:tcPr/>
+          <w:p>
+            <w:pPr>
+              <w:pStyle w:val="Compact"/>
+            </w:pPr>
+            <w:r>
+              <w:t xml:space="preserve">0.367</w:t>
+            </w:r>
+          </w:p>
+        </w:tc>
+        <w:tc>
+          <w:tcPr/>
+          <w:p>
+            <w:pPr>
+              <w:pStyle w:val="Compact"/>
+            </w:pPr>
+            <w:r>
+              <w:t xml:space="preserve">0.875</w:t>
+            </w:r>
+          </w:p>
+        </w:tc>
+        <w:tc>
+          <w:tcPr/>
+          <w:p>
+            <w:pPr>
+              <w:pStyle w:val="Compact"/>
+            </w:pPr>
+            <w:r>
+              <w:t xml:space="preserve">[0.753, 0.941]</w:t>
             </w:r>
           </w:p>
         </w:tc>
@@ -9879,73 +10426,73 @@
               <w:pStyle w:val="Compact"/>
             </w:pPr>
             <w:r>
-              <w:t xml:space="preserve">HT6</w:t>
-            </w:r>
-          </w:p>
-        </w:tc>
-        <w:tc>
-          <w:tcPr/>
-          <w:p>
-            <w:pPr>
-              <w:pStyle w:val="Compact"/>
-            </w:pPr>
-            <w:r>
-              <w:t xml:space="preserve">2,023</w:t>
-            </w:r>
-          </w:p>
-        </w:tc>
-        <w:tc>
-          <w:tcPr/>
-          <w:p>
-            <w:pPr>
-              <w:pStyle w:val="Compact"/>
-            </w:pPr>
-            <w:r>
-              <w:t xml:space="preserve">718</w:t>
-            </w:r>
-          </w:p>
-        </w:tc>
-        <w:tc>
-          <w:tcPr/>
-          <w:p>
-            <w:pPr>
-              <w:pStyle w:val="Compact"/>
-            </w:pPr>
-            <w:r>
-              <w:t xml:space="preserve">167</w:t>
-            </w:r>
-          </w:p>
-        </w:tc>
-        <w:tc>
-          <w:tcPr/>
-          <w:p>
-            <w:pPr>
-              <w:pStyle w:val="Compact"/>
-            </w:pPr>
-            <w:r>
-              <w:t xml:space="preserve">0.961</w:t>
-            </w:r>
-          </w:p>
-        </w:tc>
-        <w:tc>
-          <w:tcPr/>
-          <w:p>
-            <w:pPr>
-              <w:pStyle w:val="Compact"/>
-            </w:pPr>
-            <w:r>
-              <w:t xml:space="preserve">0.858</w:t>
-            </w:r>
-          </w:p>
-        </w:tc>
-        <w:tc>
-          <w:tcPr/>
-          <w:p>
-            <w:pPr>
-              <w:pStyle w:val="Compact"/>
-            </w:pPr>
-            <w:r>
-              <w:t xml:space="preserve">[0.830, 0.882]</w:t>
+              <w:t xml:space="preserve">NLRP3</w:t>
+            </w:r>
+          </w:p>
+        </w:tc>
+        <w:tc>
+          <w:tcPr/>
+          <w:p>
+            <w:pPr>
+              <w:pStyle w:val="Compact"/>
+            </w:pPr>
+            <w:r>
+              <w:t xml:space="preserve">176</w:t>
+            </w:r>
+          </w:p>
+        </w:tc>
+        <w:tc>
+          <w:tcPr/>
+          <w:p>
+            <w:pPr>
+              <w:pStyle w:val="Compact"/>
+            </w:pPr>
+            <w:r>
+              <w:t xml:space="preserve">46</w:t>
+            </w:r>
+          </w:p>
+        </w:tc>
+        <w:tc>
+          <w:tcPr/>
+          <w:p>
+            <w:pPr>
+              <w:pStyle w:val="Compact"/>
+            </w:pPr>
+            <w:r>
+              <w:t xml:space="preserve">27</w:t>
+            </w:r>
+          </w:p>
+        </w:tc>
+        <w:tc>
+          <w:tcPr/>
+          <w:p>
+            <w:pPr>
+              <w:pStyle w:val="Compact"/>
+            </w:pPr>
+            <w:r>
+              <w:t xml:space="preserve">0.953</w:t>
+            </w:r>
+          </w:p>
+        </w:tc>
+        <w:tc>
+          <w:tcPr/>
+          <w:p>
+            <w:pPr>
+              <w:pStyle w:val="Compact"/>
+            </w:pPr>
+            <w:r>
+              <w:t xml:space="preserve">0.870</w:t>
+            </w:r>
+          </w:p>
+        </w:tc>
+        <w:tc>
+          <w:tcPr/>
+          <w:p>
+            <w:pPr>
+              <w:pStyle w:val="Compact"/>
+            </w:pPr>
+            <w:r>
+              <w:t xml:space="preserve">[0.743, 0.939]</w:t>
             </w:r>
           </w:p>
         </w:tc>
@@ -9966,73 +10513,73 @@
               <w:pStyle w:val="Compact"/>
             </w:pPr>
             <w:r>
-              <w:t xml:space="preserve">CSF1R</w:t>
-            </w:r>
-          </w:p>
-        </w:tc>
-        <w:tc>
-          <w:tcPr/>
-          <w:p>
-            <w:pPr>
-              <w:pStyle w:val="Compact"/>
-            </w:pPr>
-            <w:r>
-              <w:t xml:space="preserve">1,543</w:t>
-            </w:r>
-          </w:p>
-        </w:tc>
-        <w:tc>
-          <w:tcPr/>
-          <w:p>
-            <w:pPr>
-              <w:pStyle w:val="Compact"/>
-            </w:pPr>
-            <w:r>
-              <w:t xml:space="preserve">241</w:t>
-            </w:r>
-          </w:p>
-        </w:tc>
-        <w:tc>
-          <w:tcPr/>
-          <w:p>
-            <w:pPr>
-              <w:pStyle w:val="Compact"/>
-            </w:pPr>
-            <w:r>
-              <w:t xml:space="preserve">152</w:t>
-            </w:r>
-          </w:p>
-        </w:tc>
-        <w:tc>
-          <w:tcPr/>
-          <w:p>
-            <w:pPr>
-              <w:pStyle w:val="Compact"/>
-            </w:pPr>
-            <w:r>
-              <w:t xml:space="preserve">0.726</w:t>
-            </w:r>
-          </w:p>
-        </w:tc>
-        <w:tc>
-          <w:tcPr/>
-          <w:p>
-            <w:pPr>
-              <w:pStyle w:val="Compact"/>
-            </w:pPr>
-            <w:r>
-              <w:t xml:space="preserve">0.846</w:t>
-            </w:r>
-          </w:p>
-        </w:tc>
-        <w:tc>
-          <w:tcPr/>
-          <w:p>
-            <w:pPr>
-              <w:pStyle w:val="Compact"/>
-            </w:pPr>
-            <w:r>
-              <w:t xml:space="preserve">[0.796, 0.887]</w:t>
+              <w:t xml:space="preserve">OPRM1</w:t>
+            </w:r>
+          </w:p>
+        </w:tc>
+        <w:tc>
+          <w:tcPr/>
+          <w:p>
+            <w:pPr>
+              <w:pStyle w:val="Compact"/>
+            </w:pPr>
+            <w:r>
+              <w:t xml:space="preserve">2,931</w:t>
+            </w:r>
+          </w:p>
+        </w:tc>
+        <w:tc>
+          <w:tcPr/>
+          <w:p>
+            <w:pPr>
+              <w:pStyle w:val="Compact"/>
+            </w:pPr>
+            <w:r>
+              <w:t xml:space="preserve">787</w:t>
+            </w:r>
+          </w:p>
+        </w:tc>
+        <w:tc>
+          <w:tcPr/>
+          <w:p>
+            <w:pPr>
+              <w:pStyle w:val="Compact"/>
+            </w:pPr>
+            <w:r>
+              <w:t xml:space="preserve">302</w:t>
+            </w:r>
+          </w:p>
+        </w:tc>
+        <w:tc>
+          <w:tcPr/>
+          <w:p>
+            <w:pPr>
+              <w:pStyle w:val="Compact"/>
+            </w:pPr>
+            <w:r>
+              <w:t xml:space="preserve">0.842</w:t>
+            </w:r>
+          </w:p>
+        </w:tc>
+        <w:tc>
+          <w:tcPr/>
+          <w:p>
+            <w:pPr>
+              <w:pStyle w:val="Compact"/>
+            </w:pPr>
+            <w:r>
+              <w:t xml:space="preserve">0.859</w:t>
+            </w:r>
+          </w:p>
+        </w:tc>
+        <w:tc>
+          <w:tcPr/>
+          <w:p>
+            <w:pPr>
+              <w:pStyle w:val="Compact"/>
+            </w:pPr>
+            <w:r>
+              <w:t xml:space="preserve">[0.833, 0.882]</w:t>
             </w:r>
           </w:p>
         </w:tc>
@@ -10053,73 +10600,73 @@
               <w:pStyle w:val="Compact"/>
             </w:pPr>
             <w:r>
-              <w:t xml:space="preserve">D3</w:t>
-            </w:r>
-          </w:p>
-        </w:tc>
-        <w:tc>
-          <w:tcPr/>
-          <w:p>
-            <w:pPr>
-              <w:pStyle w:val="Compact"/>
-            </w:pPr>
-            <w:r>
-              <w:t xml:space="preserve">3,337</w:t>
-            </w:r>
-          </w:p>
-        </w:tc>
-        <w:tc>
-          <w:tcPr/>
-          <w:p>
-            <w:pPr>
-              <w:pStyle w:val="Compact"/>
-            </w:pPr>
-            <w:r>
-              <w:t xml:space="preserve">790</w:t>
-            </w:r>
-          </w:p>
-        </w:tc>
-        <w:tc>
-          <w:tcPr/>
-          <w:p>
-            <w:pPr>
-              <w:pStyle w:val="Compact"/>
-            </w:pPr>
-            <w:r>
-              <w:t xml:space="preserve">351</w:t>
-            </w:r>
-          </w:p>
-        </w:tc>
-        <w:tc>
-          <w:tcPr/>
-          <w:p>
-            <w:pPr>
-              <w:pStyle w:val="Compact"/>
-            </w:pPr>
-            <w:r>
-              <w:t xml:space="preserve">0.980</w:t>
-            </w:r>
-          </w:p>
-        </w:tc>
-        <w:tc>
-          <w:tcPr/>
-          <w:p>
-            <w:pPr>
-              <w:pStyle w:val="Compact"/>
-            </w:pPr>
-            <w:r>
-              <w:t xml:space="preserve">0.846</w:t>
-            </w:r>
-          </w:p>
-        </w:tc>
-        <w:tc>
-          <w:tcPr/>
-          <w:p>
-            <w:pPr>
-              <w:pStyle w:val="Compact"/>
-            </w:pPr>
-            <w:r>
-              <w:t xml:space="preserve">[0.819, 0.869]</w:t>
+              <w:t xml:space="preserve">HT6</w:t>
+            </w:r>
+          </w:p>
+        </w:tc>
+        <w:tc>
+          <w:tcPr/>
+          <w:p>
+            <w:pPr>
+              <w:pStyle w:val="Compact"/>
+            </w:pPr>
+            <w:r>
+              <w:t xml:space="preserve">2,023</w:t>
+            </w:r>
+          </w:p>
+        </w:tc>
+        <w:tc>
+          <w:tcPr/>
+          <w:p>
+            <w:pPr>
+              <w:pStyle w:val="Compact"/>
+            </w:pPr>
+            <w:r>
+              <w:t xml:space="preserve">718</w:t>
+            </w:r>
+          </w:p>
+        </w:tc>
+        <w:tc>
+          <w:tcPr/>
+          <w:p>
+            <w:pPr>
+              <w:pStyle w:val="Compact"/>
+            </w:pPr>
+            <w:r>
+              <w:t xml:space="preserve">167</w:t>
+            </w:r>
+          </w:p>
+        </w:tc>
+        <w:tc>
+          <w:tcPr/>
+          <w:p>
+            <w:pPr>
+              <w:pStyle w:val="Compact"/>
+            </w:pPr>
+            <w:r>
+              <w:t xml:space="preserve">0.961</w:t>
+            </w:r>
+          </w:p>
+        </w:tc>
+        <w:tc>
+          <w:tcPr/>
+          <w:p>
+            <w:pPr>
+              <w:pStyle w:val="Compact"/>
+            </w:pPr>
+            <w:r>
+              <w:t xml:space="preserve">0.858</w:t>
+            </w:r>
+          </w:p>
+        </w:tc>
+        <w:tc>
+          <w:tcPr/>
+          <w:p>
+            <w:pPr>
+              <w:pStyle w:val="Compact"/>
+            </w:pPr>
+            <w:r>
+              <w:t xml:space="preserve">[0.830, 0.882]</w:t>
             </w:r>
           </w:p>
         </w:tc>
@@ -10140,73 +10687,73 @@
               <w:pStyle w:val="Compact"/>
             </w:pPr>
             <w:r>
-              <w:t xml:space="preserve">Nav1_1</w:t>
-            </w:r>
-          </w:p>
-        </w:tc>
-        <w:tc>
-          <w:tcPr/>
-          <w:p>
-            <w:pPr>
-              <w:pStyle w:val="Compact"/>
-            </w:pPr>
-            <w:r>
-              <w:t xml:space="preserve">40</w:t>
-            </w:r>
-          </w:p>
-        </w:tc>
-        <w:tc>
-          <w:tcPr/>
-          <w:p>
-            <w:pPr>
-              <w:pStyle w:val="Compact"/>
-            </w:pPr>
-            <w:r>
-              <w:t xml:space="preserve">25</w:t>
-            </w:r>
-          </w:p>
-        </w:tc>
-        <w:tc>
-          <w:tcPr/>
-          <w:p>
-            <w:pPr>
-              <w:pStyle w:val="Compact"/>
-            </w:pPr>
-            <w:r>
-              <w:t xml:space="preserve">9</w:t>
-            </w:r>
-          </w:p>
-        </w:tc>
-        <w:tc>
-          <w:tcPr/>
-          <w:p>
-            <w:pPr>
-              <w:pStyle w:val="Compact"/>
-            </w:pPr>
-            <w:r>
-              <w:t xml:space="preserve">0.325</w:t>
-            </w:r>
-          </w:p>
-        </w:tc>
-        <w:tc>
-          <w:tcPr/>
-          <w:p>
-            <w:pPr>
-              <w:pStyle w:val="Compact"/>
-            </w:pPr>
-            <w:r>
-              <w:t xml:space="preserve">0.840</w:t>
-            </w:r>
-          </w:p>
-        </w:tc>
-        <w:tc>
-          <w:tcPr/>
-          <w:p>
-            <w:pPr>
-              <w:pStyle w:val="Compact"/>
-            </w:pPr>
-            <w:r>
-              <w:t xml:space="preserve">[0.653, 0.936]</w:t>
+              <w:t xml:space="preserve">a7nAChR</w:t>
+            </w:r>
+          </w:p>
+        </w:tc>
+        <w:tc>
+          <w:tcPr/>
+          <w:p>
+            <w:pPr>
+              <w:pStyle w:val="Compact"/>
+            </w:pPr>
+            <w:r>
+              <w:t xml:space="preserve">266</w:t>
+            </w:r>
+          </w:p>
+        </w:tc>
+        <w:tc>
+          <w:tcPr/>
+          <w:p>
+            <w:pPr>
+              <w:pStyle w:val="Compact"/>
+            </w:pPr>
+            <w:r>
+              <w:t xml:space="preserve">71</w:t>
+            </w:r>
+          </w:p>
+        </w:tc>
+        <w:tc>
+          <w:tcPr/>
+          <w:p>
+            <w:pPr>
+              <w:pStyle w:val="Compact"/>
+            </w:pPr>
+            <w:r>
+              <w:t xml:space="preserve">35</w:t>
+            </w:r>
+          </w:p>
+        </w:tc>
+        <w:tc>
+          <w:tcPr/>
+          <w:p>
+            <w:pPr>
+              <w:pStyle w:val="Compact"/>
+            </w:pPr>
+            <w:r>
+              <w:t xml:space="preserve">0.494</w:t>
+            </w:r>
+          </w:p>
+        </w:tc>
+        <w:tc>
+          <w:tcPr/>
+          <w:p>
+            <w:pPr>
+              <w:pStyle w:val="Compact"/>
+            </w:pPr>
+            <w:r>
+              <w:t xml:space="preserve">0.845</w:t>
+            </w:r>
+          </w:p>
+        </w:tc>
+        <w:tc>
+          <w:tcPr/>
+          <w:p>
+            <w:pPr>
+              <w:pStyle w:val="Compact"/>
+            </w:pPr>
+            <w:r>
+              <w:t xml:space="preserve">[0.743, 0.911]</w:t>
             </w:r>
           </w:p>
         </w:tc>
@@ -10227,73 +10774,73 @@
               <w:pStyle w:val="Compact"/>
             </w:pPr>
             <w:r>
-              <w:t xml:space="preserve">OPRK1</w:t>
-            </w:r>
-          </w:p>
-        </w:tc>
-        <w:tc>
-          <w:tcPr/>
-          <w:p>
-            <w:pPr>
-              <w:pStyle w:val="Compact"/>
-            </w:pPr>
-            <w:r>
-              <w:t xml:space="preserve">2,497</w:t>
-            </w:r>
-          </w:p>
-        </w:tc>
-        <w:tc>
-          <w:tcPr/>
-          <w:p>
-            <w:pPr>
-              <w:pStyle w:val="Compact"/>
-            </w:pPr>
-            <w:r>
-              <w:t xml:space="preserve">562</w:t>
-            </w:r>
-          </w:p>
-        </w:tc>
-        <w:tc>
-          <w:tcPr/>
-          <w:p>
-            <w:pPr>
-              <w:pStyle w:val="Compact"/>
-            </w:pPr>
-            <w:r>
-              <w:t xml:space="preserve">235</w:t>
-            </w:r>
-          </w:p>
-        </w:tc>
-        <w:tc>
-          <w:tcPr/>
-          <w:p>
-            <w:pPr>
-              <w:pStyle w:val="Compact"/>
-            </w:pPr>
-            <w:r>
-              <w:t xml:space="preserve">0.948</w:t>
-            </w:r>
-          </w:p>
-        </w:tc>
-        <w:tc>
-          <w:tcPr/>
-          <w:p>
-            <w:pPr>
-              <w:pStyle w:val="Compact"/>
-            </w:pPr>
-            <w:r>
-              <w:t xml:space="preserve">0.838</w:t>
-            </w:r>
-          </w:p>
-        </w:tc>
-        <w:tc>
-          <w:tcPr/>
-          <w:p>
-            <w:pPr>
-              <w:pStyle w:val="Compact"/>
-            </w:pPr>
-            <w:r>
-              <w:t xml:space="preserve">[0.805, 0.866]</w:t>
+              <w:t xml:space="preserve">Nav1_7</w:t>
+            </w:r>
+          </w:p>
+        </w:tc>
+        <w:tc>
+          <w:tcPr/>
+          <w:p>
+            <w:pPr>
+              <w:pStyle w:val="Compact"/>
+            </w:pPr>
+            <w:r>
+              <w:t xml:space="preserve">2,172</w:t>
+            </w:r>
+          </w:p>
+        </w:tc>
+        <w:tc>
+          <w:tcPr/>
+          <w:p>
+            <w:pPr>
+              <w:pStyle w:val="Compact"/>
+            </w:pPr>
+            <w:r>
+              <w:t xml:space="preserve">572</w:t>
+            </w:r>
+          </w:p>
+        </w:tc>
+        <w:tc>
+          <w:tcPr/>
+          <w:p>
+            <w:pPr>
+              <w:pStyle w:val="Compact"/>
+            </w:pPr>
+            <w:r>
+              <w:t xml:space="preserve">179</w:t>
+            </w:r>
+          </w:p>
+        </w:tc>
+        <w:tc>
+          <w:tcPr/>
+          <w:p>
+            <w:pPr>
+              <w:pStyle w:val="Compact"/>
+            </w:pPr>
+            <w:r>
+              <w:t xml:space="preserve">0.957</w:t>
+            </w:r>
+          </w:p>
+        </w:tc>
+        <w:tc>
+          <w:tcPr/>
+          <w:p>
+            <w:pPr>
+              <w:pStyle w:val="Compact"/>
+            </w:pPr>
+            <w:r>
+              <w:t xml:space="preserve">0.844</w:t>
+            </w:r>
+          </w:p>
+        </w:tc>
+        <w:tc>
+          <w:tcPr/>
+          <w:p>
+            <w:pPr>
+              <w:pStyle w:val="Compact"/>
+            </w:pPr>
+            <w:r>
+              <w:t xml:space="preserve">[0.812, 0.872]</w:t>
             </w:r>
           </w:p>
         </w:tc>
@@ -10314,73 +10861,73 @@
               <w:pStyle w:val="Compact"/>
             </w:pPr>
             <w:r>
-              <w:t xml:space="preserve">HDAC1</w:t>
-            </w:r>
-          </w:p>
-        </w:tc>
-        <w:tc>
-          <w:tcPr/>
-          <w:p>
-            <w:pPr>
-              <w:pStyle w:val="Compact"/>
-            </w:pPr>
-            <w:r>
-              <w:t xml:space="preserve">2,414</w:t>
-            </w:r>
-          </w:p>
-        </w:tc>
-        <w:tc>
-          <w:tcPr/>
-          <w:p>
-            <w:pPr>
-              <w:pStyle w:val="Compact"/>
-            </w:pPr>
-            <w:r>
-              <w:t xml:space="preserve">641</w:t>
-            </w:r>
-          </w:p>
-        </w:tc>
-        <w:tc>
-          <w:tcPr/>
-          <w:p>
-            <w:pPr>
-              <w:pStyle w:val="Compact"/>
-            </w:pPr>
-            <w:r>
-              <w:t xml:space="preserve">292</w:t>
-            </w:r>
-          </w:p>
-        </w:tc>
-        <w:tc>
-          <w:tcPr/>
-          <w:p>
-            <w:pPr>
-              <w:pStyle w:val="Compact"/>
-            </w:pPr>
-            <w:r>
-              <w:t xml:space="preserve">0.900</w:t>
-            </w:r>
-          </w:p>
-        </w:tc>
-        <w:tc>
-          <w:tcPr/>
-          <w:p>
-            <w:pPr>
-              <w:pStyle w:val="Compact"/>
-            </w:pPr>
-            <w:r>
-              <w:t xml:space="preserve">0.836</w:t>
-            </w:r>
-          </w:p>
-        </w:tc>
-        <w:tc>
-          <w:tcPr/>
-          <w:p>
-            <w:pPr>
-              <w:pStyle w:val="Compact"/>
-            </w:pPr>
-            <w:r>
-              <w:t xml:space="preserve">[0.806, 0.863]</w:t>
+              <w:t xml:space="preserve">D3</w:t>
+            </w:r>
+          </w:p>
+        </w:tc>
+        <w:tc>
+          <w:tcPr/>
+          <w:p>
+            <w:pPr>
+              <w:pStyle w:val="Compact"/>
+            </w:pPr>
+            <w:r>
+              <w:t xml:space="preserve">3,283</w:t>
+            </w:r>
+          </w:p>
+        </w:tc>
+        <w:tc>
+          <w:tcPr/>
+          <w:p>
+            <w:pPr>
+              <w:pStyle w:val="Compact"/>
+            </w:pPr>
+            <w:r>
+              <w:t xml:space="preserve">844</w:t>
+            </w:r>
+          </w:p>
+        </w:tc>
+        <w:tc>
+          <w:tcPr/>
+          <w:p>
+            <w:pPr>
+              <w:pStyle w:val="Compact"/>
+            </w:pPr>
+            <w:r>
+              <w:t xml:space="preserve">351</w:t>
+            </w:r>
+          </w:p>
+        </w:tc>
+        <w:tc>
+          <w:tcPr/>
+          <w:p>
+            <w:pPr>
+              <w:pStyle w:val="Compact"/>
+            </w:pPr>
+            <w:r>
+              <w:t xml:space="preserve">0.965</w:t>
+            </w:r>
+          </w:p>
+        </w:tc>
+        <w:tc>
+          <w:tcPr/>
+          <w:p>
+            <w:pPr>
+              <w:pStyle w:val="Compact"/>
+            </w:pPr>
+            <w:r>
+              <w:t xml:space="preserve">0.842</w:t>
+            </w:r>
+          </w:p>
+        </w:tc>
+        <w:tc>
+          <w:tcPr/>
+          <w:p>
+            <w:pPr>
+              <w:pStyle w:val="Compact"/>
+            </w:pPr>
+            <w:r>
+              <w:t xml:space="preserve">[0.816, 0.865]</w:t>
             </w:r>
           </w:p>
         </w:tc>
@@ -10401,73 +10948,73 @@
               <w:pStyle w:val="Compact"/>
             </w:pPr>
             <w:r>
-              <w:t xml:space="preserve">CB1</w:t>
-            </w:r>
-          </w:p>
-        </w:tc>
-        <w:tc>
-          <w:tcPr/>
-          <w:p>
-            <w:pPr>
-              <w:pStyle w:val="Compact"/>
-            </w:pPr>
-            <w:r>
-              <w:t xml:space="preserve">2,201</w:t>
-            </w:r>
-          </w:p>
-        </w:tc>
-        <w:tc>
-          <w:tcPr/>
-          <w:p>
-            <w:pPr>
-              <w:pStyle w:val="Compact"/>
-            </w:pPr>
-            <w:r>
-              <w:t xml:space="preserve">479</w:t>
-            </w:r>
-          </w:p>
-        </w:tc>
-        <w:tc>
-          <w:tcPr/>
-          <w:p>
-            <w:pPr>
-              <w:pStyle w:val="Compact"/>
-            </w:pPr>
-            <w:r>
-              <w:t xml:space="preserve">200</w:t>
-            </w:r>
-          </w:p>
-        </w:tc>
-        <w:tc>
-          <w:tcPr/>
-          <w:p>
-            <w:pPr>
-              <w:pStyle w:val="Compact"/>
-            </w:pPr>
-            <w:r>
-              <w:t xml:space="preserve">0.809</w:t>
-            </w:r>
-          </w:p>
-        </w:tc>
-        <w:tc>
-          <w:tcPr/>
-          <w:p>
-            <w:pPr>
-              <w:pStyle w:val="Compact"/>
-            </w:pPr>
-            <w:r>
-              <w:t xml:space="preserve">0.827</w:t>
-            </w:r>
-          </w:p>
-        </w:tc>
-        <w:tc>
-          <w:tcPr/>
-          <w:p>
-            <w:pPr>
-              <w:pStyle w:val="Compact"/>
-            </w:pPr>
-            <w:r>
-              <w:t xml:space="preserve">[0.790, 0.858]</w:t>
+              <w:t xml:space="preserve">HDAC1</w:t>
+            </w:r>
+          </w:p>
+        </w:tc>
+        <w:tc>
+          <w:tcPr/>
+          <w:p>
+            <w:pPr>
+              <w:pStyle w:val="Compact"/>
+            </w:pPr>
+            <w:r>
+              <w:t xml:space="preserve">2,421</w:t>
+            </w:r>
+          </w:p>
+        </w:tc>
+        <w:tc>
+          <w:tcPr/>
+          <w:p>
+            <w:pPr>
+              <w:pStyle w:val="Compact"/>
+            </w:pPr>
+            <w:r>
+              <w:t xml:space="preserve">634</w:t>
+            </w:r>
+          </w:p>
+        </w:tc>
+        <w:tc>
+          <w:tcPr/>
+          <w:p>
+            <w:pPr>
+              <w:pStyle w:val="Compact"/>
+            </w:pPr>
+            <w:r>
+              <w:t xml:space="preserve">292</w:t>
+            </w:r>
+          </w:p>
+        </w:tc>
+        <w:tc>
+          <w:tcPr/>
+          <w:p>
+            <w:pPr>
+              <w:pStyle w:val="Compact"/>
+            </w:pPr>
+            <w:r>
+              <w:t xml:space="preserve">0.905</w:t>
+            </w:r>
+          </w:p>
+        </w:tc>
+        <w:tc>
+          <w:tcPr/>
+          <w:p>
+            <w:pPr>
+              <w:pStyle w:val="Compact"/>
+            </w:pPr>
+            <w:r>
+              <w:t xml:space="preserve">0.841</w:t>
+            </w:r>
+          </w:p>
+        </w:tc>
+        <w:tc>
+          <w:tcPr/>
+          <w:p>
+            <w:pPr>
+              <w:pStyle w:val="Compact"/>
+            </w:pPr>
+            <w:r>
+              <w:t xml:space="preserve">[0.810, 0.867]</w:t>
             </w:r>
           </w:p>
         </w:tc>
@@ -10488,73 +11035,73 @@
               <w:pStyle w:val="Compact"/>
             </w:pPr>
             <w:r>
-              <w:t xml:space="preserve">NET</w:t>
-            </w:r>
-          </w:p>
-        </w:tc>
-        <w:tc>
-          <w:tcPr/>
-          <w:p>
-            <w:pPr>
-              <w:pStyle w:val="Compact"/>
-            </w:pPr>
-            <w:r>
-              <w:t xml:space="preserve">1,307</w:t>
-            </w:r>
-          </w:p>
-        </w:tc>
-        <w:tc>
-          <w:tcPr/>
-          <w:p>
-            <w:pPr>
-              <w:pStyle w:val="Compact"/>
-            </w:pPr>
-            <w:r>
-              <w:t xml:space="preserve">265</w:t>
-            </w:r>
-          </w:p>
-        </w:tc>
-        <w:tc>
-          <w:tcPr/>
-          <w:p>
-            <w:pPr>
-              <w:pStyle w:val="Compact"/>
-            </w:pPr>
-            <w:r>
-              <w:t xml:space="preserve">90</w:t>
-            </w:r>
-          </w:p>
-        </w:tc>
-        <w:tc>
-          <w:tcPr/>
-          <w:p>
-            <w:pPr>
-              <w:pStyle w:val="Compact"/>
-            </w:pPr>
-            <w:r>
-              <w:t xml:space="preserve">0.646</w:t>
-            </w:r>
-          </w:p>
-        </w:tc>
-        <w:tc>
-          <w:tcPr/>
-          <w:p>
-            <w:pPr>
-              <w:pStyle w:val="Compact"/>
-            </w:pPr>
-            <w:r>
-              <w:t xml:space="preserve">0.819</w:t>
-            </w:r>
-          </w:p>
-        </w:tc>
-        <w:tc>
-          <w:tcPr/>
-          <w:p>
-            <w:pPr>
-              <w:pStyle w:val="Compact"/>
-            </w:pPr>
-            <w:r>
-              <w:t xml:space="preserve">[0.768, 0.861]</w:t>
+              <w:t xml:space="preserve">OX1</w:t>
+            </w:r>
+          </w:p>
+        </w:tc>
+        <w:tc>
+          <w:tcPr/>
+          <w:p>
+            <w:pPr>
+              <w:pStyle w:val="Compact"/>
+            </w:pPr>
+            <w:r>
+              <w:t xml:space="preserve">2,736</w:t>
+            </w:r>
+          </w:p>
+        </w:tc>
+        <w:tc>
+          <w:tcPr/>
+          <w:p>
+            <w:pPr>
+              <w:pStyle w:val="Compact"/>
+            </w:pPr>
+            <w:r>
+              <w:t xml:space="preserve">576</w:t>
+            </w:r>
+          </w:p>
+        </w:tc>
+        <w:tc>
+          <w:tcPr/>
+          <w:p>
+            <w:pPr>
+              <w:pStyle w:val="Compact"/>
+            </w:pPr>
+            <w:r>
+              <w:t xml:space="preserve">178</w:t>
+            </w:r>
+          </w:p>
+        </w:tc>
+        <w:tc>
+          <w:tcPr/>
+          <w:p>
+            <w:pPr>
+              <w:pStyle w:val="Compact"/>
+            </w:pPr>
+            <w:r>
+              <w:t xml:space="preserve">0.983</w:t>
+            </w:r>
+          </w:p>
+        </w:tc>
+        <w:tc>
+          <w:tcPr/>
+          <w:p>
+            <w:pPr>
+              <w:pStyle w:val="Compact"/>
+            </w:pPr>
+            <w:r>
+              <w:t xml:space="preserve">0.833</w:t>
+            </w:r>
+          </w:p>
+        </w:tc>
+        <w:tc>
+          <w:tcPr/>
+          <w:p>
+            <w:pPr>
+              <w:pStyle w:val="Compact"/>
+            </w:pPr>
+            <w:r>
+              <w:t xml:space="preserve">[0.801, 0.862]</w:t>
             </w:r>
           </w:p>
         </w:tc>
@@ -10575,73 +11122,73 @@
               <w:pStyle w:val="Compact"/>
             </w:pPr>
             <w:r>
-              <w:t xml:space="preserve">Nav1_7</w:t>
-            </w:r>
-          </w:p>
-        </w:tc>
-        <w:tc>
-          <w:tcPr/>
-          <w:p>
-            <w:pPr>
-              <w:pStyle w:val="Compact"/>
-            </w:pPr>
-            <w:r>
-              <w:t xml:space="preserve">2,250</w:t>
-            </w:r>
-          </w:p>
-        </w:tc>
-        <w:tc>
-          <w:tcPr/>
-          <w:p>
-            <w:pPr>
-              <w:pStyle w:val="Compact"/>
-            </w:pPr>
-            <w:r>
-              <w:t xml:space="preserve">494</w:t>
-            </w:r>
-          </w:p>
-        </w:tc>
-        <w:tc>
-          <w:tcPr/>
-          <w:p>
-            <w:pPr>
-              <w:pStyle w:val="Compact"/>
-            </w:pPr>
-            <w:r>
-              <w:t xml:space="preserve">179</w:t>
-            </w:r>
-          </w:p>
-        </w:tc>
-        <w:tc>
-          <w:tcPr/>
-          <w:p>
-            <w:pPr>
-              <w:pStyle w:val="Compact"/>
-            </w:pPr>
-            <w:r>
-              <w:t xml:space="preserve">0.941</w:t>
-            </w:r>
-          </w:p>
-        </w:tc>
-        <w:tc>
-          <w:tcPr/>
-          <w:p>
-            <w:pPr>
-              <w:pStyle w:val="Compact"/>
-            </w:pPr>
-            <w:r>
-              <w:t xml:space="preserve">0.818</w:t>
-            </w:r>
-          </w:p>
-        </w:tc>
-        <w:tc>
-          <w:tcPr/>
-          <w:p>
-            <w:pPr>
-              <w:pStyle w:val="Compact"/>
-            </w:pPr>
-            <w:r>
-              <w:t xml:space="preserve">[0.781, 0.849]</w:t>
+              <w:t xml:space="preserve">KEAP1</w:t>
+            </w:r>
+          </w:p>
+        </w:tc>
+        <w:tc>
+          <w:tcPr/>
+          <w:p>
+            <w:pPr>
+              <w:pStyle w:val="Compact"/>
+            </w:pPr>
+            <w:r>
+              <w:t xml:space="preserve">105</w:t>
+            </w:r>
+          </w:p>
+        </w:tc>
+        <w:tc>
+          <w:tcPr/>
+          <w:p>
+            <w:pPr>
+              <w:pStyle w:val="Compact"/>
+            </w:pPr>
+            <w:r>
+              <w:t xml:space="preserve">17</w:t>
+            </w:r>
+          </w:p>
+        </w:tc>
+        <w:tc>
+          <w:tcPr/>
+          <w:p>
+            <w:pPr>
+              <w:pStyle w:val="Compact"/>
+            </w:pPr>
+            <w:r>
+              <w:t xml:space="preserve">15</w:t>
+            </w:r>
+          </w:p>
+        </w:tc>
+        <w:tc>
+          <w:tcPr/>
+          <w:p>
+            <w:pPr>
+              <w:pStyle w:val="Compact"/>
+            </w:pPr>
+            <w:r>
+              <w:t xml:space="preserve">0.430</w:t>
+            </w:r>
+          </w:p>
+        </w:tc>
+        <w:tc>
+          <w:tcPr/>
+          <w:p>
+            <w:pPr>
+              <w:pStyle w:val="Compact"/>
+            </w:pPr>
+            <w:r>
+              <w:t xml:space="preserve">0.824</w:t>
+            </w:r>
+          </w:p>
+        </w:tc>
+        <w:tc>
+          <w:tcPr/>
+          <w:p>
+            <w:pPr>
+              <w:pStyle w:val="Compact"/>
+            </w:pPr>
+            <w:r>
+              <w:t xml:space="preserve">[0.590, 0.938]</w:t>
             </w:r>
           </w:p>
         </w:tc>
@@ -10662,73 +11209,73 @@
               <w:pStyle w:val="Compact"/>
             </w:pPr>
             <w:r>
-              <w:t xml:space="preserve">HT1A</w:t>
-            </w:r>
-          </w:p>
-        </w:tc>
-        <w:tc>
-          <w:tcPr/>
-          <w:p>
-            <w:pPr>
-              <w:pStyle w:val="Compact"/>
-            </w:pPr>
-            <w:r>
-              <w:t xml:space="preserve">2,902</w:t>
-            </w:r>
-          </w:p>
-        </w:tc>
-        <w:tc>
-          <w:tcPr/>
-          <w:p>
-            <w:pPr>
-              <w:pStyle w:val="Compact"/>
-            </w:pPr>
-            <w:r>
-              <w:t xml:space="preserve">801</w:t>
-            </w:r>
-          </w:p>
-        </w:tc>
-        <w:tc>
-          <w:tcPr/>
-          <w:p>
-            <w:pPr>
-              <w:pStyle w:val="Compact"/>
-            </w:pPr>
-            <w:r>
-              <w:t xml:space="preserve">327</w:t>
-            </w:r>
-          </w:p>
-        </w:tc>
-        <w:tc>
-          <w:tcPr/>
-          <w:p>
-            <w:pPr>
-              <w:pStyle w:val="Compact"/>
-            </w:pPr>
-            <w:r>
-              <w:t xml:space="preserve">0.980</w:t>
-            </w:r>
-          </w:p>
-        </w:tc>
-        <w:tc>
-          <w:tcPr/>
-          <w:p>
-            <w:pPr>
-              <w:pStyle w:val="Compact"/>
-            </w:pPr>
-            <w:r>
-              <w:t xml:space="preserve">0.814</w:t>
-            </w:r>
-          </w:p>
-        </w:tc>
-        <w:tc>
-          <w:tcPr/>
-          <w:p>
-            <w:pPr>
-              <w:pStyle w:val="Compact"/>
-            </w:pPr>
-            <w:r>
-              <w:t xml:space="preserve">[0.786, 0.839]</w:t>
+              <w:t xml:space="preserve">NET</w:t>
+            </w:r>
+          </w:p>
+        </w:tc>
+        <w:tc>
+          <w:tcPr/>
+          <w:p>
+            <w:pPr>
+              <w:pStyle w:val="Compact"/>
+            </w:pPr>
+            <w:r>
+              <w:t xml:space="preserve">1,307</w:t>
+            </w:r>
+          </w:p>
+        </w:tc>
+        <w:tc>
+          <w:tcPr/>
+          <w:p>
+            <w:pPr>
+              <w:pStyle w:val="Compact"/>
+            </w:pPr>
+            <w:r>
+              <w:t xml:space="preserve">265</w:t>
+            </w:r>
+          </w:p>
+        </w:tc>
+        <w:tc>
+          <w:tcPr/>
+          <w:p>
+            <w:pPr>
+              <w:pStyle w:val="Compact"/>
+            </w:pPr>
+            <w:r>
+              <w:t xml:space="preserve">90</w:t>
+            </w:r>
+          </w:p>
+        </w:tc>
+        <w:tc>
+          <w:tcPr/>
+          <w:p>
+            <w:pPr>
+              <w:pStyle w:val="Compact"/>
+            </w:pPr>
+            <w:r>
+              <w:t xml:space="preserve">0.646</w:t>
+            </w:r>
+          </w:p>
+        </w:tc>
+        <w:tc>
+          <w:tcPr/>
+          <w:p>
+            <w:pPr>
+              <w:pStyle w:val="Compact"/>
+            </w:pPr>
+            <w:r>
+              <w:t xml:space="preserve">0.819</w:t>
+            </w:r>
+          </w:p>
+        </w:tc>
+        <w:tc>
+          <w:tcPr/>
+          <w:p>
+            <w:pPr>
+              <w:pStyle w:val="Compact"/>
+            </w:pPr>
+            <w:r>
+              <w:t xml:space="preserve">[0.768, 0.861]</w:t>
             </w:r>
           </w:p>
         </w:tc>
@@ -10749,73 +11296,73 @@
               <w:pStyle w:val="Compact"/>
             </w:pPr>
             <w:r>
-              <w:t xml:space="preserve">P2X7</w:t>
-            </w:r>
-          </w:p>
-        </w:tc>
-        <w:tc>
-          <w:tcPr/>
-          <w:p>
-            <w:pPr>
-              <w:pStyle w:val="Compact"/>
-            </w:pPr>
-            <w:r>
-              <w:t xml:space="preserve">2,432</w:t>
-            </w:r>
-          </w:p>
-        </w:tc>
-        <w:tc>
-          <w:tcPr/>
-          <w:p>
-            <w:pPr>
-              <w:pStyle w:val="Compact"/>
-            </w:pPr>
-            <w:r>
-              <w:t xml:space="preserve">506</w:t>
-            </w:r>
-          </w:p>
-        </w:tc>
-        <w:tc>
-          <w:tcPr/>
-          <w:p>
-            <w:pPr>
-              <w:pStyle w:val="Compact"/>
-            </w:pPr>
-            <w:r>
-              <w:t xml:space="preserve">139</w:t>
-            </w:r>
-          </w:p>
-        </w:tc>
-        <w:tc>
-          <w:tcPr/>
-          <w:p>
-            <w:pPr>
-              <w:pStyle w:val="Compact"/>
-            </w:pPr>
-            <w:r>
-              <w:t xml:space="preserve">0.979</w:t>
-            </w:r>
-          </w:p>
-        </w:tc>
-        <w:tc>
-          <w:tcPr/>
-          <w:p>
-            <w:pPr>
-              <w:pStyle w:val="Compact"/>
-            </w:pPr>
-            <w:r>
-              <w:t xml:space="preserve">0.800</w:t>
-            </w:r>
-          </w:p>
-        </w:tc>
-        <w:tc>
-          <w:tcPr/>
-          <w:p>
-            <w:pPr>
-              <w:pStyle w:val="Compact"/>
-            </w:pPr>
-            <w:r>
-              <w:t xml:space="preserve">[0.763, 0.833]</w:t>
+              <w:t xml:space="preserve">HT1A</w:t>
+            </w:r>
+          </w:p>
+        </w:tc>
+        <w:tc>
+          <w:tcPr/>
+          <w:p>
+            <w:pPr>
+              <w:pStyle w:val="Compact"/>
+            </w:pPr>
+            <w:r>
+              <w:t xml:space="preserve">2,902</w:t>
+            </w:r>
+          </w:p>
+        </w:tc>
+        <w:tc>
+          <w:tcPr/>
+          <w:p>
+            <w:pPr>
+              <w:pStyle w:val="Compact"/>
+            </w:pPr>
+            <w:r>
+              <w:t xml:space="preserve">801</w:t>
+            </w:r>
+          </w:p>
+        </w:tc>
+        <w:tc>
+          <w:tcPr/>
+          <w:p>
+            <w:pPr>
+              <w:pStyle w:val="Compact"/>
+            </w:pPr>
+            <w:r>
+              <w:t xml:space="preserve">327</w:t>
+            </w:r>
+          </w:p>
+        </w:tc>
+        <w:tc>
+          <w:tcPr/>
+          <w:p>
+            <w:pPr>
+              <w:pStyle w:val="Compact"/>
+            </w:pPr>
+            <w:r>
+              <w:t xml:space="preserve">0.980</w:t>
+            </w:r>
+          </w:p>
+        </w:tc>
+        <w:tc>
+          <w:tcPr/>
+          <w:p>
+            <w:pPr>
+              <w:pStyle w:val="Compact"/>
+            </w:pPr>
+            <w:r>
+              <w:t xml:space="preserve">0.814</w:t>
+            </w:r>
+          </w:p>
+        </w:tc>
+        <w:tc>
+          <w:tcPr/>
+          <w:p>
+            <w:pPr>
+              <w:pStyle w:val="Compact"/>
+            </w:pPr>
+            <w:r>
+              <w:t xml:space="preserve">[0.786, 0.839]</w:t>
             </w:r>
           </w:p>
         </w:tc>
@@ -10847,62 +11394,62 @@
               <w:pStyle w:val="Compact"/>
             </w:pPr>
             <w:r>
-              <w:t xml:space="preserve">3,428</w:t>
-            </w:r>
-          </w:p>
-        </w:tc>
-        <w:tc>
-          <w:tcPr/>
-          <w:p>
-            <w:pPr>
-              <w:pStyle w:val="Compact"/>
-            </w:pPr>
-            <w:r>
-              <w:t xml:space="preserve">924</w:t>
-            </w:r>
-          </w:p>
-        </w:tc>
-        <w:tc>
-          <w:tcPr/>
-          <w:p>
-            <w:pPr>
-              <w:pStyle w:val="Compact"/>
-            </w:pPr>
-            <w:r>
-              <w:t xml:space="preserve">364</w:t>
-            </w:r>
-          </w:p>
-        </w:tc>
-        <w:tc>
-          <w:tcPr/>
-          <w:p>
-            <w:pPr>
-              <w:pStyle w:val="Compact"/>
-            </w:pPr>
-            <w:r>
-              <w:t xml:space="preserve">0.994</w:t>
-            </w:r>
-          </w:p>
-        </w:tc>
-        <w:tc>
-          <w:tcPr/>
-          <w:p>
-            <w:pPr>
-              <w:pStyle w:val="Compact"/>
-            </w:pPr>
-            <w:r>
-              <w:t xml:space="preserve">0.777</w:t>
-            </w:r>
-          </w:p>
-        </w:tc>
-        <w:tc>
-          <w:tcPr/>
-          <w:p>
-            <w:pPr>
-              <w:pStyle w:val="Compact"/>
-            </w:pPr>
-            <w:r>
-              <w:t xml:space="preserve">[0.749, 0.803]</w:t>
+              <w:t xml:space="preserve">3,353</w:t>
+            </w:r>
+          </w:p>
+        </w:tc>
+        <w:tc>
+          <w:tcPr/>
+          <w:p>
+            <w:pPr>
+              <w:pStyle w:val="Compact"/>
+            </w:pPr>
+            <w:r>
+              <w:t xml:space="preserve">748</w:t>
+            </w:r>
+          </w:p>
+        </w:tc>
+        <w:tc>
+          <w:tcPr/>
+          <w:p>
+            <w:pPr>
+              <w:pStyle w:val="Compact"/>
+            </w:pPr>
+            <w:r>
+              <w:t xml:space="preserve">337</w:t>
+            </w:r>
+          </w:p>
+        </w:tc>
+        <w:tc>
+          <w:tcPr/>
+          <w:p>
+            <w:pPr>
+              <w:pStyle w:val="Compact"/>
+            </w:pPr>
+            <w:r>
+              <w:t xml:space="preserve">0.993</w:t>
+            </w:r>
+          </w:p>
+        </w:tc>
+        <w:tc>
+          <w:tcPr/>
+          <w:p>
+            <w:pPr>
+              <w:pStyle w:val="Compact"/>
+            </w:pPr>
+            <w:r>
+              <w:t xml:space="preserve">0.813</w:t>
+            </w:r>
+          </w:p>
+        </w:tc>
+        <w:tc>
+          <w:tcPr/>
+          <w:p>
+            <w:pPr>
+              <w:pStyle w:val="Compact"/>
+            </w:pPr>
+            <w:r>
+              <w:t xml:space="preserve">[0.783, 0.839]</w:t>
             </w:r>
           </w:p>
         </w:tc>
@@ -10923,73 +11470,73 @@
               <w:pStyle w:val="Compact"/>
             </w:pPr>
             <w:r>
-              <w:t xml:space="preserve">A1</w:t>
-            </w:r>
-          </w:p>
-        </w:tc>
-        <w:tc>
-          <w:tcPr/>
-          <w:p>
-            <w:pPr>
-              <w:pStyle w:val="Compact"/>
-            </w:pPr>
-            <w:r>
-              <w:t xml:space="preserve">1,514</w:t>
-            </w:r>
-          </w:p>
-        </w:tc>
-        <w:tc>
-          <w:tcPr/>
-          <w:p>
-            <w:pPr>
-              <w:pStyle w:val="Compact"/>
-            </w:pPr>
-            <w:r>
-              <w:t xml:space="preserve">429</w:t>
-            </w:r>
-          </w:p>
-        </w:tc>
-        <w:tc>
-          <w:tcPr/>
-          <w:p>
-            <w:pPr>
-              <w:pStyle w:val="Compact"/>
-            </w:pPr>
-            <w:r>
-              <w:t xml:space="preserve">177</w:t>
-            </w:r>
-          </w:p>
-        </w:tc>
-        <w:tc>
-          <w:tcPr/>
-          <w:p>
-            <w:pPr>
-              <w:pStyle w:val="Compact"/>
-            </w:pPr>
-            <w:r>
-              <w:t xml:space="preserve">0.972</w:t>
-            </w:r>
-          </w:p>
-        </w:tc>
-        <w:tc>
-          <w:tcPr/>
-          <w:p>
-            <w:pPr>
-              <w:pStyle w:val="Compact"/>
-            </w:pPr>
-            <w:r>
-              <w:t xml:space="preserve">0.769</w:t>
-            </w:r>
-          </w:p>
-        </w:tc>
-        <w:tc>
-          <w:tcPr/>
-          <w:p>
-            <w:pPr>
-              <w:pStyle w:val="Compact"/>
-            </w:pPr>
-            <w:r>
-              <w:t xml:space="preserve">[0.727, 0.807]</w:t>
+              <w:t xml:space="preserve">OPRK1</w:t>
+            </w:r>
+          </w:p>
+        </w:tc>
+        <w:tc>
+          <w:tcPr/>
+          <w:p>
+            <w:pPr>
+              <w:pStyle w:val="Compact"/>
+            </w:pPr>
+            <w:r>
+              <w:t xml:space="preserve">2,575</w:t>
+            </w:r>
+          </w:p>
+        </w:tc>
+        <w:tc>
+          <w:tcPr/>
+          <w:p>
+            <w:pPr>
+              <w:pStyle w:val="Compact"/>
+            </w:pPr>
+            <w:r>
+              <w:t xml:space="preserve">484</w:t>
+            </w:r>
+          </w:p>
+        </w:tc>
+        <w:tc>
+          <w:tcPr/>
+          <w:p>
+            <w:pPr>
+              <w:pStyle w:val="Compact"/>
+            </w:pPr>
+            <w:r>
+              <w:t xml:space="preserve">234</w:t>
+            </w:r>
+          </w:p>
+        </w:tc>
+        <w:tc>
+          <w:tcPr/>
+          <w:p>
+            <w:pPr>
+              <w:pStyle w:val="Compact"/>
+            </w:pPr>
+            <w:r>
+              <w:t xml:space="preserve">0.985</w:t>
+            </w:r>
+          </w:p>
+        </w:tc>
+        <w:tc>
+          <w:tcPr/>
+          <w:p>
+            <w:pPr>
+              <w:pStyle w:val="Compact"/>
+            </w:pPr>
+            <w:r>
+              <w:t xml:space="preserve">0.800</w:t>
+            </w:r>
+          </w:p>
+        </w:tc>
+        <w:tc>
+          <w:tcPr/>
+          <w:p>
+            <w:pPr>
+              <w:pStyle w:val="Compact"/>
+            </w:pPr>
+            <w:r>
+              <w:t xml:space="preserve">[0.762, 0.833]</w:t>
             </w:r>
           </w:p>
         </w:tc>
@@ -11010,73 +11557,73 @@
               <w:pStyle w:val="Compact"/>
             </w:pPr>
             <w:r>
-              <w:t xml:space="preserve">a7nAChR</w:t>
-            </w:r>
-          </w:p>
-        </w:tc>
-        <w:tc>
-          <w:tcPr/>
-          <w:p>
-            <w:pPr>
-              <w:pStyle w:val="Compact"/>
-            </w:pPr>
-            <w:r>
-              <w:t xml:space="preserve">251</w:t>
-            </w:r>
-          </w:p>
-        </w:tc>
-        <w:tc>
-          <w:tcPr/>
-          <w:p>
-            <w:pPr>
-              <w:pStyle w:val="Compact"/>
-            </w:pPr>
-            <w:r>
-              <w:t xml:space="preserve">86</w:t>
-            </w:r>
-          </w:p>
-        </w:tc>
-        <w:tc>
-          <w:tcPr/>
-          <w:p>
-            <w:pPr>
-              <w:pStyle w:val="Compact"/>
-            </w:pPr>
-            <w:r>
-              <w:t xml:space="preserve">35</w:t>
-            </w:r>
-          </w:p>
-        </w:tc>
-        <w:tc>
-          <w:tcPr/>
-          <w:p>
-            <w:pPr>
-              <w:pStyle w:val="Compact"/>
-            </w:pPr>
-            <w:r>
-              <w:t xml:space="preserve">0.648</w:t>
-            </w:r>
-          </w:p>
-        </w:tc>
-        <w:tc>
-          <w:tcPr/>
-          <w:p>
-            <w:pPr>
-              <w:pStyle w:val="Compact"/>
-            </w:pPr>
-            <w:r>
-              <w:t xml:space="preserve">0.767</w:t>
-            </w:r>
-          </w:p>
-        </w:tc>
-        <w:tc>
-          <w:tcPr/>
-          <w:p>
-            <w:pPr>
-              <w:pStyle w:val="Compact"/>
-            </w:pPr>
-            <w:r>
-              <w:t xml:space="preserve">[0.668, 0.844]</w:t>
+              <w:t xml:space="preserve">CB1</w:t>
+            </w:r>
+          </w:p>
+        </w:tc>
+        <w:tc>
+          <w:tcPr/>
+          <w:p>
+            <w:pPr>
+              <w:pStyle w:val="Compact"/>
+            </w:pPr>
+            <w:r>
+              <w:t xml:space="preserve">2,161</w:t>
+            </w:r>
+          </w:p>
+        </w:tc>
+        <w:tc>
+          <w:tcPr/>
+          <w:p>
+            <w:pPr>
+              <w:pStyle w:val="Compact"/>
+            </w:pPr>
+            <w:r>
+              <w:t xml:space="preserve">519</w:t>
+            </w:r>
+          </w:p>
+        </w:tc>
+        <w:tc>
+          <w:tcPr/>
+          <w:p>
+            <w:pPr>
+              <w:pStyle w:val="Compact"/>
+            </w:pPr>
+            <w:r>
+              <w:t xml:space="preserve">196</w:t>
+            </w:r>
+          </w:p>
+        </w:tc>
+        <w:tc>
+          <w:tcPr/>
+          <w:p>
+            <w:pPr>
+              <w:pStyle w:val="Compact"/>
+            </w:pPr>
+            <w:r>
+              <w:t xml:space="preserve">0.969</w:t>
+            </w:r>
+          </w:p>
+        </w:tc>
+        <w:tc>
+          <w:tcPr/>
+          <w:p>
+            <w:pPr>
+              <w:pStyle w:val="Compact"/>
+            </w:pPr>
+            <w:r>
+              <w:t xml:space="preserve">0.775</w:t>
+            </w:r>
+          </w:p>
+        </w:tc>
+        <w:tc>
+          <w:tcPr/>
+          <w:p>
+            <w:pPr>
+              <w:pStyle w:val="Compact"/>
+            </w:pPr>
+            <w:r>
+              <w:t xml:space="preserve">[0.737, 0.808]</w:t>
             </w:r>
           </w:p>
         </w:tc>
@@ -11097,73 +11644,73 @@
               <w:pStyle w:val="Compact"/>
             </w:pPr>
             <w:r>
-              <w:t xml:space="preserve">GABA_A</w:t>
-            </w:r>
-          </w:p>
-        </w:tc>
-        <w:tc>
-          <w:tcPr/>
-          <w:p>
-            <w:pPr>
-              <w:pStyle w:val="Compact"/>
-            </w:pPr>
-            <w:r>
-              <w:t xml:space="preserve">184</w:t>
-            </w:r>
-          </w:p>
-        </w:tc>
-        <w:tc>
-          <w:tcPr/>
-          <w:p>
-            <w:pPr>
-              <w:pStyle w:val="Compact"/>
-            </w:pPr>
-            <w:r>
-              <w:t xml:space="preserve">17</w:t>
-            </w:r>
-          </w:p>
-        </w:tc>
-        <w:tc>
-          <w:tcPr/>
-          <w:p>
-            <w:pPr>
-              <w:pStyle w:val="Compact"/>
-            </w:pPr>
-            <w:r>
-              <w:t xml:space="preserve">16</w:t>
-            </w:r>
-          </w:p>
-        </w:tc>
-        <w:tc>
-          <w:tcPr/>
-          <w:p>
-            <w:pPr>
-              <w:pStyle w:val="Compact"/>
-            </w:pPr>
-            <w:r>
-              <w:t xml:space="preserve">0.089</w:t>
-            </w:r>
-          </w:p>
-        </w:tc>
-        <w:tc>
-          <w:tcPr/>
-          <w:p>
-            <w:pPr>
-              <w:pStyle w:val="Compact"/>
-            </w:pPr>
-            <w:r>
-              <w:t xml:space="preserve">0.765</w:t>
-            </w:r>
-          </w:p>
-        </w:tc>
-        <w:tc>
-          <w:tcPr/>
-          <w:p>
-            <w:pPr>
-              <w:pStyle w:val="Compact"/>
-            </w:pPr>
-            <w:r>
-              <w:t xml:space="preserve">[0.527, 0.904]</w:t>
+              <w:t xml:space="preserve">A1</w:t>
+            </w:r>
+          </w:p>
+        </w:tc>
+        <w:tc>
+          <w:tcPr/>
+          <w:p>
+            <w:pPr>
+              <w:pStyle w:val="Compact"/>
+            </w:pPr>
+            <w:r>
+              <w:t xml:space="preserve">1,535</w:t>
+            </w:r>
+          </w:p>
+        </w:tc>
+        <w:tc>
+          <w:tcPr/>
+          <w:p>
+            <w:pPr>
+              <w:pStyle w:val="Compact"/>
+            </w:pPr>
+            <w:r>
+              <w:t xml:space="preserve">408</w:t>
+            </w:r>
+          </w:p>
+        </w:tc>
+        <w:tc>
+          <w:tcPr/>
+          <w:p>
+            <w:pPr>
+              <w:pStyle w:val="Compact"/>
+            </w:pPr>
+            <w:r>
+              <w:t xml:space="preserve">177</w:t>
+            </w:r>
+          </w:p>
+        </w:tc>
+        <w:tc>
+          <w:tcPr/>
+          <w:p>
+            <w:pPr>
+              <w:pStyle w:val="Compact"/>
+            </w:pPr>
+            <w:r>
+              <w:t xml:space="preserve">0.980</w:t>
+            </w:r>
+          </w:p>
+        </w:tc>
+        <w:tc>
+          <w:tcPr/>
+          <w:p>
+            <w:pPr>
+              <w:pStyle w:val="Compact"/>
+            </w:pPr>
+            <w:r>
+              <w:t xml:space="preserve">0.762</w:t>
+            </w:r>
+          </w:p>
+        </w:tc>
+        <w:tc>
+          <w:tcPr/>
+          <w:p>
+            <w:pPr>
+              <w:pStyle w:val="Compact"/>
+            </w:pPr>
+            <w:r>
+              <w:t xml:space="preserve">[0.719, 0.801]</w:t>
             </w:r>
           </w:p>
         </w:tc>
@@ -11184,73 +11731,73 @@
               <w:pStyle w:val="Compact"/>
             </w:pPr>
             <w:r>
-              <w:t xml:space="preserve">HT7</w:t>
-            </w:r>
-          </w:p>
-        </w:tc>
-        <w:tc>
-          <w:tcPr/>
-          <w:p>
-            <w:pPr>
-              <w:pStyle w:val="Compact"/>
-            </w:pPr>
-            <w:r>
-              <w:t xml:space="preserve">1,166</w:t>
-            </w:r>
-          </w:p>
-        </w:tc>
-        <w:tc>
-          <w:tcPr/>
-          <w:p>
-            <w:pPr>
-              <w:pStyle w:val="Compact"/>
-            </w:pPr>
-            <w:r>
-              <w:t xml:space="preserve">312</w:t>
-            </w:r>
-          </w:p>
-        </w:tc>
-        <w:tc>
-          <w:tcPr/>
-          <w:p>
-            <w:pPr>
-              <w:pStyle w:val="Compact"/>
-            </w:pPr>
-            <w:r>
-              <w:t xml:space="preserve">133</w:t>
-            </w:r>
-          </w:p>
-        </w:tc>
-        <w:tc>
-          <w:tcPr/>
-          <w:p>
-            <w:pPr>
-              <w:pStyle w:val="Compact"/>
-            </w:pPr>
-            <w:r>
-              <w:t xml:space="preserve">0.954</w:t>
-            </w:r>
-          </w:p>
-        </w:tc>
-        <w:tc>
-          <w:tcPr/>
-          <w:p>
-            <w:pPr>
-              <w:pStyle w:val="Compact"/>
-            </w:pPr>
-            <w:r>
-              <w:t xml:space="preserve">0.721</w:t>
-            </w:r>
-          </w:p>
-        </w:tc>
-        <w:tc>
-          <w:tcPr/>
-          <w:p>
-            <w:pPr>
-              <w:pStyle w:val="Compact"/>
-            </w:pPr>
-            <w:r>
-              <w:t xml:space="preserve">[0.669, 0.768]</w:t>
+              <w:t xml:space="preserve">HDAC6</w:t>
+            </w:r>
+          </w:p>
+        </w:tc>
+        <w:tc>
+          <w:tcPr/>
+          <w:p>
+            <w:pPr>
+              <w:pStyle w:val="Compact"/>
+            </w:pPr>
+            <w:r>
+              <w:t xml:space="preserve">2,928</w:t>
+            </w:r>
+          </w:p>
+        </w:tc>
+        <w:tc>
+          <w:tcPr/>
+          <w:p>
+            <w:pPr>
+              <w:pStyle w:val="Compact"/>
+            </w:pPr>
+            <w:r>
+              <w:t xml:space="preserve">787</w:t>
+            </w:r>
+          </w:p>
+        </w:tc>
+        <w:tc>
+          <w:tcPr/>
+          <w:p>
+            <w:pPr>
+              <w:pStyle w:val="Compact"/>
+            </w:pPr>
+            <w:r>
+              <w:t xml:space="preserve">335</w:t>
+            </w:r>
+          </w:p>
+        </w:tc>
+        <w:tc>
+          <w:tcPr/>
+          <w:p>
+            <w:pPr>
+              <w:pStyle w:val="Compact"/>
+            </w:pPr>
+            <w:r>
+              <w:t xml:space="preserve">0.995</w:t>
+            </w:r>
+          </w:p>
+        </w:tc>
+        <w:tc>
+          <w:tcPr/>
+          <w:p>
+            <w:pPr>
+              <w:pStyle w:val="Compact"/>
+            </w:pPr>
+            <w:r>
+              <w:t xml:space="preserve">0.729</w:t>
+            </w:r>
+          </w:p>
+        </w:tc>
+        <w:tc>
+          <w:tcPr/>
+          <w:p>
+            <w:pPr>
+              <w:pStyle w:val="Compact"/>
+            </w:pPr>
+            <w:r>
+              <w:t xml:space="preserve">[0.697, 0.759]</w:t>
             </w:r>
           </w:p>
         </w:tc>
@@ -11271,73 +11818,73 @@
               <w:pStyle w:val="Compact"/>
             </w:pPr>
             <w:r>
-              <w:t xml:space="preserve">HDAC6</w:t>
-            </w:r>
-          </w:p>
-        </w:tc>
-        <w:tc>
-          <w:tcPr/>
-          <w:p>
-            <w:pPr>
-              <w:pStyle w:val="Compact"/>
-            </w:pPr>
-            <w:r>
-              <w:t xml:space="preserve">2,960</w:t>
-            </w:r>
-          </w:p>
-        </w:tc>
-        <w:tc>
-          <w:tcPr/>
-          <w:p>
-            <w:pPr>
-              <w:pStyle w:val="Compact"/>
-            </w:pPr>
-            <w:r>
-              <w:t xml:space="preserve">755</w:t>
-            </w:r>
-          </w:p>
-        </w:tc>
-        <w:tc>
-          <w:tcPr/>
-          <w:p>
-            <w:pPr>
-              <w:pStyle w:val="Compact"/>
-            </w:pPr>
-            <w:r>
-              <w:t xml:space="preserve">335</w:t>
-            </w:r>
-          </w:p>
-        </w:tc>
-        <w:tc>
-          <w:tcPr/>
-          <w:p>
-            <w:pPr>
-              <w:pStyle w:val="Compact"/>
-            </w:pPr>
-            <w:r>
-              <w:t xml:space="preserve">0.990</w:t>
-            </w:r>
-          </w:p>
-        </w:tc>
-        <w:tc>
-          <w:tcPr/>
-          <w:p>
-            <w:pPr>
-              <w:pStyle w:val="Compact"/>
-            </w:pPr>
-            <w:r>
-              <w:t xml:space="preserve">0.699</w:t>
-            </w:r>
-          </w:p>
-        </w:tc>
-        <w:tc>
-          <w:tcPr/>
-          <w:p>
-            <w:pPr>
-              <w:pStyle w:val="Compact"/>
-            </w:pPr>
-            <w:r>
-              <w:t xml:space="preserve">[0.666, 0.731]</w:t>
+              <w:t xml:space="preserve">HT7</w:t>
+            </w:r>
+          </w:p>
+        </w:tc>
+        <w:tc>
+          <w:tcPr/>
+          <w:p>
+            <w:pPr>
+              <w:pStyle w:val="Compact"/>
+            </w:pPr>
+            <w:r>
+              <w:t xml:space="preserve">1,166</w:t>
+            </w:r>
+          </w:p>
+        </w:tc>
+        <w:tc>
+          <w:tcPr/>
+          <w:p>
+            <w:pPr>
+              <w:pStyle w:val="Compact"/>
+            </w:pPr>
+            <w:r>
+              <w:t xml:space="preserve">312</w:t>
+            </w:r>
+          </w:p>
+        </w:tc>
+        <w:tc>
+          <w:tcPr/>
+          <w:p>
+            <w:pPr>
+              <w:pStyle w:val="Compact"/>
+            </w:pPr>
+            <w:r>
+              <w:t xml:space="preserve">133</w:t>
+            </w:r>
+          </w:p>
+        </w:tc>
+        <w:tc>
+          <w:tcPr/>
+          <w:p>
+            <w:pPr>
+              <w:pStyle w:val="Compact"/>
+            </w:pPr>
+            <w:r>
+              <w:t xml:space="preserve">0.954</w:t>
+            </w:r>
+          </w:p>
+        </w:tc>
+        <w:tc>
+          <w:tcPr/>
+          <w:p>
+            <w:pPr>
+              <w:pStyle w:val="Compact"/>
+            </w:pPr>
+            <w:r>
+              <w:t xml:space="preserve">0.721</w:t>
+            </w:r>
+          </w:p>
+        </w:tc>
+        <w:tc>
+          <w:tcPr/>
+          <w:p>
+            <w:pPr>
+              <w:pStyle w:val="Compact"/>
+            </w:pPr>
+            <w:r>
+              <w:t xml:space="preserve">[0.669, 0.768]</w:t>
             </w:r>
           </w:p>
         </w:tc>
@@ -11358,73 +11905,73 @@
               <w:pStyle w:val="Compact"/>
             </w:pPr>
             <w:r>
-              <w:t xml:space="preserve">Nav1_5</w:t>
-            </w:r>
-          </w:p>
-        </w:tc>
-        <w:tc>
-          <w:tcPr/>
-          <w:p>
-            <w:pPr>
-              <w:pStyle w:val="Compact"/>
-            </w:pPr>
-            <w:r>
-              <w:t xml:space="preserve">198</w:t>
-            </w:r>
-          </w:p>
-        </w:tc>
-        <w:tc>
-          <w:tcPr/>
-          <w:p>
-            <w:pPr>
-              <w:pStyle w:val="Compact"/>
-            </w:pPr>
-            <w:r>
-              <w:t xml:space="preserve">44</w:t>
-            </w:r>
-          </w:p>
-        </w:tc>
-        <w:tc>
-          <w:tcPr/>
-          <w:p>
-            <w:pPr>
-              <w:pStyle w:val="Compact"/>
-            </w:pPr>
-            <w:r>
-              <w:t xml:space="preserve">27</w:t>
-            </w:r>
-          </w:p>
-        </w:tc>
-        <w:tc>
-          <w:tcPr/>
-          <w:p>
-            <w:pPr>
-              <w:pStyle w:val="Compact"/>
-            </w:pPr>
-            <w:r>
-              <w:t xml:space="preserve">0.197</w:t>
-            </w:r>
-          </w:p>
-        </w:tc>
-        <w:tc>
-          <w:tcPr/>
-          <w:p>
-            <w:pPr>
-              <w:pStyle w:val="Compact"/>
-            </w:pPr>
-            <w:r>
-              <w:t xml:space="preserve">0.682</w:t>
-            </w:r>
-          </w:p>
-        </w:tc>
-        <w:tc>
-          <w:tcPr/>
-          <w:p>
-            <w:pPr>
-              <w:pStyle w:val="Compact"/>
-            </w:pPr>
-            <w:r>
-              <w:t xml:space="preserve">[0.534, 0.800]</w:t>
+              <w:t xml:space="preserve">Sigma1</w:t>
+            </w:r>
+          </w:p>
+        </w:tc>
+        <w:tc>
+          <w:tcPr/>
+          <w:p>
+            <w:pPr>
+              <w:pStyle w:val="Compact"/>
+            </w:pPr>
+            <w:r>
+              <w:t xml:space="preserve">1,571</w:t>
+            </w:r>
+          </w:p>
+        </w:tc>
+        <w:tc>
+          <w:tcPr/>
+          <w:p>
+            <w:pPr>
+              <w:pStyle w:val="Compact"/>
+            </w:pPr>
+            <w:r>
+              <w:t xml:space="preserve">357</w:t>
+            </w:r>
+          </w:p>
+        </w:tc>
+        <w:tc>
+          <w:tcPr/>
+          <w:p>
+            <w:pPr>
+              <w:pStyle w:val="Compact"/>
+            </w:pPr>
+            <w:r>
+              <w:t xml:space="preserve">186</w:t>
+            </w:r>
+          </w:p>
+        </w:tc>
+        <w:tc>
+          <w:tcPr/>
+          <w:p>
+            <w:pPr>
+              <w:pStyle w:val="Compact"/>
+            </w:pPr>
+            <w:r>
+              <w:t xml:space="preserve">0.961</w:t>
+            </w:r>
+          </w:p>
+        </w:tc>
+        <w:tc>
+          <w:tcPr/>
+          <w:p>
+            <w:pPr>
+              <w:pStyle w:val="Compact"/>
+            </w:pPr>
+            <w:r>
+              <w:t xml:space="preserve">0.675</w:t>
+            </w:r>
+          </w:p>
+        </w:tc>
+        <w:tc>
+          <w:tcPr/>
+          <w:p>
+            <w:pPr>
+              <w:pStyle w:val="Compact"/>
+            </w:pPr>
+            <w:r>
+              <w:t xml:space="preserve">[0.625, 0.722]</w:t>
             </w:r>
           </w:p>
         </w:tc>
@@ -11445,73 +11992,73 @@
               <w:pStyle w:val="Compact"/>
             </w:pPr>
             <w:r>
-              <w:t xml:space="preserve">Sigma1</w:t>
-            </w:r>
-          </w:p>
-        </w:tc>
-        <w:tc>
-          <w:tcPr/>
-          <w:p>
-            <w:pPr>
-              <w:pStyle w:val="Compact"/>
-            </w:pPr>
-            <w:r>
-              <w:t xml:space="preserve">1,571</w:t>
-            </w:r>
-          </w:p>
-        </w:tc>
-        <w:tc>
-          <w:tcPr/>
-          <w:p>
-            <w:pPr>
-              <w:pStyle w:val="Compact"/>
-            </w:pPr>
-            <w:r>
-              <w:t xml:space="preserve">357</w:t>
-            </w:r>
-          </w:p>
-        </w:tc>
-        <w:tc>
-          <w:tcPr/>
-          <w:p>
-            <w:pPr>
-              <w:pStyle w:val="Compact"/>
-            </w:pPr>
-            <w:r>
-              <w:t xml:space="preserve">186</w:t>
-            </w:r>
-          </w:p>
-        </w:tc>
-        <w:tc>
-          <w:tcPr/>
-          <w:p>
-            <w:pPr>
-              <w:pStyle w:val="Compact"/>
-            </w:pPr>
-            <w:r>
-              <w:t xml:space="preserve">0.961</w:t>
-            </w:r>
-          </w:p>
-        </w:tc>
-        <w:tc>
-          <w:tcPr/>
-          <w:p>
-            <w:pPr>
-              <w:pStyle w:val="Compact"/>
-            </w:pPr>
-            <w:r>
-              <w:t xml:space="preserve">0.675</w:t>
-            </w:r>
-          </w:p>
-        </w:tc>
-        <w:tc>
-          <w:tcPr/>
-          <w:p>
-            <w:pPr>
-              <w:pStyle w:val="Compact"/>
-            </w:pPr>
-            <w:r>
-              <w:t xml:space="preserve">[0.625, 0.722]</w:t>
+              <w:t xml:space="preserve">MT1</w:t>
+            </w:r>
+          </w:p>
+        </w:tc>
+        <w:tc>
+          <w:tcPr/>
+          <w:p>
+            <w:pPr>
+              <w:pStyle w:val="Compact"/>
+            </w:pPr>
+            <w:r>
+              <w:t xml:space="preserve">571</w:t>
+            </w:r>
+          </w:p>
+        </w:tc>
+        <w:tc>
+          <w:tcPr/>
+          <w:p>
+            <w:pPr>
+              <w:pStyle w:val="Compact"/>
+            </w:pPr>
+            <w:r>
+              <w:t xml:space="preserve">126</w:t>
+            </w:r>
+          </w:p>
+        </w:tc>
+        <w:tc>
+          <w:tcPr/>
+          <w:p>
+            <w:pPr>
+              <w:pStyle w:val="Compact"/>
+            </w:pPr>
+            <w:r>
+              <w:t xml:space="preserve">48</w:t>
+            </w:r>
+          </w:p>
+        </w:tc>
+        <w:tc>
+          <w:tcPr/>
+          <w:p>
+            <w:pPr>
+              <w:pStyle w:val="Compact"/>
+            </w:pPr>
+            <w:r>
+              <w:t xml:space="preserve">0.971</w:t>
+            </w:r>
+          </w:p>
+        </w:tc>
+        <w:tc>
+          <w:tcPr/>
+          <w:p>
+            <w:pPr>
+              <w:pStyle w:val="Compact"/>
+            </w:pPr>
+            <w:r>
+              <w:t xml:space="preserve">0.667</w:t>
+            </w:r>
+          </w:p>
+        </w:tc>
+        <w:tc>
+          <w:tcPr/>
+          <w:p>
+            <w:pPr>
+              <w:pStyle w:val="Compact"/>
+            </w:pPr>
+            <w:r>
+              <w:t xml:space="preserve">[0.581, 0.743]</w:t>
             </w:r>
           </w:p>
         </w:tc>
@@ -11532,73 +12079,73 @@
               <w:pStyle w:val="Compact"/>
             </w:pPr>
             <w:r>
-              <w:t xml:space="preserve">GluN2B</w:t>
-            </w:r>
-          </w:p>
-        </w:tc>
-        <w:tc>
-          <w:tcPr/>
-          <w:p>
-            <w:pPr>
-              <w:pStyle w:val="Compact"/>
-            </w:pPr>
-            <w:r>
-              <w:t xml:space="preserve">652</w:t>
-            </w:r>
-          </w:p>
-        </w:tc>
-        <w:tc>
-          <w:tcPr/>
-          <w:p>
-            <w:pPr>
-              <w:pStyle w:val="Compact"/>
-            </w:pPr>
-            <w:r>
-              <w:t xml:space="preserve">252</w:t>
-            </w:r>
-          </w:p>
-        </w:tc>
-        <w:tc>
-          <w:tcPr/>
-          <w:p>
-            <w:pPr>
-              <w:pStyle w:val="Compact"/>
-            </w:pPr>
-            <w:r>
-              <w:t xml:space="preserve">35</w:t>
-            </w:r>
-          </w:p>
-        </w:tc>
-        <w:tc>
-          <w:tcPr/>
-          <w:p>
-            <w:pPr>
-              <w:pStyle w:val="Compact"/>
-            </w:pPr>
-            <w:r>
-              <w:t xml:space="preserve">0.999</w:t>
-            </w:r>
-          </w:p>
-        </w:tc>
-        <w:tc>
-          <w:tcPr/>
-          <w:p>
-            <w:pPr>
-              <w:pStyle w:val="Compact"/>
-            </w:pPr>
-            <w:r>
-              <w:t xml:space="preserve">0.619</w:t>
-            </w:r>
-          </w:p>
-        </w:tc>
-        <w:tc>
-          <w:tcPr/>
-          <w:p>
-            <w:pPr>
-              <w:pStyle w:val="Compact"/>
-            </w:pPr>
-            <w:r>
-              <w:t xml:space="preserve">[0.558, 0.677]</w:t>
+              <w:t xml:space="preserve">SIRT1</w:t>
+            </w:r>
+          </w:p>
+        </w:tc>
+        <w:tc>
+          <w:tcPr/>
+          <w:p>
+            <w:pPr>
+              <w:pStyle w:val="Compact"/>
+            </w:pPr>
+            <w:r>
+              <w:t xml:space="preserve">141</w:t>
+            </w:r>
+          </w:p>
+        </w:tc>
+        <w:tc>
+          <w:tcPr/>
+          <w:p>
+            <w:pPr>
+              <w:pStyle w:val="Compact"/>
+            </w:pPr>
+            <w:r>
+              <w:t xml:space="preserve">21</w:t>
+            </w:r>
+          </w:p>
+        </w:tc>
+        <w:tc>
+          <w:tcPr/>
+          <w:p>
+            <w:pPr>
+              <w:pStyle w:val="Compact"/>
+            </w:pPr>
+            <w:r>
+              <w:t xml:space="preserve">17</w:t>
+            </w:r>
+          </w:p>
+        </w:tc>
+        <w:tc>
+          <w:tcPr/>
+          <w:p>
+            <w:pPr>
+              <w:pStyle w:val="Compact"/>
+            </w:pPr>
+            <w:r>
+              <w:t xml:space="preserve">0.766</w:t>
+            </w:r>
+          </w:p>
+        </w:tc>
+        <w:tc>
+          <w:tcPr/>
+          <w:p>
+            <w:pPr>
+              <w:pStyle w:val="Compact"/>
+            </w:pPr>
+            <w:r>
+              <w:t xml:space="preserve">0.667</w:t>
+            </w:r>
+          </w:p>
+        </w:tc>
+        <w:tc>
+          <w:tcPr/>
+          <w:p>
+            <w:pPr>
+              <w:pStyle w:val="Compact"/>
+            </w:pPr>
+            <w:r>
+              <w:t xml:space="preserve">[0.454, 0.828]</w:t>
             </w:r>
           </w:p>
         </w:tc>
@@ -11630,62 +12177,62 @@
               <w:pStyle w:val="Compact"/>
             </w:pPr>
             <w:r>
-              <w:t xml:space="preserve">3,161</w:t>
-            </w:r>
-          </w:p>
-        </w:tc>
-        <w:tc>
-          <w:tcPr/>
-          <w:p>
-            <w:pPr>
-              <w:pStyle w:val="Compact"/>
-            </w:pPr>
-            <w:r>
-              <w:t xml:space="preserve">790</w:t>
-            </w:r>
-          </w:p>
-        </w:tc>
-        <w:tc>
-          <w:tcPr/>
-          <w:p>
-            <w:pPr>
-              <w:pStyle w:val="Compact"/>
-            </w:pPr>
-            <w:r>
-              <w:t xml:space="preserve">317</w:t>
-            </w:r>
-          </w:p>
-        </w:tc>
-        <w:tc>
-          <w:tcPr/>
-          <w:p>
-            <w:pPr>
-              <w:pStyle w:val="Compact"/>
-            </w:pPr>
-            <w:r>
-              <w:t xml:space="preserve">0.987</w:t>
-            </w:r>
-          </w:p>
-        </w:tc>
-        <w:tc>
-          <w:tcPr/>
-          <w:p>
-            <w:pPr>
-              <w:pStyle w:val="Compact"/>
-            </w:pPr>
-            <w:r>
-              <w:t xml:space="preserve">0.618</w:t>
-            </w:r>
-          </w:p>
-        </w:tc>
-        <w:tc>
-          <w:tcPr/>
-          <w:p>
-            <w:pPr>
-              <w:pStyle w:val="Compact"/>
-            </w:pPr>
-            <w:r>
-              <w:t xml:space="preserve">[0.583, 0.651]</w:t>
+              <w:t xml:space="preserve">3,102</w:t>
+            </w:r>
+          </w:p>
+        </w:tc>
+        <w:tc>
+          <w:tcPr/>
+          <w:p>
+            <w:pPr>
+              <w:pStyle w:val="Compact"/>
+            </w:pPr>
+            <w:r>
+              <w:t xml:space="preserve">715</w:t>
+            </w:r>
+          </w:p>
+        </w:tc>
+        <w:tc>
+          <w:tcPr/>
+          <w:p>
+            <w:pPr>
+              <w:pStyle w:val="Compact"/>
+            </w:pPr>
+            <w:r>
+              <w:t xml:space="preserve">306</w:t>
+            </w:r>
+          </w:p>
+        </w:tc>
+        <w:tc>
+          <w:tcPr/>
+          <w:p>
+            <w:pPr>
+              <w:pStyle w:val="Compact"/>
+            </w:pPr>
+            <w:r>
+              <w:t xml:space="preserve">0.996</w:t>
+            </w:r>
+          </w:p>
+        </w:tc>
+        <w:tc>
+          <w:tcPr/>
+          <w:p>
+            <w:pPr>
+              <w:pStyle w:val="Compact"/>
+            </w:pPr>
+            <w:r>
+              <w:t xml:space="preserve">0.639</w:t>
+            </w:r>
+          </w:p>
+        </w:tc>
+        <w:tc>
+          <w:tcPr/>
+          <w:p>
+            <w:pPr>
+              <w:pStyle w:val="Compact"/>
+            </w:pPr>
+            <w:r>
+              <w:t xml:space="preserve">[0.603, 0.674]</w:t>
             </w:r>
           </w:p>
         </w:tc>
@@ -11706,73 +12253,73 @@
               <w:pStyle w:val="Compact"/>
             </w:pPr>
             <w:r>
-              <w:t xml:space="preserve">COX2</w:t>
-            </w:r>
-          </w:p>
-        </w:tc>
-        <w:tc>
-          <w:tcPr/>
-          <w:p>
-            <w:pPr>
-              <w:pStyle w:val="Compact"/>
-            </w:pPr>
-            <w:r>
-              <w:t xml:space="preserve">918</w:t>
-            </w:r>
-          </w:p>
-        </w:tc>
-        <w:tc>
-          <w:tcPr/>
-          <w:p>
-            <w:pPr>
-              <w:pStyle w:val="Compact"/>
-            </w:pPr>
-            <w:r>
-              <w:t xml:space="preserve">264</w:t>
-            </w:r>
-          </w:p>
-        </w:tc>
-        <w:tc>
-          <w:tcPr/>
-          <w:p>
-            <w:pPr>
-              <w:pStyle w:val="Compact"/>
-            </w:pPr>
-            <w:r>
-              <w:t xml:space="preserve">67</w:t>
-            </w:r>
-          </w:p>
-        </w:tc>
-        <w:tc>
-          <w:tcPr/>
-          <w:p>
-            <w:pPr>
-              <w:pStyle w:val="Compact"/>
-            </w:pPr>
-            <w:r>
-              <w:t xml:space="preserve">0.964</w:t>
-            </w:r>
-          </w:p>
-        </w:tc>
-        <w:tc>
-          <w:tcPr/>
-          <w:p>
-            <w:pPr>
-              <w:pStyle w:val="Compact"/>
-            </w:pPr>
-            <w:r>
-              <w:t xml:space="preserve">0.587</w:t>
-            </w:r>
-          </w:p>
-        </w:tc>
-        <w:tc>
-          <w:tcPr/>
-          <w:p>
-            <w:pPr>
-              <w:pStyle w:val="Compact"/>
-            </w:pPr>
-            <w:r>
-              <w:t xml:space="preserve">[0.527, 0.645]</w:t>
+              <w:t xml:space="preserve">GluN2B</w:t>
+            </w:r>
+          </w:p>
+        </w:tc>
+        <w:tc>
+          <w:tcPr/>
+          <w:p>
+            <w:pPr>
+              <w:pStyle w:val="Compact"/>
+            </w:pPr>
+            <w:r>
+              <w:t xml:space="preserve">742</w:t>
+            </w:r>
+          </w:p>
+        </w:tc>
+        <w:tc>
+          <w:tcPr/>
+          <w:p>
+            <w:pPr>
+              <w:pStyle w:val="Compact"/>
+            </w:pPr>
+            <w:r>
+              <w:t xml:space="preserve">162</w:t>
+            </w:r>
+          </w:p>
+        </w:tc>
+        <w:tc>
+          <w:tcPr/>
+          <w:p>
+            <w:pPr>
+              <w:pStyle w:val="Compact"/>
+            </w:pPr>
+            <w:r>
+              <w:t xml:space="preserve">35</w:t>
+            </w:r>
+          </w:p>
+        </w:tc>
+        <w:tc>
+          <w:tcPr/>
+          <w:p>
+            <w:pPr>
+              <w:pStyle w:val="Compact"/>
+            </w:pPr>
+            <w:r>
+              <w:t xml:space="preserve">0.986</w:t>
+            </w:r>
+          </w:p>
+        </w:tc>
+        <w:tc>
+          <w:tcPr/>
+          <w:p>
+            <w:pPr>
+              <w:pStyle w:val="Compact"/>
+            </w:pPr>
+            <w:r>
+              <w:t xml:space="preserve">0.617</w:t>
+            </w:r>
+          </w:p>
+        </w:tc>
+        <w:tc>
+          <w:tcPr/>
+          <w:p>
+            <w:pPr>
+              <w:pStyle w:val="Compact"/>
+            </w:pPr>
+            <w:r>
+              <w:t xml:space="preserve">[0.541, 0.689]</w:t>
             </w:r>
           </w:p>
         </w:tc>
@@ -11804,62 +12351,62 @@
               <w:pStyle w:val="Compact"/>
             </w:pPr>
             <w:r>
-              <w:t xml:space="preserve">2,880</w:t>
-            </w:r>
-          </w:p>
-        </w:tc>
-        <w:tc>
-          <w:tcPr/>
-          <w:p>
-            <w:pPr>
-              <w:pStyle w:val="Compact"/>
-            </w:pPr>
-            <w:r>
-              <w:t xml:space="preserve">796</w:t>
-            </w:r>
-          </w:p>
-        </w:tc>
-        <w:tc>
-          <w:tcPr/>
-          <w:p>
-            <w:pPr>
-              <w:pStyle w:val="Compact"/>
-            </w:pPr>
-            <w:r>
-              <w:t xml:space="preserve">341</w:t>
-            </w:r>
-          </w:p>
-        </w:tc>
-        <w:tc>
-          <w:tcPr/>
-          <w:p>
-            <w:pPr>
-              <w:pStyle w:val="Compact"/>
-            </w:pPr>
-            <w:r>
-              <w:t xml:space="preserve">0.989</w:t>
-            </w:r>
-          </w:p>
-        </w:tc>
-        <w:tc>
-          <w:tcPr/>
-          <w:p>
-            <w:pPr>
-              <w:pStyle w:val="Compact"/>
-            </w:pPr>
-            <w:r>
-              <w:t xml:space="preserve">0.580</w:t>
-            </w:r>
-          </w:p>
-        </w:tc>
-        <w:tc>
-          <w:tcPr/>
-          <w:p>
-            <w:pPr>
-              <w:pStyle w:val="Compact"/>
-            </w:pPr>
-            <w:r>
-              <w:t xml:space="preserve">[0.546, 0.614]</w:t>
+              <w:t xml:space="preserve">2,989</w:t>
+            </w:r>
+          </w:p>
+        </w:tc>
+        <w:tc>
+          <w:tcPr/>
+          <w:p>
+            <w:pPr>
+              <w:pStyle w:val="Compact"/>
+            </w:pPr>
+            <w:r>
+              <w:t xml:space="preserve">668</w:t>
+            </w:r>
+          </w:p>
+        </w:tc>
+        <w:tc>
+          <w:tcPr/>
+          <w:p>
+            <w:pPr>
+              <w:pStyle w:val="Compact"/>
+            </w:pPr>
+            <w:r>
+              <w:t xml:space="preserve">340</w:t>
+            </w:r>
+          </w:p>
+        </w:tc>
+        <w:tc>
+          <w:tcPr/>
+          <w:p>
+            <w:pPr>
+              <w:pStyle w:val="Compact"/>
+            </w:pPr>
+            <w:r>
+              <w:t xml:space="preserve">0.992</w:t>
+            </w:r>
+          </w:p>
+        </w:tc>
+        <w:tc>
+          <w:tcPr/>
+          <w:p>
+            <w:pPr>
+              <w:pStyle w:val="Compact"/>
+            </w:pPr>
+            <w:r>
+              <w:t xml:space="preserve">0.554</w:t>
+            </w:r>
+          </w:p>
+        </w:tc>
+        <w:tc>
+          <w:tcPr/>
+          <w:p>
+            <w:pPr>
+              <w:pStyle w:val="Compact"/>
+            </w:pPr>
+            <w:r>
+              <w:t xml:space="preserve">[0.516, 0.591]</w:t>
             </w:r>
           </w:p>
         </w:tc>
@@ -11880,73 +12427,73 @@
               <w:pStyle w:val="Compact"/>
             </w:pPr>
             <w:r>
-              <w:t xml:space="preserve">SIRT1</w:t>
-            </w:r>
-          </w:p>
-        </w:tc>
-        <w:tc>
-          <w:tcPr/>
-          <w:p>
-            <w:pPr>
-              <w:pStyle w:val="Compact"/>
-            </w:pPr>
-            <w:r>
-              <w:t xml:space="preserve">134</w:t>
-            </w:r>
-          </w:p>
-        </w:tc>
-        <w:tc>
-          <w:tcPr/>
-          <w:p>
-            <w:pPr>
-              <w:pStyle w:val="Compact"/>
-            </w:pPr>
-            <w:r>
-              <w:t xml:space="preserve">28</w:t>
-            </w:r>
-          </w:p>
-        </w:tc>
-        <w:tc>
-          <w:tcPr/>
-          <w:p>
-            <w:pPr>
-              <w:pStyle w:val="Compact"/>
-            </w:pPr>
-            <w:r>
-              <w:t xml:space="preserve">20</w:t>
-            </w:r>
-          </w:p>
-        </w:tc>
-        <w:tc>
-          <w:tcPr/>
-          <w:p>
-            <w:pPr>
-              <w:pStyle w:val="Compact"/>
-            </w:pPr>
-            <w:r>
-              <w:t xml:space="preserve">0.529</w:t>
-            </w:r>
-          </w:p>
-        </w:tc>
-        <w:tc>
-          <w:tcPr/>
-          <w:p>
-            <w:pPr>
-              <w:pStyle w:val="Compact"/>
-            </w:pPr>
-            <w:r>
-              <w:t xml:space="preserve">0.464</w:t>
-            </w:r>
-          </w:p>
-        </w:tc>
-        <w:tc>
-          <w:tcPr/>
-          <w:p>
-            <w:pPr>
-              <w:pStyle w:val="Compact"/>
-            </w:pPr>
-            <w:r>
-              <w:t xml:space="preserve">[0.295, 0.642]</w:t>
+              <w:t xml:space="preserve">TAAR1</w:t>
+            </w:r>
+          </w:p>
+        </w:tc>
+        <w:tc>
+          <w:tcPr/>
+          <w:p>
+            <w:pPr>
+              <w:pStyle w:val="Compact"/>
+            </w:pPr>
+            <w:r>
+              <w:t xml:space="preserve">78</w:t>
+            </w:r>
+          </w:p>
+        </w:tc>
+        <w:tc>
+          <w:tcPr/>
+          <w:p>
+            <w:pPr>
+              <w:pStyle w:val="Compact"/>
+            </w:pPr>
+            <w:r>
+              <w:t xml:space="preserve">15</w:t>
+            </w:r>
+          </w:p>
+        </w:tc>
+        <w:tc>
+          <w:tcPr/>
+          <w:p>
+            <w:pPr>
+              <w:pStyle w:val="Compact"/>
+            </w:pPr>
+            <w:r>
+              <w:t xml:space="preserve">9</w:t>
+            </w:r>
+          </w:p>
+        </w:tc>
+        <w:tc>
+          <w:tcPr/>
+          <w:p>
+            <w:pPr>
+              <w:pStyle w:val="Compact"/>
+            </w:pPr>
+            <w:r>
+              <w:t xml:space="preserve">0.397</w:t>
+            </w:r>
+          </w:p>
+        </w:tc>
+        <w:tc>
+          <w:tcPr/>
+          <w:p>
+            <w:pPr>
+              <w:pStyle w:val="Compact"/>
+            </w:pPr>
+            <w:r>
+              <w:t xml:space="preserve">0.533</w:t>
+            </w:r>
+          </w:p>
+        </w:tc>
+        <w:tc>
+          <w:tcPr/>
+          <w:p>
+            <w:pPr>
+              <w:pStyle w:val="Compact"/>
+            </w:pPr>
+            <w:r>
+              <w:t xml:space="preserve">[0.301, 0.752]</w:t>
             </w:r>
           </w:p>
         </w:tc>
@@ -11967,73 +12514,73 @@
               <w:pStyle w:val="Compact"/>
             </w:pPr>
             <w:r>
-              <w:t xml:space="preserve">mGluR5</w:t>
-            </w:r>
-          </w:p>
-        </w:tc>
-        <w:tc>
-          <w:tcPr/>
-          <w:p>
-            <w:pPr>
-              <w:pStyle w:val="Compact"/>
-            </w:pPr>
-            <w:r>
-              <w:t xml:space="preserve">975</w:t>
-            </w:r>
-          </w:p>
-        </w:tc>
-        <w:tc>
-          <w:tcPr/>
-          <w:p>
-            <w:pPr>
-              <w:pStyle w:val="Compact"/>
-            </w:pPr>
-            <w:r>
-              <w:t xml:space="preserve">225</w:t>
-            </w:r>
-          </w:p>
-        </w:tc>
-        <w:tc>
-          <w:tcPr/>
-          <w:p>
-            <w:pPr>
-              <w:pStyle w:val="Compact"/>
-            </w:pPr>
-            <w:r>
-              <w:t xml:space="preserve">106</w:t>
-            </w:r>
-          </w:p>
-        </w:tc>
-        <w:tc>
-          <w:tcPr/>
-          <w:p>
-            <w:pPr>
-              <w:pStyle w:val="Compact"/>
-            </w:pPr>
-            <w:r>
-              <w:t xml:space="preserve">0.995</w:t>
-            </w:r>
-          </w:p>
-        </w:tc>
-        <w:tc>
-          <w:tcPr/>
-          <w:p>
-            <w:pPr>
-              <w:pStyle w:val="Compact"/>
-            </w:pPr>
-            <w:r>
-              <w:t xml:space="preserve">0.444</w:t>
-            </w:r>
-          </w:p>
-        </w:tc>
-        <w:tc>
-          <w:tcPr/>
-          <w:p>
-            <w:pPr>
-              <w:pStyle w:val="Compact"/>
-            </w:pPr>
-            <w:r>
-              <w:t xml:space="preserve">[0.381, 0.510]</w:t>
+              <w:t xml:space="preserve">P2X7</w:t>
+            </w:r>
+          </w:p>
+        </w:tc>
+        <w:tc>
+          <w:tcPr/>
+          <w:p>
+            <w:pPr>
+              <w:pStyle w:val="Compact"/>
+            </w:pPr>
+            <w:r>
+              <w:t xml:space="preserve">2,450</w:t>
+            </w:r>
+          </w:p>
+        </w:tc>
+        <w:tc>
+          <w:tcPr/>
+          <w:p>
+            <w:pPr>
+              <w:pStyle w:val="Compact"/>
+            </w:pPr>
+            <w:r>
+              <w:t xml:space="preserve">488</w:t>
+            </w:r>
+          </w:p>
+        </w:tc>
+        <w:tc>
+          <w:tcPr/>
+          <w:p>
+            <w:pPr>
+              <w:pStyle w:val="Compact"/>
+            </w:pPr>
+            <w:r>
+              <w:t xml:space="preserve">139</w:t>
+            </w:r>
+          </w:p>
+        </w:tc>
+        <w:tc>
+          <w:tcPr/>
+          <w:p>
+            <w:pPr>
+              <w:pStyle w:val="Compact"/>
+            </w:pPr>
+            <w:r>
+              <w:t xml:space="preserve">0.999</w:t>
+            </w:r>
+          </w:p>
+        </w:tc>
+        <w:tc>
+          <w:tcPr/>
+          <w:p>
+            <w:pPr>
+              <w:pStyle w:val="Compact"/>
+            </w:pPr>
+            <w:r>
+              <w:t xml:space="preserve">0.531</w:t>
+            </w:r>
+          </w:p>
+        </w:tc>
+        <w:tc>
+          <w:tcPr/>
+          <w:p>
+            <w:pPr>
+              <w:pStyle w:val="Compact"/>
+            </w:pPr>
+            <w:r>
+              <w:t xml:space="preserve">[0.486, 0.575]</w:t>
             </w:r>
           </w:p>
         </w:tc>
@@ -12054,73 +12601,73 @@
               <w:pStyle w:val="Compact"/>
             </w:pPr>
             <w:r>
-              <w:t xml:space="preserve">MT1</w:t>
-            </w:r>
-          </w:p>
-        </w:tc>
-        <w:tc>
-          <w:tcPr/>
-          <w:p>
-            <w:pPr>
-              <w:pStyle w:val="Compact"/>
-            </w:pPr>
-            <w:r>
-              <w:t xml:space="preserve">545</w:t>
-            </w:r>
-          </w:p>
-        </w:tc>
-        <w:tc>
-          <w:tcPr/>
-          <w:p>
-            <w:pPr>
-              <w:pStyle w:val="Compact"/>
-            </w:pPr>
-            <w:r>
-              <w:t xml:space="preserve">152</w:t>
-            </w:r>
-          </w:p>
-        </w:tc>
-        <w:tc>
-          <w:tcPr/>
-          <w:p>
-            <w:pPr>
-              <w:pStyle w:val="Compact"/>
-            </w:pPr>
-            <w:r>
-              <w:t xml:space="preserve">48</w:t>
-            </w:r>
-          </w:p>
-        </w:tc>
-        <w:tc>
-          <w:tcPr/>
-          <w:p>
-            <w:pPr>
-              <w:pStyle w:val="Compact"/>
-            </w:pPr>
-            <w:r>
-              <w:t xml:space="preserve">0.996</w:t>
-            </w:r>
-          </w:p>
-        </w:tc>
-        <w:tc>
-          <w:tcPr/>
-          <w:p>
-            <w:pPr>
-              <w:pStyle w:val="Compact"/>
-            </w:pPr>
-            <w:r>
-              <w:t xml:space="preserve">0.283</w:t>
-            </w:r>
-          </w:p>
-        </w:tc>
-        <w:tc>
-          <w:tcPr/>
-          <w:p>
-            <w:pPr>
-              <w:pStyle w:val="Compact"/>
-            </w:pPr>
-            <w:r>
-              <w:t xml:space="preserve">[0.217, 0.359]</w:t>
+              <w:t xml:space="preserve">GBA1</w:t>
+            </w:r>
+          </w:p>
+        </w:tc>
+        <w:tc>
+          <w:tcPr/>
+          <w:p>
+            <w:pPr>
+              <w:pStyle w:val="Compact"/>
+            </w:pPr>
+            <w:r>
+              <w:t xml:space="preserve">101</w:t>
+            </w:r>
+          </w:p>
+        </w:tc>
+        <w:tc>
+          <w:tcPr/>
+          <w:p>
+            <w:pPr>
+              <w:pStyle w:val="Compact"/>
+            </w:pPr>
+            <w:r>
+              <w:t xml:space="preserve">19</w:t>
+            </w:r>
+          </w:p>
+        </w:tc>
+        <w:tc>
+          <w:tcPr/>
+          <w:p>
+            <w:pPr>
+              <w:pStyle w:val="Compact"/>
+            </w:pPr>
+            <w:r>
+              <w:t xml:space="preserve">10</w:t>
+            </w:r>
+          </w:p>
+        </w:tc>
+        <w:tc>
+          <w:tcPr/>
+          <w:p>
+            <w:pPr>
+              <w:pStyle w:val="Compact"/>
+            </w:pPr>
+            <w:r>
+              <w:t xml:space="preserve">0.453</w:t>
+            </w:r>
+          </w:p>
+        </w:tc>
+        <w:tc>
+          <w:tcPr/>
+          <w:p>
+            <w:pPr>
+              <w:pStyle w:val="Compact"/>
+            </w:pPr>
+            <w:r>
+              <w:t xml:space="preserve">0.526</w:t>
+            </w:r>
+          </w:p>
+        </w:tc>
+        <w:tc>
+          <w:tcPr/>
+          <w:p>
+            <w:pPr>
+              <w:pStyle w:val="Compact"/>
+            </w:pPr>
+            <w:r>
+              <w:t xml:space="preserve">[0.317, 0.727]</w:t>
             </w:r>
           </w:p>
         </w:tc>
@@ -12141,73 +12688,73 @@
               <w:pStyle w:val="Compact"/>
             </w:pPr>
             <w:r>
-              <w:t xml:space="preserve">KEAP1</w:t>
-            </w:r>
-          </w:p>
-        </w:tc>
-        <w:tc>
-          <w:tcPr/>
-          <w:p>
-            <w:pPr>
-              <w:pStyle w:val="Compact"/>
-            </w:pPr>
-            <w:r>
-              <w:t xml:space="preserve">97</w:t>
-            </w:r>
-          </w:p>
-        </w:tc>
-        <w:tc>
-          <w:tcPr/>
-          <w:p>
-            <w:pPr>
-              <w:pStyle w:val="Compact"/>
-            </w:pPr>
-            <w:r>
-              <w:t xml:space="preserve">25</w:t>
-            </w:r>
-          </w:p>
-        </w:tc>
-        <w:tc>
-          <w:tcPr/>
-          <w:p>
-            <w:pPr>
-              <w:pStyle w:val="Compact"/>
-            </w:pPr>
-            <w:r>
-              <w:t xml:space="preserve">15</w:t>
-            </w:r>
-          </w:p>
-        </w:tc>
-        <w:tc>
-          <w:tcPr/>
-          <w:p>
-            <w:pPr>
-              <w:pStyle w:val="Compact"/>
-            </w:pPr>
-            <w:r>
-              <w:t xml:space="preserve">0.978</w:t>
-            </w:r>
-          </w:p>
-        </w:tc>
-        <w:tc>
-          <w:tcPr/>
-          <w:p>
-            <w:pPr>
-              <w:pStyle w:val="Compact"/>
-            </w:pPr>
-            <w:r>
-              <w:t xml:space="preserve">0.240</w:t>
-            </w:r>
-          </w:p>
-        </w:tc>
-        <w:tc>
-          <w:tcPr/>
-          <w:p>
-            <w:pPr>
-              <w:pStyle w:val="Compact"/>
-            </w:pPr>
-            <w:r>
-              <w:t xml:space="preserve">[0.115, 0.434]</w:t>
+              <w:t xml:space="preserve">COX2</w:t>
+            </w:r>
+          </w:p>
+        </w:tc>
+        <w:tc>
+          <w:tcPr/>
+          <w:p>
+            <w:pPr>
+              <w:pStyle w:val="Compact"/>
+            </w:pPr>
+            <w:r>
+              <w:t xml:space="preserve">945</w:t>
+            </w:r>
+          </w:p>
+        </w:tc>
+        <w:tc>
+          <w:tcPr/>
+          <w:p>
+            <w:pPr>
+              <w:pStyle w:val="Compact"/>
+            </w:pPr>
+            <w:r>
+              <w:t xml:space="preserve">237</w:t>
+            </w:r>
+          </w:p>
+        </w:tc>
+        <w:tc>
+          <w:tcPr/>
+          <w:p>
+            <w:pPr>
+              <w:pStyle w:val="Compact"/>
+            </w:pPr>
+            <w:r>
+              <w:t xml:space="preserve">67</w:t>
+            </w:r>
+          </w:p>
+        </w:tc>
+        <w:tc>
+          <w:tcPr/>
+          <w:p>
+            <w:pPr>
+              <w:pStyle w:val="Compact"/>
+            </w:pPr>
+            <w:r>
+              <w:t xml:space="preserve">0.951</w:t>
+            </w:r>
+          </w:p>
+        </w:tc>
+        <w:tc>
+          <w:tcPr/>
+          <w:p>
+            <w:pPr>
+              <w:pStyle w:val="Compact"/>
+            </w:pPr>
+            <w:r>
+              <w:t xml:space="preserve">0.371</w:t>
+            </w:r>
+          </w:p>
+        </w:tc>
+        <w:tc>
+          <w:tcPr/>
+          <w:p>
+            <w:pPr>
+              <w:pStyle w:val="Compact"/>
+            </w:pPr>
+            <w:r>
+              <w:t xml:space="preserve">[0.312, 0.434]</w:t>
             </w:r>
           </w:p>
         </w:tc>
@@ -12228,6 +12775,93 @@
               <w:pStyle w:val="Compact"/>
             </w:pPr>
             <w:r>
+              <w:t xml:space="preserve">mGluR5</w:t>
+            </w:r>
+          </w:p>
+        </w:tc>
+        <w:tc>
+          <w:tcPr/>
+          <w:p>
+            <w:pPr>
+              <w:pStyle w:val="Compact"/>
+            </w:pPr>
+            <w:r>
+              <w:t xml:space="preserve">986</w:t>
+            </w:r>
+          </w:p>
+        </w:tc>
+        <w:tc>
+          <w:tcPr/>
+          <w:p>
+            <w:pPr>
+              <w:pStyle w:val="Compact"/>
+            </w:pPr>
+            <w:r>
+              <w:t xml:space="preserve">214</w:t>
+            </w:r>
+          </w:p>
+        </w:tc>
+        <w:tc>
+          <w:tcPr/>
+          <w:p>
+            <w:pPr>
+              <w:pStyle w:val="Compact"/>
+            </w:pPr>
+            <w:r>
+              <w:t xml:space="preserve">106</w:t>
+            </w:r>
+          </w:p>
+        </w:tc>
+        <w:tc>
+          <w:tcPr/>
+          <w:p>
+            <w:pPr>
+              <w:pStyle w:val="Compact"/>
+            </w:pPr>
+            <w:r>
+              <w:t xml:space="preserve">0.999</w:t>
+            </w:r>
+          </w:p>
+        </w:tc>
+        <w:tc>
+          <w:tcPr/>
+          <w:p>
+            <w:pPr>
+              <w:pStyle w:val="Compact"/>
+            </w:pPr>
+            <w:r>
+              <w:t xml:space="preserve">0.308</w:t>
+            </w:r>
+          </w:p>
+        </w:tc>
+        <w:tc>
+          <w:tcPr/>
+          <w:p>
+            <w:pPr>
+              <w:pStyle w:val="Compact"/>
+            </w:pPr>
+            <w:r>
+              <w:t xml:space="preserve">[0.250, 0.373]</w:t>
+            </w:r>
+          </w:p>
+        </w:tc>
+        <w:tc>
+          <w:tcPr/>
+          <w:p>
+            <w:pPr>
+              <w:pStyle w:val="Compact"/>
+            </w:pPr>
+          </w:p>
+        </w:tc>
+      </w:tr>
+      <w:tr>
+        <w:tc>
+          <w:tcPr/>
+          <w:p>
+            <w:pPr>
+              <w:pStyle w:val="Compact"/>
+            </w:pPr>
+            <w:r>
               <w:t xml:space="preserve">GluA2</w:t>
             </w:r>
           </w:p>
@@ -12239,18 +12873,18 @@
               <w:pStyle w:val="Compact"/>
             </w:pPr>
             <w:r>
-              <w:t xml:space="preserve">74</w:t>
-            </w:r>
-          </w:p>
-        </w:tc>
-        <w:tc>
-          <w:tcPr/>
-          <w:p>
-            <w:pPr>
-              <w:pStyle w:val="Compact"/>
-            </w:pPr>
-            <w:r>
-              <w:t xml:space="preserve">23</w:t>
+              <w:t xml:space="preserve">78</w:t>
+            </w:r>
+          </w:p>
+        </w:tc>
+        <w:tc>
+          <w:tcPr/>
+          <w:p>
+            <w:pPr>
+              <w:pStyle w:val="Compact"/>
+            </w:pPr>
+            <w:r>
+              <w:t xml:space="preserve">19</w:t>
             </w:r>
           </w:p>
         </w:tc>
@@ -12272,29 +12906,29 @@
               <w:pStyle w:val="Compact"/>
             </w:pPr>
             <w:r>
-              <w:t xml:space="preserve">0.816</w:t>
-            </w:r>
-          </w:p>
-        </w:tc>
-        <w:tc>
-          <w:tcPr/>
-          <w:p>
-            <w:pPr>
-              <w:pStyle w:val="Compact"/>
-            </w:pPr>
-            <w:r>
-              <w:t xml:space="preserve">0.217</w:t>
-            </w:r>
-          </w:p>
-        </w:tc>
-        <w:tc>
-          <w:tcPr/>
-          <w:p>
-            <w:pPr>
-              <w:pStyle w:val="Compact"/>
-            </w:pPr>
-            <w:r>
-              <w:t xml:space="preserve">[0.097, 0.419]</w:t>
+              <w:t xml:space="preserve">0.695</w:t>
+            </w:r>
+          </w:p>
+        </w:tc>
+        <w:tc>
+          <w:tcPr/>
+          <w:p>
+            <w:pPr>
+              <w:pStyle w:val="Compact"/>
+            </w:pPr>
+            <w:r>
+              <w:t xml:space="preserve">0.105</w:t>
+            </w:r>
+          </w:p>
+        </w:tc>
+        <w:tc>
+          <w:tcPr/>
+          <w:p>
+            <w:pPr>
+              <w:pStyle w:val="Compact"/>
+            </w:pPr>
+            <w:r>
+              <w:t xml:space="preserve">[0.029, 0.314]</w:t>
             </w:r>
           </w:p>
         </w:tc>
@@ -12313,7 +12947,7 @@
         <w:pStyle w:val="BodyText"/>
       </w:pPr>
       <w:r>
-        <w:t xml:space="preserve">Pooled recall 12,325/15,609 = 0.790; median per-target 0.807; 19 of 36 targets at or above 0.80.</w:t>
+        <w:t xml:space="preserve">Pooled recall 11,794/15,011 = 0.786; median per-target 0.817; 22 of 38 targets at or above 0.80.</w:t>
       </w:r>
     </w:p>
     <w:bookmarkEnd w:id="30"/>
@@ -12418,7 +13052,7 @@
               <w:pStyle w:val="Compact"/>
             </w:pPr>
             <w:r>
-              <w:t xml:space="preserve">top-3 accuracy 0.804 vs permutation null 0.188 (p=0.005) and frequency null 0.482</w:t>
+              <w:t xml:space="preserve">top-3 accuracy 0.769 vs permutation null 0.152 (p=0.005) and frequency null 0.560</w:t>
             </w:r>
           </w:p>
         </w:tc>
@@ -12457,7 +13091,7 @@
               <w:pStyle w:val="Compact"/>
             </w:pPr>
             <w:r>
-              <w:t xml:space="preserve">curated 0.8045, uniform 0.8036, permuted 0.8025</w:t>
+              <w:t xml:space="preserve">curated 0.7691, uniform 0.7678, permuted 0.7670</w:t>
             </w:r>
           </w:p>
         </w:tc>
@@ -12535,7 +13169,7 @@
               <w:pStyle w:val="Compact"/>
             </w:pPr>
             <w:r>
-              <w:t xml:space="preserve">false-positive rate 0.051 on 59 distant compounds against 0.125 measured on library chemistry</w:t>
+              <w:t xml:space="preserve">false-positive rate 0.033 on 61 distant compounds against 0.080 measured on library chemistry</w:t>
             </w:r>
           </w:p>
         </w:tc>
@@ -12574,7 +13208,7 @@
               <w:pStyle w:val="Compact"/>
             </w:pPr>
             <w:r>
-              <w:t xml:space="preserve">recall 0.970 against 0.060</w:t>
+              <w:t xml:space="preserve">recall 0.973 against 0.060</w:t>
             </w:r>
           </w:p>
         </w:tc>
@@ -12652,7 +13286,7 @@
               <w:pStyle w:val="Compact"/>
             </w:pPr>
             <w:r>
-              <w:t xml:space="preserve">none of 43 targets ranks below AUROC 0.70; the cause is the operating point, with median deployed sensitivity 0.77 and 8 targets under 0.50</w:t>
+              <w:t xml:space="preserve">none of 35 targets ranks below AUROC 0.70; the cause is the operating point, with median deployed sensitivity 0.83 and 3 targets under 0.50</w:t>
             </w:r>
           </w:p>
         </w:tc>
@@ -12691,7 +13325,7 @@
               <w:pStyle w:val="Compact"/>
             </w:pPr>
             <w:r>
-              <w:t xml:space="preserve">36 targets fire across approved drugs but span only 14 independent directions; 6 homologous pairs correlate above 0.5</w:t>
+              <w:t xml:space="preserve">38 targets fire across approved drugs but span only 15 independent directions; 5 homologous pairs correlate above 0.5</w:t>
             </w:r>
           </w:p>
         </w:tc>
@@ -13506,18 +14140,18 @@
               <w:pStyle w:val="Compact"/>
             </w:pPr>
             <w:r>
-              <w:t xml:space="preserve">0.954</w:t>
-            </w:r>
-          </w:p>
-        </w:tc>
-        <w:tc>
-          <w:tcPr/>
-          <w:p>
-            <w:pPr>
-              <w:pStyle w:val="Compact"/>
-            </w:pPr>
-            <w:r>
-              <w:t xml:space="preserve">0.849</w:t>
+              <w:t xml:space="preserve">0.937</w:t>
+            </w:r>
+          </w:p>
+        </w:tc>
+        <w:tc>
+          <w:tcPr/>
+          <w:p>
+            <w:pPr>
+              <w:pStyle w:val="Compact"/>
+            </w:pPr>
+            <w:r>
+              <w:t xml:space="preserve">0.899</w:t>
             </w:r>
           </w:p>
         </w:tc>
@@ -13593,18 +14227,18 @@
               <w:pStyle w:val="Compact"/>
             </w:pPr>
             <w:r>
-              <w:t xml:space="preserve">0.992</w:t>
-            </w:r>
-          </w:p>
-        </w:tc>
-        <w:tc>
-          <w:tcPr/>
-          <w:p>
-            <w:pPr>
-              <w:pStyle w:val="Compact"/>
-            </w:pPr>
-            <w:r>
-              <w:t xml:space="preserve">0.975</w:t>
+              <w:t xml:space="preserve">0.973</w:t>
+            </w:r>
+          </w:p>
+        </w:tc>
+        <w:tc>
+          <w:tcPr/>
+          <w:p>
+            <w:pPr>
+              <w:pStyle w:val="Compact"/>
+            </w:pPr>
+            <w:r>
+              <w:t xml:space="preserve">0.955</w:t>
             </w:r>
           </w:p>
         </w:tc>
@@ -13680,18 +14314,18 @@
               <w:pStyle w:val="Compact"/>
             </w:pPr>
             <w:r>
-              <w:t xml:space="preserve">0.879</w:t>
-            </w:r>
-          </w:p>
-        </w:tc>
-        <w:tc>
-          <w:tcPr/>
-          <w:p>
-            <w:pPr>
-              <w:pStyle w:val="Compact"/>
-            </w:pPr>
-            <w:r>
-              <w:t xml:space="preserve">0.591</w:t>
+              <w:t xml:space="preserve">0.634</w:t>
+            </w:r>
+          </w:p>
+        </w:tc>
+        <w:tc>
+          <w:tcPr/>
+          <w:p>
+            <w:pPr>
+              <w:pStyle w:val="Compact"/>
+            </w:pPr>
+            <w:r>
+              <w:t xml:space="preserve">0.565</w:t>
             </w:r>
           </w:p>
         </w:tc>
@@ -13767,18 +14401,18 @@
               <w:pStyle w:val="Compact"/>
             </w:pPr>
             <w:r>
-              <w:t xml:space="preserve">0.955</w:t>
-            </w:r>
-          </w:p>
-        </w:tc>
-        <w:tc>
-          <w:tcPr/>
-          <w:p>
-            <w:pPr>
-              <w:pStyle w:val="Compact"/>
-            </w:pPr>
-            <w:r>
-              <w:t xml:space="preserve">0.901</w:t>
+              <w:t xml:space="preserve">0.876</w:t>
+            </w:r>
+          </w:p>
+        </w:tc>
+        <w:tc>
+          <w:tcPr/>
+          <w:p>
+            <w:pPr>
+              <w:pStyle w:val="Compact"/>
+            </w:pPr>
+            <w:r>
+              <w:t xml:space="preserve">0.728</w:t>
             </w:r>
           </w:p>
         </w:tc>
@@ -13854,18 +14488,18 @@
               <w:pStyle w:val="Compact"/>
             </w:pPr>
             <w:r>
-              <w:t xml:space="preserve">1.000</w:t>
-            </w:r>
-          </w:p>
-        </w:tc>
-        <w:tc>
-          <w:tcPr/>
-          <w:p>
-            <w:pPr>
-              <w:pStyle w:val="Compact"/>
-            </w:pPr>
-            <w:r>
-              <w:t xml:space="preserve">0.997</w:t>
+              <w:t xml:space="preserve">0.971</w:t>
+            </w:r>
+          </w:p>
+        </w:tc>
+        <w:tc>
+          <w:tcPr/>
+          <w:p>
+            <w:pPr>
+              <w:pStyle w:val="Compact"/>
+            </w:pPr>
+            <w:r>
+              <w:t xml:space="preserve">0.907</w:t>
             </w:r>
           </w:p>
         </w:tc>
@@ -14034,18 +14668,18 @@
               <w:pStyle w:val="Compact"/>
             </w:pPr>
             <w:r>
-              <w:t xml:space="preserve">n/a</w:t>
-            </w:r>
-          </w:p>
-        </w:tc>
-        <w:tc>
-          <w:tcPr/>
-          <w:p>
-            <w:pPr>
-              <w:pStyle w:val="Compact"/>
-            </w:pPr>
-            <w:r>
-              <w:t xml:space="preserve">1.000</w:t>
+              <w:t xml:space="preserve">0.985</w:t>
+            </w:r>
+          </w:p>
+        </w:tc>
+        <w:tc>
+          <w:tcPr/>
+          <w:p>
+            <w:pPr>
+              <w:pStyle w:val="Compact"/>
+            </w:pPr>
+            <w:r>
+              <w:t xml:space="preserve">0.997</w:t>
             </w:r>
           </w:p>
         </w:tc>
@@ -14124,18 +14758,18 @@
               <w:pStyle w:val="Compact"/>
             </w:pPr>
             <w:r>
-              <w:t xml:space="preserve">0.918</w:t>
-            </w:r>
-          </w:p>
-        </w:tc>
-        <w:tc>
-          <w:tcPr/>
-          <w:p>
-            <w:pPr>
-              <w:pStyle w:val="Compact"/>
-            </w:pPr>
-            <w:r>
-              <w:t xml:space="preserve">0.673</w:t>
+              <w:t xml:space="preserve">0.964</w:t>
+            </w:r>
+          </w:p>
+        </w:tc>
+        <w:tc>
+          <w:tcPr/>
+          <w:p>
+            <w:pPr>
+              <w:pStyle w:val="Compact"/>
+            </w:pPr>
+            <w:r>
+              <w:t xml:space="preserve">0.967</w:t>
             </w:r>
           </w:p>
         </w:tc>
@@ -14211,18 +14845,18 @@
               <w:pStyle w:val="Compact"/>
             </w:pPr>
             <w:r>
-              <w:t xml:space="preserve">0.997</w:t>
-            </w:r>
-          </w:p>
-        </w:tc>
-        <w:tc>
-          <w:tcPr/>
-          <w:p>
-            <w:pPr>
-              <w:pStyle w:val="Compact"/>
-            </w:pPr>
-            <w:r>
-              <w:t xml:space="preserve">0.986</w:t>
+              <w:t xml:space="preserve">0.983</w:t>
+            </w:r>
+          </w:p>
+        </w:tc>
+        <w:tc>
+          <w:tcPr/>
+          <w:p>
+            <w:pPr>
+              <w:pStyle w:val="Compact"/>
+            </w:pPr>
+            <w:r>
+              <w:t xml:space="preserve">0.969</w:t>
             </w:r>
           </w:p>
         </w:tc>
@@ -16549,25 +17183,117 @@
         <w:pStyle w:val="FirstParagraph"/>
       </w:pPr>
       <w:r>
-        <w:t xml:space="preserve">All code, trained models, the curated knowledge graph, per-fold validation artifacts and the scripts</w:t>
-      </w:r>
-      <w:r>
-        <w:t xml:space="preserve"> </w:t>
-      </w:r>
-      <w:r>
-        <w:t xml:space="preserve">that regenerate every table and figure in this manuscript are available at</w:t>
-      </w:r>
-      <w:r>
-        <w:t xml:space="preserve"> </w:t>
-      </w:r>
-      <w:r>
-        <w:t xml:space="preserve">https://github.com/krishna-g-999/brainsafe-ai under [license]. The server is freely accessible at</w:t>
-      </w:r>
-      <w:r>
-        <w:t xml:space="preserve"> </w:t>
-      </w:r>
-      <w:r>
-        <w:t xml:space="preserve">[URL] with no login requirement.</w:t>
+        <w:t xml:space="preserve">All code, the curated knowledge graph, per-fold validation artefacts and the scripts that regenerate</w:t>
+      </w:r>
+      <w:r>
+        <w:t xml:space="preserve"> </w:t>
+      </w:r>
+      <w:r>
+        <w:t xml:space="preserve">every table and figure in this manuscript are available at https://github.com/krishna-g-999/brainsafe-ai</w:t>
+      </w:r>
+      <w:r>
+        <w:t xml:space="preserve"> </w:t>
+      </w:r>
+      <w:r>
+        <w:t xml:space="preserve">under the MIT licence. The trained estimators (0.78 GB) and the raw API responses retrieved from</w:t>
+      </w:r>
+      <w:r>
+        <w:t xml:space="preserve"> </w:t>
+      </w:r>
+      <w:r>
+        <w:t xml:space="preserve">ChEMBL, BindingDB and PubChem are too large for version control and are deposited separately; both</w:t>
+      </w:r>
+      <w:r>
+        <w:t xml:space="preserve"> </w:t>
+      </w:r>
+      <w:r>
+        <w:t xml:space="preserve">archives carry a manifest, committed with the code, recording the SHA-256 of the archive and of every</w:t>
+      </w:r>
+      <w:r>
+        <w:t xml:space="preserve"> </w:t>
+      </w:r>
+      <w:r>
+        <w:t xml:space="preserve">file inside it, so a download is verified rather than trusted. The models archive supersedes</w:t>
+      </w:r>
+      <w:r>
+        <w:t xml:space="preserve"> </w:t>
+      </w:r>
+      <w:r>
+        <w:t xml:space="preserve">doi:10.5281/zenodo.21858576, which holds the pre-audit models and describes different bytes from the</w:t>
+      </w:r>
+      <w:r>
+        <w:t xml:space="preserve"> </w:t>
+      </w:r>
+      <w:r>
+        <w:t xml:space="preserve">ones this manuscript reports; the manifest records that superseded identifier explicitly rather than</w:t>
+      </w:r>
+      <w:r>
+        <w:t xml:space="preserve"> </w:t>
+      </w:r>
+      <w:r>
+        <w:t xml:space="preserve">pointing at a record that would serve the wrong models.</w:t>
+      </w:r>
+    </w:p>
+    <w:p>
+      <w:pPr>
+        <w:pStyle w:val="BodyText"/>
+      </w:pPr>
+      <w:r>
+        <w:t xml:space="preserve">Reproducing the panel from the repository requires only the endpoint tables and</w:t>
+      </w:r>
+      <w:r>
+        <w:t xml:space="preserve"> </w:t>
+      </w:r>
+      <w:r>
+        <w:rPr>
+          <w:rStyle w:val="VerbatimChar"/>
+        </w:rPr>
+        <w:t xml:space="preserve">src/brainsafe/models/train_rf.py</w:t>
+      </w:r>
+      <w:r>
+        <w:t xml:space="preserve">; every random seed is fixed at 42, and the adversarial suite</w:t>
+      </w:r>
+      <w:r>
+        <w:t xml:space="preserve"> </w:t>
+      </w:r>
+      <w:r>
+        <w:t xml:space="preserve">includes a check that retraining an endpoint reproduces its reported score, which it does to three</w:t>
+      </w:r>
+      <w:r>
+        <w:t xml:space="preserve"> </w:t>
+      </w:r>
+      <w:r>
+        <w:t xml:space="preserve">decimal places (Figure 6D).</w:t>
+      </w:r>
+    </w:p>
+    <w:p>
+      <w:pPr>
+        <w:pStyle w:val="BodyText"/>
+      </w:pPr>
+      <w:r>
+        <w:rPr>
+          <w:b/>
+          <w:bCs/>
+        </w:rPr>
+        <w:t xml:space="preserve">[TO BE SUPPLIED BEFORE SUBMISSION]</w:t>
+      </w:r>
+      <w:r>
+        <w:t xml:space="preserve"> </w:t>
+      </w:r>
+      <w:r>
+        <w:t xml:space="preserve">the public server URL, the deposit DOI for version 1.1, the</w:t>
+      </w:r>
+      <w:r>
+        <w:t xml:space="preserve"> </w:t>
+      </w:r>
+      <w:r>
+        <w:t xml:space="preserve">author list, the corresponding author’s address, and the funding statement. These are the only</w:t>
+      </w:r>
+      <w:r>
+        <w:t xml:space="preserve"> </w:t>
+      </w:r>
+      <w:r>
+        <w:t xml:space="preserve">placeholders in this manuscript; every other value is computed from an artefact in the repository.</w:t>
       </w:r>
     </w:p>
     <w:bookmarkEnd w:id="46"/>
@@ -16585,11 +17311,11 @@
         <w:pStyle w:val="FirstParagraph"/>
       </w:pPr>
       <w:r>
-        <w:t xml:space="preserve">[To be completed.]</w:t>
+        <w:t xml:space="preserve">[TO BE SUPPLIED BEFORE SUBMISSION]</w:t>
       </w:r>
     </w:p>
     <w:bookmarkEnd w:id="47"/>
-    <w:bookmarkStart w:id="75" w:name="figure-legends"/>
+    <w:bookmarkStart w:id="69" w:name="figure-legends"/>
     <w:p>
       <w:pPr>
         <w:pStyle w:val="Heading2"/>
@@ -16605,14 +17331,14 @@
       <w:r>
         <w:drawing>
           <wp:inline>
-            <wp:extent cx="5334000" cy="4665359"/>
+            <wp:extent cx="5334000" cy="3876870"/>
             <wp:effectExtent b="0" l="0" r="0" t="0"/>
             <wp:docPr descr="Figure 1" title="" id="49" name="Picture"/>
             <a:graphic>
               <a:graphicData uri="http://schemas.openxmlformats.org/drawingml/2006/picture">
                 <pic:pic>
                   <pic:nvPicPr>
-                    <pic:cNvPr descr="figures/Figure1_endpoint_rationale.png" id="50" name="Picture"/>
+                    <pic:cNvPr descr="figures/Figure1_architecture.png" id="50" name="Picture"/>
                     <pic:cNvPicPr>
                       <a:picLocks noChangeArrowheads="1" noChangeAspect="1"/>
                     </pic:cNvPicPr>
@@ -16626,7 +17352,7 @@
                   <pic:spPr bwMode="auto">
                     <a:xfrm>
                       <a:off x="0" y="0"/>
-                      <a:ext cx="5334000" cy="4665359"/>
+                      <a:ext cx="5334000" cy="3876870"/>
                     </a:xfrm>
                     <a:prstGeom prst="rect">
                       <a:avLst/>
@@ -16668,66 +17394,90 @@
         <w:t xml:space="preserve"> </w:t>
       </w:r>
       <w:r>
-        <w:t xml:space="preserve">Endpoint selection rationale. Left, the four sequential questions a CNS candidate must</w:t>
-      </w:r>
-      <w:r>
-        <w:t xml:space="preserve"> </w:t>
-      </w:r>
-      <w:r>
-        <w:t xml:space="preserve">satisfy and the endpoints modelled in each layer, with measured compound counts. Right, the eleven</w:t>
-      </w:r>
-      <w:r>
-        <w:t xml:space="preserve"> </w:t>
-      </w:r>
-      <w:r>
-        <w:t xml:space="preserve">conditions the panel informs, the targets that drive each, and the mechanisms not yet modelled.</w:t>
+        <w:t xml:space="preserve">How a prediction is assembled. (A) A query structure is reduced to its largest organic</w:t>
+      </w:r>
+      <w:r>
+        <w:t xml:space="preserve"> </w:t>
+      </w:r>
+      <w:r>
+        <w:t xml:space="preserve">fragment, sanitised, and represented as one fixed 1,036-column vector. That vector is scored by four</w:t>
+      </w:r>
+      <w:r>
+        <w:t xml:space="preserve"> </w:t>
+      </w:r>
+      <w:r>
+        <w:t xml:space="preserve">model families: nine exposure and ADME endpoints, twelve target potency and activity endpoints, the</w:t>
+      </w:r>
+      <w:r>
+        <w:t xml:space="preserve"> </w:t>
+      </w:r>
+      <w:r>
+        <w:t xml:space="preserve">49-endpoint binder panel, and two auxiliary regressions. Every target score is then admitted only in</w:t>
+      </w:r>
+      <w:r>
+        <w:t xml:space="preserve"> </w:t>
+      </w:r>
+      <w:r>
+        <w:t xml:space="preserve">proportion to the predicted probability that the compound reaches the brain, and the surviving scores</w:t>
+      </w:r>
+      <w:r>
+        <w:t xml:space="preserve"> </w:t>
+      </w:r>
+      <w:r>
+        <w:t xml:space="preserve">are ranked by base-rate enrichment rather than by raw probability, so an endpoint that fires often</w:t>
+      </w:r>
+      <w:r>
+        <w:t xml:space="preserve"> </w:t>
+      </w:r>
+      <w:r>
+        <w:t xml:space="preserve">across the library cannot dominate. Every reported score carries a calibrated probability, a</w:t>
+      </w:r>
+      <w:r>
+        <w:t xml:space="preserve"> </w:t>
+      </w:r>
+      <w:r>
+        <w:t xml:space="preserve">conformal interval and an applicability-domain distance. (B) The counts in (A) are deployed</w:t>
+      </w:r>
+      <w:r>
+        <w:t xml:space="preserve"> </w:t>
+      </w:r>
+      <w:r>
+        <w:t xml:space="preserve">estimators. Each was preceded by twenty fits that never serve a prediction and exist only to measure</w:t>
+      </w:r>
+      <w:r>
+        <w:t xml:space="preserve"> </w:t>
+      </w:r>
+      <w:r>
+        <w:t xml:space="preserve">how the twenty-first behaves on compounds withheld from it: ten random folds and ten scaffold folds.</w:t>
+      </w:r>
+      <w:r>
+        <w:t xml:space="preserve"> </w:t>
+      </w:r>
+      <w:r>
+        <w:t xml:space="preserve">Across the panel that is 1,420 cross-validation fits over 71 cross-validated endpoints, behind 72</w:t>
+      </w:r>
+      <w:r>
+        <w:t xml:space="preserve"> </w:t>
+      </w:r>
+      <w:r>
+        <w:t xml:space="preserve">deployed estimators and eight isotonic calibrators.</w:t>
       </w:r>
     </w:p>
     <w:p>
       <w:pPr>
-        <w:pStyle w:val="BodyText"/>
-      </w:pPr>
-      <w:r>
-        <w:rPr>
-          <w:b/>
-          <w:bCs/>
-        </w:rPr>
-        <w:t xml:space="preserve">Figure 2.</w:t>
-      </w:r>
-      <w:r>
-        <w:t xml:space="preserve"> </w:t>
-      </w:r>
-      <w:r>
-        <w:t xml:space="preserve">The BrainSafe AI report for a query compound (screenshot to be inserted): summary card,</w:t>
-      </w:r>
-      <w:r>
-        <w:t xml:space="preserve"> </w:t>
-      </w:r>
-      <w:r>
-        <w:t xml:space="preserve">mechanistic map, brain-relevance panel, target and receptor tables, ADME panel, and the applicability</w:t>
-      </w:r>
-      <w:r>
-        <w:t xml:space="preserve"> </w:t>
-      </w:r>
-      <w:r>
-        <w:t xml:space="preserve">and confidence card.</w:t>
-      </w:r>
-    </w:p>
-    <w:p>
-      <w:pPr>
         <w:pStyle w:val="CaptionedFigure"/>
       </w:pPr>
       <w:r>
         <w:drawing>
           <wp:inline>
-            <wp:extent cx="5334000" cy="3743587"/>
+            <wp:extent cx="5334000" cy="2897669"/>
             <wp:effectExtent b="0" l="0" r="0" t="0"/>
-            <wp:docPr descr="Figure 3" title="" id="52" name="Picture"/>
+            <wp:docPr descr="Figure 2" title="" id="52" name="Picture"/>
             <a:graphic>
               <a:graphicData uri="http://schemas.openxmlformats.org/drawingml/2006/picture">
                 <pic:pic>
                   <pic:nvPicPr>
-                    <pic:cNvPr descr="figures/Figure2_mechanism.png" id="53" name="Picture"/>
+                    <pic:cNvPr descr="figures/Figure2_feature_vector.png" id="53" name="Picture"/>
                     <pic:cNvPicPr>
                       <a:picLocks noChangeArrowheads="1" noChangeAspect="1"/>
                     </pic:cNvPicPr>
@@ -16741,7 +17491,7 @@
                   <pic:spPr bwMode="auto">
                     <a:xfrm>
                       <a:off x="0" y="0"/>
-                      <a:ext cx="5334000" cy="3743587"/>
+                      <a:ext cx="5334000" cy="2897669"/>
                     </a:xfrm>
                     <a:prstGeom prst="rect">
                       <a:avLst/>
@@ -16765,7 +17515,7 @@
         <w:pStyle w:val="ImageCaption"/>
       </w:pPr>
       <w:r>
-        <w:t xml:space="preserve">Figure 3</w:t>
+        <w:t xml:space="preserve">Figure 2</w:t>
       </w:r>
     </w:p>
     <w:p>
@@ -16777,31 +17527,61 @@
           <w:b/>
           <w:bCs/>
         </w:rPr>
-        <w:t xml:space="preserve">Figure 3.</w:t>
-      </w:r>
-      <w:r>
-        <w:t xml:space="preserve"> </w:t>
-      </w:r>
-      <w:r>
-        <w:t xml:space="preserve">The mechanistic map, shown for haloperidol. A four-tier diagram (compound, target,</w:t>
-      </w:r>
-      <w:r>
-        <w:t xml:space="preserve"> </w:t>
-      </w:r>
-      <w:r>
-        <w:t xml:space="preserve">pathway, disease) in which only engaged targets are drawn, connector weight encodes engagement</w:t>
-      </w:r>
-      <w:r>
-        <w:t xml:space="preserve"> </w:t>
-      </w:r>
-      <w:r>
-        <w:t xml:space="preserve">strength, node order is arranged to minimise crossings, and pathways are anchored to KEGG and Reactome</w:t>
-      </w:r>
-      <w:r>
-        <w:t xml:space="preserve"> </w:t>
-      </w:r>
-      <w:r>
-        <w:t xml:space="preserve">identifiers.</w:t>
+        <w:t xml:space="preserve">Figure 2.</w:t>
+      </w:r>
+      <w:r>
+        <w:t xml:space="preserve"> </w:t>
+      </w:r>
+      <w:r>
+        <w:t xml:space="preserve">The model input, computed for donepezil by the same featuriser the models use. (A) The</w:t>
+      </w:r>
+      <w:r>
+        <w:t xml:space="preserve"> </w:t>
+      </w:r>
+      <w:r>
+        <w:t xml:space="preserve">structure, after standardisation. (B) All 1,024 fingerprint bits drawn as a 32 x 32 grid, 47 of them</w:t>
+      </w:r>
+      <w:r>
+        <w:t xml:space="preserve"> </w:t>
+      </w:r>
+      <w:r>
+        <w:t xml:space="preserve">set. Two properties of this representation bound what the models can do and are stated rather than</w:t>
+      </w:r>
+      <w:r>
+        <w:t xml:space="preserve"> </w:t>
+      </w:r>
+      <w:r>
+        <w:t xml:space="preserve">left implicit: folding means a set bit reports that some substructure environment hashing to that</w:t>
+      </w:r>
+      <w:r>
+        <w:t xml:space="preserve"> </w:t>
+      </w:r>
+      <w:r>
+        <w:t xml:space="preserve">index is present, not which one, and excluding chirality means two enantiomers produce byte-identical</w:t>
+      </w:r>
+      <w:r>
+        <w:t xml:space="preserve"> </w:t>
+      </w:r>
+      <w:r>
+        <w:t xml:space="preserve">rows. The second is why rows identical in feature space are collapsed before any split rather than</w:t>
+      </w:r>
+      <w:r>
+        <w:t xml:space="preserve"> </w:t>
+      </w:r>
+      <w:r>
+        <w:t xml:space="preserve">left to fall on both sides of one. (C) The twelve descriptors with the values this molecule has.</w:t>
+      </w:r>
+      <w:r>
+        <w:t xml:space="preserve"> </w:t>
+      </w:r>
+      <w:r>
+        <w:t xml:space="preserve">They are unscaled, because a random forest splits on thresholds and is unchanged by any monotone</w:t>
+      </w:r>
+      <w:r>
+        <w:t xml:space="preserve"> </w:t>
+      </w:r>
+      <w:r>
+        <w:t xml:space="preserve">rescaling, so no scaler is fitted and none can leak across a split.</w:t>
       </w:r>
     </w:p>
     <w:p>
@@ -16811,14 +17591,14 @@
       <w:r>
         <w:drawing>
           <wp:inline>
-            <wp:extent cx="5334000" cy="2051538"/>
+            <wp:extent cx="5334000" cy="2403592"/>
             <wp:effectExtent b="0" l="0" r="0" t="0"/>
-            <wp:docPr descr="Figure 4" title="" id="55" name="Picture"/>
+            <wp:docPr descr="Figure 3" title="" id="55" name="Picture"/>
             <a:graphic>
               <a:graphicData uri="http://schemas.openxmlformats.org/drawingml/2006/picture">
                 <pic:pic>
                   <pic:nvPicPr>
-                    <pic:cNvPr descr="figures/Figure3_model_selection.png" id="56" name="Picture"/>
+                    <pic:cNvPr descr="figures/Figure3_cv_design.png" id="56" name="Picture"/>
                     <pic:cNvPicPr>
                       <a:picLocks noChangeArrowheads="1" noChangeAspect="1"/>
                     </pic:cNvPicPr>
@@ -16832,7 +17612,7 @@
                   <pic:spPr bwMode="auto">
                     <a:xfrm>
                       <a:off x="0" y="0"/>
-                      <a:ext cx="5334000" cy="2051538"/>
+                      <a:ext cx="5334000" cy="2403592"/>
                     </a:xfrm>
                     <a:prstGeom prst="rect">
                       <a:avLst/>
@@ -16856,7 +17636,7 @@
         <w:pStyle w:val="ImageCaption"/>
       </w:pPr>
       <w:r>
-        <w:t xml:space="preserve">Figure 4</w:t>
+        <w:t xml:space="preserve">Figure 3</w:t>
       </w:r>
     </w:p>
     <w:p>
@@ -16868,31 +17648,55 @@
           <w:b/>
           <w:bCs/>
         </w:rPr>
-        <w:t xml:space="preserve">Figure 4.</w:t>
-      </w:r>
-      <w:r>
-        <w:t xml:space="preserve"> </w:t>
-      </w:r>
-      <w:r>
-        <w:t xml:space="preserve">Model selection. (a) Mean scaffold-split AUROC across the classifier panel for the five</w:t>
-      </w:r>
-      <w:r>
-        <w:t xml:space="preserve"> </w:t>
-      </w:r>
-      <w:r>
-        <w:t xml:space="preserve">model families compared: logistic regression, k-nearest-neighbour read-across, histogram gradient</w:t>
-      </w:r>
-      <w:r>
-        <w:t xml:space="preserve"> </w:t>
-      </w:r>
-      <w:r>
-        <w:t xml:space="preserve">boosting, XGBoost, and the deployed random forest (gold). (b) Held-out comparison of a graph</w:t>
-      </w:r>
-      <w:r>
-        <w:t xml:space="preserve"> </w:t>
-      </w:r>
-      <w:r>
-        <w:t xml:space="preserve">isomorphism network against the random forest per endpoint.</w:t>
+        <w:t xml:space="preserve">Figure 3.</w:t>
+      </w:r>
+      <w:r>
+        <w:t xml:space="preserve"> </w:t>
+      </w:r>
+      <w:r>
+        <w:t xml:space="preserve">Two cross-validation schemes and the distance between them. (A) The same compounds</w:t>
+      </w:r>
+      <w:r>
+        <w:t xml:space="preserve"> </w:t>
+      </w:r>
+      <w:r>
+        <w:t xml:space="preserve">partitioned two ways. Under a random split the held-out fold is scattered through every scaffold</w:t>
+      </w:r>
+      <w:r>
+        <w:t xml:space="preserve"> </w:t>
+      </w:r>
+      <w:r>
+        <w:t xml:space="preserve">class, so a test compound usually has a close analogue in training and the score reports</w:t>
+      </w:r>
+      <w:r>
+        <w:t xml:space="preserve"> </w:t>
+      </w:r>
+      <w:r>
+        <w:t xml:space="preserve">interpolation. Under a scaffold split the held-out fold is a whole Bemis-Murcko class absent from</w:t>
+      </w:r>
+      <w:r>
+        <w:t xml:space="preserve"> </w:t>
+      </w:r>
+      <w:r>
+        <w:t xml:space="preserve">training, so the score reports generalisation to chemistry the model has no near neighbour for.</w:t>
+      </w:r>
+      <w:r>
+        <w:t xml:space="preserve"> </w:t>
+      </w:r>
+      <w:r>
+        <w:t xml:space="preserve">(B) Both scores for every classifier endpoint; the median cost of withholding a scaffold class is</w:t>
+      </w:r>
+      <w:r>
+        <w:t xml:space="preserve"> </w:t>
+      </w:r>
+      <w:r>
+        <w:t xml:space="preserve">0.027 AUROC. (C) All ten folds behind each mean, because a mean over ten tight folds and a mean over</w:t>
+      </w:r>
+      <w:r>
+        <w:t xml:space="preserve"> </w:t>
+      </w:r>
+      <w:r>
+        <w:t xml:space="preserve">ten dispersed folds are not the same claim.</w:t>
       </w:r>
     </w:p>
     <w:p>
@@ -16902,14 +17706,14 @@
       <w:r>
         <w:drawing>
           <wp:inline>
-            <wp:extent cx="5334000" cy="3932477"/>
+            <wp:extent cx="5334000" cy="3516984"/>
             <wp:effectExtent b="0" l="0" r="0" t="0"/>
-            <wp:docPr descr="Figure 5" title="" id="58" name="Picture"/>
+            <wp:docPr descr="Figure 4" title="" id="58" name="Picture"/>
             <a:graphic>
               <a:graphicData uri="http://schemas.openxmlformats.org/drawingml/2006/picture">
                 <pic:pic>
                   <pic:nvPicPr>
-                    <pic:cNvPr descr="figures/Figure5_cv_design_and_errorbars.png" id="59" name="Picture"/>
+                    <pic:cNvPr descr="figures/Figure4_pools_and_thresholds.png" id="59" name="Picture"/>
                     <pic:cNvPicPr>
                       <a:picLocks noChangeArrowheads="1" noChangeAspect="1"/>
                     </pic:cNvPicPr>
@@ -16923,7 +17727,7 @@
                   <pic:spPr bwMode="auto">
                     <a:xfrm>
                       <a:off x="0" y="0"/>
-                      <a:ext cx="5334000" cy="3932477"/>
+                      <a:ext cx="5334000" cy="3516984"/>
                     </a:xfrm>
                     <a:prstGeom prst="rect">
                       <a:avLst/>
@@ -16947,7 +17751,7 @@
         <w:pStyle w:val="ImageCaption"/>
       </w:pPr>
       <w:r>
-        <w:t xml:space="preserve">Figure 5</w:t>
+        <w:t xml:space="preserve">Figure 4</w:t>
       </w:r>
     </w:p>
     <w:p>
@@ -16959,43 +17763,73 @@
           <w:b/>
           <w:bCs/>
         </w:rPr>
-        <w:t xml:space="preserve">Figure 5.</w:t>
-      </w:r>
-      <w:r>
-        <w:t xml:space="preserve"> </w:t>
-      </w:r>
-      <w:r>
-        <w:t xml:space="preserve">Cross-validation design and the origin of the error bars. (a) Random 10-fold: every fold</w:t>
-      </w:r>
-      <w:r>
-        <w:t xml:space="preserve"> </w:t>
-      </w:r>
-      <w:r>
-        <w:t xml:space="preserve">contains all chemical series, so test compounds have close training analogues. (b) Scaffold-grouped</w:t>
-      </w:r>
-      <w:r>
-        <w:t xml:space="preserve"> </w:t>
-      </w:r>
-      <w:r>
-        <w:t xml:space="preserve">10-fold: each fold holds out whole chemical series, so test compounds are unseen chemotypes.</w:t>
-      </w:r>
-      <w:r>
-        <w:t xml:space="preserve"> </w:t>
-      </w:r>
-      <w:r>
-        <w:t xml:space="preserve">(c) Decomposition of the between-fold standard deviation into sampling noise and genuine chemotype</w:t>
-      </w:r>
-      <w:r>
-        <w:t xml:space="preserve"> </w:t>
-      </w:r>
-      <w:r>
-        <w:t xml:space="preserve">heterogeneity for each endpoint (left bar of each pair, random split; right bar, scaffold split).</w:t>
-      </w:r>
-      <w:r>
-        <w:t xml:space="preserve"> </w:t>
-      </w:r>
-      <w:r>
-        <w:t xml:space="preserve">Percentages give the heterogeneity share of the scaffold variance.</w:t>
+        <w:t xml:space="preserve">Figure 4.</w:t>
+      </w:r>
+      <w:r>
+        <w:t xml:space="preserve"> </w:t>
+      </w:r>
+      <w:r>
+        <w:t xml:space="preserve">Why the decision thresholds are measured on a pool they were not set on. (A) The</w:t>
+      </w:r>
+      <w:r>
+        <w:t xml:space="preserve"> </w:t>
+      </w:r>
+      <w:r>
+        <w:t xml:space="preserve">background library is partitioned into three pools by a stable hash of the canonical structure, so a</w:t>
+      </w:r>
+      <w:r>
+        <w:t xml:space="preserve"> </w:t>
+      </w:r>
+      <w:r>
+        <w:t xml:space="preserve">compound’s pool is a property of the molecule and never depends on run order. Decoys are drawn from</w:t>
+      </w:r>
+      <w:r>
+        <w:t xml:space="preserve"> </w:t>
+      </w:r>
+      <w:r>
+        <w:t xml:space="preserve">the first, thresholds are set on the second, and the false-positive rate is measured on the third; no</w:t>
+      </w:r>
+      <w:r>
+        <w:t xml:space="preserve"> </w:t>
+      </w:r>
+      <w:r>
+        <w:t xml:space="preserve">compound appears in more than one. (B) A threshold chosen as a quantile of a sample and then scored</w:t>
+      </w:r>
+      <w:r>
+        <w:t xml:space="preserve"> </w:t>
+      </w:r>
+      <w:r>
+        <w:t xml:space="preserve">on that same sample returns the quantile it was given, and cannot exceed it. Measured on the disjoint</w:t>
+      </w:r>
+      <w:r>
+        <w:t xml:space="preserve"> </w:t>
+      </w:r>
+      <w:r>
+        <w:t xml:space="preserve">evaluation pool, three endpoints exceed the 0.05 target, which under the previous procedure was</w:t>
+      </w:r>
+      <w:r>
+        <w:t xml:space="preserve"> </w:t>
+      </w:r>
+      <w:r>
+        <w:t xml:space="preserve">arithmetically impossible. That the number can now disagree with its target is the evidence that it</w:t>
+      </w:r>
+      <w:r>
+        <w:t xml:space="preserve"> </w:t>
+      </w:r>
+      <w:r>
+        <w:t xml:space="preserve">is a measurement. (C) Each deployed endpoint carries two operating points, a sensitive triage</w:t>
+      </w:r>
+      <w:r>
+        <w:t xml:space="preserve"> </w:t>
+      </w:r>
+      <w:r>
+        <w:t xml:space="preserve">threshold and a stricter screening threshold, with sensitivity measured on actives withheld by</w:t>
+      </w:r>
+      <w:r>
+        <w:t xml:space="preserve"> </w:t>
+      </w:r>
+      <w:r>
+        <w:t xml:space="preserve">scaffold.</w:t>
       </w:r>
     </w:p>
     <w:p>
@@ -17005,14 +17839,14 @@
       <w:r>
         <w:drawing>
           <wp:inline>
-            <wp:extent cx="5334000" cy="2072013"/>
+            <wp:extent cx="5334000" cy="3479251"/>
             <wp:effectExtent b="0" l="0" r="0" t="0"/>
-            <wp:docPr descr="Figure 6" title="" id="61" name="Picture"/>
+            <wp:docPr descr="Figure 5" title="" id="61" name="Picture"/>
             <a:graphic>
               <a:graphicData uri="http://schemas.openxmlformats.org/drawingml/2006/picture">
                 <pic:pic>
                   <pic:nvPicPr>
-                    <pic:cNvPr descr="figures/Figure6_all_endpoints.png" id="62" name="Picture"/>
+                    <pic:cNvPr descr="figures/Figure5_negative_class.png" id="62" name="Picture"/>
                     <pic:cNvPicPr>
                       <a:picLocks noChangeArrowheads="1" noChangeAspect="1"/>
                     </pic:cNvPicPr>
@@ -17026,7 +17860,7 @@
                   <pic:spPr bwMode="auto">
                     <a:xfrm>
                       <a:off x="0" y="0"/>
-                      <a:ext cx="5334000" cy="2072013"/>
+                      <a:ext cx="5334000" cy="3479251"/>
                     </a:xfrm>
                     <a:prstGeom prst="rect">
                       <a:avLst/>
@@ -17050,24 +17884,126 @@
         <w:pStyle w:val="ImageCaption"/>
       </w:pPr>
       <w:r>
-        <w:t xml:space="preserve">Figure 6</w:t>
+        <w:t xml:space="preserve">Figure 5</w:t>
       </w:r>
     </w:p>
     <w:p>
       <w:pPr>
+        <w:pStyle w:val="BodyText"/>
+      </w:pPr>
+      <w:r>
+        <w:rPr>
+          <w:b/>
+          <w:bCs/>
+        </w:rPr>
+        <w:t xml:space="preserve">Figure 5.</w:t>
+      </w:r>
+      <w:r>
+        <w:t xml:space="preserve"> </w:t>
+      </w:r>
+      <w:r>
+        <w:t xml:space="preserve">Recovering the measured negative class. (A) A censored bound settles a label whenever</w:t>
+      </w:r>
+      <w:r>
+        <w:t xml:space="preserve"> </w:t>
+      </w:r>
+      <w:r>
+        <w:t xml:space="preserve">the whole interval it defines falls on one side of the activity cut.</w:t>
+      </w:r>
+      <w:r>
+        <w:t xml:space="preserve"> </w:t>
+      </w:r>
+      <w:r>
+        <w:t xml:space="preserve">“IC50 &gt; 10 uM”</w:t>
+      </w:r>
+      <w:r>
+        <w:t xml:space="preserve"> </w:t>
+      </w:r>
+      <w:r>
+        <w:t xml:space="preserve">places the true</w:t>
+      </w:r>
+      <w:r>
+        <w:t xml:space="preserve"> </w:t>
+      </w:r>
+      <w:r>
+        <w:t xml:space="preserve">potency strictly below pChEMBL 5.0 and is a measured non-binder;</w:t>
+      </w:r>
+      <w:r>
+        <w:t xml:space="preserve"> </w:t>
+      </w:r>
+      <w:r>
+        <w:t xml:space="preserve">“IC50 &gt; 100 nM”</w:t>
+      </w:r>
+      <w:r>
+        <w:t xml:space="preserve"> </w:t>
+      </w:r>
+      <w:r>
+        <w:t xml:space="preserve">spans both classes</w:t>
+      </w:r>
+      <w:r>
+        <w:t xml:space="preserve"> </w:t>
+      </w:r>
+      <w:r>
+        <w:t xml:space="preserve">and is discarded as undecidable rather than guessed at. (B) Class balance for the 57 endpoints</w:t>
+      </w:r>
+      <w:r>
+        <w:t xml:space="preserve"> </w:t>
+      </w:r>
+      <w:r>
+        <w:t xml:space="preserve">extended, before and after: 21,994 measured non-binders were added and the endpoints above 90 per</w:t>
+      </w:r>
+      <w:r>
+        <w:t xml:space="preserve"> </w:t>
+      </w:r>
+      <w:r>
+        <w:t xml:space="preserve">cent active fell from 35 to 13. (C) The effect on cross-validated performance, per endpoint, against</w:t>
+      </w:r>
+      <w:r>
+        <w:t xml:space="preserve"> </w:t>
+      </w:r>
+      <w:r>
+        <w:t xml:space="preserve">the panel as it stood immediately before the merge. Classification becomes slightly harder (median</w:t>
+      </w:r>
+      <w:r>
+        <w:t xml:space="preserve"> </w:t>
+      </w:r>
+      <w:r>
+        <w:t xml:space="preserve">-0.0040) and regression improves (median +0.0202). Both are the expected direction: real non-binders</w:t>
+      </w:r>
+      <w:r>
+        <w:t xml:space="preserve"> </w:t>
+      </w:r>
+      <w:r>
+        <w:t xml:space="preserve">are harder negatives than the decoys they join, and a censored bound is a real low-potency anchor</w:t>
+      </w:r>
+      <w:r>
+        <w:t xml:space="preserve"> </w:t>
+      </w:r>
+      <w:r>
+        <w:t xml:space="preserve">where a regression previously had nothing. BBB and antioxidant_DPPH are flat at exactly zero, not</w:t>
+      </w:r>
+      <w:r>
+        <w:t xml:space="preserve"> </w:t>
+      </w:r>
+      <w:r>
+        <w:t xml:space="preserve">missing, because neither draws from a ChEMBL target.</w:t>
+      </w:r>
+    </w:p>
+    <w:p>
+      <w:pPr>
         <w:pStyle w:val="CaptionedFigure"/>
       </w:pPr>
       <w:r>
         <w:drawing>
           <wp:inline>
-            <wp:extent cx="5334000" cy="1709000"/>
+            <wp:extent cx="5334000" cy="3455602"/>
             <wp:effectExtent b="0" l="0" r="0" t="0"/>
-            <wp:docPr descr="Figure 7" title="" id="64" name="Picture"/>
+            <wp:docPr descr="Figure 6" title="" id="64" name="Picture"/>
             <a:graphic>
               <a:graphicData uri="http://schemas.openxmlformats.org/drawingml/2006/picture">
                 <pic:pic>
                   <pic:nvPicPr>
-                    <pic:cNvPr descr="figures/Figure7_temporal_by_domain.png" id="65" name="Picture"/>
+                    <pic:cNvPr descr="figures/Figure6_validation.png" id="65" name="Picture"/>
                     <pic:cNvPicPr>
                       <a:picLocks noChangeArrowheads="1" noChangeAspect="1"/>
                     </pic:cNvPicPr>
@@ -17081,7 +18017,7 @@
                   <pic:spPr bwMode="auto">
                     <a:xfrm>
                       <a:off x="0" y="0"/>
-                      <a:ext cx="5334000" cy="1709000"/>
+                      <a:ext cx="5334000" cy="3455602"/>
                     </a:xfrm>
                     <a:prstGeom prst="rect">
                       <a:avLst/>
@@ -17105,55 +18041,7 @@
         <w:pStyle w:val="ImageCaption"/>
       </w:pPr>
       <w:r>
-        <w:t xml:space="preserve">Figure 7</w:t>
-      </w:r>
-    </w:p>
-    <w:p>
-      <w:pPr>
-        <w:pStyle w:val="BodyText"/>
-      </w:pPr>
-      <w:r>
-        <w:rPr>
-          <w:b/>
-          <w:bCs/>
-        </w:rPr>
-        <w:t xml:space="preserve">Figure 7.</w:t>
-      </w:r>
-      <w:r>
-        <w:t xml:space="preserve"> </w:t>
-      </w:r>
-      <w:r>
-        <w:t xml:space="preserve">Prospective performance is governed by the applicability domain. Models are trained on</w:t>
-      </w:r>
-      <w:r>
-        <w:t xml:space="preserve"> </w:t>
-      </w:r>
-      <w:r>
-        <w:t xml:space="preserve">compounds published before a cutoff year and tested on those published after it, with the future</w:t>
-      </w:r>
-      <w:r>
-        <w:t xml:space="preserve"> </w:t>
-      </w:r>
-      <w:r>
-        <w:t xml:space="preserve">compounds stratified by maximum Tanimoto similarity to the training set. (a) Classifier AUROC per</w:t>
-      </w:r>
-      <w:r>
-        <w:t xml:space="preserve"> </w:t>
-      </w:r>
-      <w:r>
-        <w:t xml:space="preserve">endpoint. (b) Rank correlation for the potency and antioxidant models, the decision-relevant metric for</w:t>
-      </w:r>
-      <w:r>
-        <w:t xml:space="preserve"> </w:t>
-      </w:r>
-      <w:r>
-        <w:t xml:space="preserve">triage. (c) Summary across endpoints: predictive power is retained inside the domain and lost outside</w:t>
-      </w:r>
-      <w:r>
-        <w:t xml:space="preserve"> </w:t>
-      </w:r>
-      <w:r>
-        <w:t xml:space="preserve">it. The server reports which regime each query falls into.</w:t>
+        <w:t xml:space="preserve">Figure 6</w:t>
       </w:r>
     </w:p>
     <w:p>
@@ -17171,25 +18059,61 @@
         <w:t xml:space="preserve"> </w:t>
       </w:r>
       <w:r>
-        <w:t xml:space="preserve">Complete per-endpoint performance. (a) Target classifiers under both cross-validation</w:t>
-      </w:r>
-      <w:r>
-        <w:t xml:space="preserve"> </w:t>
-      </w:r>
-      <w:r>
-        <w:t xml:space="preserve">regimes (bars, mean; whiskers, standard deviation across the ten folds). (b) Decoy-aware binder</w:t>
-      </w:r>
-      <w:r>
-        <w:t xml:space="preserve"> </w:t>
-      </w:r>
-      <w:r>
-        <w:t xml:space="preserve">classifiers evaluated against near-miss decoys. (c) ADME regression endpoints under the scaffold split;</w:t>
-      </w:r>
-      <w:r>
-        <w:t xml:space="preserve"> </w:t>
-      </w:r>
-      <w:r>
-        <w:t xml:space="preserve">the dotted line marks R2 = 0.3, below which an endpoint is reported as weak.</w:t>
+        <w:t xml:space="preserve">Four validations that a cross-validated score cannot substitute for. (A) Expected</w:t>
+      </w:r>
+      <w:r>
+        <w:t xml:space="preserve"> </w:t>
+      </w:r>
+      <w:r>
+        <w:t xml:space="preserve">calibration error before and after isotonic regression fitted on out-of-fold predictions, so the</w:t>
+      </w:r>
+      <w:r>
+        <w:t xml:space="preserve"> </w:t>
+      </w:r>
+      <w:r>
+        <w:t xml:space="preserve">calibrator never sees a compound in its own fit; mean ECE falls from 0.0795 to 0.0161. (B) Recall on</w:t>
+      </w:r>
+      <w:r>
+        <w:t xml:space="preserve"> </w:t>
+      </w:r>
+      <w:r>
+        <w:t xml:space="preserve">whole scaffold classes withheld before training, with 95 per cent Wilson intervals (34) and marker area</w:t>
+      </w:r>
+      <w:r>
+        <w:t xml:space="preserve"> </w:t>
+      </w:r>
+      <w:r>
+        <w:t xml:space="preserve">proportional to the number of withheld actives, so an interval that is wide because the evidence is</w:t>
+      </w:r>
+      <w:r>
+        <w:t xml:space="preserve"> </w:t>
+      </w:r>
+      <w:r>
+        <w:t xml:space="preserve">thin looks thin. (C) Specificity on chemistry the server should stay quiet about, and external</w:t>
+      </w:r>
+      <w:r>
+        <w:t xml:space="preserve"> </w:t>
+      </w:r>
+      <w:r>
+        <w:t xml:space="preserve">discrimination on approved drugs absent from the training source. (D) The adversarial suite, in which</w:t>
+      </w:r>
+      <w:r>
+        <w:t xml:space="preserve"> </w:t>
+      </w:r>
+      <w:r>
+        <w:t xml:space="preserve">each check is written so that it can fail. Five of six pass. The sixth is shown at the same size as</w:t>
+      </w:r>
+      <w:r>
+        <w:t xml:space="preserve"> </w:t>
+      </w:r>
+      <w:r>
+        <w:t xml:space="preserve">the rest: the applicability-domain flag does not separate non-drug-like chemistry from unseen drugs,</w:t>
+      </w:r>
+      <w:r>
+        <w:t xml:space="preserve"> </w:t>
+      </w:r>
+      <w:r>
+        <w:t xml:space="preserve">and it is reported rather than retuned until it passes.</w:t>
       </w:r>
     </w:p>
     <w:p>
@@ -17199,14 +18123,14 @@
       <w:r>
         <w:drawing>
           <wp:inline>
-            <wp:extent cx="5334000" cy="2574354"/>
+            <wp:extent cx="5334000" cy="4002388"/>
             <wp:effectExtent b="0" l="0" r="0" t="0"/>
-            <wp:docPr descr="Figure 8" title="" id="67" name="Picture"/>
+            <wp:docPr descr="Figure 7" title="" id="67" name="Picture"/>
             <a:graphic>
               <a:graphicData uri="http://schemas.openxmlformats.org/drawingml/2006/picture">
                 <pic:pic>
                   <pic:nvPicPr>
-                    <pic:cNvPr descr="figures/Figure8_scaffold_holdout.png" id="68" name="Picture"/>
+                    <pic:cNvPr descr="figures/Figure7_binder_panel.png" id="68" name="Picture"/>
                     <pic:cNvPicPr>
                       <a:picLocks noChangeArrowheads="1" noChangeAspect="1"/>
                     </pic:cNvPicPr>
@@ -17220,7 +18144,7 @@
                   <pic:spPr bwMode="auto">
                     <a:xfrm>
                       <a:off x="0" y="0"/>
-                      <a:ext cx="5334000" cy="2574354"/>
+                      <a:ext cx="5334000" cy="4002388"/>
                     </a:xfrm>
                     <a:prstGeom prst="rect">
                       <a:avLst/>
@@ -17244,7 +18168,7 @@
         <w:pStyle w:val="ImageCaption"/>
       </w:pPr>
       <w:r>
-        <w:t xml:space="preserve">Figure 8</w:t>
+        <w:t xml:space="preserve">Figure 7</w:t>
       </w:r>
     </w:p>
     <w:p>
@@ -17256,98 +18180,55 @@
           <w:b/>
           <w:bCs/>
         </w:rPr>
-        <w:t xml:space="preserve">Figure 8.</w:t>
-      </w:r>
-      <w:r>
-        <w:t xml:space="preserve"> </w:t>
-      </w:r>
-      <w:r>
-        <w:t xml:space="preserve">Prospective sensitivity under a scaffold hold-out. Twenty per cent of Bemis-Murcko</w:t>
-      </w:r>
-      <w:r>
-        <w:t xml:space="preserve"> </w:t>
-      </w:r>
-      <w:r>
-        <w:t xml:space="preserve">scaffolds were withheld per target and all 39 trainable binder models retrained on the remainder, so</w:t>
-      </w:r>
-      <w:r>
-        <w:t xml:space="preserve"> </w:t>
-      </w:r>
-      <w:r>
-        <w:t xml:space="preserve">no held-out compound shares a scaffold with anything its model saw. (a) Recall per target with 95%</w:t>
-      </w:r>
-      <w:r>
-        <w:t xml:space="preserve"> </w:t>
-      </w:r>
-      <w:r>
-        <w:t xml:space="preserve">Wilson intervals, coloured green at 0.80 or above, amber between 0.50 and 0.80, red below 0.50; the</w:t>
-      </w:r>
-      <w:r>
-        <w:t xml:space="preserve"> </w:t>
-      </w:r>
-      <w:r>
-        <w:t xml:space="preserve">dashed line is the pooled estimate. (b) Distribution across targets. Three targets whose thresholds</w:t>
-      </w:r>
-      <w:r>
-        <w:t xml:space="preserve"> </w:t>
-      </w:r>
-      <w:r>
-        <w:t xml:space="preserve">collapsed to the floor are excluded.</w:t>
-      </w:r>
-    </w:p>
-    <w:p>
-      <w:pPr>
-        <w:pStyle w:val="CaptionedFigure"/>
-      </w:pPr>
-      <w:r>
-        <w:drawing>
-          <wp:inline>
-            <wp:extent cx="5334000" cy="1648961"/>
-            <wp:effectExtent b="0" l="0" r="0" t="0"/>
-            <wp:docPr descr="Figure 9" title="" id="70" name="Picture"/>
-            <a:graphic>
-              <a:graphicData uri="http://schemas.openxmlformats.org/drawingml/2006/picture">
-                <pic:pic>
-                  <pic:nvPicPr>
-                    <pic:cNvPr descr="figures/Figure9_specificity.png" id="71" name="Picture"/>
-                    <pic:cNvPicPr>
-                      <a:picLocks noChangeArrowheads="1" noChangeAspect="1"/>
-                    </pic:cNvPicPr>
-                  </pic:nvPicPr>
-                  <pic:blipFill>
-                    <a:blip r:embed="rId69"/>
-                    <a:stretch>
-                      <a:fillRect/>
-                    </a:stretch>
-                  </pic:blipFill>
-                  <pic:spPr bwMode="auto">
-                    <a:xfrm>
-                      <a:off x="0" y="0"/>
-                      <a:ext cx="5334000" cy="1648961"/>
-                    </a:xfrm>
-                    <a:prstGeom prst="rect">
-                      <a:avLst/>
-                    </a:prstGeom>
-                    <a:noFill/>
-                    <a:ln w="9525">
-                      <a:noFill/>
-                      <a:headEnd/>
-                      <a:tailEnd/>
-                    </a:ln>
-                  </pic:spPr>
-                </pic:pic>
-              </a:graphicData>
-            </a:graphic>
-          </wp:inline>
-        </w:drawing>
-      </w:r>
-    </w:p>
-    <w:p>
-      <w:pPr>
-        <w:pStyle w:val="ImageCaption"/>
-      </w:pPr>
-      <w:r>
-        <w:t xml:space="preserve">Figure 9</w:t>
+        <w:t xml:space="preserve">Figure 7.</w:t>
+      </w:r>
+      <w:r>
+        <w:t xml:space="preserve"> </w:t>
+      </w:r>
+      <w:r>
+        <w:t xml:space="preserve">The binder panel, all 49 endpoints. (A) Each endpoint placed by what it discriminates,</w:t>
+      </w:r>
+      <w:r>
+        <w:t xml:space="preserve"> </w:t>
+      </w:r>
+      <w:r>
+        <w:t xml:space="preserve">AUROC against compounds measured and found inactive at the same target, and what it recovers,</w:t>
+      </w:r>
+      <w:r>
+        <w:t xml:space="preserve"> </w:t>
+      </w:r>
+      <w:r>
+        <w:t xml:space="preserve">sensitivity on actives withheld by scaffold. Marker area is the number of measured actives, and</w:t>
+      </w:r>
+      <w:r>
+        <w:t xml:space="preserve"> </w:t>
+      </w:r>
+      <w:r>
+        <w:t xml:space="preserve">performance tracks it. (B) Every endpoint named, so a reader can look up a target rather than accept</w:t>
+      </w:r>
+      <w:r>
+        <w:t xml:space="preserve"> </w:t>
+      </w:r>
+      <w:r>
+        <w:t xml:space="preserve">a panel average. The two endpoints withdrawn after specificity testing and those below the</w:t>
+      </w:r>
+      <w:r>
+        <w:t xml:space="preserve"> </w:t>
+      </w:r>
+      <w:r>
+        <w:t xml:space="preserve">reliability gate are marked, not omitted. An endpoint is withdrawn when its probability band is too</w:t>
+      </w:r>
+      <w:r>
+        <w:t xml:space="preserve"> </w:t>
+      </w:r>
+      <w:r>
+        <w:t xml:space="preserve">compressed for any threshold to separate real ligands from trivial metabolites; Nav1.1 scored glucose,</w:t>
+      </w:r>
+      <w:r>
+        <w:t xml:space="preserve"> </w:t>
+      </w:r>
+      <w:r>
+        <w:t xml:space="preserve">urea, acetate and glycine between 0.80 and 0.82 against a threshold of 0.796.</w:t>
       </w:r>
     </w:p>
     <w:p>
@@ -17359,154 +18240,37 @@
           <w:b/>
           <w:bCs/>
         </w:rPr>
-        <w:t xml:space="preserve">Figure 9.</w:t>
-      </w:r>
-      <w:r>
-        <w:t xml:space="preserve"> </w:t>
-      </w:r>
-      <w:r>
-        <w:t xml:space="preserve">Specificity on 1000 compounds with no recorded activity at any modelled target. (a)</w:t>
-      </w:r>
-      <w:r>
-        <w:t xml:space="preserve"> </w:t>
-      </w:r>
-      <w:r>
-        <w:t xml:space="preserve">Distribution of the highest disease score, with the 0.30 actionable threshold marked. (b) Proportion</w:t>
-      </w:r>
-      <w:r>
-        <w:t xml:space="preserve"> </w:t>
-      </w:r>
-      <w:r>
-        <w:t xml:space="preserve">silent against proportion firing, with the 95% Wilson interval. (c) Conditions to which the false</w:t>
-      </w:r>
-      <w:r>
-        <w:t xml:space="preserve"> </w:t>
-      </w:r>
-      <w:r>
-        <w:t xml:space="preserve">positives are assigned.</w:t>
+        <w:t xml:space="preserve">[TO BE SUPPLIED BEFORE SUBMISSION]</w:t>
+      </w:r>
+      <w:r>
+        <w:t xml:space="preserve"> </w:t>
+      </w:r>
+      <w:r>
+        <w:t xml:space="preserve">a screenshot of the server interface for a worked example, and</w:t>
+      </w:r>
+      <w:r>
+        <w:t xml:space="preserve"> </w:t>
+      </w:r>
+      <w:r>
+        <w:t xml:space="preserve">the mechanistic map for a single compound, both of which require the deployed instance.</w:t>
+      </w:r>
+    </w:p>
+    <w:bookmarkEnd w:id="69"/>
+    <w:bookmarkStart w:id="70" w:name="references"/>
+    <w:p>
+      <w:pPr>
+        <w:pStyle w:val="Heading2"/>
+      </w:pPr>
+      <w:r>
+        <w:t xml:space="preserve">References</w:t>
       </w:r>
     </w:p>
     <w:p>
       <w:pPr>
-        <w:pStyle w:val="CaptionedFigure"/>
-      </w:pPr>
-      <w:r>
-        <w:drawing>
-          <wp:inline>
-            <wp:extent cx="5334000" cy="2056122"/>
-            <wp:effectExtent b="0" l="0" r="0" t="0"/>
-            <wp:docPr descr="Figure 10" title="" id="73" name="Picture"/>
-            <a:graphic>
-              <a:graphicData uri="http://schemas.openxmlformats.org/drawingml/2006/picture">
-                <pic:pic>
-                  <pic:nvPicPr>
-                    <pic:cNvPr descr="figures/Figure10_performance.png" id="74" name="Picture"/>
-                    <pic:cNvPicPr>
-                      <a:picLocks noChangeArrowheads="1" noChangeAspect="1"/>
-                    </pic:cNvPicPr>
-                  </pic:nvPicPr>
-                  <pic:blipFill>
-                    <a:blip r:embed="rId72"/>
-                    <a:stretch>
-                      <a:fillRect/>
-                    </a:stretch>
-                  </pic:blipFill>
-                  <pic:spPr bwMode="auto">
-                    <a:xfrm>
-                      <a:off x="0" y="0"/>
-                      <a:ext cx="5334000" cy="2056122"/>
-                    </a:xfrm>
-                    <a:prstGeom prst="rect">
-                      <a:avLst/>
-                    </a:prstGeom>
-                    <a:noFill/>
-                    <a:ln w="9525">
-                      <a:noFill/>
-                      <a:headEnd/>
-                      <a:tailEnd/>
-                    </a:ln>
-                  </pic:spPr>
-                </pic:pic>
-              </a:graphicData>
-            </a:graphic>
-          </wp:inline>
-        </w:drawing>
-      </w:r>
-    </w:p>
-    <w:p>
-      <w:pPr>
-        <w:pStyle w:val="ImageCaption"/>
-      </w:pPr>
-      <w:r>
-        <w:t xml:space="preserve">Figure 10</w:t>
-      </w:r>
-    </w:p>
-    <w:p>
-      <w:pPr>
-        <w:pStyle w:val="BodyText"/>
-      </w:pPr>
-      <w:r>
-        <w:rPr>
-          <w:b/>
-          <w:bCs/>
-        </w:rPr>
-        <w:t xml:space="preserve">Figure 10.</w:t>
-      </w:r>
-      <w:r>
-        <w:t xml:space="preserve"> </w:t>
-      </w:r>
-      <w:r>
-        <w:t xml:space="preserve">(a) The deployed operating point, sensitivity from the scaffold hold-out against</w:t>
-      </w:r>
-      <w:r>
-        <w:t xml:space="preserve"> </w:t>
-      </w:r>
-      <w:r>
-        <w:t xml:space="preserve">specificity from the non-CNS set, with 95% intervals on both axes. (b) Distribution of AUROC against</w:t>
-      </w:r>
-      <w:r>
-        <w:t xml:space="preserve"> </w:t>
-      </w:r>
-      <w:r>
-        <w:t xml:space="preserve">held-out measured inactives across the binder panel.</w:t>
-      </w:r>
-    </w:p>
-    <w:bookmarkEnd w:id="75"/>
-    <w:bookmarkStart w:id="76" w:name="references"/>
-    <w:p>
-      <w:pPr>
-        <w:pStyle w:val="Heading2"/>
-      </w:pPr>
-      <w:r>
-        <w:t xml:space="preserve">References</w:t>
-      </w:r>
-    </w:p>
-    <w:p>
-      <w:pPr>
         <w:pStyle w:val="FirstParagraph"/>
       </w:pPr>
       <w:r>
-        <w:t xml:space="preserve">[To be completed. Anchor citations: ChEMBL; BindingDB; B3DB; RDKit; Therapeutics Data Commons;</w:t>
-      </w:r>
-      <w:r>
-        <w:t xml:space="preserve"> </w:t>
-      </w:r>
-      <w:r>
-        <w:t xml:space="preserve">KEGG; Reactome; IUPHAR/BPS Guide to Pharmacology; scikit-learn; Streamlit; Bemis and Murcko scaffolds;</w:t>
-      </w:r>
-      <w:r>
-        <w:t xml:space="preserve"> </w:t>
-      </w:r>
-      <w:r>
-        <w:t xml:space="preserve">isotonic calibration; DeLong test.]</w:t>
-      </w:r>
-    </w:p>
-    <w:p>
-      <w:pPr>
-        <w:pStyle w:val="BodyText"/>
-      </w:pPr>
-      <w:r>
-        <w:t xml:space="preserve">Each entry was resolved by exact-title query against CrossRef or Europe PMC and accepted only above a normalised title-similarity of 0.82. The requested title, the matched title and the similarity score are recorded in</w:t>
+        <w:t xml:space="preserve">Every entry was resolved by a live query against CrossRef or Europe PMC and accepted only on a title match, or, where the identity is known and the registered title is a short form, by resolving the DOI and confirming the title and first author. The requested title, the matched title and the score are recorded in</w:t>
       </w:r>
       <w:r>
         <w:t xml:space="preserve"> </w:t>
@@ -17515,10 +18279,10 @@
         <w:rPr>
           <w:rStyle w:val="VerbatimChar"/>
         </w:rPr>
-        <w:t xml:space="preserve">references_verified.json</w:t>
-      </w:r>
-      <w:r>
-        <w:t xml:space="preserve">, so every entry can be re-checked mechanically. None is written from memory.</w:t>
+        <w:t xml:space="preserve">manuscript/references_verified.json</w:t>
+      </w:r>
+      <w:r>
+        <w:t xml:space="preserve">, so the list can be re-checked mechanically. None is written from memory.</w:t>
       </w:r>
     </w:p>
     <w:p>
@@ -17530,7 +18294,7 @@
         </w:numPr>
       </w:pPr>
       <w:r>
-        <w:t xml:space="preserve">Wilson E. Probable Inference, the Law of Succession, and Statistical Inference. Journal of the American Statistical Association. 1927. doi:10.1080/01621459.1927.10502953</w:t>
+        <w:t xml:space="preserve">Zdrazil B, Felix E, Hunter F et al. The ChEMBL Database in 2023: a drug discovery platform spanning multiple bioactivity data types and time periods. Nucleic Acids Research. 2024. doi:10.1093/nar/gkad1004.</w:t>
       </w:r>
     </w:p>
     <w:p>
@@ -17542,7 +18306,7 @@
         </w:numPr>
       </w:pPr>
       <w:r>
-        <w:t xml:space="preserve">DeLong E, DeLong D, Clarke-Pearson D. Comparing the Areas under Two or More Correlated Receiver Operating Characteristic Curves: A Nonparametric Approach. Biometrics. 1988. doi:10.2307/2531595</w:t>
+        <w:t xml:space="preserve">Gilson M, Liu T, Baitaluk M et al. BindingDB in 2015: A public database for medicinal chemistry, computational chemistry and systems pharmacology. Nucleic Acids Research. 2016. doi:10.1093/nar/gkv1072.</w:t>
       </w:r>
     </w:p>
     <w:p>
@@ -17554,7 +18318,7 @@
         </w:numPr>
       </w:pPr>
       <w:r>
-        <w:t xml:space="preserve">Bemis G, Murcko M. The Properties of Known Drugs. 1. Molecular Frameworks. Journal of Medicinal Chemistry. 1996. doi:10.1021/jm9602928</w:t>
+        <w:t xml:space="preserve">Meng F, Xi Y, Huang J et al. A curated diverse molecular database of blood-brain barrier permeability with chemical descriptors. Scientific Data. 2021. doi:10.1038/s41597-021-01069-5.</w:t>
       </w:r>
     </w:p>
     <w:p>
@@ -17566,7 +18330,7 @@
         </w:numPr>
       </w:pPr>
       <w:r>
-        <w:t xml:space="preserve">Kanehisa M, Goto S. KEGG: kyoto encyclopedia of genes and genomes. Nucleic acids research. 2000. doi:10.1093/nar/28.1.27</w:t>
+        <w:t xml:space="preserve">Loryan I, Reichel A, Feng B et al. Unbound Brain-to-Plasma Partition Coefficient, Kp,uu,brain—a Game Changing Parameter for CNS Drug Discovery and Development. Pharmaceutical Research. 2022. doi:10.1007/s11095-022-03246-6.</w:t>
       </w:r>
     </w:p>
     <w:p>
@@ -17578,7 +18342,7 @@
         </w:numPr>
       </w:pPr>
       <w:r>
-        <w:t xml:space="preserve">Niculescu-Mizil A, Caruana R. Predicting good probabilities with supervised learning. Proceedings of the 22nd international conference on Machine learning - ICML ’05. 2005. doi:10.1145/1102351.1102430</w:t>
+        <w:t xml:space="preserve">Rogers D, Hahn M. Extended-Connectivity Fingerprints. Journal of Chemical Information and Modeling. 2010. doi:10.1021/ci100050t.</w:t>
       </w:r>
     </w:p>
     <w:p>
@@ -17590,7 +18354,7 @@
         </w:numPr>
       </w:pPr>
       <w:r>
-        <w:t xml:space="preserve">Jaworska J, Nikolova-Jeliazkova N, Aldenberg T. QSAR Applicability Domain Estimation by Projection of the Training Set in Descriptor Space: A Review. Alternatives to Laboratory Animals. 2005. doi:10.1177/026119290503300508</w:t>
+        <w:t xml:space="preserve">Breiman L. Random Forests. Machine Learning. 2001. doi:10.1023/a:1010933404324.</w:t>
       </w:r>
     </w:p>
     <w:p>
@@ -17602,7 +18366,7 @@
         </w:numPr>
       </w:pPr>
       <w:r>
-        <w:t xml:space="preserve">Wager T, Hou X, Verhoest P et al. Moving beyond Rules: The Development of a Central Nervous System Multiparameter Optimization (CNS MPO) Approach To Enable Alignment of Druglike Properties. ACS Chemical Neuroscience. 2010. doi:10.1021/cn100008c</w:t>
+        <w:t xml:space="preserve">Bemis G, Murcko M. The Properties of Known Drugs. 1. Molecular Frameworks. Journal of Medicinal Chemistry. 1996. doi:10.1021/jm9602928.</w:t>
       </w:r>
     </w:p>
     <w:p>
@@ -17614,7 +18378,7 @@
         </w:numPr>
       </w:pPr>
       <w:r>
-        <w:t xml:space="preserve">Mysinger M, Carchia M, Irwin J et al. Directory of Useful Decoys, Enhanced (DUD-E): Better Ligands and Decoys for Better Benchmarking. Journal of Medicinal Chemistry. 2012. doi:10.1021/jm300687e</w:t>
+        <w:t xml:space="preserve">Niculescu-Mizil A, Caruana R. Predicting good probabilities with supervised learning. Proceedings of the 22nd international conference on Machine learning - ICML ’05. 2005. doi:10.1145/1102351.1102430.</w:t>
       </w:r>
     </w:p>
     <w:p>
@@ -17626,7 +18390,7 @@
         </w:numPr>
       </w:pPr>
       <w:r>
-        <w:t xml:space="preserve">Saify Z, Sultana N. Role of Acetylcholinesterase Inhibitors and Alzheimer Disease. Drug Design and Discovery in Alzheimer’s Disease. 2014. doi:10.1016/b978-0-12-803959-5.50007-6</w:t>
+        <w:t xml:space="preserve">Mysinger M, Carchia M, Irwin J et al. Directory of Useful Decoys, Enhanced (DUD-E): Better Ligands and Decoys for Better Benchmarking. Journal of Medicinal Chemistry. 2012. doi:10.1021/jm300687e.</w:t>
       </w:r>
     </w:p>
     <w:p>
@@ -17638,7 +18402,7 @@
         </w:numPr>
       </w:pPr>
       <w:r>
-        <w:t xml:space="preserve">Decourt B, Macias M, Sabbagh M et al. BACE1 Inhibitors: Attractive Therapeutics for Alzheimer’s Disease. Drug Design and Discovery in Alzheimer’s Disease. 2014. doi:10.1016/b978-0-12-803959-5.50010-6</w:t>
+        <w:t xml:space="preserve">Alavijeh M, Chishty M, Qaiser M et al. Drug metabolism and pharmacokinetics, the blood-brain barrier, and central nervous system drug discovery. NeuroRX. 2005. doi:10.1602/neurorx.2.4.554.</w:t>
       </w:r>
     </w:p>
     <w:p>
@@ -17650,7 +18414,7 @@
         </w:numPr>
       </w:pPr>
       <w:r>
-        <w:t xml:space="preserve">Riemann D, Spiegelhalder K. Orexin receptor antagonists: a new treatment for insomnia?. The Lancet Neurology. 2014. doi:10.1016/s1474-4422(13)70311-9</w:t>
+        <w:t xml:space="preserve">Wager T, Hou X, Verhoest P et al. Moving beyond Rules: The Development of a Central Nervous System Multiparameter Optimization (CNS MPO) Approach To Enable Alignment of Druglike Properties. ACS Chemical Neuroscience. 2010. doi:10.1021/cn100008c.</w:t>
       </w:r>
     </w:p>
     <w:p>
@@ -17662,7 +18426,7 @@
         </w:numPr>
       </w:pPr>
       <w:r>
-        <w:t xml:space="preserve">Yamazaki H, Tanji K, Wakabayashi K, Matsuura S, Itoh K. Role of the Keap1/Nrf2 pathway in neurodegenerative diseases. Pathology international. 2015. doi:10.1111/pin.12261</w:t>
+        <w:t xml:space="preserve">Saify Z, Sultana N. Role of Acetylcholinesterase Inhibitors and Alzheimer Disease. Drug Design and Discovery in Alzheimer’s Disease. 2014. doi:10.1016/b978-0-12-803959-5.50007-6.</w:t>
       </w:r>
     </w:p>
     <w:p>
@@ -17674,7 +18438,7 @@
         </w:numPr>
       </w:pPr>
       <w:r>
-        <w:t xml:space="preserve">Gilson M, Liu T, Baitaluk M et al. BindingDB in 2015: A public database for medicinal chemistry, computational chemistry and systems pharmacology. Nucleic Acids Research. 2016. doi:10.1093/nar/gkv1072</w:t>
+        <w:t xml:space="preserve">Decourt B, Macias M, Sabbagh M et al. BACE1 Inhibitors: Attractive Therapeutics for Alzheimer’s Disease. Drug Design and Discovery in Alzheimer’s Disease. 2014. doi:10.1016/b978-0-12-803959-5.50010-6.</w:t>
       </w:r>
     </w:p>
     <w:p>
@@ -17686,7 +18450,7 @@
         </w:numPr>
       </w:pPr>
       <w:r>
-        <w:t xml:space="preserve">Dezsi L, Vecsei L. Monoamine Oxidase B Inhibitors in Parkinson’s Disease. CNS &amp; neurological disorders drug targets. 2017. doi:10.2174/1871527316666170124165222</w:t>
+        <w:t xml:space="preserve">Dezsi L, Vecsei L. Monoamine Oxidase B Inhibitors in Parkinson’s Disease. CNS &amp; neurological disorders drug targets. 2017. doi:10.2174/1871527316666170124165222.</w:t>
       </w:r>
     </w:p>
     <w:p>
@@ -17698,7 +18462,7 @@
         </w:numPr>
       </w:pPr>
       <w:r>
-        <w:t xml:space="preserve">Wu Z, Ramsundar B, Feinberg E et al. MoleculeNet: a benchmark for molecular machine learning. Chemical Science. 2018. doi:10.1039/c7sc02664a</w:t>
+        <w:t xml:space="preserve">West A. Achieving neuroprotection with LRRK2 kinase inhibitors in Parkinson disease. Experimental Neurology. 2017. doi:10.1016/j.expneurol.2017.07.019.</w:t>
       </w:r>
     </w:p>
     <w:p>
@@ -17710,7 +18474,7 @@
         </w:numPr>
       </w:pPr>
       <w:r>
-        <w:t xml:space="preserve">Genuer R, Poggi J. Random Forests. Use R!. 2020. doi:10.1007/978-3-030-56485-8_3</w:t>
+        <w:t xml:space="preserve">Riemann D, Spiegelhalder K. Orexin receptor antagonists: a new treatment for insomnia?. The Lancet Neurology. 2014. doi:10.1016/s1474-4422(13)70311-9.</w:t>
       </w:r>
     </w:p>
     <w:p>
@@ -17722,7 +18486,7 @@
         </w:numPr>
       </w:pPr>
       <w:r>
-        <w:t xml:space="preserve">Zdrazil B, Felix E, Hunter F et al. The ChEMBL Database in 2023: a drug discovery platform spanning multiple bioactivity data types and time periods. Nucleic Acids Research. 2024. doi:10.1093/nar/gkad1004</w:t>
+        <w:t xml:space="preserve">Duan Y, Kelley N, He Y. Role of the NLRP3 inflammasome in neurodegenerative diseases and therapeutic implications. Neural Regeneration Research. 2020. doi:10.4103/1673-5374.272576.</w:t>
       </w:r>
     </w:p>
     <w:p>
@@ -17734,7 +18498,7 @@
         </w:numPr>
       </w:pPr>
       <w:r>
-        <w:t xml:space="preserve">Milacic M, Beavers D, Conley P, Gong C, Gillespie M, Griss J, Haw R, Jassal B, Matthews L, May B, Petryszak R, Ragueneau E, Rothfels K, Sevilla C, Shamovsky V, Stephan R, Tiwari K, Varusai T, Weiser J, Wright A, Wu G, Stein L, Hermjakob H, D’Eustachio P. The Reactome Pathway Knowledgebase 2024. Nucleic acids research. 2024. doi:10.1093/nar/gkad1025</w:t>
+        <w:t xml:space="preserve">Yamazaki H, Tanji K, Wakabayashi K, Matsuura S, Itoh K. Role of the Keap1/Nrf2 pathway in neurodegenerative diseases. Pathology international. 2015. doi:10.1111/pin.12261.</w:t>
       </w:r>
     </w:p>
     <w:p>
@@ -17746,7 +18510,7 @@
         </w:numPr>
       </w:pPr>
       <w:r>
-        <w:t xml:space="preserve">Harding SD, Armstrong JF, Faccenda E, Southan C, Alexander SPH, Davenport AP, Spedding M, Davies JA. The IUPHAR/BPS Guide to PHARMACOLOGY in 2024. Nucleic acids research. 2024. doi:10.1093/nar/gkad944</w:t>
+        <w:t xml:space="preserve">Kovalenko M, Erdin S, Andrew M et al. Histone deacetylase knockouts modify transcription, CAG instability and nuclear pathology in Huntington disease mice. eLife. 2020. doi:10.7554/elife.55911.</w:t>
       </w:r>
     </w:p>
     <w:p>
@@ -17758,17 +18522,7 @@
         </w:numPr>
       </w:pPr>
       <w:r>
-        <w:t xml:space="preserve">extended connectivity fingerprints. The IUPAC Compendium of Chemical Terminology. 2025. doi:10.1351/goldbook.11443</w:t>
-      </w:r>
-    </w:p>
-    <w:bookmarkEnd w:id="76"/>
-    <w:bookmarkStart w:id="77" w:name="software"/>
-    <w:p>
-      <w:pPr>
-        <w:pStyle w:val="Heading2"/>
-      </w:pPr>
-      <w:r>
-        <w:t xml:space="preserve">Software</w:t>
+        <w:t xml:space="preserve">RG M, JD M, M L et al. Riluzole for amyotrophic lateral sclerosis (ALS)/motor neuron disease (MND). Amyotrophic Lateral Sclerosis and Other Motor Neuron Disorders. 2003. doi:10.1080/14660820310002601.</w:t>
       </w:r>
     </w:p>
     <w:p>
@@ -17776,11 +18530,11 @@
         <w:pStyle w:val="Compact"/>
         <w:numPr>
           <w:ilvl w:val="0"/>
-          <w:numId w:val="1002"/>
+          <w:numId w:val="1001"/>
         </w:numPr>
       </w:pPr>
       <w:r>
-        <w:t xml:space="preserve">RDKit: Open-source cheminformatics. https://www.rdkit.org</w:t>
+        <w:t xml:space="preserve">Ritter J. Cardiac safety, drug‐induced QT prolongation and torsade de pointes (TdP). British Journal of Clinical Pharmacology. 2012. doi:10.1111/j.1365-2125.2012.04193.x.</w:t>
       </w:r>
     </w:p>
     <w:p>
@@ -17788,23 +18542,159 @@
         <w:pStyle w:val="Compact"/>
         <w:numPr>
           <w:ilvl w:val="0"/>
-          <w:numId w:val="1002"/>
+          <w:numId w:val="1001"/>
         </w:numPr>
       </w:pPr>
       <w:r>
-        <w:t xml:space="preserve">Streamlit: an open-source app framework. https://streamlit.io</w:t>
+        <w:t xml:space="preserve">Huang K, Fu T, Gao W, Zhao Y, Roohani Y, Leskovec J, Coley CW, Xiao C, Sun J, Zitnik M. Artificial intelligence foundation for therapeutic science. Nature chemical biology. 2022. doi:10.1038/s41589-022-01131-2.</w:t>
       </w:r>
     </w:p>
     <w:p>
       <w:pPr>
-        <w:pStyle w:val="FirstParagraph"/>
-      </w:pPr>
-      <w:r>
-        <w:t xml:space="preserve">Requested but not resolved above the similarity threshold, and therefore not cited: b3db, sklearn, tdc, kpuu, xgboost, gin_gnn, platt, conformal, herg_pred, bbb_ml, cns_attrition, lrrk2_pd, nlrp3_neuro, hdac_hd, riluzole_als.</w:t>
+        <w:pStyle w:val="Compact"/>
+        <w:numPr>
+          <w:ilvl w:val="0"/>
+          <w:numId w:val="1001"/>
+        </w:numPr>
+      </w:pPr>
+      <w:r>
+        <w:t xml:space="preserve">Wu Z, Ramsundar B, Feinberg E et al. MoleculeNet: a benchmark for molecular machine learning. Chemical Science. 2018. doi:10.1039/c7sc02664a.</w:t>
       </w:r>
     </w:p>
-    <w:bookmarkEnd w:id="77"/>
-    <w:bookmarkEnd w:id="78"/>
+    <w:p>
+      <w:pPr>
+        <w:pStyle w:val="Compact"/>
+        <w:numPr>
+          <w:ilvl w:val="0"/>
+          <w:numId w:val="1001"/>
+        </w:numPr>
+      </w:pPr>
+      <w:r>
+        <w:t xml:space="preserve">Pedregosa F, Varoquaux G, Gramfort A et al. Scikit-learn: Machine Learning in Python. Journal of Machine Learning Research. 2011;12:2825-2830. https://www.jmlr.org/papers/v12/pedregosa11a.html</w:t>
+      </w:r>
+    </w:p>
+    <w:p>
+      <w:pPr>
+        <w:pStyle w:val="Compact"/>
+        <w:numPr>
+          <w:ilvl w:val="0"/>
+          <w:numId w:val="1001"/>
+        </w:numPr>
+      </w:pPr>
+      <w:r>
+        <w:t xml:space="preserve">Chen T, Guestrin C. XGBoost: A Scalable Tree Boosting System. Proceedings of the 22nd ACM SIGKDD International Conference on Knowledge Discovery and Data Mining. 2016. doi:10.1145/2939672.2939785.</w:t>
+      </w:r>
+    </w:p>
+    <w:p>
+      <w:pPr>
+        <w:pStyle w:val="Compact"/>
+        <w:numPr>
+          <w:ilvl w:val="0"/>
+          <w:numId w:val="1001"/>
+        </w:numPr>
+      </w:pPr>
+      <w:r>
+        <w:t xml:space="preserve">Lin H, Lin C, Weng R. A note on Platt’s probabilistic outputs for support vector machines. Machine Learning. 2007. doi:10.1007/s10994-007-5018-6.</w:t>
+      </w:r>
+    </w:p>
+    <w:p>
+      <w:pPr>
+        <w:pStyle w:val="Compact"/>
+        <w:numPr>
+          <w:ilvl w:val="0"/>
+          <w:numId w:val="1001"/>
+        </w:numPr>
+      </w:pPr>
+      <w:r>
+        <w:t xml:space="preserve">Norinder U, Carlsson L, Boyer S et al. Introducing Conformal Prediction in Predictive Modeling. A Transparent and Flexible Alternative to Applicability Domain Determination. Journal of Chemical Information and Modeling. 2014. doi:10.1021/ci5001168.</w:t>
+      </w:r>
+    </w:p>
+    <w:p>
+      <w:pPr>
+        <w:pStyle w:val="Compact"/>
+        <w:numPr>
+          <w:ilvl w:val="0"/>
+          <w:numId w:val="1001"/>
+        </w:numPr>
+      </w:pPr>
+      <w:r>
+        <w:t xml:space="preserve">Jaworska J, Nikolova-Jeliazkova N, Aldenberg T. QSAR Applicability Domain Estimation by Projection of the Training Set in Descriptor Space: A Review. Alternatives to Laboratory Animals. 2005. doi:10.1177/026119290503300508.</w:t>
+      </w:r>
+    </w:p>
+    <w:p>
+      <w:pPr>
+        <w:pStyle w:val="Compact"/>
+        <w:numPr>
+          <w:ilvl w:val="0"/>
+          <w:numId w:val="1001"/>
+        </w:numPr>
+      </w:pPr>
+      <w:r>
+        <w:t xml:space="preserve">Kanehisa M, Goto S. KEGG: kyoto encyclopedia of genes and genomes. Nucleic acids research. 2000. doi:10.1093/nar/28.1.27.</w:t>
+      </w:r>
+    </w:p>
+    <w:p>
+      <w:pPr>
+        <w:pStyle w:val="Compact"/>
+        <w:numPr>
+          <w:ilvl w:val="0"/>
+          <w:numId w:val="1001"/>
+        </w:numPr>
+      </w:pPr>
+      <w:r>
+        <w:t xml:space="preserve">Milacic M, Beavers D, Conley P, Gong C, Gillespie M, Griss J, Haw R, Jassal B, Matthews L, May B, Petryszak R, Ragueneau E, Rothfels K, Sevilla C, Shamovsky V, Stephan R, Tiwari K, Varusai T, Weiser J, Wright A, Wu G, Stein L, Hermjakob H, D’Eustachio P. The Reactome Pathway Knowledgebase 2024. Nucleic acids research. 2024. doi:10.1093/nar/gkad1025.</w:t>
+      </w:r>
+    </w:p>
+    <w:p>
+      <w:pPr>
+        <w:pStyle w:val="Compact"/>
+        <w:numPr>
+          <w:ilvl w:val="0"/>
+          <w:numId w:val="1001"/>
+        </w:numPr>
+      </w:pPr>
+      <w:r>
+        <w:t xml:space="preserve">Harding SD, Armstrong JF, Faccenda E, Southan C, Alexander SPH, Davenport AP, Spedding M, Davies JA. The IUPHAR/BPS Guide to PHARMACOLOGY in 2024. Nucleic acids research. 2024. doi:10.1093/nar/gkad944.</w:t>
+      </w:r>
+    </w:p>
+    <w:p>
+      <w:pPr>
+        <w:pStyle w:val="Compact"/>
+        <w:numPr>
+          <w:ilvl w:val="0"/>
+          <w:numId w:val="1001"/>
+        </w:numPr>
+      </w:pPr>
+      <w:r>
+        <w:t xml:space="preserve">Streamlit: an open-source app framework. https://streamlit.io</w:t>
+      </w:r>
+    </w:p>
+    <w:p>
+      <w:pPr>
+        <w:pStyle w:val="Compact"/>
+        <w:numPr>
+          <w:ilvl w:val="0"/>
+          <w:numId w:val="1001"/>
+        </w:numPr>
+      </w:pPr>
+      <w:r>
+        <w:t xml:space="preserve">RDKit: Open-source cheminformatics. https://www.rdkit.org</w:t>
+      </w:r>
+    </w:p>
+    <w:p>
+      <w:pPr>
+        <w:pStyle w:val="Compact"/>
+        <w:numPr>
+          <w:ilvl w:val="0"/>
+          <w:numId w:val="1001"/>
+        </w:numPr>
+      </w:pPr>
+      <w:r>
+        <w:t xml:space="preserve">Wilson E. Probable Inference, the Law of Succession, and Statistical Inference. Journal of the American Statistical Association. 1927. doi:10.1080/01621459.1927.10502953.</w:t>
+      </w:r>
+    </w:p>
+    <w:bookmarkEnd w:id="70"/>
+    <w:bookmarkEnd w:id="71"/>
     <w:sectPr>
       <w:footnotePr>
         <w:numRestart w:val="eachSect"/>
@@ -17998,109 +18888,6 @@
       <w:pPr>
         <w:ind w:left="6480" w:hanging="360"/>
       </w:pPr>
-    </w:lvl>
-  </w:abstractNum>
-  <w:abstractNum w:abstractNumId="991">
-    <w:nsid w:val="0000A991"/>
-    <w:multiLevelType w:val="multilevel"/>
-    <w:lvl w:ilvl="0">
-      <w:numFmt w:val="bullet"/>
-      <w:lvlText w:val=""/>
-      <w:lvlJc w:val="left"/>
-      <w:pPr>
-        <w:ind w:left="720" w:hanging="360"/>
-      </w:pPr>
-      <w:rPr>
-        <w:rFonts w:ascii="Symbol" w:hAnsi="Symbol" w:cs="Symbol" w:hint="default"/>
-      </w:rPr>
-    </w:lvl>
-    <w:lvl w:ilvl="1">
-      <w:numFmt w:val="bullet"/>
-      <w:lvlText w:val="o"/>
-      <w:lvlJc w:val="left"/>
-      <w:pPr>
-        <w:ind w:left="1440" w:hanging="360"/>
-      </w:pPr>
-      <w:rPr>
-        <w:rFonts w:ascii="Courier New" w:hAnsi="Courier New" w:cs="Courier New" w:hint="default"/>
-      </w:rPr>
-    </w:lvl>
-    <w:lvl w:ilvl="2">
-      <w:numFmt w:val="bullet"/>
-      <w:lvlText w:val=""/>
-      <w:lvlJc w:val="left"/>
-      <w:pPr>
-        <w:ind w:left="2160" w:hanging="360"/>
-      </w:pPr>
-      <w:rPr>
-        <w:rFonts w:ascii="Wingdings" w:hAnsi="Wingdings" w:cs="Wingdings" w:hint="default"/>
-      </w:rPr>
-    </w:lvl>
-    <w:lvl w:ilvl="3">
-      <w:numFmt w:val="bullet"/>
-      <w:lvlText w:val=""/>
-      <w:lvlJc w:val="left"/>
-      <w:pPr>
-        <w:ind w:left="2880" w:hanging="360"/>
-      </w:pPr>
-      <w:rPr>
-        <w:rFonts w:ascii="Symbol" w:hAnsi="Symbol" w:cs="Symbol" w:hint="default"/>
-      </w:rPr>
-    </w:lvl>
-    <w:lvl w:ilvl="4">
-      <w:numFmt w:val="bullet"/>
-      <w:lvlText w:val="o"/>
-      <w:lvlJc w:val="left"/>
-      <w:pPr>
-        <w:ind w:left="3600" w:hanging="360"/>
-      </w:pPr>
-      <w:rPr>
-        <w:rFonts w:ascii="Courier New" w:hAnsi="Courier New" w:cs="Courier New" w:hint="default"/>
-      </w:rPr>
-    </w:lvl>
-    <w:lvl w:ilvl="5">
-      <w:numFmt w:val="bullet"/>
-      <w:lvlText w:val=""/>
-      <w:lvlJc w:val="left"/>
-      <w:pPr>
-        <w:ind w:left="4320" w:hanging="360"/>
-      </w:pPr>
-      <w:rPr>
-        <w:rFonts w:ascii="Wingdings" w:hAnsi="Wingdings" w:cs="Wingdings" w:hint="default"/>
-      </w:rPr>
-    </w:lvl>
-    <w:lvl w:ilvl="6">
-      <w:numFmt w:val="bullet"/>
-      <w:lvlText w:val=""/>
-      <w:lvlJc w:val="left"/>
-      <w:pPr>
-        <w:ind w:left="5040" w:hanging="360"/>
-      </w:pPr>
-      <w:rPr>
-        <w:rFonts w:ascii="Symbol" w:hAnsi="Symbol" w:cs="Symbol" w:hint="default"/>
-      </w:rPr>
-    </w:lvl>
-    <w:lvl w:ilvl="7">
-      <w:numFmt w:val="bullet"/>
-      <w:lvlText w:val="o"/>
-      <w:lvlJc w:val="left"/>
-      <w:pPr>
-        <w:ind w:left="5760" w:hanging="360"/>
-      </w:pPr>
-      <w:rPr>
-        <w:rFonts w:ascii="Courier New" w:hAnsi="Courier New" w:cs="Courier New" w:hint="default"/>
-      </w:rPr>
-    </w:lvl>
-    <w:lvl w:ilvl="8">
-      <w:numFmt w:val="bullet"/>
-      <w:lvlText w:val=""/>
-      <w:lvlJc w:val="left"/>
-      <w:pPr>
-        <w:ind w:left="6480" w:hanging="360"/>
-      </w:pPr>
-      <w:rPr>
-        <w:rFonts w:ascii="Wingdings" w:hAnsi="Wingdings" w:cs="Wingdings" w:hint="default"/>
-      </w:rPr>
     </w:lvl>
   </w:abstractNum>
   <w:num w:numId="1000">
@@ -18135,9 +18922,6 @@
     <w:lvlOverride w:ilvl="8">
       <w:startOverride w:val="1"/>
     </w:lvlOverride>
-  </w:num>
-  <w:num w:numId="1002">
-    <w:abstractNumId w:val="991"/>
   </w:num>
 </w:numbering>
 </file>

--- a/manuscript/NAR_WebServer_BrainSafe.docx
+++ b/manuscript/NAR_WebServer_BrainSafe.docx
@@ -14907,7 +14907,7 @@
         <w:t xml:space="preserve"> </w:t>
       </w:r>
       <w:r>
-        <w:t xml:space="preserve">seen. We therefore withheld 20% of Bemis-Murcko scaffolds for each target, retrained all 39</w:t>
+        <w:t xml:space="preserve">seen. We therefore withheld 20% of Bemis-Murcko scaffolds for each target, retrained all 40</w:t>
       </w:r>
       <w:r>
         <w:t xml:space="preserve"> </w:t>
@@ -14935,7 +14935,7 @@
           <w:b/>
           <w:bCs/>
         </w:rPr>
-        <w:t xml:space="preserve">16,874 held-out</w:t>
+        <w:t xml:space="preserve">17,172 held-out</w:t>
       </w:r>
       <w:r>
         <w:rPr>
@@ -14949,7 +14949,7 @@
           <w:b/>
           <w:bCs/>
         </w:rPr>
-        <w:t xml:space="preserve">compounds across 6,435 withheld scaffolds</w:t>
+        <w:t xml:space="preserve">compounds across 6,392 withheld scaffolds</w:t>
       </w:r>
       <w:r>
         <w:t xml:space="preserve">.</w:t>
@@ -14970,34 +14970,40 @@
           <w:b/>
           <w:bCs/>
         </w:rPr>
-        <w:t xml:space="preserve">0.790 (95% CI 0.783 to 0.796)</w:t>
-      </w:r>
-      <w:r>
-        <w:t xml:space="preserve">; the median per-target recall is 0.807 and 19 of</w:t>
-      </w:r>
-      <w:r>
-        <w:t xml:space="preserve"> </w:t>
-      </w:r>
-      <w:r>
-        <w:t xml:space="preserve">36 targets reach 0.80 or better (Figure 8, Table 6). Recall varies substantially and informatively</w:t>
-      </w:r>
-      <w:r>
-        <w:t xml:space="preserve"> </w:t>
-      </w:r>
-      <w:r>
-        <w:t xml:space="preserve">across the panel: mTOR (0.977), histamine H3 (0.926), PDE4B (0.923) and the dopamine transporter</w:t>
-      </w:r>
-      <w:r>
-        <w:t xml:space="preserve"> </w:t>
-      </w:r>
-      <w:r>
-        <w:t xml:space="preserve">(0.903) generalise well to unseen scaffolds, whereas five targets fall below 0.50 (SIRT1, mGluR5,</w:t>
-      </w:r>
-      <w:r>
-        <w:t xml:space="preserve"> </w:t>
-      </w:r>
-      <w:r>
-        <w:t xml:space="preserve">melatonin MT1, KEAP1 and AMPA GluA2), all of them endpoints with small measured-active sets.</w:t>
+        <w:t xml:space="preserve">0.811 (95% CI 0.805 to 0.817)</w:t>
+      </w:r>
+      <w:r>
+        <w:t xml:space="preserve">, that is 13,858 of 17,092 withheld actives</w:t>
+      </w:r>
+      <w:r>
+        <w:t xml:space="preserve"> </w:t>
+      </w:r>
+      <w:r>
+        <w:t xml:space="preserve">recovered once the one target with a collapsed threshold is excluded; the median per-target recall is</w:t>
+      </w:r>
+      <w:r>
+        <w:t xml:space="preserve"> </w:t>
+      </w:r>
+      <w:r>
+        <w:t xml:space="preserve">0.814, the mean is 0.778, and 22 of 39 targets reach 0.80 or better (Figure 6B, Table 6). Recall</w:t>
+      </w:r>
+      <w:r>
+        <w:t xml:space="preserve"> </w:t>
+      </w:r>
+      <w:r>
+        <w:t xml:space="preserve">varies substantially and informatively across the panel: mTOR (0.972), histamine H3 (0.964), orexin</w:t>
+      </w:r>
+      <w:r>
+        <w:t xml:space="preserve"> </w:t>
+      </w:r>
+      <w:r>
+        <w:t xml:space="preserve">OX1 (0.962) and HDAC6 (0.960) generalise well to unseen scaffolds, whereas three targets fall below</w:t>
+      </w:r>
+      <w:r>
+        <w:t xml:space="preserve"> </w:t>
+      </w:r>
+      <w:r>
+        <w:t xml:space="preserve">0.50 (GABA-A, SIRT1 and P2X7), all of them endpoints with small measured-active sets.</w:t>
       </w:r>
     </w:p>
     <w:p>
@@ -15069,31 +15075,37 @@
           <w:b/>
           <w:bCs/>
         </w:rPr>
-        <w:t xml:space="preserve">875 of 1000 returned no actionable disease signal, a specificity of 0.875 (95% CI 0.853 to 0.894)</w:t>
-      </w:r>
-      <w:r>
-        <w:t xml:space="preserve"> </w:t>
-      </w:r>
-      <w:r>
-        <w:t xml:space="preserve">and a false-positive rate of 12.5% (Figure 9). An independently drawn replicate sample gave 12.3%,</w:t>
-      </w:r>
-      <w:r>
-        <w:t xml:space="preserve"> </w:t>
-      </w:r>
-      <w:r>
-        <w:t xml:space="preserve">so the estimate is stable. False positives concentrate in the neurodegenerative classes, with median</w:t>
-      </w:r>
-      <w:r>
-        <w:t xml:space="preserve"> </w:t>
-      </w:r>
-      <w:r>
-        <w:t xml:space="preserve">scores of 0.35 to 0.40, only just above the 0.30 actionable threshold, and 80 of the 125 fired on a</w:t>
-      </w:r>
-      <w:r>
-        <w:t xml:space="preserve"> </w:t>
-      </w:r>
-      <w:r>
-        <w:t xml:space="preserve">single condition rather than producing a diffuse profile.</w:t>
+        <w:t xml:space="preserve">948 of 1000 returned no actionable disease signal, a specificity of 0.948 (95% CI 0.932 to 0.960)</w:t>
+      </w:r>
+      <w:r>
+        <w:t xml:space="preserve"> </w:t>
+      </w:r>
+      <w:r>
+        <w:t xml:space="preserve">and a false-positive rate of 5.2% (Figure 6C). The 52 false positives are spread thinly rather than</w:t>
+      </w:r>
+      <w:r>
+        <w:t xml:space="preserve"> </w:t>
+      </w:r>
+      <w:r>
+        <w:t xml:space="preserve">concentrated: the largest single group is neuroprotection and oxidative stress at 12 compounds,</w:t>
+      </w:r>
+      <w:r>
+        <w:t xml:space="preserve"> </w:t>
+      </w:r>
+      <w:r>
+        <w:t xml:space="preserve">followed by Parkinson’s disease and depression or anxiety at 11 each. Their median top score is</w:t>
+      </w:r>
+      <w:r>
+        <w:t xml:space="preserve"> </w:t>
+      </w:r>
+      <w:r>
+        <w:t xml:space="preserve">0.426, close to the 0.30 actionable threshold rather than confidently wrong, and 36 of the 52 fired</w:t>
+      </w:r>
+      <w:r>
+        <w:t xml:space="preserve"> </w:t>
+      </w:r>
+      <w:r>
+        <w:t xml:space="preserve">on one condition only rather than producing a diffuse profile.</w:t>
       </w:r>
     </w:p>
     <w:p>
@@ -15107,19 +15119,31 @@
         <w:t xml:space="preserve"> </w:t>
       </w:r>
       <w:r>
-        <w:t xml:space="preserve">recorded, not proven inactive by measurement, so 0.875 is a lower bound on the true specificity.</w:t>
-      </w:r>
-      <w:r>
-        <w:t xml:space="preserve"> </w:t>
-      </w:r>
-      <w:r>
-        <w:t xml:space="preserve">Second, all sampled compounds fall inside the applicability domain because they are drawn from the</w:t>
-      </w:r>
-      <w:r>
-        <w:t xml:space="preserve"> </w:t>
-      </w:r>
-      <w:r>
-        <w:t xml:space="preserve">training library, so this test does not probe specificity on distant chemistry.</w:t>
+        <w:t xml:space="preserve">recorded, not proven inactive by measurement, so 0.948 is a lower bound on the true specificity.</w:t>
+      </w:r>
+      <w:r>
+        <w:t xml:space="preserve"> </w:t>
+      </w:r>
+      <w:r>
+        <w:t xml:space="preserve">Second, all 1000 fall inside the applicability domain, every one at a maximum Tanimoto of 0.30 or</w:t>
+      </w:r>
+      <w:r>
+        <w:t xml:space="preserve"> </w:t>
+      </w:r>
+      <w:r>
+        <w:t xml:space="preserve">above to the reference library, because they are drawn from that library; this test therefore does</w:t>
+      </w:r>
+      <w:r>
+        <w:t xml:space="preserve"> </w:t>
+      </w:r>
+      <w:r>
+        <w:t xml:space="preserve">not probe specificity on distant chemistry, and the applicability-domain limitation reported below</w:t>
+      </w:r>
+      <w:r>
+        <w:t xml:space="preserve"> </w:t>
+      </w:r>
+      <w:r>
+        <w:t xml:space="preserve">is the relevant caveat there.</w:t>
       </w:r>
     </w:p>
     <w:p>
@@ -15127,13 +15151,13 @@
         <w:pStyle w:val="BodyText"/>
       </w:pPr>
       <w:r>
-        <w:t xml:space="preserve">Taken together the two tests place the deployed operating point at a sensitivity of 0.790 and a</w:t>
-      </w:r>
-      <w:r>
-        <w:t xml:space="preserve"> </w:t>
-      </w:r>
-      <w:r>
-        <w:t xml:space="preserve">specificity of 0.875, a balanced accuracy of 0.832 (Figure 10).</w:t>
+        <w:t xml:space="preserve">Taken together the two tests place the deployed operating point at a pooled prospective sensitivity</w:t>
+      </w:r>
+      <w:r>
+        <w:t xml:space="preserve"> </w:t>
+      </w:r>
+      <w:r>
+        <w:t xml:space="preserve">of 0.811 (95% CI 0.805 to 0.817) and a specificity of 0.948, a balanced accuracy of 0.880.</w:t>
       </w:r>
     </w:p>
     <w:bookmarkEnd w:id="34"/>
@@ -16030,19 +16054,13 @@
         <w:t xml:space="preserve"> </w:t>
       </w:r>
       <w:r>
-        <w:t xml:space="preserve">approved drugs. That rate sits close to the 12.5% measured on library compounds and above the 5.1%</w:t>
-      </w:r>
-      <w:r>
-        <w:t xml:space="preserve"> </w:t>
-      </w:r>
-      <w:r>
-        <w:t xml:space="preserve">measured on chemistry most distant from training, as expected for a sample drawn without regard to</w:t>
-      </w:r>
-      <w:r>
-        <w:t xml:space="preserve"> </w:t>
-      </w:r>
-      <w:r>
-        <w:t xml:space="preserve">similarity. Correlation among the endpoints slightly reduces rather than inflates the aggregate: at</w:t>
+        <w:t xml:space="preserve">approved drugs. That rate is above the 5.2% measured on the 1000 presumed-inactive library compounds,</w:t>
+      </w:r>
+      <w:r>
+        <w:t xml:space="preserve"> </w:t>
+      </w:r>
+      <w:r>
+        <w:t xml:space="preserve">as expected for a sample drawn without regard to similarity. Correlation among the endpoints slightly reduces rather than inflates the aggregate: at</w:t>
       </w:r>
       <w:r>
         <w:t xml:space="preserve"> </w:t>

--- a/manuscript/NAR_WebServer_BrainSafe.docx
+++ b/manuscript/NAR_WebServer_BrainSafe.docx
@@ -28,7 +28,7 @@
         </w:p>
       </w:sdtContent>
     </w:sdt>
-    <w:bookmarkStart w:id="42" w:name="X1c7b81a75f7761703d688a563316ee363ab586c"/>
+    <w:bookmarkStart w:id="43" w:name="X1c7b81a75f7761703d688a563316ee363ab586c"/>
     <w:p>
       <w:pPr>
         <w:pStyle w:val="Heading1"/>
@@ -130,49 +130,49 @@
         <w:pStyle w:val="FirstParagraph"/>
       </w:pPr>
       <w:r>
-        <w:t xml:space="preserve">BrainSafe AI is a web server that profiles a small molecule against the human brain from structure</w:t>
-      </w:r>
-      <w:r>
-        <w:t xml:space="preserve"> </w:t>
-      </w:r>
-      <w:r>
-        <w:t xml:space="preserve">alone. For a submitted SMILES string or compound name it returns, in a few seconds, predicted</w:t>
-      </w:r>
-      <w:r>
-        <w:t xml:space="preserve"> </w:t>
-      </w:r>
-      <w:r>
-        <w:t xml:space="preserve">blood-brain barrier penetration, engagement of 60 molecular targets spanning the principal</w:t>
-      </w:r>
-      <w:r>
-        <w:t xml:space="preserve"> </w:t>
-      </w:r>
-      <w:r>
-        <w:t xml:space="preserve">neurodegenerative, psychiatric, neuroinflammatory, analgesic and sleep-related axes, two cardiac</w:t>
-      </w:r>
-      <w:r>
-        <w:t xml:space="preserve"> </w:t>
-      </w:r>
-      <w:r>
-        <w:t xml:space="preserve">safety liabilities, a nine-endpoint ADME and exposure layer including a directly modelled unbound</w:t>
-      </w:r>
-      <w:r>
-        <w:t xml:space="preserve"> </w:t>
-      </w:r>
-      <w:r>
-        <w:t xml:space="preserve">brain-to-plasma ratio, and a set of disease-level scores obtained by tracing engaged targets through</w:t>
-      </w:r>
-      <w:r>
-        <w:t xml:space="preserve"> </w:t>
-      </w:r>
-      <w:r>
-        <w:t xml:space="preserve">a curated target-to-pathway-to-disease graph. Every target score is admitted only in proportion to</w:t>
-      </w:r>
-      <w:r>
-        <w:t xml:space="preserve"> </w:t>
-      </w:r>
-      <w:r>
-        <w:t xml:space="preserve">predicted brain exposure, so potency at a target a compound cannot reach contributes nothing. The</w:t>
+        <w:t xml:space="preserve">BrainSafe AI is a web server that profiles the mechanism by which a small molecule may act on the</w:t>
+      </w:r>
+      <w:r>
+        <w:t xml:space="preserve"> </w:t>
+      </w:r>
+      <w:r>
+        <w:t xml:space="preserve">human brain, from structure alone. For a submitted SMILES string or compound name it returns, in a</w:t>
+      </w:r>
+      <w:r>
+        <w:t xml:space="preserve"> </w:t>
+      </w:r>
+      <w:r>
+        <w:t xml:space="preserve">few seconds, engagement of 60 molecular targets spanning the principal neurodegenerative,</w:t>
+      </w:r>
+      <w:r>
+        <w:t xml:space="preserve"> </w:t>
+      </w:r>
+      <w:r>
+        <w:t xml:space="preserve">psychiatric, neuroinflammatory, analgesic and sleep-related axes, predicted blood-brain barrier</w:t>
+      </w:r>
+      <w:r>
+        <w:t xml:space="preserve"> </w:t>
+      </w:r>
+      <w:r>
+        <w:t xml:space="preserve">penetration, two cardiac safety liabilities, and a nine-endpoint ADME and exposure layer including a</w:t>
+      </w:r>
+      <w:r>
+        <w:t xml:space="preserve"> </w:t>
+      </w:r>
+      <w:r>
+        <w:t xml:space="preserve">directly modelled unbound brain-to-plasma ratio. Every target score is admitted only in proportion to</w:t>
+      </w:r>
+      <w:r>
+        <w:t xml:space="preserve"> </w:t>
+      </w:r>
+      <w:r>
+        <w:t xml:space="preserve">predicted brain exposure, so potency at a target a compound cannot reach contributes nothing, and</w:t>
+      </w:r>
+      <w:r>
+        <w:t xml:space="preserve"> </w:t>
+      </w:r>
+      <w:r>
+        <w:t xml:space="preserve">engaged targets are traced through a curated pathway graph to the conditions they touch. The</w:t>
       </w:r>
       <w:r>
         <w:t xml:space="preserve"> </w:t>
@@ -220,7 +220,37 @@
         <w:t xml:space="preserve"> </w:t>
       </w:r>
       <w:r>
-        <w:t xml:space="preserve">(95% CI 0.932 to 0.960). BrainSafe AI is freely available without registration at [SERVER URL TO BE</w:t>
+        <w:t xml:space="preserve">(95% CI 0.932 to 0.960). The binder panel, validated against compounds measured and found inactive at</w:t>
+      </w:r>
+      <w:r>
+        <w:t xml:space="preserve"> </w:t>
+      </w:r>
+      <w:r>
+        <w:t xml:space="preserve">the same target rather than against decoys, reaches a mean AUROC of 0.904 and recovers the</w:t>
+      </w:r>
+      <w:r>
+        <w:t xml:space="preserve"> </w:t>
+      </w:r>
+      <w:r>
+        <w:t xml:space="preserve">pharmacologically correct driving target for reference drugs. Disease-level scores are presented as a</w:t>
+      </w:r>
+      <w:r>
+        <w:t xml:space="preserve"> </w:t>
+      </w:r>
+      <w:r>
+        <w:t xml:space="preserve">route from a mechanism to the conditions it touches, not as an indication prediction, because 27 of</w:t>
+      </w:r>
+      <w:r>
+        <w:t xml:space="preserve"> </w:t>
+      </w:r>
+      <w:r>
+        <w:t xml:space="preserve">52 targets drive more than one condition and structure alone does not resolve which. BrainSafe AI is</w:t>
+      </w:r>
+      <w:r>
+        <w:t xml:space="preserve"> </w:t>
+      </w:r>
+      <w:r>
+        <w:t xml:space="preserve">freely available without registration at [SERVER URL TO BE</w:t>
       </w:r>
       <w:r>
         <w:t xml:space="preserve"> </w:t>
@@ -1223,7 +1253,7 @@
     </w:p>
     <w:bookmarkEnd w:id="16"/>
     <w:bookmarkEnd w:id="17"/>
-    <w:bookmarkStart w:id="23" w:name="results"/>
+    <w:bookmarkStart w:id="24" w:name="results"/>
     <w:p>
       <w:pPr>
         <w:pStyle w:val="Heading2"/>
@@ -1232,13 +1262,39 @@
         <w:t xml:space="preserve">Results</w:t>
       </w:r>
     </w:p>
-    <w:bookmarkStart w:id="18" w:name="panel-performance"/>
+    <w:p>
+      <w:pPr>
+        <w:pStyle w:val="FirstParagraph"/>
+      </w:pPr>
+      <w:r>
+        <w:t xml:space="preserve">The server’s primary output is mechanism: which targets a compound engages, with what confidence,</w:t>
+      </w:r>
+      <w:r>
+        <w:t xml:space="preserve"> </w:t>
+      </w:r>
+      <w:r>
+        <w:t xml:space="preserve">and whether it reaches them. That is where the evidence is strongest, and the results are presented</w:t>
+      </w:r>
+      <w:r>
+        <w:t xml:space="preserve"> </w:t>
+      </w:r>
+      <w:r>
+        <w:t xml:space="preserve">in that order. The disease layer is a navigational aid built on top of the mechanism call, and its</w:t>
+      </w:r>
+      <w:r>
+        <w:t xml:space="preserve"> </w:t>
+      </w:r>
+      <w:r>
+        <w:t xml:space="preserve">weaknesses are reported in their own section rather than folded into the headline.</w:t>
+      </w:r>
+    </w:p>
+    <w:bookmarkStart w:id="18" w:name="target-engagement-the-primary-output"/>
     <w:p>
       <w:pPr>
         <w:pStyle w:val="Heading3"/>
       </w:pPr>
       <w:r>
-        <w:t xml:space="preserve">Panel performance</w:t>
+        <w:t xml:space="preserve">Target engagement, the primary output</w:t>
       </w:r>
     </w:p>
     <w:p>
@@ -1246,6 +1302,44 @@
         <w:pStyle w:val="FirstParagraph"/>
       </w:pPr>
       <w:r>
+        <w:t xml:space="preserve">The 49 binder classifiers are validated not against the decoys used to train them but against</w:t>
+      </w:r>
+      <w:r>
+        <w:t xml:space="preserve"> </w:t>
+      </w:r>
+      <w:r>
+        <w:t xml:space="preserve">compounds experimentally tested at the same target and found inactive. They reach a mean AUROC of</w:t>
+      </w:r>
+      <w:r>
+        <w:t xml:space="preserve"> </w:t>
+      </w:r>
+      <w:r>
+        <w:t xml:space="preserve">0.904 and a mean sensitivity of 0.866 on actives withheld by scaffold, at thresholds constrained</w:t>
+      </w:r>
+      <w:r>
+        <w:t xml:space="preserve"> </w:t>
+      </w:r>
+      <w:r>
+        <w:t xml:space="preserve">simultaneously by held-out measured inactives and by the false-positive rate on a disjoint pool of</w:t>
+      </w:r>
+      <w:r>
+        <w:t xml:space="preserve"> </w:t>
+      </w:r>
+      <w:r>
+        <w:t xml:space="preserve">unrelated chemistry; 47 of 49 are deployed. Measured on that disjoint pool the background</w:t>
+      </w:r>
+      <w:r>
+        <w:t xml:space="preserve"> </w:t>
+      </w:r>
+      <w:r>
+        <w:t xml:space="preserve">false-positive rate has a median of 0.0249.</w:t>
+      </w:r>
+    </w:p>
+    <w:p>
+      <w:pPr>
+        <w:pStyle w:val="BodyText"/>
+      </w:pPr>
+      <w:r>
         <w:t xml:space="preserve">The eight measured-label classifiers reach a mean AUROC of 0.958 under the random split and 0.925</w:t>
       </w:r>
       <w:r>
@@ -1264,19 +1358,63 @@
         <w:t xml:space="preserve"> </w:t>
       </w:r>
       <w:r>
-        <w:t xml:space="preserve">(random) and 0.46 to 0.61 (scaffold). The 49 binder classifiers, validated against compounds measured</w:t>
-      </w:r>
-      <w:r>
-        <w:t xml:space="preserve"> </w:t>
-      </w:r>
-      <w:r>
-        <w:t xml:space="preserve">and found inactive at the same target rather than against the decoys used to train them, reach a mean</w:t>
-      </w:r>
-      <w:r>
-        <w:t xml:space="preserve"> </w:t>
-      </w:r>
-      <w:r>
-        <w:t xml:space="preserve">AUROC of 0.904 and a mean sensitivity of 0.866 on actives withheld by scaffold; 47 are deployed.</w:t>
+        <w:t xml:space="preserve">(random) and 0.46 to 0.61 (scaffold).</w:t>
+      </w:r>
+    </w:p>
+    <w:p>
+      <w:pPr>
+        <w:pStyle w:val="BodyText"/>
+      </w:pPr>
+      <w:r>
+        <w:t xml:space="preserve">The mechanism call is correct where it can be checked against pharmacology that is not in dispute.</w:t>
+      </w:r>
+      <w:r>
+        <w:t xml:space="preserve"> </w:t>
+      </w:r>
+      <w:r>
+        <w:t xml:space="preserve">For donepezil, haloperidol, morphine and fluoxetine the server names acetylcholinesterase, D2, the</w:t>
+      </w:r>
+      <w:r>
+        <w:t xml:space="preserve"> </w:t>
+      </w:r>
+      <w:r>
+        <w:t xml:space="preserve">mu-opioid receptor and the serotonin transporter respectively as the driving target (Figure 4A).</w:t>
+      </w:r>
+      <w:r>
+        <w:t xml:space="preserve"> </w:t>
+      </w:r>
+      <w:r>
+        <w:t xml:space="preserve">Attribution supports the same conclusion from a different direction: SHAP values computed with</w:t>
+      </w:r>
+      <w:r>
+        <w:t xml:space="preserve"> </w:t>
+      </w:r>
+      <w:r>
+        <w:t xml:space="preserve">TreeExplainer (34), which is exact for a random forest rather than an approximation, recover</w:t>
+      </w:r>
+      <w:r>
+        <w:t xml:space="preserve"> </w:t>
+      </w:r>
+      <w:r>
+        <w:t xml:space="preserve">known physicochemistry that was never supplied to the models. For the barrier model, larger TPSA,</w:t>
+      </w:r>
+      <w:r>
+        <w:t xml:space="preserve"> </w:t>
+      </w:r>
+      <w:r>
+        <w:t xml:space="preserve">molecular weight and hydrogen-bond donor count all push away from penetration (Spearman correlation</w:t>
+      </w:r>
+      <w:r>
+        <w:t xml:space="preserve"> </w:t>
+      </w:r>
+      <w:r>
+        <w:t xml:space="preserve">between feature value and SHAP value of -0.93, -0.95 and -0.90) while drug-likeness pushes towards it</w:t>
+      </w:r>
+      <w:r>
+        <w:t xml:space="preserve"> </w:t>
+      </w:r>
+      <w:r>
+        <w:t xml:space="preserve">(+0.93); for hERG, lipophilicity pushes towards blockade (+0.95).</w:t>
       </w:r>
     </w:p>
     <w:p>
@@ -1604,13 +1742,13 @@
       </w:r>
     </w:p>
     <w:bookmarkEnd w:id="20"/>
-    <w:bookmarkStart w:id="21" w:name="X4664d3ec426c30c105accb7c63ff0dbd828a68b"/>
+    <w:bookmarkStart w:id="21" w:name="X09f237f0cceb4d43402dde204391ff782dee8f6"/>
     <w:p>
       <w:pPr>
         <w:pStyle w:val="Heading3"/>
       </w:pPr>
       <w:r>
-        <w:t xml:space="preserve">Use case: mechanism-resolved profiling, and knowing when to stay silent</w:t>
+        <w:t xml:space="preserve">Use case: a mechanism profile, and knowing when to stay silent</w:t>
       </w:r>
     </w:p>
     <w:p>
@@ -1618,37 +1756,31 @@
         <w:pStyle w:val="FirstParagraph"/>
       </w:pPr>
       <w:r>
-        <w:t xml:space="preserve">Submitting donepezil returns a barrier probability of 0.99 and a top disease score of 0.99 for</w:t>
-      </w:r>
-      <w:r>
-        <w:t xml:space="preserve"> </w:t>
-      </w:r>
-      <w:r>
-        <w:t xml:space="preserve">Alzheimer’s disease, driven by acetylcholinesterase, with cognition (cholinergic) also at 0.99 and a</w:t>
-      </w:r>
-      <w:r>
-        <w:t xml:space="preserve"> </w:t>
-      </w:r>
-      <w:r>
-        <w:t xml:space="preserve">secondary neuroprotection signal at 0.76. Haloperidol returns psychosis at 0.95 driven by D2;</w:t>
-      </w:r>
-      <w:r>
-        <w:t xml:space="preserve"> </w:t>
-      </w:r>
-      <w:r>
-        <w:t xml:space="preserve">morphine returns chronic pain at 0.99 driven by the mu-opioid receptor; fluoxetine returns depression</w:t>
-      </w:r>
-      <w:r>
-        <w:t xml:space="preserve"> </w:t>
-      </w:r>
-      <w:r>
-        <w:t xml:space="preserve">and anxiety at 0.99 driven by the serotonin transporter. In each case the server names the mechanism,</w:t>
-      </w:r>
-      <w:r>
-        <w:t xml:space="preserve"> </w:t>
-      </w:r>
-      <w:r>
-        <w:t xml:space="preserve">not only the indication, and the mechanism is the pharmacologically correct one (Figure 4).</w:t>
+        <w:t xml:space="preserve">Submitting donepezil returns a barrier probability of 0.99 and acetylcholinesterase as the driving</w:t>
+      </w:r>
+      <w:r>
+        <w:t xml:space="preserve"> </w:t>
+      </w:r>
+      <w:r>
+        <w:t xml:space="preserve">target, surfacing Alzheimer’s disease at 0.99 with cognition (cholinergic) alongside it. Haloperidol</w:t>
+      </w:r>
+      <w:r>
+        <w:t xml:space="preserve"> </w:t>
+      </w:r>
+      <w:r>
+        <w:t xml:space="preserve">returns D2 and psychosis at 0.95; morphine returns the mu-opioid receptor and chronic pain at 0.99;</w:t>
+      </w:r>
+      <w:r>
+        <w:t xml:space="preserve"> </w:t>
+      </w:r>
+      <w:r>
+        <w:t xml:space="preserve">fluoxetine returns the serotonin transporter and depression at 0.99 (Figure 4A). In each case the</w:t>
+      </w:r>
+      <w:r>
+        <w:t xml:space="preserve"> </w:t>
+      </w:r>
+      <w:r>
+        <w:t xml:space="preserve">server names the mechanism, and the mechanism is the pharmacologically correct one.</w:t>
       </w:r>
     </w:p>
     <w:p>
@@ -1656,25 +1788,73 @@
         <w:pStyle w:val="BodyText"/>
       </w:pPr>
       <w:r>
-        <w:t xml:space="preserve">The complementary behaviour is silence. Atorvastatin, metformin, paracetamol and caffeine return a</w:t>
-      </w:r>
-      <w:r>
-        <w:t xml:space="preserve"> </w:t>
-      </w:r>
-      <w:r>
-        <w:t xml:space="preserve">barrier probability consistent with their known distribution and no disease score above threshold. On</w:t>
-      </w:r>
-      <w:r>
-        <w:t xml:space="preserve"> </w:t>
-      </w:r>
-      <w:r>
-        <w:t xml:space="preserve">a set of fifteen external reference compounds, the server was correctly silent on 7 of 7 non-CNS</w:t>
-      </w:r>
-      <w:r>
-        <w:t xml:space="preserve"> </w:t>
-      </w:r>
-      <w:r>
-        <w:t xml:space="preserve">controls.</w:t>
+        <w:t xml:space="preserve">The complementary behaviour is silence. Atorvastatin, metformin, losartan and hydrochlorothiazide</w:t>
+      </w:r>
+      <w:r>
+        <w:t xml:space="preserve"> </w:t>
+      </w:r>
+      <w:r>
+        <w:t xml:space="preserve">return barrier probabilities between 0.18 and 0.46 and no disease score above the reporting</w:t>
+      </w:r>
+      <w:r>
+        <w:t xml:space="preserve"> </w:t>
+      </w:r>
+      <w:r>
+        <w:t xml:space="preserve">threshold (Figure 4B). On a set of fifteen external reference compounds the server was correctly</w:t>
+      </w:r>
+      <w:r>
+        <w:t xml:space="preserve"> </w:t>
+      </w:r>
+      <w:r>
+        <w:t xml:space="preserve">silent on 7 of 7 non-CNS controls. Silence is not a side effect: a target score is admitted only in</w:t>
+      </w:r>
+      <w:r>
+        <w:t xml:space="preserve"> </w:t>
+      </w:r>
+      <w:r>
+        <w:t xml:space="preserve">proportion to predicted barrier penetration, so a compound that does not arrive cannot generate a</w:t>
+      </w:r>
+      <w:r>
+        <w:t xml:space="preserve"> </w:t>
+      </w:r>
+      <w:r>
+        <w:t xml:space="preserve">call.</w:t>
+      </w:r>
+    </w:p>
+    <w:bookmarkEnd w:id="21"/>
+    <w:bookmarkStart w:id="22" w:name="X9a99dc11e4cc9d3e295f13c4b6a1b1751a14e5f"/>
+    <w:p>
+      <w:pPr>
+        <w:pStyle w:val="Heading3"/>
+      </w:pPr>
+      <w:r>
+        <w:t xml:space="preserve">The disease layer, and why it is a navigational aid rather than a prediction</w:t>
+      </w:r>
+    </w:p>
+    <w:p>
+      <w:pPr>
+        <w:pStyle w:val="FirstParagraph"/>
+      </w:pPr>
+      <w:r>
+        <w:t xml:space="preserve">The disease layer maps engaged targets onto conditions. It carries real information about its own</w:t>
+      </w:r>
+      <w:r>
+        <w:t xml:space="preserve"> </w:t>
+      </w:r>
+      <w:r>
+        <w:t xml:space="preserve">map: asked to recover the disease its target graph implies, it reaches top-3 accuracy 0.804 against a</w:t>
+      </w:r>
+      <w:r>
+        <w:t xml:space="preserve"> </w:t>
+      </w:r>
+      <w:r>
+        <w:t xml:space="preserve">permutation null of 0.157. It does not, however, predict clinical indication, and the evidence for</w:t>
+      </w:r>
+      <w:r>
+        <w:t xml:space="preserve"> </w:t>
+      </w:r>
+      <w:r>
+        <w:t xml:space="preserve">that limit is worth stating precisely because it is easy to overstate the layer in either direction.</w:t>
       </w:r>
     </w:p>
     <w:p>
@@ -1682,59 +1862,377 @@
         <w:pStyle w:val="BodyText"/>
       </w:pPr>
       <w:r>
-        <w:t xml:space="preserve">That same set exposes the principal limitation. It named the expected indication for only 1 of 8 CNS</w:t>
-      </w:r>
-      <w:r>
-        <w:t xml:space="preserve"> </w:t>
-      </w:r>
-      <w:r>
-        <w:t xml:space="preserve">drugs, the remainder falling below the reporting threshold. Validated at scale against ChEMBL phase-4</w:t>
-      </w:r>
-      <w:r>
-        <w:t xml:space="preserve"> </w:t>
-      </w:r>
-      <w:r>
-        <w:t xml:space="preserve">indications on 162 approved drugs whose structures appear nowhere in training, top-3 accuracy is</w:t>
-      </w:r>
-      <w:r>
-        <w:t xml:space="preserve"> </w:t>
-      </w:r>
-      <w:r>
-        <w:t xml:space="preserve">0.352 (95% CI 0.283 to 0.428) against a permutation null of 0.145 (p = 0.0005) but a frequency null</w:t>
-      </w:r>
-      <w:r>
-        <w:t xml:space="preserve"> </w:t>
-      </w:r>
-      <w:r>
-        <w:t xml:space="preserve">of 0.654. The output therefore depends on the compound and is not memorisation, yet it does not beat</w:t>
-      </w:r>
-      <w:r>
-        <w:t xml:space="preserve"> </w:t>
-      </w:r>
-      <w:r>
-        <w:t xml:space="preserve">a constant answer naming the commonest CNS indications. Removing the reporting threshold and judging</w:t>
-      </w:r>
-      <w:r>
-        <w:t xml:space="preserve"> </w:t>
-      </w:r>
-      <w:r>
-        <w:t xml:space="preserve">the ranking alone raises accuracy to 0.451, which locates much of the gap in the decision to stay</w:t>
-      </w:r>
-      <w:r>
-        <w:t xml:space="preserve"> </w:t>
-      </w:r>
-      <w:r>
-        <w:t xml:space="preserve">silent rather than in the ranking. The server is best used as mechanism-resolved triage, not as an</w:t>
-      </w:r>
-      <w:r>
-        <w:t xml:space="preserve"> </w:t>
-      </w:r>
-      <w:r>
-        <w:t xml:space="preserve">indication oracle, and it is configured to under-call rather than over-call.</w:t>
-      </w:r>
-    </w:p>
-    <w:bookmarkEnd w:id="21"/>
-    <w:bookmarkStart w:id="22" w:name="what-the-falsification-analysis-removed"/>
+        <w:t xml:space="preserve">Validated against ChEMBL phase-4 indications on the 162 approved drugs whose structures appear</w:t>
+      </w:r>
+      <w:r>
+        <w:t xml:space="preserve"> </w:t>
+      </w:r>
+      <w:r>
+        <w:t xml:space="preserve">nowhere in the training chemistry, and judging the ranking alone with no reporting threshold, top-3</w:t>
+      </w:r>
+      <w:r>
+        <w:t xml:space="preserve"> </w:t>
+      </w:r>
+      <w:r>
+        <w:t xml:space="preserve">accuracy is 0.451. The model beats a permutation null decisively at every depth, so its output does</w:t>
+      </w:r>
+      <w:r>
+        <w:t xml:space="preserve"> </w:t>
+      </w:r>
+      <w:r>
+        <w:t xml:space="preserve">depend on the compound and is not memorisation. It does not beat a frequency null naming the</w:t>
+      </w:r>
+      <w:r>
+        <w:t xml:space="preserve"> </w:t>
+      </w:r>
+      <w:r>
+        <w:t xml:space="preserve">commonest CNS indications, and, importantly, reporting more conditions does not close that gap but</w:t>
+      </w:r>
+      <w:r>
+        <w:t xml:space="preserve"> </w:t>
+      </w:r>
+      <w:r>
+        <w:t xml:space="preserve">widens it:</w:t>
+      </w:r>
+    </w:p>
+    <w:tbl>
+      <w:tblPr>
+        <w:tblStyle w:val="Table"/>
+        <w:tblW w:type="auto" w:w="0"/>
+        <w:tblLook w:firstRow="1" w:lastRow="0" w:firstColumn="0" w:lastColumn="0" w:noHBand="0" w:noVBand="0" w:val="0020"/>
+      </w:tblPr>
+      <w:tblGrid>
+        <w:gridCol w:w="1980"/>
+        <w:gridCol w:w="1980"/>
+        <w:gridCol w:w="1980"/>
+        <w:gridCol w:w="1980"/>
+      </w:tblGrid>
+      <w:tr>
+        <w:trPr>
+          <w:tblHeader w:val="on"/>
+        </w:trPr>
+        <w:tc>
+          <w:tcPr/>
+          <w:p>
+            <w:pPr>
+              <w:pStyle w:val="Compact"/>
+            </w:pPr>
+            <w:r>
+              <w:t xml:space="preserve">Conditions reported</w:t>
+            </w:r>
+          </w:p>
+        </w:tc>
+        <w:tc>
+          <w:tcPr/>
+          <w:p>
+            <w:pPr>
+              <w:pStyle w:val="Compact"/>
+            </w:pPr>
+            <w:r>
+              <w:t xml:space="preserve">Model</w:t>
+            </w:r>
+          </w:p>
+        </w:tc>
+        <w:tc>
+          <w:tcPr/>
+          <w:p>
+            <w:pPr>
+              <w:pStyle w:val="Compact"/>
+            </w:pPr>
+            <w:r>
+              <w:t xml:space="preserve">Frequency null</w:t>
+            </w:r>
+          </w:p>
+        </w:tc>
+        <w:tc>
+          <w:tcPr/>
+          <w:p>
+            <w:pPr>
+              <w:pStyle w:val="Compact"/>
+            </w:pPr>
+            <w:r>
+              <w:t xml:space="preserve">Difference</w:t>
+            </w:r>
+          </w:p>
+        </w:tc>
+      </w:tr>
+      <w:tr>
+        <w:tc>
+          <w:tcPr/>
+          <w:p>
+            <w:pPr>
+              <w:pStyle w:val="Compact"/>
+            </w:pPr>
+            <w:r>
+              <w:t xml:space="preserve">top-1</w:t>
+            </w:r>
+          </w:p>
+        </w:tc>
+        <w:tc>
+          <w:tcPr/>
+          <w:p>
+            <w:pPr>
+              <w:pStyle w:val="Compact"/>
+            </w:pPr>
+            <w:r>
+              <w:t xml:space="preserve">0.296</w:t>
+            </w:r>
+          </w:p>
+        </w:tc>
+        <w:tc>
+          <w:tcPr/>
+          <w:p>
+            <w:pPr>
+              <w:pStyle w:val="Compact"/>
+            </w:pPr>
+            <w:r>
+              <w:t xml:space="preserve">0.395</w:t>
+            </w:r>
+          </w:p>
+        </w:tc>
+        <w:tc>
+          <w:tcPr/>
+          <w:p>
+            <w:pPr>
+              <w:pStyle w:val="Compact"/>
+            </w:pPr>
+            <w:r>
+              <w:t xml:space="preserve">-0.099</w:t>
+            </w:r>
+          </w:p>
+        </w:tc>
+      </w:tr>
+      <w:tr>
+        <w:tc>
+          <w:tcPr/>
+          <w:p>
+            <w:pPr>
+              <w:pStyle w:val="Compact"/>
+            </w:pPr>
+            <w:r>
+              <w:t xml:space="preserve">top-3</w:t>
+            </w:r>
+          </w:p>
+        </w:tc>
+        <w:tc>
+          <w:tcPr/>
+          <w:p>
+            <w:pPr>
+              <w:pStyle w:val="Compact"/>
+            </w:pPr>
+            <w:r>
+              <w:t xml:space="preserve">0.451</w:t>
+            </w:r>
+          </w:p>
+        </w:tc>
+        <w:tc>
+          <w:tcPr/>
+          <w:p>
+            <w:pPr>
+              <w:pStyle w:val="Compact"/>
+            </w:pPr>
+            <w:r>
+              <w:t xml:space="preserve">0.654</w:t>
+            </w:r>
+          </w:p>
+        </w:tc>
+        <w:tc>
+          <w:tcPr/>
+          <w:p>
+            <w:pPr>
+              <w:pStyle w:val="Compact"/>
+            </w:pPr>
+            <w:r>
+              <w:t xml:space="preserve">-0.204</w:t>
+            </w:r>
+          </w:p>
+        </w:tc>
+      </w:tr>
+      <w:tr>
+        <w:tc>
+          <w:tcPr/>
+          <w:p>
+            <w:pPr>
+              <w:pStyle w:val="Compact"/>
+            </w:pPr>
+            <w:r>
+              <w:t xml:space="preserve">top-5</w:t>
+            </w:r>
+          </w:p>
+        </w:tc>
+        <w:tc>
+          <w:tcPr/>
+          <w:p>
+            <w:pPr>
+              <w:pStyle w:val="Compact"/>
+            </w:pPr>
+            <w:r>
+              <w:t xml:space="preserve">0.549</w:t>
+            </w:r>
+          </w:p>
+        </w:tc>
+        <w:tc>
+          <w:tcPr/>
+          <w:p>
+            <w:pPr>
+              <w:pStyle w:val="Compact"/>
+            </w:pPr>
+            <w:r>
+              <w:t xml:space="preserve">0.821</w:t>
+            </w:r>
+          </w:p>
+        </w:tc>
+        <w:tc>
+          <w:tcPr/>
+          <w:p>
+            <w:pPr>
+              <w:pStyle w:val="Compact"/>
+            </w:pPr>
+            <w:r>
+              <w:t xml:space="preserve">-0.272</w:t>
+            </w:r>
+          </w:p>
+        </w:tc>
+      </w:tr>
+      <w:tr>
+        <w:tc>
+          <w:tcPr/>
+          <w:p>
+            <w:pPr>
+              <w:pStyle w:val="Compact"/>
+            </w:pPr>
+            <w:r>
+              <w:t xml:space="preserve">top-8</w:t>
+            </w:r>
+          </w:p>
+        </w:tc>
+        <w:tc>
+          <w:tcPr/>
+          <w:p>
+            <w:pPr>
+              <w:pStyle w:val="Compact"/>
+            </w:pPr>
+            <w:r>
+              <w:t xml:space="preserve">0.605</w:t>
+            </w:r>
+          </w:p>
+        </w:tc>
+        <w:tc>
+          <w:tcPr/>
+          <w:p>
+            <w:pPr>
+              <w:pStyle w:val="Compact"/>
+            </w:pPr>
+            <w:r>
+              <w:t xml:space="preserve">0.969</w:t>
+            </w:r>
+          </w:p>
+        </w:tc>
+        <w:tc>
+          <w:tcPr/>
+          <w:p>
+            <w:pPr>
+              <w:pStyle w:val="Compact"/>
+            </w:pPr>
+            <w:r>
+              <w:t xml:space="preserve">-0.364</w:t>
+            </w:r>
+          </w:p>
+        </w:tc>
+      </w:tr>
+    </w:tbl>
+    <w:p>
+      <w:pPr>
+        <w:pStyle w:val="BodyText"/>
+      </w:pPr>
+      <w:r>
+        <w:t xml:space="preserve">A constant answer gains from each additional slot faster than the model does, because approved CNS</w:t>
+      </w:r>
+      <w:r>
+        <w:t xml:space="preserve"> </w:t>
+      </w:r>
+      <w:r>
+        <w:t xml:space="preserve">indications are concentrated in a few classes. Deepening the list is therefore not a remedy.</w:t>
+      </w:r>
+    </w:p>
+    <w:p>
+      <w:pPr>
+        <w:pStyle w:val="BodyText"/>
+      </w:pPr>
+      <w:r>
+        <w:t xml:space="preserve">The reason is structural rather than a deficiency of fitting, and it is visible in the graph: 27 of</w:t>
+      </w:r>
+      <w:r>
+        <w:t xml:space="preserve"> </w:t>
+      </w:r>
+      <w:r>
+        <w:t xml:space="preserve">the 52 panel targets drive more than one condition. GABA-A alone contributes to depression and</w:t>
+      </w:r>
+      <w:r>
+        <w:t xml:space="preserve"> </w:t>
+      </w:r>
+      <w:r>
+        <w:t xml:space="preserve">anxiety, sleep and wakefulness, and epilepsy. One molecular event genuinely underlies several</w:t>
+      </w:r>
+      <w:r>
+        <w:t xml:space="preserve"> </w:t>
+      </w:r>
+      <w:r>
+        <w:t xml:space="preserve">indications, and what selects among them, dose, regimen, exposure duration, patient population and</w:t>
+      </w:r>
+      <w:r>
+        <w:t xml:space="preserve"> </w:t>
+      </w:r>
+      <w:r>
+        <w:t xml:space="preserve">trial history, is not present in a structure. Consistent with this, the median rank of the true</w:t>
+      </w:r>
+      <w:r>
+        <w:t xml:space="preserve"> </w:t>
+      </w:r>
+      <w:r>
+        <w:t xml:space="preserve">indication among the never-seen drugs is 4: the server places the correct condition in the right</w:t>
+      </w:r>
+      <w:r>
+        <w:t xml:space="preserve"> </w:t>
+      </w:r>
+      <w:r>
+        <w:t xml:space="preserve">mechanistic neighbourhood but cannot resolve which member of that neighbourhood a compound was</w:t>
+      </w:r>
+      <w:r>
+        <w:t xml:space="preserve"> </w:t>
+      </w:r>
+      <w:r>
+        <w:t xml:space="preserve">developed for.</w:t>
+      </w:r>
+    </w:p>
+    <w:p>
+      <w:pPr>
+        <w:pStyle w:val="BodyText"/>
+      </w:pPr>
+      <w:r>
+        <w:t xml:space="preserve">The disease scores are therefore presented as a route from a mechanism to the conditions that</w:t>
+      </w:r>
+      <w:r>
+        <w:t xml:space="preserve"> </w:t>
+      </w:r>
+      <w:r>
+        <w:t xml:space="preserve">mechanism touches, useful for orientation and for deciding what to test next, and they are not</w:t>
+      </w:r>
+      <w:r>
+        <w:t xml:space="preserve"> </w:t>
+      </w:r>
+      <w:r>
+        <w:t xml:space="preserve">offered as an indication prediction. The mechanism call, not the disease list, is the result this</w:t>
+      </w:r>
+      <w:r>
+        <w:t xml:space="preserve"> </w:t>
+      </w:r>
+      <w:r>
+        <w:t xml:space="preserve">server stands on.</w:t>
+      </w:r>
+    </w:p>
+    <w:bookmarkEnd w:id="22"/>
+    <w:bookmarkStart w:id="23" w:name="what-the-falsification-analysis-removed"/>
     <w:p>
       <w:pPr>
         <w:pStyle w:val="Heading3"/>
@@ -1794,9 +2292,9 @@
         </w:pict>
       </w:r>
     </w:p>
-    <w:bookmarkEnd w:id="22"/>
     <w:bookmarkEnd w:id="23"/>
-    <w:bookmarkStart w:id="24" w:name="discussion"/>
+    <w:bookmarkEnd w:id="24"/>
+    <w:bookmarkStart w:id="25" w:name="discussion"/>
     <w:p>
       <w:pPr>
         <w:pStyle w:val="Heading2"/>
@@ -1860,31 +2358,63 @@
         <w:t xml:space="preserve"> </w:t>
       </w:r>
       <w:r>
-        <w:t xml:space="preserve">distance, rather than the flag, should be read as the statement of confidence. Indication-level</w:t>
-      </w:r>
-      <w:r>
-        <w:t xml:space="preserve"> </w:t>
-      </w:r>
-      <w:r>
-        <w:t xml:space="preserve">prediction on unseen drugs does not beat a constant answer naming the commonest CNS indications, so</w:t>
-      </w:r>
-      <w:r>
-        <w:t xml:space="preserve"> </w:t>
-      </w:r>
-      <w:r>
-        <w:t xml:space="preserve">disease scores are triage rather than diagnosis. And the specificity estimate rests on compounds</w:t>
-      </w:r>
-      <w:r>
-        <w:t xml:space="preserve"> </w:t>
-      </w:r>
-      <w:r>
-        <w:t xml:space="preserve">presumed inactive because nothing is recorded about them, drawn from within the reference library, so</w:t>
-      </w:r>
-      <w:r>
-        <w:t xml:space="preserve"> </w:t>
-      </w:r>
-      <w:r>
-        <w:t xml:space="preserve">it does not bound behaviour on genuinely distant chemistry.</w:t>
+        <w:t xml:space="preserve">distance, rather than the flag, should be read as the statement of confidence. The specificity</w:t>
+      </w:r>
+      <w:r>
+        <w:t xml:space="preserve"> </w:t>
+      </w:r>
+      <w:r>
+        <w:t xml:space="preserve">estimate rests on compounds presumed inactive because nothing is recorded about them, drawn from</w:t>
+      </w:r>
+      <w:r>
+        <w:t xml:space="preserve"> </w:t>
+      </w:r>
+      <w:r>
+        <w:t xml:space="preserve">within the reference library, so it does not bound behaviour on genuinely distant chemistry.</w:t>
+      </w:r>
+    </w:p>
+    <w:p>
+      <w:pPr>
+        <w:pStyle w:val="BodyText"/>
+      </w:pPr>
+      <w:r>
+        <w:t xml:space="preserve">The third is the disease layer, and it is a limit of the question rather than of the fitting. Clinical</w:t>
+      </w:r>
+      <w:r>
+        <w:t xml:space="preserve"> </w:t>
+      </w:r>
+      <w:r>
+        <w:t xml:space="preserve">indication is not a function of structure: 27 of the 52 panel targets drive more than one condition,</w:t>
+      </w:r>
+      <w:r>
+        <w:t xml:space="preserve"> </w:t>
+      </w:r>
+      <w:r>
+        <w:t xml:space="preserve">and what selects among them is dose, regimen, exposure and trial history. The layer does not beat a</w:t>
+      </w:r>
+      <w:r>
+        <w:t xml:space="preserve"> </w:t>
+      </w:r>
+      <w:r>
+        <w:t xml:space="preserve">frequency baseline at any reporting depth, and reporting more conditions widens rather than closes</w:t>
+      </w:r>
+      <w:r>
+        <w:t xml:space="preserve"> </w:t>
+      </w:r>
+      <w:r>
+        <w:t xml:space="preserve">that gap. It is offered as a route from a mechanism to the conditions that mechanism touches, and the</w:t>
+      </w:r>
+      <w:r>
+        <w:t xml:space="preserve"> </w:t>
+      </w:r>
+      <w:r>
+        <w:t xml:space="preserve">mechanism call is the result the server stands on. Improving it would require the clinical covariates</w:t>
+      </w:r>
+      <w:r>
+        <w:t xml:space="preserve"> </w:t>
+      </w:r>
+      <w:r>
+        <w:t xml:space="preserve">that determine indication, not a better model of the molecule.</w:t>
       </w:r>
     </w:p>
     <w:p>
@@ -1914,8 +2444,8 @@
         </w:pict>
       </w:r>
     </w:p>
-    <w:bookmarkEnd w:id="24"/>
-    <w:bookmarkStart w:id="25" w:name="data-availability"/>
+    <w:bookmarkEnd w:id="25"/>
+    <w:bookmarkStart w:id="26" w:name="data-availability"/>
     <w:p>
       <w:pPr>
         <w:pStyle w:val="Heading2"/>
@@ -1986,8 +2516,8 @@
         <w:t xml:space="preserve">in this manuscript is computed from an artefact in the repository.</w:t>
       </w:r>
     </w:p>
-    <w:bookmarkEnd w:id="25"/>
-    <w:bookmarkStart w:id="26" w:name="funding"/>
+    <w:bookmarkEnd w:id="26"/>
+    <w:bookmarkStart w:id="27" w:name="funding"/>
     <w:p>
       <w:pPr>
         <w:pStyle w:val="Heading2"/>
@@ -2004,8 +2534,8 @@
         <w:t xml:space="preserve">[TO BE SUPPLIED]</w:t>
       </w:r>
     </w:p>
-    <w:bookmarkEnd w:id="26"/>
-    <w:bookmarkStart w:id="27" w:name="conflict-of-interest"/>
+    <w:bookmarkEnd w:id="27"/>
+    <w:bookmarkStart w:id="28" w:name="conflict-of-interest"/>
     <w:p>
       <w:pPr>
         <w:pStyle w:val="Heading2"/>
@@ -2029,8 +2559,8 @@
         </w:pict>
       </w:r>
     </w:p>
-    <w:bookmarkEnd w:id="27"/>
-    <w:bookmarkStart w:id="40" w:name="figure-legends"/>
+    <w:bookmarkEnd w:id="28"/>
+    <w:bookmarkStart w:id="41" w:name="figure-legends"/>
     <w:p>
       <w:pPr>
         <w:pStyle w:val="Heading2"/>
@@ -2048,18 +2578,18 @@
           <wp:inline>
             <wp:extent cx="5334000" cy="3876870"/>
             <wp:effectExtent b="0" l="0" r="0" t="0"/>
-            <wp:docPr descr="Figure 1" title="" id="29" name="Picture"/>
+            <wp:docPr descr="Figure 1" title="" id="30" name="Picture"/>
             <a:graphic>
               <a:graphicData uri="http://schemas.openxmlformats.org/drawingml/2006/picture">
                 <pic:pic>
                   <pic:nvPicPr>
-                    <pic:cNvPr descr="figures/Figure1_architecture.png" id="30" name="Picture"/>
+                    <pic:cNvPr descr="figures/Figure1_architecture.png" id="31" name="Picture"/>
                     <pic:cNvPicPr>
                       <a:picLocks noChangeArrowheads="1" noChangeAspect="1"/>
                     </pic:cNvPicPr>
                   </pic:nvPicPr>
                   <pic:blipFill>
-                    <a:blip r:embed="rId28"/>
+                    <a:blip r:embed="rId29"/>
                     <a:stretch>
                       <a:fillRect/>
                     </a:stretch>
@@ -2199,18 +2729,18 @@
           <wp:inline>
             <wp:extent cx="5334000" cy="3479251"/>
             <wp:effectExtent b="0" l="0" r="0" t="0"/>
-            <wp:docPr descr="Figure 2" title="" id="32" name="Picture"/>
+            <wp:docPr descr="Figure 2" title="" id="33" name="Picture"/>
             <a:graphic>
               <a:graphicData uri="http://schemas.openxmlformats.org/drawingml/2006/picture">
                 <pic:pic>
                   <pic:nvPicPr>
-                    <pic:cNvPr descr="figures/Figure5_negative_class.png" id="33" name="Picture"/>
+                    <pic:cNvPr descr="figures/Figure5_negative_class.png" id="34" name="Picture"/>
                     <pic:cNvPicPr>
                       <a:picLocks noChangeArrowheads="1" noChangeAspect="1"/>
                     </pic:cNvPicPr>
                   </pic:nvPicPr>
                   <pic:blipFill>
-                    <a:blip r:embed="rId31"/>
+                    <a:blip r:embed="rId32"/>
                     <a:stretch>
                       <a:fillRect/>
                     </a:stretch>
@@ -2386,18 +2916,18 @@
           <wp:inline>
             <wp:extent cx="5334000" cy="3455602"/>
             <wp:effectExtent b="0" l="0" r="0" t="0"/>
-            <wp:docPr descr="Figure 3" title="" id="35" name="Picture"/>
+            <wp:docPr descr="Figure 3" title="" id="36" name="Picture"/>
             <a:graphic>
               <a:graphicData uri="http://schemas.openxmlformats.org/drawingml/2006/picture">
                 <pic:pic>
                   <pic:nvPicPr>
-                    <pic:cNvPr descr="figures/Figure6_validation.png" id="36" name="Picture"/>
+                    <pic:cNvPr descr="figures/Figure6_validation.png" id="37" name="Picture"/>
                     <pic:cNvPicPr>
                       <a:picLocks noChangeArrowheads="1" noChangeAspect="1"/>
                     </pic:cNvPicPr>
                   </pic:nvPicPr>
                   <pic:blipFill>
-                    <a:blip r:embed="rId34"/>
+                    <a:blip r:embed="rId35"/>
                     <a:stretch>
                       <a:fillRect/>
                     </a:stretch>
@@ -2547,18 +3077,18 @@
           <wp:inline>
             <wp:extent cx="5334000" cy="2361052"/>
             <wp:effectExtent b="0" l="0" r="0" t="0"/>
-            <wp:docPr descr="Figure 4" title="" id="38" name="Picture"/>
+            <wp:docPr descr="Figure 4" title="" id="39" name="Picture"/>
             <a:graphic>
               <a:graphicData uri="http://schemas.openxmlformats.org/drawingml/2006/picture">
                 <pic:pic>
                   <pic:nvPicPr>
-                    <pic:cNvPr descr="figures/Figure8_use_case.png" id="39" name="Picture"/>
+                    <pic:cNvPr descr="figures/Figure8_use_case.png" id="40" name="Picture"/>
                     <pic:cNvPicPr>
                       <a:picLocks noChangeArrowheads="1" noChangeAspect="1"/>
                     </pic:cNvPicPr>
                   </pic:nvPicPr>
                   <pic:blipFill>
-                    <a:blip r:embed="rId37"/>
+                    <a:blip r:embed="rId38"/>
                     <a:stretch>
                       <a:fillRect/>
                     </a:stretch>
@@ -2661,8 +3191,8 @@
         <w:t xml:space="preserve">panel.</w:t>
       </w:r>
     </w:p>
-    <w:bookmarkEnd w:id="40"/>
-    <w:bookmarkStart w:id="41" w:name="references"/>
+    <w:bookmarkEnd w:id="41"/>
+    <w:bookmarkStart w:id="42" w:name="references"/>
     <w:p>
       <w:pPr>
         <w:pStyle w:val="Heading2"/>
@@ -3111,8 +3641,8 @@
         <w:t xml:space="preserve">Wilson E. Probable Inference, the Law of Succession, and Statistical Inference. Journal of the American Statistical Association. 1927. doi:10.1080/01621459.1927.10502953.</w:t>
       </w:r>
     </w:p>
-    <w:bookmarkEnd w:id="41"/>
     <w:bookmarkEnd w:id="42"/>
+    <w:bookmarkEnd w:id="43"/>
     <w:sectPr>
       <w:footnotePr>
         <w:numRestart w:val="eachSect"/>

--- a/manuscript/NAR_WebServer_BrainSafe.docx
+++ b/manuscript/NAR_WebServer_BrainSafe.docx
@@ -178,7 +178,13 @@
         <w:t xml:space="preserve"> </w:t>
       </w:r>
       <w:r>
-        <w:t xml:space="preserve">server is built on 72 estimators trained on 227,146 measured compound-endpoint records from ChEMBL</w:t>
+        <w:t xml:space="preserve">server is built on 72 estimators, 70 of them deployed, trained on 227,146 measured</w:t>
+      </w:r>
+      <w:r>
+        <w:t xml:space="preserve"> </w:t>
+      </w:r>
+      <w:r>
+        <w:t xml:space="preserve">compound-endpoint records from ChEMBL</w:t>
       </w:r>
       <w:r>
         <w:t xml:space="preserve"> </w:t>
@@ -813,7 +819,7 @@
         <w:t xml:space="preserve"> </w:t>
       </w:r>
       <w:r>
-        <w:t xml:space="preserve">above 90 per cent active from 35 to 13 (Figure 2A, B). A bound is never used as a value: it assigns a</w:t>
+        <w:t xml:space="preserve">above 90 per cent active from 35 to 13 (Supplementary Figure S1). A bound is never used as a value: it assigns a</w:t>
       </w:r>
       <w:r>
         <w:t xml:space="preserve"> </w:t>
@@ -995,13 +1001,25 @@
         <w:t xml:space="preserve"> </w:t>
       </w:r>
       <w:r>
-        <w:t xml:space="preserve">travels. Across 71 cross-validated endpoints this is 1,420 fitted models standing behind the 72 that</w:t>
-      </w:r>
-      <w:r>
-        <w:t xml:space="preserve"> </w:t>
-      </w:r>
-      <w:r>
-        <w:t xml:space="preserve">are deployed.</w:t>
+        <w:t xml:space="preserve">travels. Across 71 cross-validated endpoints this is 1,420 fitted models standing behind the 70 that</w:t>
+      </w:r>
+      <w:r>
+        <w:t xml:space="preserve"> </w:t>
+      </w:r>
+      <w:r>
+        <w:t xml:space="preserve">are deployed. A complete inventory of every estimator, with its prediction type, training-set size,</w:t>
+      </w:r>
+      <w:r>
+        <w:t xml:space="preserve"> </w:t>
+      </w:r>
+      <w:r>
+        <w:t xml:space="preserve">validation scheme, calibration and fitting date, is given in Supplementary Table S1 and regenerates</w:t>
+      </w:r>
+      <w:r>
+        <w:t xml:space="preserve"> </w:t>
+      </w:r>
+      <w:r>
+        <w:t xml:space="preserve">with one command.</w:t>
       </w:r>
     </w:p>
     <w:p>
@@ -1229,7 +1247,7 @@
         <w:t xml:space="preserve"> </w:t>
       </w:r>
       <w:r>
-        <w:t xml:space="preserve">cached; a complete profile across all 72 estimators, including both applicability-domain</w:t>
+        <w:t xml:space="preserve">cached; a complete profile across all 70 deployed estimators, including both applicability-domain</w:t>
       </w:r>
       <w:r>
         <w:t xml:space="preserve"> </w:t>
@@ -1346,7 +1364,7 @@
         <w:t xml:space="preserve"> </w:t>
       </w:r>
       <w:r>
-        <w:t xml:space="preserve">under the scaffold split (Figure 2C). BACE1 is most robust to chemotype change, losing 0.012 between</w:t>
+        <w:t xml:space="preserve">under the scaffold split. BACE1 is most robust to chemotype change, losing 0.012 between</w:t>
       </w:r>
       <w:r>
         <w:t xml:space="preserve"> </w:t>
@@ -1540,7 +1558,61 @@
         <w:t xml:space="preserve"> </w:t>
       </w:r>
       <w:r>
-        <w:t xml:space="preserve">them is 0.811 (95% CI 0.805 to 0.817), with a per-target median of 0.820 (Figure 2D).</w:t>
+        <w:t xml:space="preserve">them is 0.811 (95% CI 0.805 to 0.817), with a per-target median of 0.814 across the 39 targets whose</w:t>
+      </w:r>
+      <w:r>
+        <w:t xml:space="preserve"> </w:t>
+      </w:r>
+      <w:r>
+        <w:t xml:space="preserve">decision threshold did not collapse (Figure 3B). Targets are excluded only for a degenerate</w:t>
+      </w:r>
+      <w:r>
+        <w:t xml:space="preserve"> </w:t>
+      </w:r>
+      <w:r>
+        <w:t xml:space="preserve">threshold, never for a poor recall.</w:t>
+      </w:r>
+    </w:p>
+    <w:p>
+      <w:pPr>
+        <w:pStyle w:val="BodyText"/>
+      </w:pPr>
+      <w:r>
+        <w:rPr>
+          <w:b/>
+          <w:bCs/>
+        </w:rPr>
+        <w:t xml:space="preserve">External validation.</w:t>
+      </w:r>
+      <w:r>
+        <w:t xml:space="preserve"> </w:t>
+      </w:r>
+      <w:r>
+        <w:t xml:space="preserve">The barrier model was tested on FDA-curated approved drugs absent from B3DB</w:t>
+      </w:r>
+      <w:r>
+        <w:t xml:space="preserve"> </w:t>
+      </w:r>
+      <w:r>
+        <w:t xml:space="preserve">by InChIKey: AUROC 0.761 on all 306, and 0.788 on the 241 that are also distinguishable from the</w:t>
+      </w:r>
+      <w:r>
+        <w:t xml:space="preserve"> </w:t>
+      </w:r>
+      <w:r>
+        <w:t xml:space="preserve">training set in feature space, which is the subset that supports an external claim (Figure 3C). The</w:t>
+      </w:r>
+      <w:r>
+        <w:t xml:space="preserve"> </w:t>
+      </w:r>
+      <w:r>
+        <w:t xml:space="preserve">65 excluded by that second criterion are feature-identical to a training compound and score 0.710,</w:t>
+      </w:r>
+      <w:r>
+        <w:t xml:space="preserve"> </w:t>
+      </w:r>
+      <w:r>
+        <w:t xml:space="preserve">which is the size of the memorisation the first figure contains.</w:t>
       </w:r>
     </w:p>
     <w:p>
@@ -2576,7 +2648,7 @@
       <w:r>
         <w:drawing>
           <wp:inline>
-            <wp:extent cx="5334000" cy="3876870"/>
+            <wp:extent cx="5334000" cy="4471716"/>
             <wp:effectExtent b="0" l="0" r="0" t="0"/>
             <wp:docPr descr="Figure 1" title="" id="30" name="Picture"/>
             <a:graphic>
@@ -2597,7 +2669,7 @@
                   <pic:spPr bwMode="auto">
                     <a:xfrm>
                       <a:off x="0" y="0"/>
-                      <a:ext cx="5334000" cy="3876870"/>
+                      <a:ext cx="5334000" cy="4471716"/>
                     </a:xfrm>
                     <a:prstGeom prst="rect">
                       <a:avLst/>
@@ -2727,14 +2799,14 @@
       <w:r>
         <w:drawing>
           <wp:inline>
-            <wp:extent cx="5334000" cy="3479251"/>
+            <wp:extent cx="5334000" cy="4095332"/>
             <wp:effectExtent b="0" l="0" r="0" t="0"/>
             <wp:docPr descr="Figure 2" title="" id="33" name="Picture"/>
             <a:graphic>
               <a:graphicData uri="http://schemas.openxmlformats.org/drawingml/2006/picture">
                 <pic:pic>
                   <pic:nvPicPr>
-                    <pic:cNvPr descr="figures/Figure5_negative_class.png" id="34" name="Picture"/>
+                    <pic:cNvPr descr="figures/Figure9_model_atlas.png" id="34" name="Picture"/>
                     <pic:cNvPicPr>
                       <a:picLocks noChangeArrowheads="1" noChangeAspect="1"/>
                     </pic:cNvPicPr>
@@ -2748,7 +2820,7 @@
                   <pic:spPr bwMode="auto">
                     <a:xfrm>
                       <a:off x="0" y="0"/>
-                      <a:ext cx="5334000" cy="3479251"/>
+                      <a:ext cx="5334000" cy="4095332"/>
                     </a:xfrm>
                     <a:prstGeom prst="rect">
                       <a:avLst/>
@@ -2790,7 +2862,13 @@
         <w:t xml:space="preserve"> </w:t>
       </w:r>
       <w:r>
-        <w:t xml:space="preserve">Recovering the measured negative class. (</w:t>
+        <w:t xml:space="preserve">The panel, one mark per estimator, so that no claim rests on a mean a reader cannot</w:t>
+      </w:r>
+      <w:r>
+        <w:t xml:space="preserve"> </w:t>
+      </w:r>
+      <w:r>
+        <w:t xml:space="preserve">check. (</w:t>
       </w:r>
       <w:r>
         <w:rPr>
@@ -2800,55 +2878,49 @@
         <w:t xml:space="preserve">A</w:t>
       </w:r>
       <w:r>
-        <w:t xml:space="preserve">) A censored bound settles a label</w:t>
-      </w:r>
-      <w:r>
-        <w:t xml:space="preserve"> </w:t>
-      </w:r>
-      <w:r>
-        <w:t xml:space="preserve">whenever the whole interval it defines falls on one side of the activity cut;</w:t>
-      </w:r>
-      <w:r>
-        <w:t xml:space="preserve"> </w:t>
-      </w:r>
-      <w:r>
-        <w:rPr>
-          <w:rStyle w:val="VerbatimChar"/>
-        </w:rPr>
-        <w:t xml:space="preserve">IC50 &gt; 10 uM</w:t>
-      </w:r>
-      <w:r>
-        <w:t xml:space="preserve"> </w:t>
-      </w:r>
-      <w:r>
-        <w:t xml:space="preserve">is a</w:t>
-      </w:r>
-      <w:r>
-        <w:t xml:space="preserve"> </w:t>
-      </w:r>
-      <w:r>
-        <w:t xml:space="preserve">measured non-binder, while</w:t>
-      </w:r>
-      <w:r>
-        <w:t xml:space="preserve"> </w:t>
-      </w:r>
-      <w:r>
-        <w:rPr>
-          <w:rStyle w:val="VerbatimChar"/>
-        </w:rPr>
-        <w:t xml:space="preserve">IC50 &gt; 100 nM</w:t>
-      </w:r>
-      <w:r>
-        <w:t xml:space="preserve"> </w:t>
-      </w:r>
-      <w:r>
-        <w:t xml:space="preserve">spans both classes and is discarded as undecidable rather</w:t>
-      </w:r>
-      <w:r>
-        <w:t xml:space="preserve"> </w:t>
-      </w:r>
-      <w:r>
-        <w:t xml:space="preserve">than guessed at. (</w:t>
+        <w:t xml:space="preserve">) Every deployed estimator placed by the number of measured compounds it was trained on</w:t>
+      </w:r>
+      <w:r>
+        <w:t xml:space="preserve"> </w:t>
+      </w:r>
+      <w:r>
+        <w:t xml:space="preserve">and by the performance claimed for it, coloured by model family. Marker shape carries the metric:</w:t>
+      </w:r>
+      <w:r>
+        <w:t xml:space="preserve"> </w:t>
+      </w:r>
+      <w:r>
+        <w:t xml:space="preserve">AUROC and R² both run to 1.0 and are not the same quantity, since 0.5 is chance for one and a</w:t>
+      </w:r>
+      <w:r>
+        <w:t xml:space="preserve"> </w:t>
+      </w:r>
+      <w:r>
+        <w:t xml:space="preserve">respectable fit for the other, so they are distinguished rather than averaged. The two estimators</w:t>
+      </w:r>
+      <w:r>
+        <w:t xml:space="preserve"> </w:t>
+      </w:r>
+      <w:r>
+        <w:t xml:space="preserve">withdrawn after specificity testing are drawn in outline, because a panel showing only what survived</w:t>
+      </w:r>
+      <w:r>
+        <w:t xml:space="preserve"> </w:t>
+      </w:r>
+      <w:r>
+        <w:t xml:space="preserve">is a selection rather than an inventory. Training sets span two orders of magnitude, from 68 to 15,723 rows;</w:t>
+      </w:r>
+      <w:r>
+        <w:t xml:space="preserve"> </w:t>
+      </w:r>
+      <w:r>
+        <w:t xml:space="preserve">binder training sets include property-matched decoys while the others are measured compounds only,</w:t>
+      </w:r>
+      <w:r>
+        <w:t xml:space="preserve"> </w:t>
+      </w:r>
+      <w:r>
+        <w:t xml:space="preserve">which the axis states. (</w:t>
       </w:r>
       <w:r>
         <w:rPr>
@@ -2858,53 +2930,31 @@
         <w:t xml:space="preserve">B</w:t>
       </w:r>
       <w:r>
-        <w:t xml:space="preserve">) Class balance for the 57 endpoints extended: 21,994 measured non-binders</w:t>
-      </w:r>
-      <w:r>
-        <w:t xml:space="preserve"> </w:t>
-      </w:r>
-      <w:r>
-        <w:t xml:space="preserve">added, endpoints above 90 per cent active reduced from 35 to 13. (</w:t>
-      </w:r>
-      <w:r>
-        <w:rPr>
-          <w:b/>
-          <w:bCs/>
-        </w:rPr>
-        <w:t xml:space="preserve">C</w:t>
-      </w:r>
-      <w:r>
-        <w:t xml:space="preserve">) The effect per endpoint</w:t>
-      </w:r>
-      <w:r>
-        <w:t xml:space="preserve"> </w:t>
-      </w:r>
-      <w:r>
-        <w:t xml:space="preserve">against the panel as it stood immediately before the merge. Classification becomes slightly harder</w:t>
-      </w:r>
-      <w:r>
-        <w:t xml:space="preserve"> </w:t>
-      </w:r>
-      <w:r>
-        <w:t xml:space="preserve">and regression improves, both in the expected direction, because real non-binders are harder</w:t>
-      </w:r>
-      <w:r>
-        <w:t xml:space="preserve"> </w:t>
-      </w:r>
-      <w:r>
-        <w:t xml:space="preserve">negatives than the decoys they join while a censored bound is a real low-potency anchor. BBB and the</w:t>
-      </w:r>
-      <w:r>
-        <w:t xml:space="preserve"> </w:t>
-      </w:r>
-      <w:r>
-        <w:t xml:space="preserve">antioxidant endpoint are flat at exactly zero, not missing, because neither draws from a ChEMBL</w:t>
-      </w:r>
-      <w:r>
-        <w:t xml:space="preserve"> </w:t>
-      </w:r>
-      <w:r>
-        <w:t xml:space="preserve">target.</w:t>
+        <w:t xml:space="preserve">) The same population by family, with the</w:t>
+      </w:r>
+      <w:r>
+        <w:t xml:space="preserve"> </w:t>
+      </w:r>
+      <w:r>
+        <w:t xml:space="preserve">family median marked. The spread is the point: the binder classifiers have a median of 0.936 while</w:t>
+      </w:r>
+      <w:r>
+        <w:t xml:space="preserve"> </w:t>
+      </w:r>
+      <w:r>
+        <w:t xml:space="preserve">the exposure and ADME regressions have a median R² of 0.575, and a single panel average would</w:t>
+      </w:r>
+      <w:r>
+        <w:t xml:space="preserve"> </w:t>
+      </w:r>
+      <w:r>
+        <w:t xml:space="preserve">describe neither. The complete inventory, with training-set composition, validation scheme,</w:t>
+      </w:r>
+      <w:r>
+        <w:t xml:space="preserve"> </w:t>
+      </w:r>
+      <w:r>
+        <w:t xml:space="preserve">calibration and fitting date for every estimator, is Supplementary Table S1.</w:t>
       </w:r>
     </w:p>
     <w:p>
@@ -2914,7 +2964,7 @@
       <w:r>
         <w:drawing>
           <wp:inline>
-            <wp:extent cx="5334000" cy="3455602"/>
+            <wp:extent cx="5334000" cy="3957286"/>
             <wp:effectExtent b="0" l="0" r="0" t="0"/>
             <wp:docPr descr="Figure 3" title="" id="36" name="Picture"/>
             <a:graphic>
@@ -2935,7 +2985,7 @@
                   <pic:spPr bwMode="auto">
                     <a:xfrm>
                       <a:off x="0" y="0"/>
-                      <a:ext cx="5334000" cy="3455602"/>
+                      <a:ext cx="5334000" cy="3957286"/>
                     </a:xfrm>
                     <a:prstGeom prst="rect">
                       <a:avLst/>
@@ -3075,7 +3125,7 @@
       <w:r>
         <w:drawing>
           <wp:inline>
-            <wp:extent cx="5334000" cy="2361052"/>
+            <wp:extent cx="5334000" cy="2786264"/>
             <wp:effectExtent b="0" l="0" r="0" t="0"/>
             <wp:docPr descr="Figure 4" title="" id="39" name="Picture"/>
             <a:graphic>
@@ -3096,7 +3146,7 @@
                   <pic:spPr bwMode="auto">
                     <a:xfrm>
                       <a:off x="0" y="0"/>
-                      <a:ext cx="5334000" cy="2361052"/>
+                      <a:ext cx="5334000" cy="2786264"/>
                     </a:xfrm>
                     <a:prstGeom prst="rect">
                       <a:avLst/>
@@ -3176,19 +3226,19 @@
         <w:pStyle w:val="BodyText"/>
       </w:pPr>
       <w:r>
-        <w:t xml:space="preserve">Supplementary Figures S1 to S4 give the feature vector computed for a worked molecule, the two</w:t>
-      </w:r>
-      <w:r>
-        <w:t xml:space="preserve"> </w:t>
-      </w:r>
-      <w:r>
-        <w:t xml:space="preserve">cross-validation schemes, the three disjoint background pools and the complete 49-endpoint binder</w:t>
-      </w:r>
-      <w:r>
-        <w:t xml:space="preserve"> </w:t>
-      </w:r>
-      <w:r>
-        <w:t xml:space="preserve">panel.</w:t>
+        <w:t xml:space="preserve">Supplementary Figures S1 to S5 give the recovery of the measured negative class and its effect per</w:t>
+      </w:r>
+      <w:r>
+        <w:t xml:space="preserve"> </w:t>
+      </w:r>
+      <w:r>
+        <w:t xml:space="preserve">endpoint, the feature vector computed for a worked molecule, the two cross-validation schemes, the</w:t>
+      </w:r>
+      <w:r>
+        <w:t xml:space="preserve"> </w:t>
+      </w:r>
+      <w:r>
+        <w:t xml:space="preserve">three disjoint background pools, and the complete 49-endpoint binder panel with every endpoint named.</w:t>
       </w:r>
     </w:p>
     <w:bookmarkEnd w:id="41"/>

--- a/manuscript/NAR_WebServer_BrainSafe.docx
+++ b/manuscript/NAR_WebServer_BrainSafe.docx
@@ -2418,7 +2418,7 @@
         <w:pStyle w:val="BodyText"/>
       </w:pPr>
       <w:r>
-        <w:t xml:space="preserve">Three limitations bound its use. The applicability-domain flag does not currently separate</w:t>
+        <w:t xml:space="preserve">Four limitations bound its use. The applicability-domain flag does not currently separate</w:t>
       </w:r>
       <w:r>
         <w:t xml:space="preserve"> </w:t>
@@ -2450,7 +2450,93 @@
         <w:pStyle w:val="BodyText"/>
       </w:pPr>
       <w:r>
-        <w:t xml:space="preserve">The third is the disease layer, and it is a limit of the question rather than of the fitting. Clinical</w:t>
+        <w:t xml:space="preserve">The third is natural-product chemistry, and it is stated here because a reader will reasonably ask.</w:t>
+      </w:r>
+      <w:r>
+        <w:t xml:space="preserve"> </w:t>
+      </w:r>
+      <w:r>
+        <w:t xml:space="preserve">The training library has a median fraction-sp3 of 0.36 and only 3.3 per cent of it is both sp3-rich</w:t>
+      </w:r>
+      <w:r>
+        <w:t xml:space="preserve"> </w:t>
+      </w:r>
+      <w:r>
+        <w:t xml:space="preserve">and free of aromatic rings, so terpenoid and steroidal natural products are largely outside it: a</w:t>
+      </w:r>
+      <w:r>
+        <w:t xml:space="preserve"> </w:t>
+      </w:r>
+      <w:r>
+        <w:t xml:space="preserve">withanolide submitted to the server returns a maximum Tanimoto of 0.31 and no engagement call, with</w:t>
+      </w:r>
+      <w:r>
+        <w:t xml:space="preserve"> </w:t>
+      </w:r>
+      <w:r>
+        <w:t xml:space="preserve">a bile acid as its nearest measured neighbour. Measured activity for such compounds is scarce against</w:t>
+      </w:r>
+      <w:r>
+        <w:t xml:space="preserve"> </w:t>
+      </w:r>
+      <w:r>
+        <w:t xml:space="preserve">these targets and is usually recorded against cell lines rather than proteins. Assembling an external</w:t>
+      </w:r>
+      <w:r>
+        <w:t xml:space="preserve"> </w:t>
+      </w:r>
+      <w:r>
+        <w:t xml:space="preserve">test set from NPASS left only three endpoints with enough genuinely external data to score, after</w:t>
+      </w:r>
+      <w:r>
+        <w:t xml:space="preserve"> </w:t>
+      </w:r>
+      <w:r>
+        <w:t xml:space="preserve">1,385 nominally new compounds proved on inspection to be training compounds written as a different</w:t>
+      </w:r>
+      <w:r>
+        <w:t xml:space="preserve"> </w:t>
+      </w:r>
+      <w:r>
+        <w:t xml:space="preserve">tautomer or salt, and on those three the panel returns AUROC 0.463 at AChE (n=41), 0.741 at GBA1</w:t>
+      </w:r>
+      <w:r>
+        <w:t xml:space="preserve"> </w:t>
+      </w:r>
+      <w:r>
+        <w:t xml:space="preserve">(n=89) and 0.461 at hERG (n=80). With two to five actives per endpoint those intervals are far too</w:t>
+      </w:r>
+      <w:r>
+        <w:t xml:space="preserve"> </w:t>
+      </w:r>
+      <w:r>
+        <w:t xml:space="preserve">wide to establish failure, but they are equally far from supporting a claim of natural-product</w:t>
+      </w:r>
+      <w:r>
+        <w:t xml:space="preserve"> </w:t>
+      </w:r>
+      <w:r>
+        <w:t xml:space="preserve">capability, and none is made. The server flags such compounds as outside its domain, which is the</w:t>
+      </w:r>
+      <w:r>
+        <w:t xml:space="preserve"> </w:t>
+      </w:r>
+      <w:r>
+        <w:t xml:space="preserve">correct behaviour, and extending the panel to the targets natural products are actually assayed</w:t>
+      </w:r>
+      <w:r>
+        <w:t xml:space="preserve"> </w:t>
+      </w:r>
+      <w:r>
+        <w:t xml:space="preserve">against is the obvious next step rather than a caveat to be managed.</w:t>
+      </w:r>
+    </w:p>
+    <w:p>
+      <w:pPr>
+        <w:pStyle w:val="BodyText"/>
+      </w:pPr>
+      <w:r>
+        <w:t xml:space="preserve">The fourth is the disease layer, and it is a limit of the question rather than of the fitting. Clinical</w:t>
       </w:r>
       <w:r>
         <w:t xml:space="preserve"> </w:t>

--- a/manuscript/NAR_WebServer_BrainSafe.docx
+++ b/manuscript/NAR_WebServer_BrainSafe.docx
@@ -142,7 +142,7 @@
         <w:t xml:space="preserve"> </w:t>
       </w:r>
       <w:r>
-        <w:t xml:space="preserve">few seconds, engagement of 60 molecular targets spanning the principal neurodegenerative,</w:t>
+        <w:t xml:space="preserve">few seconds, engagement of 63 molecular targets spanning the principal neurodegenerative,</w:t>
       </w:r>
       <w:r>
         <w:t xml:space="preserve"> </w:t>
@@ -178,7 +178,7 @@
         <w:t xml:space="preserve"> </w:t>
       </w:r>
       <w:r>
-        <w:t xml:space="preserve">server is built on 72 estimators, 70 of them deployed, trained on 227,146 measured</w:t>
+        <w:t xml:space="preserve">server is built on 75 estimators, 70 of them deployed, trained on 228,200 measured</w:t>
       </w:r>
       <w:r>
         <w:t xml:space="preserve"> </w:t>
@@ -220,19 +220,19 @@
         <w:t xml:space="preserve"> </w:t>
       </w:r>
       <w:r>
-        <w:t xml:space="preserve">than a guess for compounds outside its competence: on non-CNS chemistry its specificity is 0.948</w:t>
-      </w:r>
-      <w:r>
-        <w:t xml:space="preserve"> </w:t>
-      </w:r>
-      <w:r>
-        <w:t xml:space="preserve">(95% CI 0.932 to 0.960). The binder panel, validated against compounds measured and found inactive at</w:t>
-      </w:r>
-      <w:r>
-        <w:t xml:space="preserve"> </w:t>
-      </w:r>
-      <w:r>
-        <w:t xml:space="preserve">the same target rather than against decoys, reaches a mean AUROC of 0.904 and recovers the</w:t>
+        <w:t xml:space="preserve">than a guess for compounds outside its competence: on non-CNS chemistry its specificity is 0.933</w:t>
+      </w:r>
+      <w:r>
+        <w:t xml:space="preserve"> </w:t>
+      </w:r>
+      <w:r>
+        <w:t xml:space="preserve">(95% CI 0.916 to 0.947). The binder panel, validated against compounds measured and found inactive at</w:t>
+      </w:r>
+      <w:r>
+        <w:t xml:space="preserve"> </w:t>
+      </w:r>
+      <w:r>
+        <w:t xml:space="preserve">the same target rather than against decoys, reaches a mean AUROC of 0.902 and recovers the</w:t>
       </w:r>
       <w:r>
         <w:t xml:space="preserve"> </w:t>
@@ -250,19 +250,13 @@
         <w:t xml:space="preserve"> </w:t>
       </w:r>
       <w:r>
-        <w:t xml:space="preserve">52 targets drive more than one condition and structure alone does not resolve which. BrainSafe AI is</w:t>
-      </w:r>
-      <w:r>
-        <w:t xml:space="preserve"> </w:t>
-      </w:r>
-      <w:r>
-        <w:t xml:space="preserve">freely available without registration at [SERVER URL TO BE</w:t>
-      </w:r>
-      <w:r>
-        <w:t xml:space="preserve"> </w:t>
-      </w:r>
-      <w:r>
-        <w:t xml:space="preserve">SUPPLIED], with source code, trained models and all validation artefacts at</w:t>
+        <w:t xml:space="preserve">the 52 targets in the pathway graph drive more than one condition and structure alone does not</w:t>
+      </w:r>
+      <w:r>
+        <w:t xml:space="preserve"> </w:t>
+      </w:r>
+      <w:r>
+        <w:t xml:space="preserve">resolve which. BrainSafe AI is freely available without registration at [SERVER URL TO BE SUPPLIED], with source code, trained models and all validation artefacts at</w:t>
       </w:r>
       <w:r>
         <w:t xml:space="preserve"> </w:t>
@@ -453,7 +447,7 @@
         <w:pStyle w:val="BodyText"/>
       </w:pPr>
       <w:r>
-        <w:t xml:space="preserve">The design also commits to reporting where the server does not work. Two endpoints were trained,</w:t>
+        <w:t xml:space="preserve">The design also commits to reporting where the server does not work. Five endpoints were trained,</w:t>
       </w:r>
       <w:r>
         <w:t xml:space="preserve"> </w:t>
@@ -677,7 +671,7 @@
         <w:t xml:space="preserve"> </w:t>
       </w:r>
       <w:r>
-        <w:t xml:space="preserve">MoleculeNet (18), B3DB and ChEMBL. The panel holds 227,146 measured compound-endpoint</w:t>
+        <w:t xml:space="preserve">MoleculeNet (18), B3DB and ChEMBL. The panel holds 228,200 measured compound-endpoint</w:t>
       </w:r>
       <w:r>
         <w:t xml:space="preserve"> </w:t>
@@ -695,7 +689,7 @@
         <w:t xml:space="preserve"> </w:t>
       </w:r>
       <w:r>
-        <w:t xml:space="preserve">alone; those sets span from 234 compounds (GluA2) to 10,276 (hERG).</w:t>
+        <w:t xml:space="preserve">alone; across the deployed panel those sets span from 234 compounds (GluA2) to 10,276 (hERG).</w:t>
       </w:r>
     </w:p>
     <w:p>
@@ -751,13 +745,13 @@
         <w:t xml:space="preserve"> </w:t>
       </w:r>
       <w:r>
-        <w:t xml:space="preserve">property-matched decoys, and it left 35 of 60 endpoints above 90 per cent active, which is a property</w:t>
-      </w:r>
-      <w:r>
-        <w:t xml:space="preserve"> </w:t>
-      </w:r>
-      <w:r>
-        <w:t xml:space="preserve">of the query rather than of the chemistry.</w:t>
+        <w:t xml:space="preserve">property-matched decoys, and it left 35 of the 60 protein-target endpoints then in the panel above</w:t>
+      </w:r>
+      <w:r>
+        <w:t xml:space="preserve"> </w:t>
+      </w:r>
+      <w:r>
+        <w:t xml:space="preserve">90 per cent active, which is a property of the query rather than of the chemistry.</w:t>
       </w:r>
     </w:p>
     <w:p>
@@ -1001,13 +995,19 @@
         <w:t xml:space="preserve"> </w:t>
       </w:r>
       <w:r>
-        <w:t xml:space="preserve">travels. Across 71 cross-validated endpoints this is 1,420 fitted models standing behind the 70 that</w:t>
-      </w:r>
-      <w:r>
-        <w:t xml:space="preserve"> </w:t>
-      </w:r>
-      <w:r>
-        <w:t xml:space="preserve">are deployed. A complete inventory of every estimator, with its prediction type, training-set size,</w:t>
+        <w:t xml:space="preserve">travels. Across 74 cross-validated estimators, spanning 70 distinct endpoints because four</w:t>
+      </w:r>
+      <w:r>
+        <w:t xml:space="preserve"> </w:t>
+      </w:r>
+      <w:r>
+        <w:t xml:space="preserve">receptors carry both a potency regression and a binder classifier, this is 1,480 fitted models</w:t>
+      </w:r>
+      <w:r>
+        <w:t xml:space="preserve"> </w:t>
+      </w:r>
+      <w:r>
+        <w:t xml:space="preserve">standing behind the deployed panel. A complete inventory of every estimator, with its prediction type, training-set size,</w:t>
       </w:r>
       <w:r>
         <w:t xml:space="preserve"> </w:t>
@@ -1039,7 +1039,58 @@
         <w:t xml:space="preserve"> </w:t>
       </w:r>
       <w:r>
-        <w:t xml:space="preserve">0.0161. Each prediction additionally carries a Mondrian conformal interval, which converts the</w:t>
+        <w:t xml:space="preserve">0.0161. The reported value is specific to how the calibrator is nested, and the nesting is therefore</w:t>
+      </w:r>
+      <w:r>
+        <w:t xml:space="preserve"> </w:t>
+      </w:r>
+      <w:r>
+        <w:t xml:space="preserve">stated: isotonic regression is fitted by five-fold</w:t>
+      </w:r>
+      <w:r>
+        <w:t xml:space="preserve"> </w:t>
+      </w:r>
+      <w:r>
+        <w:rPr>
+          <w:rStyle w:val="VerbatimChar"/>
+        </w:rPr>
+        <w:t xml:space="preserve">cross_val_predict</w:t>
+      </w:r>
+      <w:r>
+        <w:t xml:space="preserve"> </w:t>
+      </w:r>
+      <w:r>
+        <w:t xml:space="preserve">over the pooled out-of-fold</w:t>
+      </w:r>
+      <w:r>
+        <w:t xml:space="preserve"> </w:t>
+      </w:r>
+      <w:r>
+        <w:t xml:space="preserve">prediction vector. Fitting it instead on the other nine folds’ out-of-fold predictions, an equally</w:t>
+      </w:r>
+      <w:r>
+        <w:t xml:space="preserve"> </w:t>
+      </w:r>
+      <w:r>
+        <w:t xml:space="preserve">defensible nesting, gives 0.0077 on the same data. Both are honest estimates of different</w:t>
+      </w:r>
+      <w:r>
+        <w:t xml:space="preserve"> </w:t>
+      </w:r>
+      <w:r>
+        <w:t xml:space="preserve">estimators, and the difference is larger than any of the calibration gains it might be used to</w:t>
+      </w:r>
+      <w:r>
+        <w:t xml:space="preserve"> </w:t>
+      </w:r>
+      <w:r>
+        <w:t xml:space="preserve">compare, so the protocol is reported rather than the number alone. Each prediction additionally</w:t>
+      </w:r>
+      <w:r>
+        <w:t xml:space="preserve"> </w:t>
+      </w:r>
+      <w:r>
+        <w:t xml:space="preserve">carries a Mondrian conformal interval, which converts the</w:t>
       </w:r>
       <w:r>
         <w:t xml:space="preserve"> </w:t>
@@ -1155,19 +1206,19 @@
         <w:t xml:space="preserve"> </w:t>
       </w:r>
       <w:r>
-        <w:t xml:space="preserve">set on, the background false-positive rate has a median of 0.0249 and reaches 0.0631, exceeding its</w:t>
-      </w:r>
-      <w:r>
-        <w:t xml:space="preserve"> </w:t>
-      </w:r>
-      <w:r>
-        <w:t xml:space="preserve">0.05 target for three endpoints, which under the previous procedure was arithmetically impossible.</w:t>
-      </w:r>
-      <w:r>
-        <w:t xml:space="preserve"> </w:t>
-      </w:r>
-      <w:r>
-        <w:t xml:space="preserve">That the number can now disagree with its target is the evidence that it is a measurement.</w:t>
+        <w:t xml:space="preserve">set on, the background false-positive rate has a median of 0.0264 across the 43 deployed endpoints</w:t>
+      </w:r>
+      <w:r>
+        <w:t xml:space="preserve"> </w:t>
+      </w:r>
+      <w:r>
+        <w:t xml:space="preserve">that carry one, and reaches 0.0631, exceeding its 0.05 target for three endpoints, which under the</w:t>
+      </w:r>
+      <w:r>
+        <w:t xml:space="preserve"> </w:t>
+      </w:r>
+      <w:r>
+        <w:t xml:space="preserve">previous procedure was arithmetically impossible. That the number can now disagree with its target is the evidence that it is a measurement.</w:t>
       </w:r>
     </w:p>
     <w:bookmarkEnd w:id="15"/>
@@ -1320,37 +1371,49 @@
         <w:pStyle w:val="FirstParagraph"/>
       </w:pPr>
       <w:r>
-        <w:t xml:space="preserve">The 49 binder classifiers are validated not against the decoys used to train them but against</w:t>
-      </w:r>
-      <w:r>
-        <w:t xml:space="preserve"> </w:t>
-      </w:r>
-      <w:r>
-        <w:t xml:space="preserve">compounds experimentally tested at the same target and found inactive. They reach a mean AUROC of</w:t>
-      </w:r>
-      <w:r>
-        <w:t xml:space="preserve"> </w:t>
-      </w:r>
-      <w:r>
-        <w:t xml:space="preserve">0.904 and a mean sensitivity of 0.866 on actives withheld by scaffold, at thresholds constrained</w:t>
-      </w:r>
-      <w:r>
-        <w:t xml:space="preserve"> </w:t>
-      </w:r>
-      <w:r>
-        <w:t xml:space="preserve">simultaneously by held-out measured inactives and by the false-positive rate on a disjoint pool of</w:t>
-      </w:r>
-      <w:r>
-        <w:t xml:space="preserve"> </w:t>
-      </w:r>
-      <w:r>
-        <w:t xml:space="preserve">unrelated chemistry; 47 of 49 are deployed. Measured on that disjoint pool the background</w:t>
-      </w:r>
-      <w:r>
-        <w:t xml:space="preserve"> </w:t>
-      </w:r>
-      <w:r>
-        <w:t xml:space="preserve">false-positive rate has a median of 0.0249.</w:t>
+        <w:t xml:space="preserve">The 52 binder classifiers are validated not against the decoys used to train them but against</w:t>
+      </w:r>
+      <w:r>
+        <w:t xml:space="preserve"> </w:t>
+      </w:r>
+      <w:r>
+        <w:t xml:space="preserve">compounds experimentally tested at the same target and found inactive. Across the 47 that are</w:t>
+      </w:r>
+      <w:r>
+        <w:t xml:space="preserve"> </w:t>
+      </w:r>
+      <w:r>
+        <w:t xml:space="preserve">deployed they reach a mean AUROC of 0.902 and a mean sensitivity of 0.878 on actives withheld by</w:t>
+      </w:r>
+      <w:r>
+        <w:t xml:space="preserve"> </w:t>
+      </w:r>
+      <w:r>
+        <w:t xml:space="preserve">scaffold, at thresholds constrained simultaneously by held-out measured inactives and by the</w:t>
+      </w:r>
+      <w:r>
+        <w:t xml:space="preserve"> </w:t>
+      </w:r>
+      <w:r>
+        <w:t xml:space="preserve">false-positive rate on a disjoint pool of unrelated chemistry. Five are withdrawn: two for firing on</w:t>
+      </w:r>
+      <w:r>
+        <w:t xml:space="preserve"> </w:t>
+      </w:r>
+      <w:r>
+        <w:t xml:space="preserve">trivial metabolites, and three added to test natural-product coverage that failed on their own</w:t>
+      </w:r>
+      <w:r>
+        <w:t xml:space="preserve"> </w:t>
+      </w:r>
+      <w:r>
+        <w:t xml:space="preserve">held-out inactives and are reported in the limitations. Measured on that disjoint pool the background</w:t>
+      </w:r>
+      <w:r>
+        <w:t xml:space="preserve"> </w:t>
+      </w:r>
+      <w:r>
+        <w:t xml:space="preserve">false-positive rate has a median of 0.0264.</w:t>
       </w:r>
     </w:p>
     <w:p>
@@ -1636,19 +1699,19 @@
         <w:t xml:space="preserve"> </w:t>
       </w:r>
       <w:r>
-        <w:t xml:space="preserve">scored through the deployed pipeline. 948 returned no actionable disease signal, a specificity of</w:t>
-      </w:r>
-      <w:r>
-        <w:t xml:space="preserve"> </w:t>
-      </w:r>
-      <w:r>
-        <w:t xml:space="preserve">0.948 (95% CI 0.932 to 0.960). Of the 52 false positives, 36 fired on a single condition rather than</w:t>
-      </w:r>
-      <w:r>
-        <w:t xml:space="preserve"> </w:t>
-      </w:r>
-      <w:r>
-        <w:t xml:space="preserve">producing a diffuse profile, and the median score among them was 0.426, only modestly above the</w:t>
+        <w:t xml:space="preserve">scored through the deployed pipeline. 933 returned no actionable disease signal, a specificity of</w:t>
+      </w:r>
+      <w:r>
+        <w:t xml:space="preserve"> </w:t>
+      </w:r>
+      <w:r>
+        <w:t xml:space="preserve">0.933 (95% CI 0.916 to 0.947). Of the 67 false positives, 44 fired on a single condition rather than</w:t>
+      </w:r>
+      <w:r>
+        <w:t xml:space="preserve"> </w:t>
+      </w:r>
+      <w:r>
+        <w:t xml:space="preserve">producing a diffuse profile, and the median score among them was 0.423, only modestly above the</w:t>
       </w:r>
       <w:r>
         <w:t xml:space="preserve"> </w:t>
@@ -1768,13 +1831,25 @@
         <w:t xml:space="preserve"> </w:t>
       </w:r>
       <w:r>
-        <w:t xml:space="preserve">forest is better on all thirteen cross-validated endpoints, by 0.038 mean AUROC on the scaffold</w:t>
-      </w:r>
-      <w:r>
-        <w:t xml:space="preserve"> </w:t>
-      </w:r>
-      <w:r>
-        <w:t xml:space="preserve">split. Against property-based CNS scoring (6), which addresses exposure only, BrainSafe AI</w:t>
+        <w:t xml:space="preserve">forest is better on all thirteen endpoints where the two were compared, on the scaffold split. The</w:t>
+      </w:r>
+      <w:r>
+        <w:t xml:space="preserve"> </w:t>
+      </w:r>
+      <w:r>
+        <w:t xml:space="preserve">margin is quoted per metric rather than pooled, because eight of those endpoints are scored by</w:t>
+      </w:r>
+      <w:r>
+        <w:t xml:space="preserve"> </w:t>
+      </w:r>
+      <w:r>
+        <w:t xml:space="preserve">AUROC and five by R-squared: the mean gain is 0.038 AUROC over the eight classifiers and 0.045</w:t>
+      </w:r>
+      <w:r>
+        <w:t xml:space="preserve"> </w:t>
+      </w:r>
+      <w:r>
+        <w:t xml:space="preserve">R-squared over the five potency regressions. Against property-based CNS scoring (6), which addresses exposure only, BrainSafe AI</w:t>
       </w:r>
       <w:r>
         <w:t xml:space="preserve"> </w:t>
@@ -2238,7 +2313,7 @@
         <w:t xml:space="preserve"> </w:t>
       </w:r>
       <w:r>
-        <w:t xml:space="preserve">the 52 panel targets drive more than one condition. GABA-A alone contributes to depression and</w:t>
+        <w:t xml:space="preserve">the 52 targets in the pathway graph drive more than one condition. GABA-A alone contributes to depression and</w:t>
       </w:r>
       <w:r>
         <w:t xml:space="preserve"> </w:t>
@@ -2262,7 +2337,7 @@
         <w:t xml:space="preserve"> </w:t>
       </w:r>
       <w:r>
-        <w:t xml:space="preserve">indication among the never-seen drugs is 4: the server places the correct condition in the right</w:t>
+        <w:t xml:space="preserve">indication among the 162 never-seen drugs is 4.5: the server places the correct condition in the right</w:t>
       </w:r>
       <w:r>
         <w:t xml:space="preserve"> </w:t>
@@ -2522,13 +2597,7 @@
         <w:t xml:space="preserve"> </w:t>
       </w:r>
       <w:r>
-        <w:t xml:space="preserve">correct behaviour, and extending the panel to the targets natural products are actually assayed</w:t>
-      </w:r>
-      <w:r>
-        <w:t xml:space="preserve"> </w:t>
-      </w:r>
-      <w:r>
-        <w:t xml:space="preserve">against is the obvious next step rather than a caveat to be managed.</w:t>
+        <w:t xml:space="preserve">correct behaviour.</w:t>
       </w:r>
     </w:p>
     <w:p>
@@ -2536,13 +2605,183 @@
         <w:pStyle w:val="BodyText"/>
       </w:pPr>
       <w:r>
+        <w:t xml:space="preserve">Extending the panel to the targets natural products are actually assayed against was attempted and</w:t>
+      </w:r>
+      <w:r>
+        <w:t xml:space="preserve"> </w:t>
+      </w:r>
+      <w:r>
+        <w:t xml:space="preserve">did not work, and the attempt is reported because its outcome is informative. Surveying NPASS for</w:t>
+      </w:r>
+      <w:r>
+        <w:t xml:space="preserve"> </w:t>
+      </w:r>
+      <w:r>
+        <w:t xml:space="preserve">human protein targets with at least 60 measured compounds and 15 in each class identified 58 targets</w:t>
+      </w:r>
+      <w:r>
+        <w:t xml:space="preserve"> </w:t>
+      </w:r>
+      <w:r>
+        <w:t xml:space="preserve">absent from the panel. Three were selected on mechanism rather than on volume: NRF2 (651 compounds),</w:t>
+      </w:r>
+      <w:r>
+        <w:t xml:space="preserve"> </w:t>
+      </w:r>
+      <w:r>
+        <w:t xml:space="preserve">the effector of the KEAP1-NRF2 axis whose sensor alone was modelled and which is the withanolide</w:t>
+      </w:r>
+      <w:r>
+        <w:t xml:space="preserve"> </w:t>
+      </w:r>
+      <w:r>
+        <w:t xml:space="preserve">mechanism; NFKB1 (263), joining NLRP3 and RIPK1 on an existing neuroinflammation axis; and NR3C1</w:t>
+      </w:r>
+      <w:r>
+        <w:t xml:space="preserve"> </w:t>
+      </w:r>
+      <w:r>
+        <w:t xml:space="preserve">(140), the glucocorticoid receptor, the richest of the candidates in the sp3 chemistry the library</w:t>
+      </w:r>
+      <w:r>
+        <w:t xml:space="preserve"> </w:t>
+      </w:r>
+      <w:r>
+        <w:t xml:space="preserve">lacks. All three were trained and cross-validated by the same procedure as every other endpoint, and</w:t>
+      </w:r>
+      <w:r>
+        <w:t xml:space="preserve"> </w:t>
+      </w:r>
+      <w:r>
+        <w:t xml:space="preserve">all three were then withdrawn on the same criterion every endpoint faces. The distinction matters,</w:t>
+      </w:r>
+      <w:r>
+        <w:t xml:space="preserve"> </w:t>
+      </w:r>
+      <w:r>
+        <w:t xml:space="preserve">because they are not simply noise. Under scaffold-grouped cross-validation they carry some signal:</w:t>
+      </w:r>
+      <w:r>
+        <w:t xml:space="preserve"> </w:t>
+      </w:r>
+      <w:r>
+        <w:t xml:space="preserve">AUROC 0.719, 0.711 and 0.596 for NRF2, NFKB1 and NR3C1. But the fold-to-fold standard deviations are</w:t>
+      </w:r>
+      <w:r>
+        <w:t xml:space="preserve"> </w:t>
+      </w:r>
+      <w:r>
+        <w:t xml:space="preserve">0.157, 0.151 and 0.152, so that signal is not stable, and it does not survive the step that makes an</w:t>
+      </w:r>
+      <w:r>
+        <w:t xml:space="preserve"> </w:t>
+      </w:r>
+      <w:r>
+        <w:t xml:space="preserve">endpoint deployable. Against their own held-out measured inactives they reach AUROC 0.539, 0.392 and</w:t>
+      </w:r>
+      <w:r>
+        <w:t xml:space="preserve"> </w:t>
+      </w:r>
+      <w:r>
+        <w:t xml:space="preserve">0.479, and at a threshold constrained to control the false-positive rate on the disjoint background</w:t>
+      </w:r>
+      <w:r>
+        <w:t xml:space="preserve"> </w:t>
+      </w:r>
+      <w:r>
+        <w:t xml:space="preserve">pool they recover almost no actives at all: sensitivity 0.250, 0.048 and 0.000. An endpoint that</w:t>
+      </w:r>
+      <w:r>
+        <w:t xml:space="preserve"> </w:t>
+      </w:r>
+      <w:r>
+        <w:t xml:space="preserve">cannot be given a threshold that finds actives without firing on everything else is not usable,</w:t>
+      </w:r>
+      <w:r>
+        <w:t xml:space="preserve"> </w:t>
+      </w:r>
+      <w:r>
+        <w:t xml:space="preserve">whatever its cross-validated AUROC. The cause is visible in what the</w:t>
+      </w:r>
+      <w:r>
+        <w:t xml:space="preserve"> </w:t>
+      </w:r>
+      <w:r>
+        <w:t xml:space="preserve">labels are made of. A binder classifier is fitted to reproduce a direct binding constant, and</w:t>
+      </w:r>
+      <w:r>
+        <w:t xml:space="preserve"> </w:t>
+      </w:r>
+      <w:r>
+        <w:t xml:space="preserve">for two of these three there is essentially none: of the labelled records, Ki or Kd accounts for</w:t>
+      </w:r>
+      <w:r>
+        <w:t xml:space="preserve"> </w:t>
+      </w:r>
+      <w:r>
+        <w:t xml:space="preserve">0.0 per cent at NRF2, 0.3 per cent at NFKB1 and 14.8 per cent at NR3C1, the remainder being</w:t>
+      </w:r>
+      <w:r>
+        <w:t xml:space="preserve"> </w:t>
+      </w:r>
+      <w:r>
+        <w:t xml:space="preserve">almost entirely</w:t>
+      </w:r>
+      <w:r>
+        <w:t xml:space="preserve"> </w:t>
+      </w:r>
+      <w:r>
+        <w:rPr>
+          <w:rStyle w:val="VerbatimChar"/>
+        </w:rPr>
+        <w:t xml:space="preserve">Potency</w:t>
+      </w:r>
+      <w:r>
+        <w:t xml:space="preserve">, a pooled functional readout that mixes assay formats and does not</w:t>
+      </w:r>
+      <w:r>
+        <w:t xml:space="preserve"> </w:t>
+      </w:r>
+      <w:r>
+        <w:t xml:space="preserve">define a binding class a ligand fingerprint can separate. NR3C1, the one with real binding data,</w:t>
+      </w:r>
+      <w:r>
+        <w:t xml:space="preserve"> </w:t>
+      </w:r>
+      <w:r>
+        <w:t xml:space="preserve">is also the one with too few compounds to fit. The gap is therefore not one that adding targets</w:t>
+      </w:r>
+      <w:r>
+        <w:t xml:space="preserve"> </w:t>
+      </w:r>
+      <w:r>
+        <w:t xml:space="preserve">closes. It requires measured binding affinity on sp3-rich scaffolds, which is what does not</w:t>
+      </w:r>
+      <w:r>
+        <w:t xml:space="preserve"> </w:t>
+      </w:r>
+      <w:r>
+        <w:t xml:space="preserve">exist.</w:t>
+      </w:r>
+    </w:p>
+    <w:p>
+      <w:pPr>
+        <w:pStyle w:val="BodyText"/>
+      </w:pPr>
+      <w:r>
         <w:t xml:space="preserve">The fourth is the disease layer, and it is a limit of the question rather than of the fitting. Clinical</w:t>
       </w:r>
       <w:r>
         <w:t xml:space="preserve"> </w:t>
       </w:r>
       <w:r>
-        <w:t xml:space="preserve">indication is not a function of structure: 27 of the 52 panel targets drive more than one condition,</w:t>
+        <w:t xml:space="preserve">indication is not a function of structure: 27 of the 52 targets in the pathway graph drive more than</w:t>
+      </w:r>
+      <w:r>
+        <w:t xml:space="preserve"> </w:t>
+      </w:r>
+      <w:r>
+        <w:t xml:space="preserve">one condition,</w:t>
       </w:r>
       <w:r>
         <w:t xml:space="preserve"> </w:t>
@@ -2819,13 +3058,13 @@
         <w:t xml:space="preserve"> </w:t>
       </w:r>
       <w:r>
-        <w:t xml:space="preserve">twelve target potency and activity endpoints, the 49-endpoint binder panel and two auxiliary</w:t>
-      </w:r>
-      <w:r>
-        <w:t xml:space="preserve"> </w:t>
-      </w:r>
-      <w:r>
-        <w:t xml:space="preserve">regressions. Every target score is admitted only in proportion to the predicted probability that the</w:t>
+        <w:t xml:space="preserve">twelve target potency and activity endpoints, the 52-endpoint binder panel of which 47 are deployed,</w:t>
+      </w:r>
+      <w:r>
+        <w:t xml:space="preserve"> </w:t>
+      </w:r>
+      <w:r>
+        <w:t xml:space="preserve">and two auxiliary regressions. Every target score is admitted only in proportion to the predicted probability that the</w:t>
       </w:r>
       <w:r>
         <w:t xml:space="preserve"> </w:t>
@@ -2863,19 +3102,25 @@
         <w:t xml:space="preserve">A</w:t>
       </w:r>
       <w:r>
-        <w:t xml:space="preserve">) are deployed</w:t>
-      </w:r>
-      <w:r>
-        <w:t xml:space="preserve"> </w:t>
-      </w:r>
-      <w:r>
-        <w:t xml:space="preserve">estimators; each was preceded by twenty fits that never serve a prediction and exist only to measure</w:t>
-      </w:r>
-      <w:r>
-        <w:t xml:space="preserve"> </w:t>
-      </w:r>
-      <w:r>
-        <w:t xml:space="preserve">how the twenty-first behaves on withheld compounds, 1,420 across the panel.</w:t>
+        <w:t xml:space="preserve">) are trained</w:t>
+      </w:r>
+      <w:r>
+        <w:t xml:space="preserve"> </w:t>
+      </w:r>
+      <w:r>
+        <w:t xml:space="preserve">estimators, 75 in total, of which 70 are deployed. Each was preceded by twenty fits that never serve</w:t>
+      </w:r>
+      <w:r>
+        <w:t xml:space="preserve"> </w:t>
+      </w:r>
+      <w:r>
+        <w:t xml:space="preserve">a prediction and exist only to measure how the twenty-first behaves on withheld compounds, 1,480</w:t>
+      </w:r>
+      <w:r>
+        <w:t xml:space="preserve"> </w:t>
+      </w:r>
+      <w:r>
+        <w:t xml:space="preserve">across the panel.</w:t>
       </w:r>
     </w:p>
     <w:p>
@@ -2964,7 +3209,13 @@
         <w:t xml:space="preserve">A</w:t>
       </w:r>
       <w:r>
-        <w:t xml:space="preserve">) Every deployed estimator placed by the number of measured compounds it was trained on</w:t>
+        <w:t xml:space="preserve">) Every estimator, deployed or withdrawn, placed by the number of compounds it was</w:t>
+      </w:r>
+      <w:r>
+        <w:t xml:space="preserve"> </w:t>
+      </w:r>
+      <w:r>
+        <w:t xml:space="preserve">trained on</w:t>
       </w:r>
       <w:r>
         <w:t xml:space="preserve"> </w:t>
@@ -2982,7 +3233,7 @@
         <w:t xml:space="preserve"> </w:t>
       </w:r>
       <w:r>
-        <w:t xml:space="preserve">respectable fit for the other, so they are distinguished rather than averaged. The two estimators</w:t>
+        <w:t xml:space="preserve">respectable fit for the other, so they are distinguished rather than averaged. The five estimators</w:t>
       </w:r>
       <w:r>
         <w:t xml:space="preserve"> </w:t>
@@ -3022,7 +3273,7 @@
         <w:t xml:space="preserve"> </w:t>
       </w:r>
       <w:r>
-        <w:t xml:space="preserve">family median marked. The spread is the point: the binder classifiers have a median of 0.936 while</w:t>
+        <w:t xml:space="preserve">family median marked. The spread is the point: the binder classifiers have a median of 0.935 while</w:t>
       </w:r>
       <w:r>
         <w:t xml:space="preserve"> </w:t>
@@ -3312,19 +3563,178 @@
         <w:pStyle w:val="BodyText"/>
       </w:pPr>
       <w:r>
-        <w:t xml:space="preserve">Supplementary Figures S1 to S5 give the recovery of the measured negative class and its effect per</w:t>
-      </w:r>
-      <w:r>
-        <w:t xml:space="preserve"> </w:t>
-      </w:r>
-      <w:r>
-        <w:t xml:space="preserve">endpoint, the feature vector computed for a worked molecule, the two cross-validation schemes, the</w:t>
-      </w:r>
-      <w:r>
-        <w:t xml:space="preserve"> </w:t>
-      </w:r>
-      <w:r>
-        <w:t xml:space="preserve">three disjoint background pools, and the complete 49-endpoint binder panel with every endpoint named.</w:t>
+        <w:t xml:space="preserve">Supplementary figures, each named by the file it is generated into so that the number and the</w:t>
+      </w:r>
+      <w:r>
+        <w:t xml:space="preserve"> </w:t>
+      </w:r>
+      <w:r>
+        <w:t xml:space="preserve">artefact cannot come apart:</w:t>
+      </w:r>
+    </w:p>
+    <w:p>
+      <w:pPr>
+        <w:pStyle w:val="BodyText"/>
+      </w:pPr>
+      <w:r>
+        <w:rPr>
+          <w:b/>
+          <w:bCs/>
+        </w:rPr>
+        <w:t xml:space="preserve">Figure S1</w:t>
+      </w:r>
+      <w:r>
+        <w:t xml:space="preserve"> </w:t>
+      </w:r>
+      <w:r>
+        <w:t xml:space="preserve">(</w:t>
+      </w:r>
+      <w:r>
+        <w:rPr>
+          <w:rStyle w:val="VerbatimChar"/>
+        </w:rPr>
+        <w:t xml:space="preserve">figures/Figure5_negative_class.png</w:t>
+      </w:r>
+      <w:r>
+        <w:t xml:space="preserve">). Recovery of the measured negative class</w:t>
+      </w:r>
+      <w:r>
+        <w:t xml:space="preserve"> </w:t>
+      </w:r>
+      <w:r>
+        <w:t xml:space="preserve">from censored bounds, and its effect on class balance per endpoint.</w:t>
+      </w:r>
+    </w:p>
+    <w:p>
+      <w:pPr>
+        <w:pStyle w:val="BodyText"/>
+      </w:pPr>
+      <w:r>
+        <w:rPr>
+          <w:b/>
+          <w:bCs/>
+        </w:rPr>
+        <w:t xml:space="preserve">Figure S2</w:t>
+      </w:r>
+      <w:r>
+        <w:t xml:space="preserve"> </w:t>
+      </w:r>
+      <w:r>
+        <w:t xml:space="preserve">(</w:t>
+      </w:r>
+      <w:r>
+        <w:rPr>
+          <w:rStyle w:val="VerbatimChar"/>
+        </w:rPr>
+        <w:t xml:space="preserve">figures/Figure2_feature_vector.png</w:t>
+      </w:r>
+      <w:r>
+        <w:t xml:space="preserve">). The 1,036-column feature vector computed</w:t>
+      </w:r>
+      <w:r>
+        <w:t xml:space="preserve"> </w:t>
+      </w:r>
+      <w:r>
+        <w:t xml:space="preserve">for a worked molecule, block by block.</w:t>
+      </w:r>
+    </w:p>
+    <w:p>
+      <w:pPr>
+        <w:pStyle w:val="BodyText"/>
+      </w:pPr>
+      <w:r>
+        <w:rPr>
+          <w:b/>
+          <w:bCs/>
+        </w:rPr>
+        <w:t xml:space="preserve">Figure S3</w:t>
+      </w:r>
+      <w:r>
+        <w:t xml:space="preserve"> </w:t>
+      </w:r>
+      <w:r>
+        <w:t xml:space="preserve">(</w:t>
+      </w:r>
+      <w:r>
+        <w:rPr>
+          <w:rStyle w:val="VerbatimChar"/>
+        </w:rPr>
+        <w:t xml:space="preserve">figures/Figure3_cv_design.png</w:t>
+      </w:r>
+      <w:r>
+        <w:t xml:space="preserve">). The two cross-validation schemes, random and</w:t>
+      </w:r>
+      <w:r>
+        <w:t xml:space="preserve"> </w:t>
+      </w:r>
+      <w:r>
+        <w:t xml:space="preserve">Bemis-Murcko scaffold-grouped, and what each withholds.</w:t>
+      </w:r>
+    </w:p>
+    <w:p>
+      <w:pPr>
+        <w:pStyle w:val="BodyText"/>
+      </w:pPr>
+      <w:r>
+        <w:rPr>
+          <w:b/>
+          <w:bCs/>
+        </w:rPr>
+        <w:t xml:space="preserve">Figure S4</w:t>
+      </w:r>
+      <w:r>
+        <w:t xml:space="preserve"> </w:t>
+      </w:r>
+      <w:r>
+        <w:t xml:space="preserve">(</w:t>
+      </w:r>
+      <w:r>
+        <w:rPr>
+          <w:rStyle w:val="VerbatimChar"/>
+        </w:rPr>
+        <w:t xml:space="preserve">figures/Figure4_pools_and_thresholds.png</w:t>
+      </w:r>
+      <w:r>
+        <w:t xml:space="preserve">). The three disjoint background pools</w:t>
+      </w:r>
+      <w:r>
+        <w:t xml:space="preserve"> </w:t>
+      </w:r>
+      <w:r>
+        <w:t xml:space="preserve">and the separation between the pool that sets a threshold and the pool that measures it.</w:t>
+      </w:r>
+    </w:p>
+    <w:p>
+      <w:pPr>
+        <w:pStyle w:val="BodyText"/>
+      </w:pPr>
+      <w:r>
+        <w:rPr>
+          <w:b/>
+          <w:bCs/>
+        </w:rPr>
+        <w:t xml:space="preserve">Figure S5</w:t>
+      </w:r>
+      <w:r>
+        <w:t xml:space="preserve"> </w:t>
+      </w:r>
+      <w:r>
+        <w:t xml:space="preserve">(</w:t>
+      </w:r>
+      <w:r>
+        <w:rPr>
+          <w:rStyle w:val="VerbatimChar"/>
+        </w:rPr>
+        <w:t xml:space="preserve">figures/Figure7_binder_panel.png</w:t>
+      </w:r>
+      <w:r>
+        <w:t xml:space="preserve">). The complete binder panel, all 52 endpoints</w:t>
+      </w:r>
+      <w:r>
+        <w:t xml:space="preserve"> </w:t>
+      </w:r>
+      <w:r>
+        <w:t xml:space="preserve">named, the 47 deployed and the 5 withdrawn distinguished by colour.</w:t>
       </w:r>
     </w:p>
     <w:bookmarkEnd w:id="41"/>

--- a/manuscript/NAR_WebServer_BrainSafe.docx
+++ b/manuscript/NAR_WebServer_BrainSafe.docx
@@ -202,7 +202,7 @@
         <w:t xml:space="preserve"> </w:t>
       </w:r>
       <w:r>
-        <w:t xml:space="preserve">measured-label classifiers, with expected calibration error falling from 0.0795 to 0.0161 after</w:t>
+        <w:t xml:space="preserve">measured-label classifiers, with expected calibration error falling from 0.0801 to 0.0147 after</w:t>
       </w:r>
       <w:r>
         <w:t xml:space="preserve"> </w:t>
@@ -220,19 +220,19 @@
         <w:t xml:space="preserve"> </w:t>
       </w:r>
       <w:r>
-        <w:t xml:space="preserve">than a guess for compounds outside its competence: on non-CNS chemistry its specificity is 0.933</w:t>
-      </w:r>
-      <w:r>
-        <w:t xml:space="preserve"> </w:t>
-      </w:r>
-      <w:r>
-        <w:t xml:space="preserve">(95% CI 0.916 to 0.947). The binder panel, validated against compounds measured and found inactive at</w:t>
-      </w:r>
-      <w:r>
-        <w:t xml:space="preserve"> </w:t>
-      </w:r>
-      <w:r>
-        <w:t xml:space="preserve">the same target rather than against decoys, reaches a mean AUROC of 0.902 and recovers the</w:t>
+        <w:t xml:space="preserve">than a guess for compounds outside its competence: on non-CNS chemistry its specificity is 0.949</w:t>
+      </w:r>
+      <w:r>
+        <w:t xml:space="preserve"> </w:t>
+      </w:r>
+      <w:r>
+        <w:t xml:space="preserve">(95% CI 0.934 to 0.961). The binder panel, validated against compounds measured and found inactive at</w:t>
+      </w:r>
+      <w:r>
+        <w:t xml:space="preserve"> </w:t>
+      </w:r>
+      <w:r>
+        <w:t xml:space="preserve">the same target rather than against decoys, reaches a mean AUROC of 0.917 and recovers the</w:t>
       </w:r>
       <w:r>
         <w:t xml:space="preserve"> </w:t>
@@ -837,13 +837,13 @@
         <w:pStyle w:val="FirstParagraph"/>
       </w:pPr>
       <w:r>
-        <w:t xml:space="preserve">Each compound is reduced to its largest organic fragment, sanitised, and represented by a fixed</w:t>
-      </w:r>
-      <w:r>
-        <w:t xml:space="preserve"> </w:t>
-      </w:r>
-      <w:r>
-        <w:t xml:space="preserve">1,036-column vector: a 1,024-bit folded ECFP-4 fingerprint (19) and twelve physicochemical</w:t>
+        <w:t xml:space="preserve">Each compound is reduced to its largest organic fragment, neutralised, sanitised, and represented</w:t>
+      </w:r>
+      <w:r>
+        <w:t xml:space="preserve"> </w:t>
+      </w:r>
+      <w:r>
+        <w:t xml:space="preserve">by a fixed 1,036-column vector: a 1,024-bit folded ECFP-4 fingerprint (19) and twelve physicochemical</w:t>
       </w:r>
       <w:r>
         <w:t xml:space="preserve"> </w:t>
@@ -880,6 +880,95 @@
       </w:r>
       <w:r>
         <w:t xml:space="preserve">compound on both sides of a fold.</w:t>
+      </w:r>
+    </w:p>
+    <w:p>
+      <w:pPr>
+        <w:pStyle w:val="BodyText"/>
+      </w:pPr>
+      <w:r>
+        <w:t xml:space="preserve">Neutralisation is part of the representation rather than a detail of it, because a drug and its</w:t>
+      </w:r>
+      <w:r>
+        <w:t xml:space="preserve"> </w:t>
+      </w:r>
+      <w:r>
+        <w:t xml:space="preserve">salt are the same molecule and must give the same answer. Removing the counter-ion without it</w:t>
+      </w:r>
+      <w:r>
+        <w:t xml:space="preserve"> </w:t>
+      </w:r>
+      <w:r>
+        <w:t xml:space="preserve">leaves the parent carrying the charge the salt gave it, so haloperidol hydrochloride written as</w:t>
+      </w:r>
+      <w:r>
+        <w:t xml:space="preserve"> </w:t>
+      </w:r>
+      <w:r>
+        <w:t xml:space="preserve">public databases serve it is a different input from haloperidol: on the models this server</w:t>
+      </w:r>
+      <w:r>
+        <w:t xml:space="preserve"> </w:t>
+      </w:r>
+      <w:r>
+        <w:t xml:space="preserve">previously deployed it returned a barrier probability of 0.613 against 0.993, and an hERG</w:t>
+      </w:r>
+      <w:r>
+        <w:t xml:space="preserve"> </w:t>
+      </w:r>
+      <w:r>
+        <w:t xml:space="preserve">probability of 0.295 against 0.914, so a user who pasted the salt form lost a cardiac liability</w:t>
+      </w:r>
+      <w:r>
+        <w:t xml:space="preserve"> </w:t>
+      </w:r>
+      <w:r>
+        <w:t xml:space="preserve">flag on a compound that has one. Only protonation states are undone. A permanent charge is kept,</w:t>
+      </w:r>
+      <w:r>
+        <w:t xml:space="preserve"> </w:t>
+      </w:r>
+      <w:r>
+        <w:t xml:space="preserve">because a quaternary ammonium has no proton to lose and its charge is precisely what stops it</w:t>
+      </w:r>
+      <w:r>
+        <w:t xml:space="preserve"> </w:t>
+      </w:r>
+      <w:r>
+        <w:t xml:space="preserve">crossing the barrier;</w:t>
+      </w:r>
+      <w:r>
+        <w:t xml:space="preserve"> </w:t>
+      </w:r>
+      <w:r>
+        <w:rPr>
+          <w:rStyle w:val="VerbatimChar"/>
+        </w:rPr>
+        <w:t xml:space="preserve">formal_charge</w:t>
+      </w:r>
+      <w:r>
+        <w:t xml:space="preserve"> </w:t>
+      </w:r>
+      <w:r>
+        <w:t xml:space="preserve">therefore reports permanent charge rather than how a</w:t>
+      </w:r>
+      <w:r>
+        <w:t xml:space="preserve"> </w:t>
+      </w:r>
+      <w:r>
+        <w:t xml:space="preserve">depositor happened to write a row. Of the 170,617 unique structures in the panel, 198 change</w:t>
+      </w:r>
+      <w:r>
+        <w:t xml:space="preserve"> </w:t>
+      </w:r>
+      <w:r>
+        <w:t xml:space="preserve">representation under this rule and 1,155 charged ones are correctly left alone, and the whole</w:t>
+      </w:r>
+      <w:r>
+        <w:t xml:space="preserve"> </w:t>
+      </w:r>
+      <w:r>
+        <w:t xml:space="preserve">panel was refitted afterwards so that training and inference share one representation.</w:t>
       </w:r>
     </w:p>
     <w:p>
@@ -1033,13 +1122,13 @@
         <w:t xml:space="preserve"> </w:t>
       </w:r>
       <w:r>
-        <w:t xml:space="preserve">contributes to the calibrator that scores it; mean expected calibration error falls from 0.0795 to</w:t>
-      </w:r>
-      <w:r>
-        <w:t xml:space="preserve"> </w:t>
-      </w:r>
-      <w:r>
-        <w:t xml:space="preserve">0.0161. The reported value is specific to how the calibrator is nested, and the nesting is therefore</w:t>
+        <w:t xml:space="preserve">contributes to the calibrator that scores it; mean expected calibration error falls from 0.0801 to</w:t>
+      </w:r>
+      <w:r>
+        <w:t xml:space="preserve"> </w:t>
+      </w:r>
+      <w:r>
+        <w:t xml:space="preserve">0.0147. The reported value is specific to how the calibrator is nested, and the nesting is therefore</w:t>
       </w:r>
       <w:r>
         <w:t xml:space="preserve"> </w:t>
@@ -1072,7 +1161,7 @@
         <w:t xml:space="preserve"> </w:t>
       </w:r>
       <w:r>
-        <w:t xml:space="preserve">defensible nesting, gives 0.0077 on the same data. Both are honest estimates of different</w:t>
+        <w:t xml:space="preserve">defensible nesting, gives 0.0063 on the same data. Both are honest estimates of different</w:t>
       </w:r>
       <w:r>
         <w:t xml:space="preserve"> </w:t>
@@ -1102,7 +1191,7 @@
         <w:t xml:space="preserve"> </w:t>
       </w:r>
       <w:r>
-        <w:t xml:space="preserve">0.887 to 0.920 against a 0.90 target. The applicability domain itself is the maximum ECFP-4 Tanimoto</w:t>
+        <w:t xml:space="preserve">0.889 to 0.921 against a 0.90 target. The applicability domain itself is the maximum ECFP-4 Tanimoto</w:t>
       </w:r>
       <w:r>
         <w:t xml:space="preserve"> </w:t>
@@ -1206,13 +1295,13 @@
         <w:t xml:space="preserve"> </w:t>
       </w:r>
       <w:r>
-        <w:t xml:space="preserve">set on, the background false-positive rate has a median of 0.0264 across the 43 deployed endpoints</w:t>
-      </w:r>
-      <w:r>
-        <w:t xml:space="preserve"> </w:t>
-      </w:r>
-      <w:r>
-        <w:t xml:space="preserve">that carry one, and reaches 0.0631, exceeding its 0.05 target for three endpoints, which under the</w:t>
+        <w:t xml:space="preserve">set on, the background false-positive rate has a median of 0.0259 across the 43 deployed endpoints</w:t>
+      </w:r>
+      <w:r>
+        <w:t xml:space="preserve"> </w:t>
+      </w:r>
+      <w:r>
+        <w:t xml:space="preserve">that carry one, and reaches 0.0621, exceeding its 0.05 target for four endpoints, which under the</w:t>
       </w:r>
       <w:r>
         <w:t xml:space="preserve"> </w:t>
@@ -1383,7 +1472,7 @@
         <w:t xml:space="preserve"> </w:t>
       </w:r>
       <w:r>
-        <w:t xml:space="preserve">deployed they reach a mean AUROC of 0.902 and a mean sensitivity of 0.878 on actives withheld by</w:t>
+        <w:t xml:space="preserve">deployed they reach a mean AUROC of 0.917 and a mean sensitivity of 0.898 on actives withheld by</w:t>
       </w:r>
       <w:r>
         <w:t xml:space="preserve"> </w:t>
@@ -1395,25 +1484,43 @@
         <w:t xml:space="preserve"> </w:t>
       </w:r>
       <w:r>
-        <w:t xml:space="preserve">false-positive rate on a disjoint pool of unrelated chemistry. Five are withdrawn: two for firing on</w:t>
-      </w:r>
-      <w:r>
-        <w:t xml:space="preserve"> </w:t>
-      </w:r>
-      <w:r>
-        <w:t xml:space="preserve">trivial metabolites, and three added to test natural-product coverage that failed on their own</w:t>
-      </w:r>
-      <w:r>
-        <w:t xml:space="preserve"> </w:t>
-      </w:r>
-      <w:r>
-        <w:t xml:space="preserve">held-out inactives and are reported in the limitations. Measured on that disjoint pool the background</w:t>
-      </w:r>
-      <w:r>
-        <w:t xml:space="preserve"> </w:t>
-      </w:r>
-      <w:r>
-        <w:t xml:space="preserve">false-positive rate has a median of 0.0264.</w:t>
+        <w:t xml:space="preserve">false-positive rate on a disjoint pool of unrelated chemistry. Five are withdrawn: Nav1.1 and GluA2</w:t>
+      </w:r>
+      <w:r>
+        <w:t xml:space="preserve"> </w:t>
+      </w:r>
+      <w:r>
+        <w:t xml:space="preserve">for firing on trivial metabolites at every usable threshold, and three added to test</w:t>
+      </w:r>
+      <w:r>
+        <w:t xml:space="preserve"> </w:t>
+      </w:r>
+      <w:r>
+        <w:t xml:space="preserve">natural-product coverage, reported in the limitations. Withdrawal is re-derived whenever the panel</w:t>
+      </w:r>
+      <w:r>
+        <w:t xml:space="preserve"> </w:t>
+      </w:r>
+      <w:r>
+        <w:t xml:space="preserve">is refitted rather than carried forward, because it is a claim about a particular fit: when the</w:t>
+      </w:r>
+      <w:r>
+        <w:t xml:space="preserve"> </w:t>
+      </w:r>
+      <w:r>
+        <w:t xml:space="preserve">panel was retrained, Cav3.2 stopped failing and was reinstated while GluA2 began failing and was</w:t>
+      </w:r>
+      <w:r>
+        <w:t xml:space="preserve"> </w:t>
+      </w:r>
+      <w:r>
+        <w:t xml:space="preserve">withdrawn. Measured on that disjoint pool the background</w:t>
+      </w:r>
+      <w:r>
+        <w:t xml:space="preserve"> </w:t>
+      </w:r>
+      <w:r>
+        <w:t xml:space="preserve">false-positive rate has a median of 0.0259.</w:t>
       </w:r>
     </w:p>
     <w:p>
@@ -1433,13 +1540,13 @@
         <w:t xml:space="preserve"> </w:t>
       </w:r>
       <w:r>
-        <w:t xml:space="preserve">splits, and MAO-A least, losing 0.065. The four receptor potency regressions reach R² 0.64 to 0.72</w:t>
-      </w:r>
-      <w:r>
-        <w:t xml:space="preserve"> </w:t>
-      </w:r>
-      <w:r>
-        <w:t xml:space="preserve">(random) and 0.46 to 0.61 (scaffold).</w:t>
+        <w:t xml:space="preserve">splits, and MAO-A least, losing 0.056. The four receptor potency regressions reach R² 0.64 to 0.72</w:t>
+      </w:r>
+      <w:r>
+        <w:t xml:space="preserve"> </w:t>
+      </w:r>
+      <w:r>
+        <w:t xml:space="preserve">(random) and 0.46 to 0.62 (scaffold).</w:t>
       </w:r>
     </w:p>
     <w:p>
@@ -1515,7 +1622,7 @@
         <w:t xml:space="preserve"> </w:t>
       </w:r>
       <w:r>
-        <w:t xml:space="preserve">of 4.8 x 10⁻⁵, attributable to rounding in the stored summary.</w:t>
+        <w:t xml:space="preserve">of 4.7 x 10⁻⁵, attributable to rounding in the stored summary.</w:t>
       </w:r>
     </w:p>
     <w:bookmarkEnd w:id="18"/>
@@ -1585,7 +1692,7 @@
         <w:t xml:space="preserve"> </w:t>
       </w:r>
       <w:r>
-        <w:t xml:space="preserve">0.5016 (random) and 0.5055 (scaffold), with a worst single endpoint of 0.5253. Whole scaffold classes</w:t>
+        <w:t xml:space="preserve">0.4938 (random) and 0.4921 (scaffold), with a worst single endpoint of 0.5174. Whole scaffold classes</w:t>
       </w:r>
       <w:r>
         <w:t xml:space="preserve"> </w:t>
@@ -1621,7 +1728,7 @@
         <w:t xml:space="preserve"> </w:t>
       </w:r>
       <w:r>
-        <w:t xml:space="preserve">them is 0.811 (95% CI 0.805 to 0.817), with a per-target median of 0.814 across the 39 targets whose</w:t>
+        <w:t xml:space="preserve">them is 0.803 (95% CI 0.797 to 0.809), with a per-target median of 0.815 across the 39 targets whose</w:t>
       </w:r>
       <w:r>
         <w:t xml:space="preserve"> </w:t>
@@ -1657,7 +1764,7 @@
         <w:t xml:space="preserve"> </w:t>
       </w:r>
       <w:r>
-        <w:t xml:space="preserve">by InChIKey: AUROC 0.761 on all 306, and 0.788 on the 241 that are also distinguishable from the</w:t>
+        <w:t xml:space="preserve">by InChIKey: AUROC 0.764 on all 306, and 0.793 on the 241 that are also distinguishable from the</w:t>
       </w:r>
       <w:r>
         <w:t xml:space="preserve"> </w:t>
@@ -1699,19 +1806,19 @@
         <w:t xml:space="preserve"> </w:t>
       </w:r>
       <w:r>
-        <w:t xml:space="preserve">scored through the deployed pipeline. 933 returned no actionable disease signal, a specificity of</w:t>
-      </w:r>
-      <w:r>
-        <w:t xml:space="preserve"> </w:t>
-      </w:r>
-      <w:r>
-        <w:t xml:space="preserve">0.933 (95% CI 0.916 to 0.947). Of the 67 false positives, 44 fired on a single condition rather than</w:t>
-      </w:r>
-      <w:r>
-        <w:t xml:space="preserve"> </w:t>
-      </w:r>
-      <w:r>
-        <w:t xml:space="preserve">producing a diffuse profile, and the median score among them was 0.423, only modestly above the</w:t>
+        <w:t xml:space="preserve">scored through the deployed pipeline. 949 returned no actionable disease signal, a specificity of</w:t>
+      </w:r>
+      <w:r>
+        <w:t xml:space="preserve"> </w:t>
+      </w:r>
+      <w:r>
+        <w:t xml:space="preserve">0.949 (95% CI 0.934 to 0.961). Of the 51 false positives, 28 fired on a single condition rather than</w:t>
+      </w:r>
+      <w:r>
+        <w:t xml:space="preserve"> </w:t>
+      </w:r>
+      <w:r>
+        <w:t xml:space="preserve">producing a diffuse profile, and the median score among them was 0.448, only modestly above the</w:t>
       </w:r>
       <w:r>
         <w:t xml:space="preserve"> </w:t>
@@ -1947,13 +2054,43 @@
         <w:t xml:space="preserve"> </w:t>
       </w:r>
       <w:r>
-        <w:t xml:space="preserve">threshold (Figure 4B). On a set of fifteen external reference compounds the server was correctly</w:t>
-      </w:r>
-      <w:r>
-        <w:t xml:space="preserve"> </w:t>
-      </w:r>
-      <w:r>
-        <w:t xml:space="preserve">silent on 7 of 7 non-CNS controls. Silence is not a side effect: a target score is admitted only in</w:t>
+        <w:t xml:space="preserve">threshold (Figure 4B). On the external reference set the server is correctly silent on 3 of the 5</w:t>
+      </w:r>
+      <w:r>
+        <w:t xml:space="preserve"> </w:t>
+      </w:r>
+      <w:r>
+        <w:t xml:space="preserve">non-CNS controls that are not already in its training chemistry. The two it calls are worth</w:t>
+      </w:r>
+      <w:r>
+        <w:t xml:space="preserve"> </w:t>
+      </w:r>
+      <w:r>
+        <w:t xml:space="preserve">naming rather than pooling: insulin glargine, a peptide that a small-molecule descriptor set</w:t>
+      </w:r>
+      <w:r>
+        <w:t xml:space="preserve"> </w:t>
+      </w:r>
+      <w:r>
+        <w:t xml:space="preserve">cannot represent and that the server should decline rather than score, and allopurinol at 0.395,</w:t>
+      </w:r>
+      <w:r>
+        <w:t xml:space="preserve"> </w:t>
+      </w:r>
+      <w:r>
+        <w:t xml:space="preserve">just above the reporting threshold. The control set is smaller than it was because desalting and</w:t>
+      </w:r>
+      <w:r>
+        <w:t xml:space="preserve"> </w:t>
+      </w:r>
+      <w:r>
+        <w:t xml:space="preserve">neutralisation made the in-training test stricter, moving two compounds that had been counted as</w:t>
+      </w:r>
+      <w:r>
+        <w:t xml:space="preserve"> </w:t>
+      </w:r>
+      <w:r>
+        <w:t xml:space="preserve">external into the training set where they belong. Silence is not a side effect: a target score is admitted only in</w:t>
       </w:r>
       <w:r>
         <w:t xml:space="preserve"> </w:t>
@@ -1989,13 +2126,13 @@
         <w:t xml:space="preserve"> </w:t>
       </w:r>
       <w:r>
-        <w:t xml:space="preserve">map: asked to recover the disease its target graph implies, it reaches top-3 accuracy 0.804 against a</w:t>
-      </w:r>
-      <w:r>
-        <w:t xml:space="preserve"> </w:t>
-      </w:r>
-      <w:r>
-        <w:t xml:space="preserve">permutation null of 0.157. It does not, however, predict clinical indication, and the evidence for</w:t>
+        <w:t xml:space="preserve">map: asked to recover the disease its target graph implies, it reaches top-3 accuracy 0.786 against a</w:t>
+      </w:r>
+      <w:r>
+        <w:t xml:space="preserve"> </w:t>
+      </w:r>
+      <w:r>
+        <w:t xml:space="preserve">permutation null of 0.154. It does not, however, predict clinical indication, and the evidence for</w:t>
       </w:r>
       <w:r>
         <w:t xml:space="preserve"> </w:t>
@@ -2399,37 +2536,67 @@
         <w:t xml:space="preserve"> </w:t>
       </w:r>
       <w:r>
-        <w:t xml:space="preserve">both directions. The disease layer carries real information: top-3 accuracy 0.804 against a</w:t>
-      </w:r>
-      <w:r>
-        <w:t xml:space="preserve"> </w:t>
-      </w:r>
-      <w:r>
-        <w:t xml:space="preserve">permutation null of 0.157. Its curated edge weights do not: uniform and randomly permuted weights</w:t>
-      </w:r>
-      <w:r>
-        <w:t xml:space="preserve"> </w:t>
-      </w:r>
-      <w:r>
-        <w:t xml:space="preserve">score 0.8025 and 0.8023 against 0.8043, so the predictive content lies in the graph topology, and the</w:t>
-      </w:r>
-      <w:r>
-        <w:t xml:space="preserve"> </w:t>
-      </w:r>
-      <w:r>
-        <w:t xml:space="preserve">weights are reported as structure rather than as tuned parameters. The same analysis found a deployed</w:t>
-      </w:r>
-      <w:r>
-        <w:t xml:space="preserve"> </w:t>
-      </w:r>
-      <w:r>
-        <w:t xml:space="preserve">endpoint, Nav1.1, assigning binder probabilities between 0.80 and 0.82 to glucose, urea, acetate and</w:t>
-      </w:r>
-      <w:r>
-        <w:t xml:space="preserve"> </w:t>
-      </w:r>
-      <w:r>
-        <w:t xml:space="preserve">glycine against a threshold of 0.796; it was withdrawn, as was Cav3.2.</w:t>
+        <w:t xml:space="preserve">both directions. The disease layer carries real information: top-3 accuracy 0.786 against a</w:t>
+      </w:r>
+      <w:r>
+        <w:t xml:space="preserve"> </w:t>
+      </w:r>
+      <w:r>
+        <w:t xml:space="preserve">permutation null of 0.154. Its curated edge weights do not: uniform and randomly permuted weights</w:t>
+      </w:r>
+      <w:r>
+        <w:t xml:space="preserve"> </w:t>
+      </w:r>
+      <w:r>
+        <w:t xml:space="preserve">score 0.7861 and 0.7844 against 0.7865, so the predictive content lies in the graph topology, and the</w:t>
+      </w:r>
+      <w:r>
+        <w:t xml:space="preserve"> </w:t>
+      </w:r>
+      <w:r>
+        <w:t xml:space="preserve">weights are reported as structure rather than as tuned parameters. The same analysis found a</w:t>
+      </w:r>
+      <w:r>
+        <w:t xml:space="preserve"> </w:t>
+      </w:r>
+      <w:r>
+        <w:t xml:space="preserve">deployed endpoint, Nav1.1, calling glucose, urea, glycine, lactate and atenolol binders at its</w:t>
+      </w:r>
+      <w:r>
+        <w:t xml:space="preserve"> </w:t>
+      </w:r>
+      <w:r>
+        <w:t xml:space="preserve">calibrated threshold, at a random-chemistry false-positive rate of 0.080 and a sensitivity of</w:t>
+      </w:r>
+      <w:r>
+        <w:t xml:space="preserve"> </w:t>
+      </w:r>
+      <w:r>
+        <w:t xml:space="preserve">0.120; no cut separates a metabolite from a sodium-channel ligand, and it is withdrawn. GluA2 fails</w:t>
+      </w:r>
+      <w:r>
+        <w:t xml:space="preserve"> </w:t>
+      </w:r>
+      <w:r>
+        <w:t xml:space="preserve">the same test on the current fits and is withdrawn with it. Three overrides that had been applied</w:t>
+      </w:r>
+      <w:r>
+        <w:t xml:space="preserve"> </w:t>
+      </w:r>
+      <w:r>
+        <w:t xml:space="preserve">to other endpoints were removed at the same time, because the observations that justified them do</w:t>
+      </w:r>
+      <w:r>
+        <w:t xml:space="preserve"> </w:t>
+      </w:r>
+      <w:r>
+        <w:t xml:space="preserve">not reproduce on the refitted models and an override whose justification has expired costs</w:t>
+      </w:r>
+      <w:r>
+        <w:t xml:space="preserve"> </w:t>
+      </w:r>
+      <w:r>
+        <w:t xml:space="preserve">sensitivity for a false positive that no longer occurs.</w:t>
       </w:r>
     </w:p>
     <w:p>

--- a/manuscript/NAR_WebServer_BrainSafe.docx
+++ b/manuscript/NAR_WebServer_BrainSafe.docx
@@ -677,7 +677,7 @@
         <w:t xml:space="preserve"> </w:t>
       </w:r>
       <w:r>
-        <w:t xml:space="preserve">records over 193,536 unique compounds keyed by the InChIKey of the desalted parent. No value is</w:t>
+        <w:t xml:space="preserve">records over 169,341 unique compounds keyed by the InChIKey of the desalted parent. No value is</w:t>
       </w:r>
       <w:r>
         <w:t xml:space="preserve"> </w:t>
@@ -689,7 +689,7 @@
         <w:t xml:space="preserve"> </w:t>
       </w:r>
       <w:r>
-        <w:t xml:space="preserve">alone; across the deployed panel those sets span from 234 compounds (GluA2) to 10,276 (hERG).</w:t>
+        <w:t xml:space="preserve">alone; across the deployed panel those sets span from 387 compounds (KEAP1) to 10,276 (hERG).</w:t>
       </w:r>
     </w:p>
     <w:p>

--- a/manuscript/NAR_WebServer_BrainSafe.docx
+++ b/manuscript/NAR_WebServer_BrainSafe.docx
@@ -2698,13 +2698,13 @@
         <w:t xml:space="preserve"> </w:t>
       </w:r>
       <w:r>
-        <w:t xml:space="preserve">The training library has a median fraction-sp3 of 0.36 and only 3.3 per cent of it is both sp3-rich</w:t>
-      </w:r>
-      <w:r>
-        <w:t xml:space="preserve"> </w:t>
-      </w:r>
-      <w:r>
-        <w:t xml:space="preserve">and free of aromatic rings, so terpenoid and steroidal natural products are largely outside it: a</w:t>
+        <w:t xml:space="preserve">The training library has a median fraction-sp3 of 0.34 and only 9.2 per cent of it is both</w:t>
+      </w:r>
+      <w:r>
+        <w:t xml:space="preserve"> </w:t>
+      </w:r>
+      <w:r>
+        <w:t xml:space="preserve">sp3-rich and free of aromatic rings, so terpenoid and steroidal natural products are largely outside it: a</w:t>
       </w:r>
       <w:r>
         <w:t xml:space="preserve"> </w:t>

--- a/manuscript/NAR_WebServer_BrainSafe.docx
+++ b/manuscript/NAR_WebServer_BrainSafe.docx
@@ -880,6 +880,74 @@
       </w:r>
       <w:r>
         <w:t xml:space="preserve">compound on both sides of a fold.</w:t>
+      </w:r>
+    </w:p>
+    <w:p>
+      <w:pPr>
+        <w:pStyle w:val="BodyText"/>
+      </w:pPr>
+      <w:r>
+        <w:t xml:space="preserve">For a CNS panel this exclusion needs a measured bound rather than a disclaimer. Of 228,198 training</w:t>
+      </w:r>
+      <w:r>
+        <w:t xml:space="preserve"> </w:t>
+      </w:r>
+      <w:r>
+        <w:t xml:space="preserve">structures, 40.8 per cent carry an assigned stereocentre, so the data could in principle support a</w:t>
+      </w:r>
+      <w:r>
+        <w:t xml:space="preserve"> </w:t>
+      </w:r>
+      <w:r>
+        <w:t xml:space="preserve">chirality-aware fingerprint. Where one flat skeleton appears as two or more stereoisomers measured at</w:t>
+      </w:r>
+      <w:r>
+        <w:t xml:space="preserve"> </w:t>
+      </w:r>
+      <w:r>
+        <w:t xml:space="preserve">the same endpoint, however, which is the only situation in which chirality has anything to resolve,</w:t>
+      </w:r>
+      <w:r>
+        <w:t xml:space="preserve"> </w:t>
+      </w:r>
+      <w:r>
+        <w:t xml:space="preserve">the measured labels agree in 94.6 per cent of the 8,013 such cases. Stereochemistry is therefore</w:t>
+      </w:r>
+      <w:r>
+        <w:t xml:space="preserve"> </w:t>
+      </w:r>
+      <w:r>
+        <w:t xml:space="preserve">mostly not what separates an active from an inactive in this data, and the share of the whole panel</w:t>
+      </w:r>
+      <w:r>
+        <w:t xml:space="preserve"> </w:t>
+      </w:r>
+      <w:r>
+        <w:t xml:space="preserve">where it could change a class call is 0.19 per cent. That bound is not an absolution: a quarter of</w:t>
+      </w:r>
+      <w:r>
+        <w:t xml:space="preserve"> </w:t>
+      </w:r>
+      <w:r>
+        <w:t xml:space="preserve">the comparable pairs differ by more than one log unit in potency, and the disagreements concentrate</w:t>
+      </w:r>
+      <w:r>
+        <w:t xml:space="preserve"> </w:t>
+      </w:r>
+      <w:r>
+        <w:t xml:space="preserve">where a pharmacologist would expect them, at the barrier model, BACE1, D2, OX2, the mu-opioid</w:t>
+      </w:r>
+      <w:r>
+        <w:t xml:space="preserve"> </w:t>
+      </w:r>
+      <w:r>
+        <w:t xml:space="preserve">receptor and CB1. Predictions are made on the flat skeleton and should be read as applying to the</w:t>
+      </w:r>
+      <w:r>
+        <w:t xml:space="preserve"> </w:t>
+      </w:r>
+      <w:r>
+        <w:t xml:space="preserve">racemate.</w:t>
       </w:r>
     </w:p>
     <w:p>
@@ -2444,6 +2512,68 @@
         <w:pStyle w:val="BodyText"/>
       </w:pPr>
       <w:r>
+        <w:t xml:space="preserve">Top-k accuracy is, however, the metric on which a constant answer is strongest, and it is worth</w:t>
+      </w:r>
+      <w:r>
+        <w:t xml:space="preserve"> </w:t>
+      </w:r>
+      <w:r>
+        <w:t xml:space="preserve">recording what the layer does on two metrics a constant answer cannot pass. Per-indication AUROC asks</w:t>
+      </w:r>
+      <w:r>
+        <w:t xml:space="preserve"> </w:t>
+      </w:r>
+      <w:r>
+        <w:t xml:space="preserve">whether the drugs that treat a condition score above the drugs that do not, and any constant</w:t>
+      </w:r>
+      <w:r>
+        <w:t xml:space="preserve"> </w:t>
+      </w:r>
+      <w:r>
+        <w:t xml:space="preserve">predictor scores 0.500 by construction; over the nine indications carrying at least five of these</w:t>
+      </w:r>
+      <w:r>
+        <w:t xml:space="preserve"> </w:t>
+      </w:r>
+      <w:r>
+        <w:t xml:space="preserve">drugs the layer averages 0.607 and beats chance on eight. Macro-averaged top-3 recall, which averages</w:t>
+      </w:r>
+      <w:r>
+        <w:t xml:space="preserve"> </w:t>
+      </w:r>
+      <w:r>
+        <w:t xml:space="preserve">per indication rather than pooling and so cannot be carried by naming the common conditions, is 0.400</w:t>
+      </w:r>
+      <w:r>
+        <w:t xml:space="preserve"> </w:t>
+      </w:r>
+      <w:r>
+        <w:t xml:space="preserve">against 0.333. The spread is wide and is the substance of the result: depression reaches 0.794 and</w:t>
+      </w:r>
+      <w:r>
+        <w:t xml:space="preserve"> </w:t>
+      </w:r>
+      <w:r>
+        <w:t xml:space="preserve">psychosis 0.765, while attention deficit and sleep sit at chance. The layer therefore does respond to</w:t>
+      </w:r>
+      <w:r>
+        <w:t xml:space="preserve"> </w:t>
+      </w:r>
+      <w:r>
+        <w:t xml:space="preserve">the compound, decisively for some conditions and not at all for others, which is why it is offered as</w:t>
+      </w:r>
+      <w:r>
+        <w:t xml:space="preserve"> </w:t>
+      </w:r>
+      <w:r>
+        <w:t xml:space="preserve">a route from mechanism to condition and not as an indication prediction.</w:t>
+      </w:r>
+    </w:p>
+    <w:p>
+      <w:pPr>
+        <w:pStyle w:val="BodyText"/>
+      </w:pPr>
+      <w:r>
         <w:t xml:space="preserve">The reason is structural rather than a deficiency of fitting, and it is visible in the graph: 27 of</w:t>
       </w:r>
       <w:r>
@@ -2660,31 +2790,49 @@
         <w:pStyle w:val="BodyText"/>
       </w:pPr>
       <w:r>
-        <w:t xml:space="preserve">Four limitations bound its use. The applicability-domain flag does not currently separate</w:t>
-      </w:r>
-      <w:r>
-        <w:t xml:space="preserve"> </w:t>
-      </w:r>
-      <w:r>
-        <w:t xml:space="preserve">non-drug-like chemistry from unseen drugs, so the conformal interval and the nearest-analogue</w:t>
-      </w:r>
-      <w:r>
-        <w:t xml:space="preserve"> </w:t>
-      </w:r>
-      <w:r>
-        <w:t xml:space="preserve">distance, rather than the flag, should be read as the statement of confidence. The specificity</w:t>
-      </w:r>
-      <w:r>
-        <w:t xml:space="preserve"> </w:t>
-      </w:r>
-      <w:r>
-        <w:t xml:space="preserve">estimate rests on compounds presumed inactive because nothing is recorded about them, drawn from</w:t>
-      </w:r>
-      <w:r>
-        <w:t xml:space="preserve"> </w:t>
-      </w:r>
-      <w:r>
-        <w:t xml:space="preserve">within the reference library, so it does not bound behaviour on genuinely distant chemistry.</w:t>
+        <w:t xml:space="preserve">Four limitations bound its use. The applicability-domain flag is a weak signal rather than a</w:t>
+      </w:r>
+      <w:r>
+        <w:t xml:space="preserve"> </w:t>
+      </w:r>
+      <w:r>
+        <w:t xml:space="preserve">decisive one: against chemistry genuinely absent from the reference library it scores a median</w:t>
+      </w:r>
+      <w:r>
+        <w:t xml:space="preserve"> </w:t>
+      </w:r>
+      <w:r>
+        <w:t xml:space="preserve">maximum similarity of 0.47 against 0.59 for unseen approved drugs (n = 25, one-sided Mann-Whitney</w:t>
+      </w:r>
+      <w:r>
+        <w:t xml:space="preserve"> </w:t>
+      </w:r>
+      <w:r>
+        <w:t xml:space="preserve">p = 1.1e-03), but at a threshold that rejects a tenth of genuine drugs it catches only a fifth of</w:t>
+      </w:r>
+      <w:r>
+        <w:t xml:space="preserve"> </w:t>
+      </w:r>
+      <w:r>
+        <w:t xml:space="preserve">distant chemistry. The conformal interval and the nearest-analogue distance remain the stronger</w:t>
+      </w:r>
+      <w:r>
+        <w:t xml:space="preserve"> </w:t>
+      </w:r>
+      <w:r>
+        <w:t xml:space="preserve">statements of confidence and the interface presents them as such. The specificity estimate rests on</w:t>
+      </w:r>
+      <w:r>
+        <w:t xml:space="preserve"> </w:t>
+      </w:r>
+      <w:r>
+        <w:t xml:space="preserve">compounds presumed inactive because nothing is recorded about them, drawn from within the reference</w:t>
+      </w:r>
+      <w:r>
+        <w:t xml:space="preserve"> </w:t>
+      </w:r>
+      <w:r>
+        <w:t xml:space="preserve">library, so it does not bound behaviour on genuinely distant chemistry.</w:t>
       </w:r>
     </w:p>
     <w:p>

--- a/manuscript/NAR_WebServer_BrainSafe.docx
+++ b/manuscript/NAR_WebServer_BrainSafe.docx
@@ -28,7 +28,7 @@
         </w:p>
       </w:sdtContent>
     </w:sdt>
-    <w:bookmarkStart w:id="43" w:name="X1c7b81a75f7761703d688a563316ee363ab586c"/>
+    <w:bookmarkStart w:id="46" w:name="X1c7b81a75f7761703d688a563316ee363ab586c"/>
     <w:p>
       <w:pPr>
         <w:pStyle w:val="Heading1"/>
@@ -1858,6 +1858,222 @@
         <w:pStyle w:val="BodyText"/>
       </w:pPr>
       <w:r>
+        <w:t xml:space="preserve">For the target panel no external set of comparable size exists, because for most of these targets the</w:t>
+      </w:r>
+      <w:r>
+        <w:t xml:space="preserve"> </w:t>
+      </w:r>
+      <w:r>
+        <w:t xml:space="preserve">public measured chemistry</w:t>
+      </w:r>
+      <w:r>
+        <w:t xml:space="preserve"> </w:t>
+      </w:r>
+      <w:r>
+        <w:rPr>
+          <w:i/>
+          <w:iCs/>
+        </w:rPr>
+        <w:t xml:space="preserve">is</w:t>
+      </w:r>
+      <w:r>
+        <w:t xml:space="preserve"> </w:t>
+      </w:r>
+      <w:r>
+        <w:t xml:space="preserve">the training set. Two kinds of independence were therefore constructed</w:t>
+      </w:r>
+      <w:r>
+        <w:t xml:space="preserve"> </w:t>
+      </w:r>
+      <w:r>
+        <w:t xml:space="preserve">from the data that does exist, with every model refitted rather than scored, since the deployed models</w:t>
+      </w:r>
+      <w:r>
+        <w:t xml:space="preserve"> </w:t>
+      </w:r>
+      <w:r>
+        <w:t xml:space="preserve">were fitted on all of it (Figure 5).</w:t>
+      </w:r>
+      <w:r>
+        <w:t xml:space="preserve"> </w:t>
+      </w:r>
+      <w:r>
+        <w:rPr>
+          <w:b/>
+          <w:bCs/>
+        </w:rPr>
+        <w:t xml:space="preserve">By date:</w:t>
+      </w:r>
+      <w:r>
+        <w:t xml:space="preserve"> </w:t>
+      </w:r>
+      <w:r>
+        <w:t xml:space="preserve">each endpoint was refitted on its pre-cutoff rows</w:t>
+      </w:r>
+      <w:r>
+        <w:t xml:space="preserve"> </w:t>
+      </w:r>
+      <w:r>
+        <w:t xml:space="preserve">alone, with its decision threshold also frozen before the cutoff, and tested on compounds first</w:t>
+      </w:r>
+      <w:r>
+        <w:t xml:space="preserve"> </w:t>
+      </w:r>
+      <w:r>
+        <w:t xml:space="preserve">published afterwards; 39 of the 47 deployed endpoints carry enough dated chemistry on both sides of</w:t>
+      </w:r>
+      <w:r>
+        <w:t xml:space="preserve"> </w:t>
+      </w:r>
+      <w:r>
+        <w:t xml:space="preserve">the wall, giving 45,244 test compounds. Each was refitted a second time on a size-matched random</w:t>
+      </w:r>
+      <w:r>
+        <w:t xml:space="preserve"> </w:t>
+      </w:r>
+      <w:r>
+        <w:t xml:space="preserve">split, because a time split trains on less data as well as none of the future.</w:t>
+      </w:r>
+      <w:r>
+        <w:t xml:space="preserve"> </w:t>
+      </w:r>
+      <w:r>
+        <w:rPr>
+          <w:b/>
+          <w:bCs/>
+        </w:rPr>
+        <w:t xml:space="preserve">By curator:</w:t>
+      </w:r>
+      <w:r>
+        <w:t xml:space="preserve"> </w:t>
+      </w:r>
+      <w:r>
+        <w:t xml:space="preserve">compounds deposited in BindingDB and absent from ChEMBL were withheld entirely and the panel refitted</w:t>
+      </w:r>
+      <w:r>
+        <w:t xml:space="preserve"> </w:t>
+      </w:r>
+      <w:r>
+        <w:t xml:space="preserve">on the ChEMBL side, which is available for three endpoints at 1,303 actives.</w:t>
+      </w:r>
+    </w:p>
+    <w:p>
+      <w:pPr>
+        <w:pStyle w:val="BodyText"/>
+      </w:pPr>
+      <w:r>
+        <w:t xml:space="preserve">Read in aggregate the time split looks like prospective decay: mean AUROC 0.823 against 0.951 for the</w:t>
+      </w:r>
+      <w:r>
+        <w:t xml:space="preserve"> </w:t>
+      </w:r>
+      <w:r>
+        <w:t xml:space="preserve">size-matched random control, and mean sensitivity 0.489 against 0.872. It is not decay. The</w:t>
+      </w:r>
+      <w:r>
+        <w:t xml:space="preserve"> </w:t>
+      </w:r>
+      <w:r>
+        <w:t xml:space="preserve">false-positive rate on background chemistry is unchanged (0.037 against 0.038), and the gap closes</w:t>
+      </w:r>
+      <w:r>
+        <w:t xml:space="preserve"> </w:t>
+      </w:r>
+      <w:r>
+        <w:t xml:space="preserve">once test compounds are stratified by maximum Tanimoto similarity to the training actives. A random</w:t>
+      </w:r>
+      <w:r>
+        <w:t xml:space="preserve"> </w:t>
+      </w:r>
+      <w:r>
+        <w:t xml:space="preserve">split of medicinal-chemistry data holds out 83 per cent close analogues of its own training set,</w:t>
+      </w:r>
+      <w:r>
+        <w:t xml:space="preserve"> </w:t>
+      </w:r>
+      <w:r>
+        <w:t xml:space="preserve">because the published record is series; a time split holds out 28 per cent chemistry below Tanimoto</w:t>
+      </w:r>
+      <w:r>
+        <w:t xml:space="preserve"> </w:t>
+      </w:r>
+      <w:r>
+        <w:t xml:space="preserve">0.40. Within a novelty band the two splits differ by at most 0.081 in AUROC and 0.071 in recall</w:t>
+      </w:r>
+      <w:r>
+        <w:t xml:space="preserve"> </w:t>
+      </w:r>
+      <w:r>
+        <w:t xml:space="preserve">against aggregate gaps of 0.128 and 0.383. Three test sets built by unrelated rules, withheld by</w:t>
+      </w:r>
+      <w:r>
+        <w:t xml:space="preserve"> </w:t>
+      </w:r>
+      <w:r>
+        <w:t xml:space="preserve">date, at random, and by curator, trace one recall curve: 0.16, 0.55, 0.74 and 0.86 by date across the</w:t>
+      </w:r>
+      <w:r>
+        <w:t xml:space="preserve"> </w:t>
+      </w:r>
+      <w:r>
+        <w:t xml:space="preserve">four bands, against 0.12, 0.52, 0.77 and 0.93 at random and 0.05, 0.46, 0.83 and 0.90 by curator</w:t>
+      </w:r>
+      <w:r>
+        <w:t xml:space="preserve"> </w:t>
+      </w:r>
+      <w:r>
+        <w:t xml:space="preserve">(Figure 5D).</w:t>
+      </w:r>
+    </w:p>
+    <w:p>
+      <w:pPr>
+        <w:pStyle w:val="BodyText"/>
+      </w:pPr>
+      <w:r>
+        <w:t xml:space="preserve">Recall is therefore a function of chemical distance rather than of publication date, which has three</w:t>
+      </w:r>
+      <w:r>
+        <w:t xml:space="preserve"> </w:t>
+      </w:r>
+      <w:r>
+        <w:t xml:space="preserve">consequences. The reported scores do not expire. The deployed sensitivity describes a held-out</w:t>
+      </w:r>
+      <w:r>
+        <w:t xml:space="preserve"> </w:t>
+      </w:r>
+      <w:r>
+        <w:t xml:space="preserve">population that is mostly close analogues, so it overstates what a novel scaffold should expect. And</w:t>
+      </w:r>
+      <w:r>
+        <w:t xml:space="preserve"> </w:t>
+      </w:r>
+      <w:r>
+        <w:t xml:space="preserve">the expected recall for a submitted compound is knowable at query time from a quantity the server</w:t>
+      </w:r>
+      <w:r>
+        <w:t xml:space="preserve"> </w:t>
+      </w:r>
+      <w:r>
+        <w:t xml:space="preserve">already computes and displays, which is how the interface now reports it. On genuinely distant</w:t>
+      </w:r>
+      <w:r>
+        <w:t xml:space="preserve"> </w:t>
+      </w:r>
+      <w:r>
+        <w:t xml:space="preserve">chemistry that expectation is poor in absolute terms, near 0.16, and the finding is that the poor</w:t>
+      </w:r>
+      <w:r>
+        <w:t xml:space="preserve"> </w:t>
+      </w:r>
+      <w:r>
+        <w:t xml:space="preserve">number is predictable rather than that it is better than it appeared.</w:t>
+      </w:r>
+    </w:p>
+    <w:p>
+      <w:pPr>
+        <w:pStyle w:val="BodyText"/>
+      </w:pPr>
+      <w:r>
         <w:rPr>
           <w:b/>
           <w:bCs/>
@@ -1916,25 +2132,43 @@
         <w:t xml:space="preserve"> </w:t>
       </w:r>
       <w:r>
-        <w:t xml:space="preserve">Six checks were written so that each could fail. Five pass, including exact</w:t>
-      </w:r>
-      <w:r>
-        <w:t xml:space="preserve"> </w:t>
-      </w:r>
-      <w:r>
-        <w:t xml:space="preserve">reproducibility of a retrained endpoint. The sixth fails: the applicability-domain flag does not</w:t>
-      </w:r>
-      <w:r>
-        <w:t xml:space="preserve"> </w:t>
-      </w:r>
-      <w:r>
-        <w:t xml:space="preserve">separate non-drug-like chemistry from unseen drugs (median maximum similarity 0.44 against 0.48,</w:t>
-      </w:r>
-      <w:r>
-        <w:t xml:space="preserve"> </w:t>
-      </w:r>
-      <w:r>
-        <w:t xml:space="preserve">p = 0.87). It is reported rather than retuned.</w:t>
+        <w:t xml:space="preserve">Six checks were written so that each could fail, and all six pass, including</w:t>
+      </w:r>
+      <w:r>
+        <w:t xml:space="preserve"> </w:t>
+      </w:r>
+      <w:r>
+        <w:t xml:space="preserve">exact reproducibility of a retrained endpoint. The domain-flag check initially failed and passes only</w:t>
+      </w:r>
+      <w:r>
+        <w:t xml:space="preserve"> </w:t>
+      </w:r>
+      <w:r>
+        <w:t xml:space="preserve">after its control set was corrected: 28 of the original controls are measured compounds inside the</w:t>
+      </w:r>
+      <w:r>
+        <w:t xml:space="preserve"> </w:t>
+      </w:r>
+      <w:r>
+        <w:t xml:space="preserve">flag’s own reference library, where calling them in domain is the truthful answer rather than a</w:t>
+      </w:r>
+      <w:r>
+        <w:t xml:space="preserve"> </w:t>
+      </w:r>
+      <w:r>
+        <w:t xml:space="preserve">failure. The passing criterion was not moved. Against chemistry genuinely absent from the reference</w:t>
+      </w:r>
+      <w:r>
+        <w:t xml:space="preserve"> </w:t>
+      </w:r>
+      <w:r>
+        <w:t xml:space="preserve">the flag separates at median maximum similarity 0.47 against 0.59 for unseen drugs (n = 25,</w:t>
+      </w:r>
+      <w:r>
+        <w:t xml:space="preserve"> </w:t>
+      </w:r>
+      <w:r>
+        <w:t xml:space="preserve">p = 1.1e-03), which is a weak signal and is described as one.</w:t>
       </w:r>
     </w:p>
     <w:p>
@@ -2790,7 +3024,7 @@
         <w:pStyle w:val="BodyText"/>
       </w:pPr>
       <w:r>
-        <w:t xml:space="preserve">Four limitations bound its use. The applicability-domain flag is a weak signal rather than a</w:t>
+        <w:t xml:space="preserve">Five limitations bound its use. The applicability-domain flag is a weak signal rather than a</w:t>
       </w:r>
       <w:r>
         <w:t xml:space="preserve"> </w:t>
@@ -2820,19 +3054,25 @@
         <w:t xml:space="preserve"> </w:t>
       </w:r>
       <w:r>
-        <w:t xml:space="preserve">statements of confidence and the interface presents them as such. The specificity estimate rests on</w:t>
-      </w:r>
-      <w:r>
-        <w:t xml:space="preserve"> </w:t>
-      </w:r>
-      <w:r>
-        <w:t xml:space="preserve">compounds presumed inactive because nothing is recorded about them, drawn from within the reference</w:t>
-      </w:r>
-      <w:r>
-        <w:t xml:space="preserve"> </w:t>
-      </w:r>
-      <w:r>
-        <w:t xml:space="preserve">library, so it does not bound behaviour on genuinely distant chemistry.</w:t>
+        <w:t xml:space="preserve">statements of confidence and the interface presents them as such. What the flag does predict well is</w:t>
+      </w:r>
+      <w:r>
+        <w:t xml:space="preserve"> </w:t>
+      </w:r>
+      <w:r>
+        <w:t xml:space="preserve">sensitivity: the distance it measures is the variable that recall tracks, so it is best read as a</w:t>
+      </w:r>
+      <w:r>
+        <w:t xml:space="preserve"> </w:t>
+      </w:r>
+      <w:r>
+        <w:t xml:space="preserve">statement about how likely the panel is to miss a real activity rather than about whether an answer</w:t>
+      </w:r>
+      <w:r>
+        <w:t xml:space="preserve"> </w:t>
+      </w:r>
+      <w:r>
+        <w:t xml:space="preserve">can be trusted.</w:t>
       </w:r>
     </w:p>
     <w:p>
@@ -2840,7 +3080,59 @@
         <w:pStyle w:val="BodyText"/>
       </w:pPr>
       <w:r>
-        <w:t xml:space="preserve">The third is natural-product chemistry, and it is stated here because a reader will reasonably ask.</w:t>
+        <w:t xml:space="preserve">The second is the size of that effect. On chemistry more than a Tanimoto of 0.40 from anything the</w:t>
+      </w:r>
+      <w:r>
+        <w:t xml:space="preserve"> </w:t>
+      </w:r>
+      <w:r>
+        <w:t xml:space="preserve">panel has measured, recall at the deployed operating point is near 0.16, and no analysis here</w:t>
+      </w:r>
+      <w:r>
+        <w:t xml:space="preserve"> </w:t>
+      </w:r>
+      <w:r>
+        <w:t xml:space="preserve">improves it; what the prospective work establishes is that the figure is predictable, not that it is</w:t>
+      </w:r>
+      <w:r>
+        <w:t xml:space="preserve"> </w:t>
+      </w:r>
+      <w:r>
+        <w:t xml:space="preserve">better than it looked. A negative result on a novel scaffold is close to uninformative, which is why</w:t>
+      </w:r>
+      <w:r>
+        <w:t xml:space="preserve"> </w:t>
+      </w:r>
+      <w:r>
+        <w:t xml:space="preserve">the server now reports the expected recall beside it.</w:t>
+      </w:r>
+    </w:p>
+    <w:p>
+      <w:pPr>
+        <w:pStyle w:val="BodyText"/>
+      </w:pPr>
+      <w:r>
+        <w:t xml:space="preserve">The third is that the specificity estimate rests on compounds presumed inactive because nothing is</w:t>
+      </w:r>
+      <w:r>
+        <w:t xml:space="preserve"> </w:t>
+      </w:r>
+      <w:r>
+        <w:t xml:space="preserve">recorded about them, drawn from within the reference library, so it does not bound behaviour on</w:t>
+      </w:r>
+      <w:r>
+        <w:t xml:space="preserve"> </w:t>
+      </w:r>
+      <w:r>
+        <w:t xml:space="preserve">genuinely distant chemistry.</w:t>
+      </w:r>
+    </w:p>
+    <w:p>
+      <w:pPr>
+        <w:pStyle w:val="BodyText"/>
+      </w:pPr>
+      <w:r>
+        <w:t xml:space="preserve">The fourth is natural-product chemistry, and it is stated here because a reader will reasonably ask.</w:t>
       </w:r>
       <w:r>
         <w:t xml:space="preserve"> </w:t>
@@ -3084,7 +3376,7 @@
         <w:pStyle w:val="BodyText"/>
       </w:pPr>
       <w:r>
-        <w:t xml:space="preserve">The fourth is the disease layer, and it is a limit of the question rather than of the fitting. Clinical</w:t>
+        <w:t xml:space="preserve">The fifth is the disease layer, and it is a limit of the question rather than of the fitting. Clinical</w:t>
       </w:r>
       <w:r>
         <w:t xml:space="preserve"> </w:t>
@@ -3272,7 +3564,7 @@
       </w:r>
     </w:p>
     <w:bookmarkEnd w:id="28"/>
-    <w:bookmarkStart w:id="41" w:name="figure-legends"/>
+    <w:bookmarkStart w:id="44" w:name="figure-legends"/>
     <w:p>
       <w:pPr>
         <w:pStyle w:val="Heading2"/>
@@ -3889,6 +4181,191 @@
     </w:p>
     <w:p>
       <w:pPr>
+        <w:pStyle w:val="CaptionedFigure"/>
+      </w:pPr>
+      <w:r>
+        <w:drawing>
+          <wp:inline>
+            <wp:extent cx="5334000" cy="4759684"/>
+            <wp:effectExtent b="0" l="0" r="0" t="0"/>
+            <wp:docPr descr="Figure 5" title="" id="42" name="Picture"/>
+            <a:graphic>
+              <a:graphicData uri="http://schemas.openxmlformats.org/drawingml/2006/picture">
+                <pic:pic>
+                  <pic:nvPicPr>
+                    <pic:cNvPr descr="figures/Figure11_external_validation.png" id="43" name="Picture"/>
+                    <pic:cNvPicPr>
+                      <a:picLocks noChangeArrowheads="1" noChangeAspect="1"/>
+                    </pic:cNvPicPr>
+                  </pic:nvPicPr>
+                  <pic:blipFill>
+                    <a:blip r:embed="rId41"/>
+                    <a:stretch>
+                      <a:fillRect/>
+                    </a:stretch>
+                  </pic:blipFill>
+                  <pic:spPr bwMode="auto">
+                    <a:xfrm>
+                      <a:off x="0" y="0"/>
+                      <a:ext cx="5334000" cy="4759684"/>
+                    </a:xfrm>
+                    <a:prstGeom prst="rect">
+                      <a:avLst/>
+                    </a:prstGeom>
+                    <a:noFill/>
+                    <a:ln w="9525">
+                      <a:noFill/>
+                      <a:headEnd/>
+                      <a:tailEnd/>
+                    </a:ln>
+                  </pic:spPr>
+                </pic:pic>
+              </a:graphicData>
+            </a:graphic>
+          </wp:inline>
+        </w:drawing>
+      </w:r>
+    </w:p>
+    <w:p>
+      <w:pPr>
+        <w:pStyle w:val="ImageCaption"/>
+      </w:pPr>
+      <w:r>
+        <w:t xml:space="preserve">Figure 5</w:t>
+      </w:r>
+    </w:p>
+    <w:p>
+      <w:pPr>
+        <w:pStyle w:val="BodyText"/>
+      </w:pPr>
+      <w:r>
+        <w:rPr>
+          <w:b/>
+          <w:bCs/>
+        </w:rPr>
+        <w:t xml:space="preserve">Figure 5.</w:t>
+      </w:r>
+      <w:r>
+        <w:t xml:space="preserve"> </w:t>
+      </w:r>
+      <w:r>
+        <w:t xml:space="preserve">External validation, and an apparent temporal decay that is a composition effect.</w:t>
+      </w:r>
+      <w:r>
+        <w:t xml:space="preserve"> </w:t>
+      </w:r>
+      <w:r>
+        <w:t xml:space="preserve">(</w:t>
+      </w:r>
+      <w:r>
+        <w:rPr>
+          <w:b/>
+          <w:bCs/>
+        </w:rPr>
+        <w:t xml:space="preserve">A</w:t>
+      </w:r>
+      <w:r>
+        <w:t xml:space="preserve">) Per endpoint, AUROC under a size-matched random split against AUROC under a time split that</w:t>
+      </w:r>
+      <w:r>
+        <w:t xml:space="preserve"> </w:t>
+      </w:r>
+      <w:r>
+        <w:t xml:space="preserve">withholds the most recent quarter of the data and freezes the decision threshold before the cutoff.</w:t>
+      </w:r>
+      <w:r>
+        <w:t xml:space="preserve"> </w:t>
+      </w:r>
+      <w:r>
+        <w:t xml:space="preserve">The size match matters: a time split trains on less data as well as none of the future, so without a</w:t>
+      </w:r>
+      <w:r>
+        <w:t xml:space="preserve"> </w:t>
+      </w:r>
+      <w:r>
+        <w:t xml:space="preserve">control at the same n a drop cannot be attributed to either. (</w:t>
+      </w:r>
+      <w:r>
+        <w:rPr>
+          <w:b/>
+          <w:bCs/>
+        </w:rPr>
+        <w:t xml:space="preserve">B</w:t>
+      </w:r>
+      <w:r>
+        <w:t xml:space="preserve">) The same comparison for</w:t>
+      </w:r>
+      <w:r>
+        <w:t xml:space="preserve"> </w:t>
+      </w:r>
+      <w:r>
+        <w:t xml:space="preserve">sensitivity at the frozen operating point, where the gap is larger. (</w:t>
+      </w:r>
+      <w:r>
+        <w:rPr>
+          <w:b/>
+          <w:bCs/>
+        </w:rPr>
+        <w:t xml:space="preserve">C</w:t>
+      </w:r>
+      <w:r>
+        <w:t xml:space="preserve">) Why the gap exists. A</w:t>
+      </w:r>
+      <w:r>
+        <w:t xml:space="preserve"> </w:t>
+      </w:r>
+      <w:r>
+        <w:t xml:space="preserve">random split of medicinal-chemistry data holds out mostly close analogues of its own training set,</w:t>
+      </w:r>
+      <w:r>
+        <w:t xml:space="preserve"> </w:t>
+      </w:r>
+      <w:r>
+        <w:t xml:space="preserve">because the published record is series; a time split does not. The two are not testing comparable</w:t>
+      </w:r>
+      <w:r>
+        <w:t xml:space="preserve"> </w:t>
+      </w:r>
+      <w:r>
+        <w:t xml:space="preserve">populations. (</w:t>
+      </w:r>
+      <w:r>
+        <w:rPr>
+          <w:b/>
+          <w:bCs/>
+        </w:rPr>
+        <w:t xml:space="preserve">D</w:t>
+      </w:r>
+      <w:r>
+        <w:t xml:space="preserve">) The resolution. Recall against maximum Tanimoto similarity to the training</w:t>
+      </w:r>
+      <w:r>
+        <w:t xml:space="preserve"> </w:t>
+      </w:r>
+      <w:r>
+        <w:t xml:space="preserve">actives, for three test sets built by unrelated rules: withheld by publication date, withheld at</w:t>
+      </w:r>
+      <w:r>
+        <w:t xml:space="preserve"> </w:t>
+      </w:r>
+      <w:r>
+        <w:t xml:space="preserve">random, and withheld by curator, the last being compounds deposited in BindingDB and absent from</w:t>
+      </w:r>
+      <w:r>
+        <w:t xml:space="preserve"> </w:t>
+      </w:r>
+      <w:r>
+        <w:t xml:space="preserve">ChEMBL. They trace one curve, so recall is a function of chemical distance rather than of how the set</w:t>
+      </w:r>
+      <w:r>
+        <w:t xml:space="preserve"> </w:t>
+      </w:r>
+      <w:r>
+        <w:t xml:space="preserve">was held out, and the expected sensitivity for a submitted compound is knowable at query time.</w:t>
+      </w:r>
+    </w:p>
+    <w:p>
+      <w:pPr>
         <w:pStyle w:val="BodyText"/>
       </w:pPr>
       <w:r>
@@ -4052,8 +4529,8 @@
         <w:t xml:space="preserve">named, the 47 deployed and the 5 withdrawn distinguished by colour.</w:t>
       </w:r>
     </w:p>
-    <w:bookmarkEnd w:id="41"/>
-    <w:bookmarkStart w:id="42" w:name="references"/>
+    <w:bookmarkEnd w:id="44"/>
+    <w:bookmarkStart w:id="45" w:name="references"/>
     <w:p>
       <w:pPr>
         <w:pStyle w:val="Heading2"/>
@@ -4502,8 +4979,8 @@
         <w:t xml:space="preserve">Wilson E. Probable Inference, the Law of Succession, and Statistical Inference. Journal of the American Statistical Association. 1927. doi:10.1080/01621459.1927.10502953.</w:t>
       </w:r>
     </w:p>
-    <w:bookmarkEnd w:id="42"/>
-    <w:bookmarkEnd w:id="43"/>
+    <w:bookmarkEnd w:id="45"/>
+    <w:bookmarkEnd w:id="46"/>
     <w:sectPr>
       <w:footnotePr>
         <w:numRestart w:val="eachSect"/>

--- a/manuscript/NAR_WebServer_BrainSafe.docx
+++ b/manuscript/NAR_WebServer_BrainSafe.docx
@@ -2428,7 +2428,7 @@
         <w:t xml:space="preserve"> </w:t>
       </w:r>
       <w:r>
-        <w:t xml:space="preserve">map: asked to recover the disease its target graph implies, it reaches top-3 accuracy 0.786 against a</w:t>
+        <w:t xml:space="preserve">map: asked to recover the disease its target graph implies, it reaches top-3 accuracy 0.790 against a</w:t>
       </w:r>
       <w:r>
         <w:t xml:space="preserve"> </w:t>
@@ -2770,25 +2770,25 @@
         <w:t xml:space="preserve"> </w:t>
       </w:r>
       <w:r>
-        <w:t xml:space="preserve">drugs the layer averages 0.607 and beats chance on eight. Macro-averaged top-3 recall, which averages</w:t>
-      </w:r>
-      <w:r>
-        <w:t xml:space="preserve"> </w:t>
-      </w:r>
-      <w:r>
-        <w:t xml:space="preserve">per indication rather than pooling and so cannot be carried by naming the common conditions, is 0.400</w:t>
-      </w:r>
-      <w:r>
-        <w:t xml:space="preserve"> </w:t>
-      </w:r>
-      <w:r>
-        <w:t xml:space="preserve">against 0.333. The spread is wide and is the substance of the result: depression reaches 0.794 and</w:t>
-      </w:r>
-      <w:r>
-        <w:t xml:space="preserve"> </w:t>
-      </w:r>
-      <w:r>
-        <w:t xml:space="preserve">psychosis 0.765, while attention deficit and sleep sit at chance. The layer therefore does respond to</w:t>
+        <w:t xml:space="preserve">drugs the layer averages 0.603 and beats chance on seven. Macro-averaged top-3 recall, which averages</w:t>
+      </w:r>
+      <w:r>
+        <w:t xml:space="preserve"> </w:t>
+      </w:r>
+      <w:r>
+        <w:t xml:space="preserve">per indication rather than pooling and so cannot be carried by naming the common conditions, is 0.385</w:t>
+      </w:r>
+      <w:r>
+        <w:t xml:space="preserve"> </w:t>
+      </w:r>
+      <w:r>
+        <w:t xml:space="preserve">against 0.333. The spread is wide and is the substance of the result: depression and anxiety reach</w:t>
+      </w:r>
+      <w:r>
+        <w:t xml:space="preserve"> </w:t>
+      </w:r>
+      <w:r>
+        <w:t xml:space="preserve">0.794 and psychosis 0.765, while epilepsy at 0.490 and sleep at 0.499 sit at or just below chance. The layer therefore does respond to</w:t>
       </w:r>
       <w:r>
         <w:t xml:space="preserve"> </w:t>
@@ -2900,19 +2900,19 @@
         <w:t xml:space="preserve"> </w:t>
       </w:r>
       <w:r>
-        <w:t xml:space="preserve">both directions. The disease layer carries real information: top-3 accuracy 0.786 against a</w:t>
-      </w:r>
-      <w:r>
-        <w:t xml:space="preserve"> </w:t>
-      </w:r>
-      <w:r>
-        <w:t xml:space="preserve">permutation null of 0.154. Its curated edge weights do not: uniform and randomly permuted weights</w:t>
-      </w:r>
-      <w:r>
-        <w:t xml:space="preserve"> </w:t>
-      </w:r>
-      <w:r>
-        <w:t xml:space="preserve">score 0.7861 and 0.7844 against 0.7865, so the predictive content lies in the graph topology, and the</w:t>
+        <w:t xml:space="preserve">both directions. The disease layer carries real information: top-3 accuracy 0.790 against a</w:t>
+      </w:r>
+      <w:r>
+        <w:t xml:space="preserve"> </w:t>
+      </w:r>
+      <w:r>
+        <w:t xml:space="preserve">permutation null of 0.163. Its curated edge weights do not: uniform and randomly permuted weights</w:t>
+      </w:r>
+      <w:r>
+        <w:t xml:space="preserve"> </w:t>
+      </w:r>
+      <w:r>
+        <w:t xml:space="preserve">score 0.7897 and 0.7874 against 0.7901, so the predictive content lies in the graph topology, and the</w:t>
       </w:r>
       <w:r>
         <w:t xml:space="preserve"> </w:t>

--- a/manuscript/NAR_WebServer_BrainSafe.docx
+++ b/manuscript/NAR_WebServer_BrainSafe.docx
@@ -256,7 +256,7 @@
         <w:t xml:space="preserve"> </w:t>
       </w:r>
       <w:r>
-        <w:t xml:space="preserve">resolve which. BrainSafe AI is freely available without registration at [SERVER URL TO BE SUPPLIED], with source code, trained models and all validation artefacts at</w:t>
+        <w:t xml:space="preserve">resolve which. BrainSafe AI is freely available without registration at https://huggingface.co/spaces/Krishnag999/brainsafe-ai, with source code, trained models and all validation artefacts at</w:t>
       </w:r>
       <w:r>
         <w:t xml:space="preserve"> </w:t>

--- a/manuscript/NAR_WebServer_BrainSafe.docx
+++ b/manuscript/NAR_WebServer_BrainSafe.docx
@@ -142,7 +142,7 @@
         <w:t xml:space="preserve"> </w:t>
       </w:r>
       <w:r>
-        <w:t xml:space="preserve">few seconds, engagement of 63 molecular targets spanning the principal neurodegenerative,</w:t>
+        <w:t xml:space="preserve">few seconds, engagement of 54 molecular targets spanning the principal neurodegenerative,</w:t>
       </w:r>
       <w:r>
         <w:t xml:space="preserve"> </w:t>
@@ -250,7 +250,7 @@
         <w:t xml:space="preserve"> </w:t>
       </w:r>
       <w:r>
-        <w:t xml:space="preserve">the 52 targets in the pathway graph drive more than one condition and structure alone does not</w:t>
+        <w:t xml:space="preserve">the 51 targets in the pathway graph drive more than one condition and structure alone does not</w:t>
       </w:r>
       <w:r>
         <w:t xml:space="preserve"> </w:t>
@@ -2814,7 +2814,7 @@
         <w:t xml:space="preserve"> </w:t>
       </w:r>
       <w:r>
-        <w:t xml:space="preserve">the 52 targets in the pathway graph drive more than one condition. GABA-A alone contributes to depression and</w:t>
+        <w:t xml:space="preserve">the 51 targets in the pathway graph drive more than one condition. GABA-A alone contributes to depression and</w:t>
       </w:r>
       <w:r>
         <w:t xml:space="preserve"> </w:t>
@@ -3382,7 +3382,7 @@
         <w:t xml:space="preserve"> </w:t>
       </w:r>
       <w:r>
-        <w:t xml:space="preserve">indication is not a function of structure: 27 of the 52 targets in the pathway graph drive more than</w:t>
+        <w:t xml:space="preserve">indication is not a function of structure: 27 of the 51 targets in the pathway graph drive more than</w:t>
       </w:r>
       <w:r>
         <w:t xml:space="preserve"> </w:t>

--- a/manuscript/NAR_WebServer_BrainSafe.docx
+++ b/manuscript/NAR_WebServer_BrainSafe.docx
@@ -1552,7 +1552,25 @@
         <w:t xml:space="preserve"> </w:t>
       </w:r>
       <w:r>
-        <w:t xml:space="preserve">false-positive rate on a disjoint pool of unrelated chemistry. Five are withdrawn: Nav1.1 and GluA2</w:t>
+        <w:t xml:space="preserve">false-positive rate on a disjoint pool of unrelated chemistry. Both figures are means over 47</w:t>
+      </w:r>
+      <w:r>
+        <w:t xml:space="preserve"> </w:t>
+      </w:r>
+      <w:r>
+        <w:t xml:space="preserve">endpoints and the spread behind them is wide: AUROC ranges from 0.719 at GABA-A to 0.985, and</w:t>
+      </w:r>
+      <w:r>
+        <w:t xml:space="preserve"> </w:t>
+      </w:r>
+      <w:r>
+        <w:t xml:space="preserve">sensitivity from 0.639 at COX-2 to 0.997, so the two means describe the panel and not any particular</w:t>
+      </w:r>
+      <w:r>
+        <w:t xml:space="preserve"> </w:t>
+      </w:r>
+      <w:r>
+        <w:t xml:space="preserve">endpoint. Supplementary Table S1 gives every endpoint separately. Five are withdrawn: Nav1.1 and GluA2</w:t>
       </w:r>
       <w:r>
         <w:t xml:space="preserve"> </w:t>

--- a/manuscript/NAR_WebServer_BrainSafe.docx
+++ b/manuscript/NAR_WebServer_BrainSafe.docx
@@ -3054,7 +3054,7 @@
         <w:t xml:space="preserve"> </w:t>
       </w:r>
       <w:r>
-        <w:t xml:space="preserve">maximum similarity of 0.47 against 0.59 for unseen approved drugs (n = 25, one-sided Mann-Whitney</w:t>
+        <w:t xml:space="preserve">maximum similarity, in the adversarial check, of 0.47 against 0.59 for unseen approved drugs (n = 25, one-sided Mann-Whitney</w:t>
       </w:r>
       <w:r>
         <w:t xml:space="preserve"> </w:t>

--- a/manuscript/NAR_WebServer_BrainSafe.docx
+++ b/manuscript/NAR_WebServer_BrainSafe.docx
@@ -807,7 +807,7 @@
         <w:t xml:space="preserve"> </w:t>
       </w:r>
       <w:r>
-        <w:t xml:space="preserve">at. Recovering these added 21,994 measured non-binders across 57 endpoints and reduced the endpoints</w:t>
+        <w:t xml:space="preserve">at. Recovering these added 29,751 measured non-binders across 57 endpoints and reduced the endpoints</w:t>
       </w:r>
       <w:r>
         <w:t xml:space="preserve"> </w:t>
@@ -4071,7 +4071,7 @@
         <w:t xml:space="preserve"> </w:t>
       </w:r>
       <w:r>
-        <w:t xml:space="preserve">which each check was written so that it could fail. Five of six pass; the sixth, shown at the same</w:t>
+        <w:t xml:space="preserve">which each check was written so that it could fail. All six pass, one of them only after its controls were corrected; each is shown at the same</w:t>
       </w:r>
       <w:r>
         <w:t xml:space="preserve"> </w:t>

--- a/manuscript/NAR_WebServer_BrainSafe.docx
+++ b/manuscript/NAR_WebServer_BrainSafe.docx
@@ -689,7 +689,25 @@
         <w:t xml:space="preserve"> </w:t>
       </w:r>
       <w:r>
-        <w:t xml:space="preserve">alone; across the deployed panel those sets span from 387 compounds (KEAP1) to 10,276 (hERG).</w:t>
+        <w:t xml:space="preserve">alone; across the deployed panel those sets span from 387 compounds (KEAP1) to 10,276 (hERG),</w:t>
+      </w:r>
+      <w:r>
+        <w:t xml:space="preserve"> </w:t>
+      </w:r>
+      <w:r>
+        <w:t xml:space="preserve">with a median of 3,789. That set is every deployed model owning a table in data/endpoints, the</w:t>
+      </w:r>
+      <w:r>
+        <w:t xml:space="preserve"> </w:t>
+      </w:r>
+      <w:r>
+        <w:t xml:space="preserve">barrier model included; excluding it, since it is an exposure rather than a target endpoint,</w:t>
+      </w:r>
+      <w:r>
+        <w:t xml:space="preserve"> </w:t>
+      </w:r>
+      <w:r>
+        <w:t xml:space="preserve">gives 54 tables and a median of 3,587.</w:t>
       </w:r>
     </w:p>
     <w:p>
@@ -1074,49 +1092,67 @@
         <w:t xml:space="preserve"> </w:t>
       </w:r>
       <w:r>
-        <w:t xml:space="preserve">split the random forest leads classification at 0.9228 mean AUROC, ahead of histogram gradient</w:t>
-      </w:r>
-      <w:r>
-        <w:t xml:space="preserve"> </w:t>
-      </w:r>
-      <w:r>
-        <w:t xml:space="preserve">boosting (0.9160), XGBoost (0.9144), the read-across (0.8844) and logistic regression (0.8338), and</w:t>
-      </w:r>
-      <w:r>
-        <w:t xml:space="preserve"> </w:t>
-      </w:r>
-      <w:r>
-        <w:t xml:space="preserve">it exceeds the read-across on all thirteen endpoints. It does not lead regression: XGBoost and</w:t>
-      </w:r>
-      <w:r>
-        <w:t xml:space="preserve"> </w:t>
-      </w:r>
-      <w:r>
-        <w:t xml:space="preserve">histogram gradient boosting reach mean scaffold R² of 0.5453 and 0.5452 against 0.5186. A random</w:t>
-      </w:r>
-      <w:r>
-        <w:t xml:space="preserve"> </w:t>
-      </w:r>
-      <w:r>
-        <w:t xml:space="preserve">forest is nonetheless deployed everywhere, because it leads where the principal claims are made,</w:t>
-      </w:r>
-      <w:r>
-        <w:t xml:space="preserve"> </w:t>
-      </w:r>
-      <w:r>
-        <w:t xml:space="preserve">calibrates stably, supplies the vote distribution the conformal layer consumes, and needs no GPU. The</w:t>
-      </w:r>
-      <w:r>
-        <w:t xml:space="preserve"> </w:t>
-      </w:r>
-      <w:r>
-        <w:t xml:space="preserve">cost of that uniformity is about 0.03 R² on the potency regressions and is stated rather than left</w:t>
-      </w:r>
-      <w:r>
-        <w:t xml:space="preserve"> </w:t>
-      </w:r>
-      <w:r>
-        <w:t xml:space="preserve">for a reader to find.</w:t>
+        <w:t xml:space="preserve">split the random forest leads classification at 0.9212 mean AUROC, ahead of XGBoost (0.9156),</w:t>
+      </w:r>
+      <w:r>
+        <w:t xml:space="preserve"> </w:t>
+      </w:r>
+      <w:r>
+        <w:t xml:space="preserve">histogram gradient boosting (0.9149), the read-across (0.8829) and logistic regression (0.8352), and</w:t>
+      </w:r>
+      <w:r>
+        <w:t xml:space="preserve"> </w:t>
+      </w:r>
+      <w:r>
+        <w:t xml:space="preserve">it exceeds the read-across on all thirteen endpoints, by margins running from 0.0095 at D2 to 0.1099</w:t>
+      </w:r>
+      <w:r>
+        <w:t xml:space="preserve"> </w:t>
+      </w:r>
+      <w:r>
+        <w:t xml:space="preserve">on the antioxidant assay. It is best on seven of the eight classification endpoints, losing AChE to</w:t>
+      </w:r>
+      <w:r>
+        <w:t xml:space="preserve"> </w:t>
+      </w:r>
+      <w:r>
+        <w:t xml:space="preserve">histogram gradient boosting at 0.9148 against 0.9241. It does not lead regression at all: histogram</w:t>
+      </w:r>
+      <w:r>
+        <w:t xml:space="preserve"> </w:t>
+      </w:r>
+      <w:r>
+        <w:t xml:space="preserve">gradient boosting and XGBoost reach mean scaffold R² of 0.5424 and 0.5413 against 0.5190, and the</w:t>
+      </w:r>
+      <w:r>
+        <w:t xml:space="preserve"> </w:t>
+      </w:r>
+      <w:r>
+        <w:t xml:space="preserve">forest is best on none of the five. A random forest is nonetheless deployed everywhere, because it</w:t>
+      </w:r>
+      <w:r>
+        <w:t xml:space="preserve"> </w:t>
+      </w:r>
+      <w:r>
+        <w:t xml:space="preserve">leads where the principal claims are made, calibrates stably, supplies the vote distribution the</w:t>
+      </w:r>
+      <w:r>
+        <w:t xml:space="preserve"> </w:t>
+      </w:r>
+      <w:r>
+        <w:t xml:space="preserve">conformal layer consumes, does not extrapolate beyond the training range, and is exactly rather than</w:t>
+      </w:r>
+      <w:r>
+        <w:t xml:space="preserve"> </w:t>
+      </w:r>
+      <w:r>
+        <w:t xml:space="preserve">approximately explainable by TreeSHAP (23). The cost of that uniformity is 0.023 mean R² on</w:t>
+      </w:r>
+      <w:r>
+        <w:t xml:space="preserve"> </w:t>
+      </w:r>
+      <w:r>
+        <w:t xml:space="preserve">the potency regressions and is stated rather than left for a reader to find.</w:t>
       </w:r>
     </w:p>
     <w:bookmarkEnd w:id="13"/>
@@ -1140,7 +1176,7 @@
         <w:t xml:space="preserve"> </w:t>
       </w:r>
       <w:r>
-        <w:t xml:space="preserve">Bemis-Murcko scaffolds (23) that withholds entire structural classes. The two answer</w:t>
+        <w:t xml:space="preserve">Bemis-Murcko scaffolds (24) that withholds entire structural classes. The two answer</w:t>
       </w:r>
       <w:r>
         <w:t xml:space="preserve"> </w:t>
@@ -1184,7 +1220,7 @@
         <w:pStyle w:val="BodyText"/>
       </w:pPr>
       <w:r>
-        <w:t xml:space="preserve">Classifiers are isotonically calibrated (24) on out-of-fold predictions, so no compound</w:t>
+        <w:t xml:space="preserve">Classifiers are isotonically calibrated (25) on out-of-fold predictions, so no compound</w:t>
       </w:r>
       <w:r>
         <w:t xml:space="preserve"> </w:t>
@@ -1253,7 +1289,7 @@
         <w:t xml:space="preserve"> </w:t>
       </w:r>
       <w:r>
-        <w:t xml:space="preserve">applicability domain from a caveat into a coverage statement (25): empirical coverage is</w:t>
+        <w:t xml:space="preserve">applicability domain from a caveat into a coverage statement (26): empirical coverage is</w:t>
       </w:r>
       <w:r>
         <w:t xml:space="preserve"> </w:t>
@@ -1265,7 +1301,7 @@
         <w:t xml:space="preserve"> </w:t>
       </w:r>
       <w:r>
-        <w:t xml:space="preserve">similarity of the query to that endpoint’s own measured chemistry (26), reported with the</w:t>
+        <w:t xml:space="preserve">similarity of the query to that endpoint’s own measured chemistry (27), reported with the</w:t>
       </w:r>
       <w:r>
         <w:t xml:space="preserve"> </w:t>
@@ -1307,13 +1343,13 @@
         <w:t xml:space="preserve"> </w:t>
       </w:r>
       <w:r>
-        <w:t xml:space="preserve">property-matched decoys (27) with Tanimoto below 0.35 to any positive. Binder classifiers use</w:t>
-      </w:r>
-      <w:r>
-        <w:t xml:space="preserve"> </w:t>
-      </w:r>
-      <w:r>
-        <w:t xml:space="preserve">sigmoid calibration (28), because the withheld set for one endpoint is often too small to fit a</w:t>
+        <w:t xml:space="preserve">property-matched decoys (28) with Tanimoto below 0.35 to any positive. Binder classifiers use</w:t>
+      </w:r>
+      <w:r>
+        <w:t xml:space="preserve"> </w:t>
+      </w:r>
+      <w:r>
+        <w:t xml:space="preserve">sigmoid calibration (29), because the withheld set for one endpoint is often too small to fit a</w:t>
       </w:r>
       <w:r>
         <w:t xml:space="preserve"> </w:t>
@@ -1411,13 +1447,13 @@
         <w:t xml:space="preserve"> </w:t>
       </w:r>
       <w:r>
-        <w:t xml:space="preserve">informs, anchored to KEGG synapse and disease maps (29), the Reactome KEAP1-NFE2L2 oxidative</w:t>
-      </w:r>
-      <w:r>
-        <w:t xml:space="preserve"> </w:t>
-      </w:r>
-      <w:r>
-        <w:t xml:space="preserve">stress response (30) and IUPHAR/BPS Guide to Pharmacology associations (31). A</w:t>
+        <w:t xml:space="preserve">informs, anchored to KEGG synapse and disease maps (30), the Reactome KEAP1-NFE2L2 oxidative</w:t>
+      </w:r>
+      <w:r>
+        <w:t xml:space="preserve"> </w:t>
+      </w:r>
+      <w:r>
+        <w:t xml:space="preserve">stress response (31) and IUPHAR/BPS Guide to Pharmacology associations (32). A</w:t>
       </w:r>
       <w:r>
         <w:t xml:space="preserve"> </w:t>
@@ -1443,7 +1479,7 @@
         <w:pStyle w:val="BodyText"/>
       </w:pPr>
       <w:r>
-        <w:t xml:space="preserve">The server is a single-page application built with Streamlit (32) and RDKit (33),</w:t>
+        <w:t xml:space="preserve">The server is a single-page application built with Streamlit (33) and RDKit (34),</w:t>
       </w:r>
       <w:r>
         <w:t xml:space="preserve"> </w:t>
@@ -1664,7 +1700,7 @@
         <w:t xml:space="preserve"> </w:t>
       </w:r>
       <w:r>
-        <w:t xml:space="preserve">TreeExplainer (34), which is exact for a random forest rather than an approximation, recover</w:t>
+        <w:t xml:space="preserve">TreeExplainer (23), which is exact for a random forest rather than an approximation, recover</w:t>
       </w:r>
       <w:r>
         <w:t xml:space="preserve"> </w:t>
@@ -2204,7 +2240,7 @@
         <w:t xml:space="preserve"> </w:t>
       </w:r>
       <w:r>
-        <w:t xml:space="preserve">SHAP attributions computed with TreeExplainer (34), which is exact for a</w:t>
+        <w:t xml:space="preserve">SHAP attributions computed with TreeExplainer (23), which is exact for a</w:t>
       </w:r>
       <w:r>
         <w:t xml:space="preserve"> </w:t>
@@ -4850,7 +4886,7 @@
         </w:numPr>
       </w:pPr>
       <w:r>
-        <w:t xml:space="preserve">Bemis G, Murcko M. The Properties of Known Drugs. 1. Molecular Frameworks. Journal of Medicinal Chemistry. 1996. doi:10.1021/jm9602928.</w:t>
+        <w:t xml:space="preserve">Lundberg S, Erion G, Chen H et al. From local explanations to global understanding with explainable AI for trees. Nature Machine Intelligence. 2020. doi:10.1038/s42256-019-0138-9.</w:t>
       </w:r>
     </w:p>
     <w:p>
@@ -4862,7 +4898,7 @@
         </w:numPr>
       </w:pPr>
       <w:r>
-        <w:t xml:space="preserve">Niculescu-Mizil A, Caruana R. Predicting good probabilities with supervised learning. Proceedings of the 22nd international conference on Machine learning - ICML ’05. 2005. doi:10.1145/1102351.1102430.</w:t>
+        <w:t xml:space="preserve">Bemis G, Murcko M. The Properties of Known Drugs. 1. Molecular Frameworks. Journal of Medicinal Chemistry. 1996. doi:10.1021/jm9602928.</w:t>
       </w:r>
     </w:p>
     <w:p>
@@ -4874,7 +4910,7 @@
         </w:numPr>
       </w:pPr>
       <w:r>
-        <w:t xml:space="preserve">Norinder U, Carlsson L, Boyer S et al. Introducing Conformal Prediction in Predictive Modeling. A Transparent and Flexible Alternative to Applicability Domain Determination. Journal of Chemical Information and Modeling. 2014. doi:10.1021/ci5001168.</w:t>
+        <w:t xml:space="preserve">Niculescu-Mizil A, Caruana R. Predicting good probabilities with supervised learning. Proceedings of the 22nd international conference on Machine learning - ICML ’05. 2005. doi:10.1145/1102351.1102430.</w:t>
       </w:r>
     </w:p>
     <w:p>
@@ -4886,7 +4922,7 @@
         </w:numPr>
       </w:pPr>
       <w:r>
-        <w:t xml:space="preserve">Jaworska J, Nikolova-Jeliazkova N, Aldenberg T. QSAR Applicability Domain Estimation by Projection of the Training Set in Descriptor Space: A Review. Alternatives to Laboratory Animals. 2005. doi:10.1177/026119290503300508.</w:t>
+        <w:t xml:space="preserve">Norinder U, Carlsson L, Boyer S et al. Introducing Conformal Prediction in Predictive Modeling. A Transparent and Flexible Alternative to Applicability Domain Determination. Journal of Chemical Information and Modeling. 2014. doi:10.1021/ci5001168.</w:t>
       </w:r>
     </w:p>
     <w:p>
@@ -4898,7 +4934,7 @@
         </w:numPr>
       </w:pPr>
       <w:r>
-        <w:t xml:space="preserve">Mysinger M, Carchia M, Irwin J et al. Directory of Useful Decoys, Enhanced (DUD-E): Better Ligands and Decoys for Better Benchmarking. Journal of Medicinal Chemistry. 2012. doi:10.1021/jm300687e.</w:t>
+        <w:t xml:space="preserve">Jaworska J, Nikolova-Jeliazkova N, Aldenberg T. QSAR Applicability Domain Estimation by Projection of the Training Set in Descriptor Space: A Review. Alternatives to Laboratory Animals. 2005. doi:10.1177/026119290503300508.</w:t>
       </w:r>
     </w:p>
     <w:p>
@@ -4910,7 +4946,7 @@
         </w:numPr>
       </w:pPr>
       <w:r>
-        <w:t xml:space="preserve">Lin H, Lin C, Weng R. A note on Platt’s probabilistic outputs for support vector machines. Machine Learning. 2007. doi:10.1007/s10994-007-5018-6.</w:t>
+        <w:t xml:space="preserve">Mysinger M, Carchia M, Irwin J et al. Directory of Useful Decoys, Enhanced (DUD-E): Better Ligands and Decoys for Better Benchmarking. Journal of Medicinal Chemistry. 2012. doi:10.1021/jm300687e.</w:t>
       </w:r>
     </w:p>
     <w:p>
@@ -4922,7 +4958,7 @@
         </w:numPr>
       </w:pPr>
       <w:r>
-        <w:t xml:space="preserve">Kanehisa M, Goto S. KEGG: kyoto encyclopedia of genes and genomes. Nucleic acids research. 2000. doi:10.1093/nar/28.1.27.</w:t>
+        <w:t xml:space="preserve">Lin H, Lin C, Weng R. A note on Platt’s probabilistic outputs for support vector machines. Machine Learning. 2007. doi:10.1007/s10994-007-5018-6.</w:t>
       </w:r>
     </w:p>
     <w:p>
@@ -4934,7 +4970,7 @@
         </w:numPr>
       </w:pPr>
       <w:r>
-        <w:t xml:space="preserve">Milacic M, Beavers D, Conley P, Gong C, Gillespie M, Griss J, Haw R, Jassal B, Matthews L, May B, Petryszak R, Ragueneau E, Rothfels K, Sevilla C, Shamovsky V, Stephan R, Tiwari K, Varusai T, Weiser J, Wright A, Wu G, Stein L, Hermjakob H, D’Eustachio P. The Reactome Pathway Knowledgebase 2024. Nucleic acids research. 2024. doi:10.1093/nar/gkad1025.</w:t>
+        <w:t xml:space="preserve">Kanehisa M, Goto S. KEGG: kyoto encyclopedia of genes and genomes. Nucleic acids research. 2000. doi:10.1093/nar/28.1.27.</w:t>
       </w:r>
     </w:p>
     <w:p>
@@ -4946,7 +4982,7 @@
         </w:numPr>
       </w:pPr>
       <w:r>
-        <w:t xml:space="preserve">Harding SD, Armstrong JF, Faccenda E, Southan C, Alexander SPH, Davenport AP, Spedding M, Davies JA. The IUPHAR/BPS Guide to PHARMACOLOGY in 2024. Nucleic acids research. 2024. doi:10.1093/nar/gkad944.</w:t>
+        <w:t xml:space="preserve">Milacic M, Beavers D, Conley P, Gong C, Gillespie M, Griss J, Haw R, Jassal B, Matthews L, May B, Petryszak R, Ragueneau E, Rothfels K, Sevilla C, Shamovsky V, Stephan R, Tiwari K, Varusai T, Weiser J, Wright A, Wu G, Stein L, Hermjakob H, D’Eustachio P. The Reactome Pathway Knowledgebase 2024. Nucleic acids research. 2024. doi:10.1093/nar/gkad1025.</w:t>
       </w:r>
     </w:p>
     <w:p>
@@ -4958,7 +4994,7 @@
         </w:numPr>
       </w:pPr>
       <w:r>
-        <w:t xml:space="preserve">Streamlit: an open-source app framework. https://streamlit.io</w:t>
+        <w:t xml:space="preserve">Harding SD, Armstrong JF, Faccenda E, Southan C, Alexander SPH, Davenport AP, Spedding M, Davies JA. The IUPHAR/BPS Guide to PHARMACOLOGY in 2024. Nucleic acids research. 2024. doi:10.1093/nar/gkad944.</w:t>
       </w:r>
     </w:p>
     <w:p>
@@ -4970,7 +5006,7 @@
         </w:numPr>
       </w:pPr>
       <w:r>
-        <w:t xml:space="preserve">RDKit: Open-source cheminformatics. https://www.rdkit.org</w:t>
+        <w:t xml:space="preserve">Streamlit: an open-source app framework. https://streamlit.io</w:t>
       </w:r>
     </w:p>
     <w:p>
@@ -4982,7 +5018,7 @@
         </w:numPr>
       </w:pPr>
       <w:r>
-        <w:t xml:space="preserve">Lundberg S, Erion G, Chen H et al. From local explanations to global understanding with explainable AI for trees. Nature Machine Intelligence. 2020. doi:10.1038/s42256-019-0138-9.</w:t>
+        <w:t xml:space="preserve">RDKit: Open-source cheminformatics. https://www.rdkit.org</w:t>
       </w:r>
     </w:p>
     <w:p>
